--- a/APLOS/POPResources/Templates/Srv20181Bengali.docx
+++ b/APLOS/POPResources/Templates/Srv20181Bengali.docx
@@ -1,56 +1,250 @@
 
 <file path=word/document.xml><?xml version="1.0" encoding="utf-8"?>
-<w:document xmlns:wpc="http://schemas.microsoft.com/office/word/2010/wordprocessingCanvas" xmlns:cx="http://schemas.microsoft.com/office/drawing/2014/chartex" xmlns:cx1="http://schemas.microsoft.com/office/drawing/2015/9/8/chartex" xmlns:cx2="http://schemas.microsoft.com/office/drawing/2015/10/21/chartex" xmlns:cx3="http://schemas.microsoft.com/office/drawing/2016/5/9/chartex" xmlns:cx4="http://schemas.microsoft.com/office/drawing/2016/5/10/chartex" xmlns:cx5="http://schemas.microsoft.com/office/drawing/2016/5/11/chartex" xmlns:cx6="http://schemas.microsoft.com/office/drawing/2016/5/12/chartex" xmlns:cx7="http://schemas.microsoft.com/office/drawing/2016/5/13/chartex" xmlns:cx8="http://schemas.microsoft.com/office/drawing/2016/5/14/chartex" xmlns:mc="http://schemas.openxmlformats.org/markup-compatibility/2006" xmlns:aink="http://schemas.microsoft.com/office/drawing/2016/ink" xmlns:am3d="http://schemas.microsoft.com/office/drawing/2017/model3d" xmlns:o="urn:schemas-microsoft-com:office:office" xmlns:oel="http://schemas.microsoft.com/office/2019/extlst" xmlns:r="http://schemas.openxmlformats.org/officeDocument/2006/relationships" xmlns:m="http://schemas.openxmlformats.org/officeDocument/2006/math" xmlns:v="urn:schemas-microsoft-com:vml" xmlns:wp14="http://schemas.microsoft.com/office/word/2010/wordprocessingDrawing" xmlns:wp="http://schemas.openxmlformats.org/drawingml/2006/wordprocessingDrawing" xmlns:w10="urn:schemas-microsoft-com:office:word" xmlns:w="http://schemas.openxmlformats.org/wordprocessingml/2006/main" xmlns:w14="http://schemas.microsoft.com/office/word/2010/wordml" xmlns:w15="http://schemas.microsoft.com/office/word/2012/wordml" xmlns:w16cex="http://schemas.microsoft.com/office/word/2018/wordml/cex" xmlns:w16cid="http://schemas.microsoft.com/office/word/2016/wordml/cid" xmlns:w16="http://schemas.microsoft.com/office/word/2018/wordml" xmlns:w16sdtdh="http://schemas.microsoft.com/office/word/2020/wordml/sdtdatahash" xmlns:w16se="http://schemas.microsoft.com/office/word/2015/wordml/symex" xmlns:wpg="http://schemas.microsoft.com/office/word/2010/wordprocessingGroup" xmlns:wpi="http://schemas.microsoft.com/office/word/2010/wordprocessingInk" xmlns:wne="http://schemas.microsoft.com/office/word/2006/wordml" xmlns:wps="http://schemas.microsoft.com/office/word/2010/wordprocessingShape" mc:Ignorable="w14 w15 w16se w16cid w16 w16cex w16sdtdh wp14">
+<w:document xmlns:wpc="http://schemas.microsoft.com/office/word/2010/wordprocessingCanvas" xmlns:cx="http://schemas.microsoft.com/office/drawing/2014/chartex" xmlns:cx1="http://schemas.microsoft.com/office/drawing/2015/9/8/chartex" xmlns:cx2="http://schemas.microsoft.com/office/drawing/2015/10/21/chartex" xmlns:cx3="http://schemas.microsoft.com/office/drawing/2016/5/9/chartex" xmlns:cx4="http://schemas.microsoft.com/office/drawing/2016/5/10/chartex" xmlns:cx5="http://schemas.microsoft.com/office/drawing/2016/5/11/chartex" xmlns:cx6="http://schemas.microsoft.com/office/drawing/2016/5/12/chartex" xmlns:cx7="http://schemas.microsoft.com/office/drawing/2016/5/13/chartex" xmlns:cx8="http://schemas.microsoft.com/office/drawing/2016/5/14/chartex" xmlns:mc="http://schemas.openxmlformats.org/markup-compatibility/2006" xmlns:aink="http://schemas.microsoft.com/office/drawing/2016/ink" xmlns:am3d="http://schemas.microsoft.com/office/drawing/2017/model3d" xmlns:o="urn:schemas-microsoft-com:office:office" xmlns:oel="http://schemas.microsoft.com/office/2019/extlst" xmlns:r="http://schemas.openxmlformats.org/officeDocument/2006/relationships" xmlns:m="http://schemas.openxmlformats.org/officeDocument/2006/math" xmlns:v="urn:schemas-microsoft-com:vml" xmlns:wp14="http://schemas.microsoft.com/office/word/2010/wordprocessingDrawing" xmlns:wp="http://schemas.openxmlformats.org/drawingml/2006/wordprocessingDrawing" xmlns:w10="urn:schemas-microsoft-com:office:word" xmlns:w="http://schemas.openxmlformats.org/wordprocessingml/2006/main" xmlns:w14="http://schemas.microsoft.com/office/word/2010/wordml" xmlns:w15="http://schemas.microsoft.com/office/word/2012/wordml" xmlns:w16cex="http://schemas.microsoft.com/office/word/2018/wordml/cex" xmlns:w16cid="http://schemas.microsoft.com/office/word/2016/wordml/cid" xmlns:w16="http://schemas.microsoft.com/office/word/2018/wordml" xmlns:w16du="http://schemas.microsoft.com/office/word/2023/wordml/word16du" xmlns:w16sdtdh="http://schemas.microsoft.com/office/word/2020/wordml/sdtdatahash" xmlns:w16sdtfl="http://schemas.microsoft.com/office/word/2024/wordml/sdtformatlock" xmlns:w16se="http://schemas.microsoft.com/office/word/2015/wordml/symex" xmlns:wpg="http://schemas.microsoft.com/office/word/2010/wordprocessingGroup" xmlns:wpi="http://schemas.microsoft.com/office/word/2010/wordprocessingInk" xmlns:wne="http://schemas.microsoft.com/office/word/2006/wordml" xmlns:wps="http://schemas.microsoft.com/office/word/2010/wordprocessingShape" mc:Ignorable="w14 w15 w16se w16cid w16 w16cex w16sdtdh w16sdtfl w16du wp14">
   <w:body>
     <w:p>
       <w:pPr>
         <w:shd w:val="clear" w:color="auto" w:fill="FFFFFF"/>
-        <w:spacing w:after="0" w:line="240" w:lineRule="auto"/>
-        <w:jc w:val="center"/>
-        <w:outlineLvl w:val="1"/>
-        <w:rPr>
-          <w:rFonts w:ascii="Kalpurush" w:eastAsia="Times New Roman" w:hAnsi="Kalpurush" w:cs="Kalpurush"/>
-          <w:color w:val="000000"/>
-          <w:sz w:val="28"/>
-          <w:cs/>
-        </w:rPr>
-      </w:pPr>
-      <w:r>
-        <w:rPr>
-          <w:rFonts w:ascii="Kalpurush" w:eastAsia="Times New Roman" w:hAnsi="Kalpurush" w:cs="Kalpurush"/>
-          <w:color w:val="000000" w:themeColor="text1"/>
-          <w:sz w:val="28"/>
-          <w:u w:val="single"/>
-          <w:cs/>
-        </w:rPr>
-        <w:t>সার্ভিস বহি</w:t>
-      </w:r>
-    </w:p>
-    <w:p>
-      <w:pPr>
         <w:tabs>
-          <w:tab w:val="center" w:pos="5400"/>
-          <w:tab w:val="right" w:pos="10800"/>
+          <w:tab w:val="left" w:pos="6270"/>
         </w:tabs>
         <w:spacing w:after="0" w:line="240" w:lineRule="auto"/>
-        <w:jc w:val="center"/>
         <w:outlineLvl w:val="1"/>
         <w:rPr>
           <w:rFonts w:ascii="Kalpurush" w:eastAsia="Times New Roman" w:hAnsi="Kalpurush" w:cs="Kalpurush"/>
-          <w:color w:val="FFFFFF" w:themeColor="background1"/>
-          <w:sz w:val="28"/>
+          <w:b/>
+          <w:bCs/>
+          <w:color w:val="000000"/>
+          <w:sz w:val="30"/>
+          <w:szCs w:val="30"/>
           <w:u w:val="single"/>
         </w:rPr>
       </w:pPr>
+      <w:bookmarkStart w:id="0" w:name="_Hlk178074471"/>
       <w:r>
         <w:rPr>
-          <w:rFonts w:ascii="Kalpurush" w:eastAsia="Times New Roman" w:hAnsi="Kalpurush" w:cs="Kalpurush"/>
-          <w:b/>
-          <w:color w:val="000000"/>
-          <w:sz w:val="28"/>
-          <w:cs/>
-        </w:rPr>
-        <w:t xml:space="preserve">ID No. : </w:t>
+          <w:noProof/>
+        </w:rPr>
+        <mc:AlternateContent>
+          <mc:Choice Requires="wps">
+            <w:drawing>
+              <wp:anchor distT="0" distB="0" distL="114300" distR="114300" simplePos="0" relativeHeight="251659264" behindDoc="1" locked="0" layoutInCell="1" allowOverlap="1" wp14:anchorId="37C53C17" wp14:editId="429CDFB6">
+                <wp:simplePos x="0" y="0"/>
+                <wp:positionH relativeFrom="column">
+                  <wp:posOffset>4238625</wp:posOffset>
+                </wp:positionH>
+                <wp:positionV relativeFrom="paragraph">
+                  <wp:posOffset>19050</wp:posOffset>
+                </wp:positionV>
+                <wp:extent cx="1104900" cy="523875"/>
+                <wp:effectExtent l="0" t="0" r="19050" b="28575"/>
+                <wp:wrapThrough wrapText="bothSides">
+                  <wp:wrapPolygon edited="0">
+                    <wp:start x="0" y="0"/>
+                    <wp:lineTo x="0" y="21993"/>
+                    <wp:lineTo x="21600" y="21993"/>
+                    <wp:lineTo x="21600" y="0"/>
+                    <wp:lineTo x="0" y="0"/>
+                  </wp:wrapPolygon>
+                </wp:wrapThrough>
+                <wp:docPr id="2" name="Rectangle 5"/>
+                <wp:cNvGraphicFramePr/>
+                <a:graphic xmlns:a="http://schemas.openxmlformats.org/drawingml/2006/main">
+                  <a:graphicData uri="http://schemas.microsoft.com/office/word/2010/wordprocessingShape">
+                    <wps:wsp>
+                      <wps:cNvSpPr/>
+                      <wps:spPr>
+                        <a:xfrm>
+                          <a:off x="0" y="0"/>
+                          <a:ext cx="1104900" cy="523875"/>
+                        </a:xfrm>
+                        <a:prstGeom prst="rect">
+                          <a:avLst/>
+                        </a:prstGeom>
+                        <a:solidFill>
+                          <a:srgbClr val="FFFFFF"/>
+                        </a:solidFill>
+                        <a:ln w="19050" cap="flat" cmpd="sng">
+                          <a:solidFill>
+                            <a:schemeClr val="tx1"/>
+                          </a:solidFill>
+                          <a:prstDash val="solid"/>
+                        </a:ln>
+                      </wps:spPr>
+                      <wps:txbx>
+                        <w:txbxContent>
+                          <w:p>
+                            <w:pPr>
+                              <w:spacing w:after="0" w:line="240" w:lineRule="auto"/>
+                              <w:jc w:val="center"/>
+                              <w:rPr>
+                                <w:rFonts w:ascii="Kalpurush" w:eastAsia="Kalpurush" w:hAnsi="Kalpurush" w:cs="Kalpurush"/>
+                                <w:b/>
+                                <w:bCs/>
+                                <w:color w:val="000000" w:themeColor="text1"/>
+                                <w:sz w:val="24"/>
+                                <w:szCs w:val="32"/>
+                                <w14:textOutline w14:w="9525" w14:cap="rnd" w14:cmpd="sng" w14:algn="ctr">
+                                  <w14:noFill/>
+                                  <w14:prstDash w14:val="solid"/>
+                                  <w14:bevel/>
+                                </w14:textOutline>
+                              </w:rPr>
+                            </w:pPr>
+                            <w:r>
+                              <w:rPr>
+                                <w:rFonts w:ascii="Kalpurush" w:eastAsia="Kalpurush" w:hAnsi="Kalpurush" w:cs="Kalpurush"/>
+                                <w:b/>
+                                <w:bCs/>
+                                <w:color w:val="000000" w:themeColor="text1"/>
+                                <w:sz w:val="24"/>
+                                <w:szCs w:val="32"/>
+                                <w14:textOutline w14:w="9525" w14:cap="rnd" w14:cmpd="sng" w14:algn="ctr">
+                                  <w14:noFill/>
+                                  <w14:prstDash w14:val="solid"/>
+                                  <w14:bevel/>
+                                </w14:textOutline>
+                              </w:rPr>
+                              <w:t>Service Book</w:t>
+                            </w:r>
+                          </w:p>
+                          <w:p>
+                            <w:pPr>
+                              <w:spacing w:after="0" w:line="240" w:lineRule="auto"/>
+                              <w:jc w:val="center"/>
+                              <w:rPr>
+                                <w:rFonts w:ascii="Kalpurush" w:eastAsia="Kalpurush" w:hAnsi="Kalpurush" w:cs="Kalpurush"/>
+                                <w:b/>
+                                <w:bCs/>
+                                <w:color w:val="000000" w:themeColor="text1"/>
+                                <w:sz w:val="24"/>
+                                <w:szCs w:val="32"/>
+                                <w14:textOutline w14:w="9525" w14:cap="rnd" w14:cmpd="sng" w14:algn="ctr">
+                                  <w14:noFill/>
+                                  <w14:prstDash w14:val="solid"/>
+                                  <w14:bevel/>
+                                </w14:textOutline>
+                              </w:rPr>
+                            </w:pPr>
+                            <w:r>
+                              <w:rPr>
+                                <w:rFonts w:ascii="Kalpurush" w:eastAsia="Times New Roman" w:hAnsi="Kalpurush" w:cs="Kalpurush"/>
+                                <w:b/>
+                                <w:color w:val="000000" w:themeColor="text1"/>
+                                <w:sz w:val="24"/>
+                                <w:szCs w:val="32"/>
+                                <w:cs/>
+                                <w14:textOutline w14:w="9525" w14:cap="rnd" w14:cmpd="sng" w14:algn="ctr">
+                                  <w14:noFill/>
+                                  <w14:prstDash w14:val="solid"/>
+                                  <w14:bevel/>
+                                </w14:textOutline>
+                              </w:rPr>
+                              <w:t>সার্ভিস বই</w:t>
+                            </w:r>
+                          </w:p>
+                        </w:txbxContent>
+                      </wps:txbx>
+                      <wps:bodyPr rot="0" spcFirstLastPara="0" vertOverflow="overflow" horzOverflow="overflow" vert="horz" wrap="square" lIns="0" tIns="0" rIns="0" bIns="0" numCol="1" spcCol="0" rtlCol="0" fromWordArt="0" anchor="ctr" anchorCtr="0" forceAA="0" compatLnSpc="1">
+                        <a:prstTxWarp prst="textNoShape">
+                          <a:avLst/>
+                        </a:prstTxWarp>
+                        <a:noAutofit/>
+                      </wps:bodyPr>
+                    </wps:wsp>
+                  </a:graphicData>
+                </a:graphic>
+                <wp14:sizeRelH relativeFrom="margin">
+                  <wp14:pctWidth>0</wp14:pctWidth>
+                </wp14:sizeRelH>
+                <wp14:sizeRelV relativeFrom="margin">
+                  <wp14:pctHeight>0</wp14:pctHeight>
+                </wp14:sizeRelV>
+              </wp:anchor>
+            </w:drawing>
+          </mc:Choice>
+          <mc:Fallback>
+            <w:pict>
+              <v:rect w14:anchorId="37C53C17" id="Rectangle 5" o:spid="_x0000_s1026" style="position:absolute;margin-left:333.75pt;margin-top:1.5pt;width:87pt;height:41.25pt;z-index:-251657216;visibility:visible;mso-wrap-style:square;mso-width-percent:0;mso-height-percent:0;mso-wrap-distance-left:9pt;mso-wrap-distance-top:0;mso-wrap-distance-right:9pt;mso-wrap-distance-bottom:0;mso-position-horizontal:absolute;mso-position-horizontal-relative:text;mso-position-vertical:absolute;mso-position-vertical-relative:text;mso-width-percent:0;mso-height-percent:0;mso-width-relative:margin;mso-height-relative:margin;v-text-anchor:middle" o:gfxdata="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" strokecolor="black [3213]" strokeweight="1.5pt">
+                <v:textbox inset="0,0,0,0">
+                  <w:txbxContent>
+                    <w:p>
+                      <w:pPr>
+                        <w:spacing w:after="0" w:line="240" w:lineRule="auto"/>
+                        <w:jc w:val="center"/>
+                        <w:rPr>
+                          <w:rFonts w:ascii="Kalpurush" w:eastAsia="Kalpurush" w:hAnsi="Kalpurush" w:cs="Kalpurush"/>
+                          <w:b/>
+                          <w:bCs/>
+                          <w:color w:val="000000" w:themeColor="text1"/>
+                          <w:sz w:val="24"/>
+                          <w:szCs w:val="32"/>
+                          <w14:textOutline w14:w="9525" w14:cap="rnd" w14:cmpd="sng" w14:algn="ctr">
+                            <w14:noFill/>
+                            <w14:prstDash w14:val="solid"/>
+                            <w14:bevel/>
+                          </w14:textOutline>
+                        </w:rPr>
+                      </w:pPr>
+                      <w:r>
+                        <w:rPr>
+                          <w:rFonts w:ascii="Kalpurush" w:eastAsia="Kalpurush" w:hAnsi="Kalpurush" w:cs="Kalpurush"/>
+                          <w:b/>
+                          <w:bCs/>
+                          <w:color w:val="000000" w:themeColor="text1"/>
+                          <w:sz w:val="24"/>
+                          <w:szCs w:val="32"/>
+                          <w14:textOutline w14:w="9525" w14:cap="rnd" w14:cmpd="sng" w14:algn="ctr">
+                            <w14:noFill/>
+                            <w14:prstDash w14:val="solid"/>
+                            <w14:bevel/>
+                          </w14:textOutline>
+                        </w:rPr>
+                        <w:t>Service Book</w:t>
+                      </w:r>
+                    </w:p>
+                    <w:p>
+                      <w:pPr>
+                        <w:spacing w:after="0" w:line="240" w:lineRule="auto"/>
+                        <w:jc w:val="center"/>
+                        <w:rPr>
+                          <w:rFonts w:ascii="Kalpurush" w:eastAsia="Kalpurush" w:hAnsi="Kalpurush" w:cs="Kalpurush"/>
+                          <w:b/>
+                          <w:bCs/>
+                          <w:color w:val="000000" w:themeColor="text1"/>
+                          <w:sz w:val="24"/>
+                          <w:szCs w:val="32"/>
+                          <w14:textOutline w14:w="9525" w14:cap="rnd" w14:cmpd="sng" w14:algn="ctr">
+                            <w14:noFill/>
+                            <w14:prstDash w14:val="solid"/>
+                            <w14:bevel/>
+                          </w14:textOutline>
+                        </w:rPr>
+                      </w:pPr>
+                      <w:r>
+                        <w:rPr>
+                          <w:rFonts w:ascii="Kalpurush" w:eastAsia="Times New Roman" w:hAnsi="Kalpurush" w:cs="Kalpurush"/>
+                          <w:b/>
+                          <w:color w:val="000000" w:themeColor="text1"/>
+                          <w:sz w:val="24"/>
+                          <w:szCs w:val="32"/>
+                          <w:cs/>
+                          <w14:textOutline w14:w="9525" w14:cap="rnd" w14:cmpd="sng" w14:algn="ctr">
+                            <w14:noFill/>
+                            <w14:prstDash w14:val="solid"/>
+                            <w14:bevel/>
+                          </w14:textOutline>
+                        </w:rPr>
+                        <w:t>সার্ভিস বই</w:t>
+                      </w:r>
+                    </w:p>
+                  </w:txbxContent>
+                </v:textbox>
+                <w10:wrap type="through"/>
+              </v:rect>
+            </w:pict>
+          </mc:Fallback>
+        </mc:AlternateContent>
       </w:r>
       <w:r>
         <w:rPr>
@@ -58,28 +252,113 @@
           <w:bCs/>
           <w:color w:val="000000"/>
           <w:sz w:val="28"/>
-          <w:cs/>
-        </w:rPr>
-        <w:t>{EmployeeCode}</w:t>
+        </w:rPr>
+        <w:tab/>
       </w:r>
-    </w:p>
-    <w:p>
-      <w:pPr>
-        <w:shd w:val="clear" w:color="auto" w:fill="FFFFFF"/>
-        <w:spacing w:after="0" w:line="240" w:lineRule="auto"/>
-        <w:jc w:val="center"/>
-        <w:outlineLvl w:val="1"/>
-        <w:rPr>
-          <w:rFonts w:ascii="Kalpurush" w:eastAsia="Times New Roman" w:hAnsi="Kalpurush" w:cs="Kalpurush"/>
+      <w:r>
+        <w:rPr>
+          <w:rFonts w:ascii="Kalpurush" w:eastAsia="Times New Roman" w:hAnsi="Kalpurush" w:cs="Kalpurush"/>
+          <w:bCs/>
           <w:color w:val="000000"/>
           <w:sz w:val="28"/>
         </w:rPr>
-      </w:pPr>
+        <w:br/>
+      </w:r>
       <w:r>
         <w:rPr>
           <w:rFonts w:ascii="Kalpurush" w:eastAsia="Times New Roman" w:hAnsi="Kalpurush" w:cs="Kalpurush"/>
+          <w:bCs/>
           <w:color w:val="000000"/>
           <w:sz w:val="28"/>
+        </w:rPr>
+        <w:br/>
+      </w:r>
+      <w:r>
+        <w:rPr>
+          <w:rFonts w:ascii="Kalpurush" w:eastAsia="Times New Roman" w:hAnsi="Kalpurush" w:cs="Kalpurush"/>
+          <w:bCs/>
+          <w:color w:val="000000"/>
+          <w:sz w:val="28"/>
+        </w:rPr>
+        <w:br/>
+      </w:r>
+      <w:bookmarkEnd w:id="0"/>
+      <w:r>
+        <w:rPr>
+          <w:rFonts w:ascii="Kalpurush" w:eastAsia="Times New Roman" w:hAnsi="Kalpurush" w:cs="Kalpurush"/>
+          <w:bCs/>
+          <w:color w:val="000000"/>
+          <w:sz w:val="28"/>
+        </w:rPr>
+        <w:br/>
+      </w:r>
+      <w:proofErr w:type="spellStart"/>
+      <w:r>
+        <w:rPr>
+          <w:rFonts w:ascii="Kalpurush" w:eastAsia="Times New Roman" w:hAnsi="Kalpurush" w:cs="Kalpurush"/>
+          <w:bCs/>
+          <w:color w:val="000000"/>
+          <w:sz w:val="28"/>
+        </w:rPr>
+        <w:t>ফরম</w:t>
+      </w:r>
+      <w:proofErr w:type="spellEnd"/>
+      <w:r>
+        <w:rPr>
+          <w:rFonts w:ascii="Kalpurush" w:eastAsia="Times New Roman" w:hAnsi="Kalpurush" w:cs="Kalpurush"/>
+          <w:bCs/>
+          <w:color w:val="000000"/>
+          <w:sz w:val="28"/>
+        </w:rPr>
+        <w:t xml:space="preserve"> </w:t>
+      </w:r>
+      <w:proofErr w:type="spellStart"/>
+      <w:r>
+        <w:rPr>
+          <w:rFonts w:ascii="Kalpurush" w:eastAsia="Times New Roman" w:hAnsi="Kalpurush" w:cs="Kalpurush"/>
+          <w:bCs/>
+          <w:color w:val="000000"/>
+          <w:sz w:val="28"/>
+        </w:rPr>
+        <w:t>নং</w:t>
+      </w:r>
+      <w:proofErr w:type="spellEnd"/>
+      <w:r>
+        <w:rPr>
+          <w:rFonts w:ascii="Kalpurush" w:eastAsia="Times New Roman" w:hAnsi="Kalpurush" w:cs="Kalpurush"/>
+          <w:bCs/>
+          <w:color w:val="000000"/>
+          <w:sz w:val="28"/>
+        </w:rPr>
+        <w:t xml:space="preserve">- ৭(ক)                        </w:t>
+      </w:r>
+      <w:r>
+        <w:rPr>
+          <w:rFonts w:ascii="Kalpurush" w:eastAsia="Times New Roman" w:hAnsi="Kalpurush" w:cs="Kalpurush"/>
+          <w:bCs/>
+          <w:color w:val="000000"/>
+          <w:sz w:val="28"/>
+        </w:rPr>
+        <w:t xml:space="preserve">                                        </w:t>
+      </w:r>
+      <w:r>
+        <w:rPr>
+          <w:rFonts w:ascii="Kalpurush" w:eastAsia="Times New Roman" w:hAnsi="Kalpurush" w:cs="Kalpurush"/>
+          <w:bCs/>
+          <w:color w:val="000000"/>
+          <w:sz w:val="28"/>
+        </w:rPr>
+        <w:t xml:space="preserve"> </w:t>
+      </w:r>
+      <w:r>
+        <w:rPr>
+          <w:rFonts w:ascii="Kalpurush" w:eastAsia="Times New Roman" w:hAnsi="Kalpurush" w:cs="Kalpurush"/>
+          <w:b/>
+          <w:bCs/>
+          <w:color w:val="000000"/>
+          <w:sz w:val="30"/>
+          <w:szCs w:val="30"/>
+          <w:u w:val="single"/>
           <w:cs/>
         </w:rPr>
         <w:t>(ক) প্রথম ভাগ</w:t>
@@ -88,63 +367,80 @@
     <w:tbl>
       <w:tblPr>
         <w:tblStyle w:val="TableGrid"/>
-        <w:tblW w:w="10379" w:type="dxa"/>
-        <w:tblInd w:w="108" w:type="dxa"/>
+        <w:tblW w:w="13908" w:type="dxa"/>
+        <w:tblInd w:w="510" w:type="dxa"/>
         <w:tblLook w:val="04A0" w:firstRow="1" w:lastRow="0" w:firstColumn="1" w:lastColumn="0" w:noHBand="0" w:noVBand="1"/>
       </w:tblPr>
       <w:tblGrid>
-        <w:gridCol w:w="380"/>
-        <w:gridCol w:w="1781"/>
-        <w:gridCol w:w="6124"/>
-        <w:gridCol w:w="2078"/>
-        <w:gridCol w:w="16"/>
+        <w:gridCol w:w="354"/>
+        <w:gridCol w:w="2214"/>
+        <w:gridCol w:w="7988"/>
+        <w:gridCol w:w="3352"/>
       </w:tblGrid>
       <w:tr>
-        <w:tc>
-          <w:tcPr>
-            <w:tcW w:w="10379" w:type="dxa"/>
-            <w:gridSpan w:val="5"/>
+        <w:trPr>
+          <w:trHeight w:val="417"/>
+        </w:trPr>
+        <w:tc>
+          <w:tcPr>
+            <w:tcW w:w="13908" w:type="dxa"/>
+            <w:gridSpan w:val="4"/>
             <w:shd w:val="clear" w:color="auto" w:fill="D0CECE" w:themeFill="background2" w:themeFillShade="E6"/>
           </w:tcPr>
           <w:p>
             <w:pPr>
-              <w:jc w:val="center"/>
-              <w:outlineLvl w:val="1"/>
-              <w:rPr>
-                <w:rFonts w:ascii="Kalpurush" w:eastAsia="Times New Roman" w:hAnsi="Kalpurush" w:cs="Kalpurush"/>
-                <w:color w:val="000000"/>
-                <w:sz w:val="20"/>
-                <w:szCs w:val="20"/>
+              <w:outlineLvl w:val="1"/>
+              <w:rPr>
+                <w:rFonts w:ascii="Kalpurush" w:eastAsia="Times New Roman" w:hAnsi="Kalpurush" w:cs="Kalpurush"/>
+                <w:b/>
+                <w:bCs/>
+                <w:color w:val="000000"/>
+                <w:sz w:val="24"/>
+                <w:szCs w:val="24"/>
                 <w:u w:val="single"/>
               </w:rPr>
             </w:pPr>
             <w:r>
               <w:rPr>
                 <w:rFonts w:ascii="Kalpurush" w:eastAsia="Times New Roman" w:hAnsi="Kalpurush" w:cs="Kalpurush"/>
-                <w:color w:val="000000"/>
-                <w:sz w:val="20"/>
-                <w:szCs w:val="20"/>
+                <w:b/>
+                <w:bCs/>
+                <w:color w:val="000000"/>
+                <w:sz w:val="24"/>
+                <w:szCs w:val="24"/>
                 <w:u w:val="single"/>
                 <w:cs/>
               </w:rPr>
               <w:t>শ্রমিক সনাক্তকরণের তথ্য</w:t>
+            </w:r>
+            <w:r>
+              <w:rPr>
+                <w:rFonts w:ascii="Kalpurush" w:eastAsia="Times New Roman" w:hAnsi="Kalpurush" w:cs="Kalpurush"/>
+                <w:b/>
+                <w:bCs/>
+                <w:color w:val="000000"/>
+                <w:sz w:val="24"/>
+                <w:szCs w:val="24"/>
+                <w:u w:val="single"/>
+                <w:cs/>
+              </w:rPr>
+              <w:t>:</w:t>
             </w:r>
           </w:p>
         </w:tc>
       </w:tr>
       <w:tr>
         <w:trPr>
-          <w:gridAfter w:val="1"/>
-          <w:wAfter w:w="16" w:type="dxa"/>
+          <w:trHeight w:val="417"/>
         </w:trPr>
         <w:tc>
           <w:tcPr>
-            <w:tcW w:w="352" w:type="dxa"/>
-            <w:shd w:val="clear" w:color="auto" w:fill="F2F2F2" w:themeFill="background1" w:themeFillShade="F2"/>
-          </w:tcPr>
-          <w:p>
-            <w:pPr>
-              <w:spacing w:line="276" w:lineRule="auto"/>
+            <w:tcW w:w="13908" w:type="dxa"/>
+            <w:gridSpan w:val="4"/>
+            <w:shd w:val="clear" w:color="auto" w:fill="D0CECE" w:themeFill="background2" w:themeFillShade="E6"/>
+          </w:tcPr>
+          <w:p>
+            <w:pPr>
               <w:jc w:val="center"/>
               <w:outlineLvl w:val="1"/>
               <w:rPr>
@@ -152,8 +448,10 @@
                 <w:b/>
                 <w:bCs/>
                 <w:color w:val="000000"/>
-                <w:sz w:val="20"/>
-                <w:szCs w:val="20"/>
+                <w:sz w:val="24"/>
+                <w:szCs w:val="24"/>
+                <w:u w:val="single"/>
+                <w:cs/>
               </w:rPr>
             </w:pPr>
             <w:r>
@@ -162,130 +460,73 @@
                 <w:b/>
                 <w:bCs/>
                 <w:color w:val="000000"/>
-                <w:sz w:val="20"/>
-                <w:szCs w:val="20"/>
-                <w:cs/>
-              </w:rPr>
-              <w:t>১</w:t>
-            </w:r>
-          </w:p>
-        </w:tc>
-        <w:tc>
-          <w:tcPr>
-            <w:tcW w:w="1785" w:type="dxa"/>
-            <w:shd w:val="clear" w:color="auto" w:fill="F2F2F2" w:themeFill="background1" w:themeFillShade="F2"/>
-          </w:tcPr>
-          <w:p>
-            <w:pPr>
-              <w:spacing w:line="276" w:lineRule="auto"/>
-              <w:outlineLvl w:val="1"/>
-              <w:rPr>
-                <w:rFonts w:ascii="Kalpurush" w:eastAsia="Times New Roman" w:hAnsi="Kalpurush" w:cs="Kalpurush"/>
-                <w:color w:val="000000"/>
-                <w:sz w:val="20"/>
-                <w:szCs w:val="20"/>
-              </w:rPr>
-            </w:pPr>
-            <w:r>
-              <w:rPr>
-                <w:rFonts w:ascii="Kalpurush" w:eastAsia="Times New Roman" w:hAnsi="Kalpurush" w:cs="Kalpurush"/>
-                <w:color w:val="000000"/>
-                <w:sz w:val="20"/>
-                <w:szCs w:val="20"/>
-                <w:cs/>
-              </w:rPr>
-              <w:t>শ্রমিকের নাম</w:t>
-            </w:r>
-          </w:p>
-        </w:tc>
-        <w:tc>
-          <w:tcPr>
-            <w:tcW w:w="6143" w:type="dxa"/>
-          </w:tcPr>
-          <w:p>
-            <w:pPr>
-              <w:spacing w:line="276" w:lineRule="auto"/>
-              <w:outlineLvl w:val="1"/>
-              <w:rPr>
-                <w:rFonts w:ascii="Kalpurush" w:eastAsia="Times New Roman" w:hAnsi="Kalpurush" w:cs="Kalpurush"/>
-                <w:color w:val="000000"/>
-                <w:sz w:val="20"/>
-                <w:szCs w:val="20"/>
-              </w:rPr>
-            </w:pPr>
-            <w:r>
-              <w:rPr>
-                <w:rFonts w:ascii="Kalpurush" w:eastAsia="Times New Roman" w:hAnsi="Kalpurush" w:cs="Kalpurush"/>
-                <w:color w:val="000000"/>
-                <w:sz w:val="20"/>
-                <w:szCs w:val="20"/>
-              </w:rPr>
-              <w:t>: {</w:t>
+                <w:sz w:val="24"/>
+                <w:szCs w:val="24"/>
+                <w:u w:val="single"/>
+                <w:cs/>
+              </w:rPr>
+              <w:t>কার্ড নং</w:t>
+            </w:r>
+            <w:r>
+              <w:rPr>
+                <w:rFonts w:ascii="Kalpurush" w:eastAsia="Times New Roman" w:hAnsi="Kalpurush" w:cs="Kalpurush"/>
+                <w:b/>
+                <w:bCs/>
+                <w:color w:val="000000"/>
+                <w:sz w:val="24"/>
+                <w:szCs w:val="24"/>
+                <w:u w:val="single"/>
+              </w:rPr>
+              <w:t>:</w:t>
+            </w:r>
+            <w:r>
+              <w:rPr>
+                <w:rFonts w:ascii="Kalpurush" w:eastAsia="Times New Roman" w:hAnsi="Kalpurush" w:cs="Kalpurush"/>
+                <w:b/>
+                <w:bCs/>
+                <w:color w:val="000000"/>
+                <w:sz w:val="24"/>
+                <w:szCs w:val="24"/>
+                <w:u w:val="single"/>
+                <w:cs/>
+              </w:rPr>
+              <w:t xml:space="preserve"> </w:t>
+            </w:r>
+            <w:r>
+              <w:rPr>
+                <w:rFonts w:ascii="Kalpurush" w:eastAsia="Times New Roman" w:hAnsi="Kalpurush" w:cs="Kalpurush"/>
+                <w:b/>
+                <w:bCs/>
+                <w:color w:val="000000"/>
+                <w:sz w:val="24"/>
+                <w:szCs w:val="24"/>
+                <w:u w:val="single"/>
+              </w:rPr>
+              <w:t>{</w:t>
             </w:r>
             <w:proofErr w:type="spellStart"/>
             <w:r>
               <w:rPr>
-                <w:rFonts w:ascii="Kalpurush" w:hAnsi="Kalpurush" w:cs="Kalpurush"/>
-                <w:sz w:val="20"/>
-                <w:szCs w:val="20"/>
-                <w:shd w:val="clear" w:color="auto" w:fill="EDF3F8"/>
-              </w:rPr>
-              <w:t>EmployeeName</w:t>
+                <w:rFonts w:ascii="Kalpurush" w:eastAsia="Times New Roman" w:hAnsi="Kalpurush" w:cs="Kalpurush"/>
+                <w:b/>
+                <w:bCs/>
+                <w:color w:val="000000"/>
+                <w:sz w:val="24"/>
+                <w:szCs w:val="24"/>
+                <w:u w:val="single"/>
+              </w:rPr>
+              <w:t>EmployeeCode</w:t>
             </w:r>
             <w:proofErr w:type="spellEnd"/>
             <w:r>
               <w:rPr>
                 <w:rFonts w:ascii="Kalpurush" w:eastAsia="Times New Roman" w:hAnsi="Kalpurush" w:cs="Kalpurush"/>
-                <w:color w:val="000000"/>
-                <w:sz w:val="20"/>
-                <w:szCs w:val="20"/>
-              </w:rPr>
-              <w:t>}</w:t>
-            </w:r>
-          </w:p>
-        </w:tc>
-        <w:tc>
-          <w:tcPr>
-            <w:tcW w:w="2083" w:type="dxa"/>
-            <w:vMerge w:val="restart"/>
-          </w:tcPr>
-          <w:p>
-            <w:pPr>
-              <w:jc w:val="center"/>
-              <w:outlineLvl w:val="1"/>
-              <w:rPr>
-                <w:rFonts w:ascii="Kalpurush" w:eastAsia="Times New Roman" w:hAnsi="Kalpurush" w:cs="Kalpurush"/>
-                <w:color w:val="000000"/>
-                <w:sz w:val="20"/>
-                <w:szCs w:val="20"/>
-              </w:rPr>
-            </w:pPr>
-            <w:r>
-              <w:rPr>
-                <w:rFonts w:ascii="Kalpurush" w:eastAsia="Times New Roman" w:hAnsi="Kalpurush" w:cs="Kalpurush"/>
-                <w:color w:val="000000"/>
-                <w:sz w:val="20"/>
-                <w:szCs w:val="20"/>
-              </w:rPr>
-              <w:t>{</w:t>
-            </w:r>
-            <w:proofErr w:type="spellStart"/>
-            <w:r>
-              <w:rPr>
-                <w:rFonts w:ascii="Kalpurush" w:eastAsia="Times New Roman" w:hAnsi="Kalpurush" w:cs="Kalpurush"/>
-                <w:color w:val="000000"/>
-                <w:sz w:val="20"/>
-                <w:szCs w:val="20"/>
-              </w:rPr>
-              <w:t>emppic</w:t>
-            </w:r>
-            <w:proofErr w:type="spellEnd"/>
-            <w:r>
-              <w:rPr>
-                <w:rFonts w:ascii="Kalpurush" w:eastAsia="Times New Roman" w:hAnsi="Kalpurush" w:cs="Kalpurush"/>
-                <w:color w:val="000000"/>
-                <w:sz w:val="20"/>
-                <w:szCs w:val="20"/>
+                <w:b/>
+                <w:bCs/>
+                <w:color w:val="000000"/>
+                <w:sz w:val="24"/>
+                <w:szCs w:val="24"/>
+                <w:u w:val="single"/>
               </w:rPr>
               <w:t>}</w:t>
             </w:r>
@@ -294,12 +535,11 @@
       </w:tr>
       <w:tr>
         <w:trPr>
-          <w:gridAfter w:val="1"/>
-          <w:wAfter w:w="16" w:type="dxa"/>
+          <w:trHeight w:val="490"/>
         </w:trPr>
         <w:tc>
           <w:tcPr>
-            <w:tcW w:w="352" w:type="dxa"/>
+            <w:tcW w:w="354" w:type="dxa"/>
             <w:shd w:val="clear" w:color="auto" w:fill="F2F2F2" w:themeFill="background1" w:themeFillShade="F2"/>
           </w:tcPr>
           <w:p>
@@ -326,13 +566,13 @@
                 <w:szCs w:val="20"/>
                 <w:cs/>
               </w:rPr>
-              <w:t>২</w:t>
-            </w:r>
-          </w:p>
-        </w:tc>
-        <w:tc>
-          <w:tcPr>
-            <w:tcW w:w="1785" w:type="dxa"/>
+              <w:t>১</w:t>
+            </w:r>
+          </w:p>
+        </w:tc>
+        <w:tc>
+          <w:tcPr>
+            <w:tcW w:w="2214" w:type="dxa"/>
             <w:shd w:val="clear" w:color="auto" w:fill="F2F2F2" w:themeFill="background1" w:themeFillShade="F2"/>
           </w:tcPr>
           <w:p>
@@ -354,13 +594,13 @@
                 <w:szCs w:val="20"/>
                 <w:cs/>
               </w:rPr>
-              <w:t>পিতার নাম</w:t>
-            </w:r>
-          </w:p>
-        </w:tc>
-        <w:tc>
-          <w:tcPr>
-            <w:tcW w:w="6143" w:type="dxa"/>
+              <w:t>শ্রমিকের নাম</w:t>
+            </w:r>
+          </w:p>
+        </w:tc>
+        <w:tc>
+          <w:tcPr>
+            <w:tcW w:w="7988" w:type="dxa"/>
           </w:tcPr>
           <w:p>
             <w:pPr>
@@ -385,12 +625,12 @@
             <w:proofErr w:type="spellStart"/>
             <w:r>
               <w:rPr>
-                <w:rFonts w:ascii="Kalpurush" w:eastAsia="Times New Roman" w:hAnsi="Kalpurush" w:cs="Kalpurush"/>
-                <w:color w:val="000000"/>
-                <w:sz w:val="20"/>
-                <w:szCs w:val="20"/>
-              </w:rPr>
-              <w:t>FatherName</w:t>
+                <w:rFonts w:ascii="Kalpurush" w:hAnsi="Kalpurush" w:cs="Kalpurush"/>
+                <w:sz w:val="20"/>
+                <w:szCs w:val="20"/>
+                <w:shd w:val="clear" w:color="auto" w:fill="EDF3F8"/>
+              </w:rPr>
+              <w:t>EmployeeName</w:t>
             </w:r>
             <w:proofErr w:type="spellEnd"/>
             <w:r>
@@ -406,30 +646,59 @@
         </w:tc>
         <w:tc>
           <w:tcPr>
-            <w:tcW w:w="2083" w:type="dxa"/>
-            <w:vMerge/>
-          </w:tcPr>
-          <w:p>
-            <w:pPr>
-              <w:outlineLvl w:val="1"/>
-              <w:rPr>
-                <w:rFonts w:ascii="Kalpurush" w:eastAsia="Times New Roman" w:hAnsi="Kalpurush" w:cs="Kalpurush"/>
-                <w:color w:val="000000"/>
-                <w:sz w:val="20"/>
-                <w:szCs w:val="20"/>
-              </w:rPr>
-            </w:pPr>
+            <w:tcW w:w="3352" w:type="dxa"/>
+            <w:vMerge w:val="restart"/>
+          </w:tcPr>
+          <w:p>
+            <w:pPr>
+              <w:jc w:val="center"/>
+              <w:outlineLvl w:val="1"/>
+              <w:rPr>
+                <w:rFonts w:ascii="Kalpurush" w:eastAsia="Times New Roman" w:hAnsi="Kalpurush" w:cs="Kalpurush"/>
+                <w:color w:val="000000"/>
+                <w:sz w:val="20"/>
+                <w:szCs w:val="20"/>
+              </w:rPr>
+            </w:pPr>
+            <w:r>
+              <w:rPr>
+                <w:rFonts w:ascii="Kalpurush" w:eastAsia="Times New Roman" w:hAnsi="Kalpurush" w:cs="Kalpurush"/>
+                <w:color w:val="000000"/>
+                <w:sz w:val="20"/>
+                <w:szCs w:val="20"/>
+              </w:rPr>
+              <w:t>{</w:t>
+            </w:r>
+            <w:proofErr w:type="spellStart"/>
+            <w:r>
+              <w:rPr>
+                <w:rFonts w:ascii="Kalpurush" w:eastAsia="Times New Roman" w:hAnsi="Kalpurush" w:cs="Kalpurush"/>
+                <w:color w:val="000000"/>
+                <w:sz w:val="20"/>
+                <w:szCs w:val="20"/>
+              </w:rPr>
+              <w:t>emppic</w:t>
+            </w:r>
+            <w:proofErr w:type="spellEnd"/>
+            <w:r>
+              <w:rPr>
+                <w:rFonts w:ascii="Kalpurush" w:eastAsia="Times New Roman" w:hAnsi="Kalpurush" w:cs="Kalpurush"/>
+                <w:color w:val="000000"/>
+                <w:sz w:val="20"/>
+                <w:szCs w:val="20"/>
+              </w:rPr>
+              <w:t>}</w:t>
+            </w:r>
           </w:p>
         </w:tc>
       </w:tr>
       <w:tr>
         <w:trPr>
-          <w:gridAfter w:val="1"/>
-          <w:wAfter w:w="16" w:type="dxa"/>
+          <w:trHeight w:val="431"/>
         </w:trPr>
         <w:tc>
           <w:tcPr>
-            <w:tcW w:w="352" w:type="dxa"/>
+            <w:tcW w:w="354" w:type="dxa"/>
             <w:shd w:val="clear" w:color="auto" w:fill="F2F2F2" w:themeFill="background1" w:themeFillShade="F2"/>
           </w:tcPr>
           <w:p>
@@ -456,13 +725,13 @@
                 <w:szCs w:val="20"/>
                 <w:cs/>
               </w:rPr>
-              <w:t>৩</w:t>
-            </w:r>
-          </w:p>
-        </w:tc>
-        <w:tc>
-          <w:tcPr>
-            <w:tcW w:w="1785" w:type="dxa"/>
+              <w:t>২</w:t>
+            </w:r>
+          </w:p>
+        </w:tc>
+        <w:tc>
+          <w:tcPr>
+            <w:tcW w:w="2214" w:type="dxa"/>
             <w:shd w:val="clear" w:color="auto" w:fill="F2F2F2" w:themeFill="background1" w:themeFillShade="F2"/>
           </w:tcPr>
           <w:p>
@@ -484,13 +753,13 @@
                 <w:szCs w:val="20"/>
                 <w:cs/>
               </w:rPr>
-              <w:t>মাতার নাম</w:t>
-            </w:r>
-          </w:p>
-        </w:tc>
-        <w:tc>
-          <w:tcPr>
-            <w:tcW w:w="6143" w:type="dxa"/>
+              <w:t>পিতার নাম</w:t>
+            </w:r>
+          </w:p>
+        </w:tc>
+        <w:tc>
+          <w:tcPr>
+            <w:tcW w:w="7988" w:type="dxa"/>
           </w:tcPr>
           <w:p>
             <w:pPr>
@@ -520,7 +789,7 @@
                 <w:sz w:val="20"/>
                 <w:szCs w:val="20"/>
               </w:rPr>
-              <w:t>MotherName</w:t>
+              <w:t>FatherName</w:t>
             </w:r>
             <w:proofErr w:type="spellEnd"/>
             <w:r>
@@ -536,7 +805,7 @@
         </w:tc>
         <w:tc>
           <w:tcPr>
-            <w:tcW w:w="2083" w:type="dxa"/>
+            <w:tcW w:w="3352" w:type="dxa"/>
             <w:vMerge/>
           </w:tcPr>
           <w:p>
@@ -554,12 +823,11 @@
       </w:tr>
       <w:tr>
         <w:trPr>
-          <w:gridAfter w:val="1"/>
-          <w:wAfter w:w="16" w:type="dxa"/>
+          <w:trHeight w:val="350"/>
         </w:trPr>
         <w:tc>
           <w:tcPr>
-            <w:tcW w:w="352" w:type="dxa"/>
+            <w:tcW w:w="354" w:type="dxa"/>
             <w:shd w:val="clear" w:color="auto" w:fill="F2F2F2" w:themeFill="background1" w:themeFillShade="F2"/>
           </w:tcPr>
           <w:p>
@@ -574,7 +842,6 @@
                 <w:color w:val="000000"/>
                 <w:sz w:val="20"/>
                 <w:szCs w:val="20"/>
-                <w:cs/>
               </w:rPr>
             </w:pPr>
             <w:r>
@@ -587,43 +854,17 @@
                 <w:szCs w:val="20"/>
                 <w:cs/>
               </w:rPr>
-              <w:t>৪</w:t>
-            </w:r>
-          </w:p>
-        </w:tc>
-        <w:tc>
-          <w:tcPr>
-            <w:tcW w:w="1785" w:type="dxa"/>
+              <w:t>৩</w:t>
+            </w:r>
+          </w:p>
+        </w:tc>
+        <w:tc>
+          <w:tcPr>
+            <w:tcW w:w="2214" w:type="dxa"/>
             <w:shd w:val="clear" w:color="auto" w:fill="F2F2F2" w:themeFill="background1" w:themeFillShade="F2"/>
           </w:tcPr>
           <w:p>
             <w:pPr>
-              <w:outlineLvl w:val="1"/>
-              <w:rPr>
-                <w:rFonts w:ascii="Kalpurush" w:eastAsia="Times New Roman" w:hAnsi="Kalpurush" w:cs="Kalpurush"/>
-                <w:color w:val="000000"/>
-                <w:sz w:val="20"/>
-                <w:szCs w:val="20"/>
-              </w:rPr>
-            </w:pPr>
-            <w:r>
-              <w:rPr>
-                <w:rFonts w:ascii="Kalpurush" w:eastAsia="Times New Roman" w:hAnsi="Kalpurush" w:cs="Kalpurush"/>
-                <w:color w:val="000000"/>
-                <w:sz w:val="20"/>
-                <w:szCs w:val="20"/>
-                <w:cs/>
-              </w:rPr>
-              <w:t>স্বামী বা স্ত্রীর নাম (প্রযোজ্য ক্ষেত্রে)</w:t>
-            </w:r>
-          </w:p>
-        </w:tc>
-        <w:tc>
-          <w:tcPr>
-            <w:tcW w:w="6143" w:type="dxa"/>
-          </w:tcPr>
-          <w:p>
-            <w:pPr>
               <w:spacing w:line="276" w:lineRule="auto"/>
               <w:outlineLvl w:val="1"/>
               <w:rPr>
@@ -639,20 +880,45 @@
                 <w:color w:val="000000"/>
                 <w:sz w:val="20"/>
                 <w:szCs w:val="20"/>
+                <w:cs/>
+              </w:rPr>
+              <w:t>মাতার নাম</w:t>
+            </w:r>
+          </w:p>
+        </w:tc>
+        <w:tc>
+          <w:tcPr>
+            <w:tcW w:w="7988" w:type="dxa"/>
+          </w:tcPr>
+          <w:p>
+            <w:pPr>
+              <w:spacing w:line="276" w:lineRule="auto"/>
+              <w:outlineLvl w:val="1"/>
+              <w:rPr>
+                <w:rFonts w:ascii="Kalpurush" w:eastAsia="Times New Roman" w:hAnsi="Kalpurush" w:cs="Kalpurush"/>
+                <w:color w:val="000000"/>
+                <w:sz w:val="20"/>
+                <w:szCs w:val="20"/>
+              </w:rPr>
+            </w:pPr>
+            <w:r>
+              <w:rPr>
+                <w:rFonts w:ascii="Kalpurush" w:eastAsia="Times New Roman" w:hAnsi="Kalpurush" w:cs="Kalpurush"/>
+                <w:color w:val="000000"/>
+                <w:sz w:val="20"/>
+                <w:szCs w:val="20"/>
               </w:rPr>
               <w:t>: {</w:t>
             </w:r>
             <w:proofErr w:type="spellStart"/>
             <w:r>
               <w:rPr>
-                <w:rFonts w:ascii="Kalpurush" w:hAnsi="Kalpurush" w:cs="Kalpurush"/>
-                <w:color w:val="000000"/>
-                <w:sz w:val="20"/>
-                <w:szCs w:val="20"/>
-                <w:highlight w:val="white"/>
-                <w:lang w:bidi="ar-SA"/>
-              </w:rPr>
-              <w:t>SpouseName</w:t>
+                <w:rFonts w:ascii="Kalpurush" w:eastAsia="Times New Roman" w:hAnsi="Kalpurush" w:cs="Kalpurush"/>
+                <w:color w:val="000000"/>
+                <w:sz w:val="20"/>
+                <w:szCs w:val="20"/>
+              </w:rPr>
+              <w:t>MotherName</w:t>
             </w:r>
             <w:proofErr w:type="spellEnd"/>
             <w:r>
@@ -665,22 +931,10 @@
               <w:t>}</w:t>
             </w:r>
           </w:p>
-          <w:p>
-            <w:pPr>
-              <w:spacing w:line="276" w:lineRule="auto"/>
-              <w:outlineLvl w:val="1"/>
-              <w:rPr>
-                <w:rFonts w:ascii="Kalpurush" w:eastAsia="Times New Roman" w:hAnsi="Kalpurush" w:cs="Kalpurush"/>
-                <w:color w:val="000000"/>
-                <w:sz w:val="20"/>
-                <w:szCs w:val="20"/>
-              </w:rPr>
-            </w:pPr>
-          </w:p>
-        </w:tc>
-        <w:tc>
-          <w:tcPr>
-            <w:tcW w:w="2083" w:type="dxa"/>
+        </w:tc>
+        <w:tc>
+          <w:tcPr>
+            <w:tcW w:w="3352" w:type="dxa"/>
             <w:vMerge/>
           </w:tcPr>
           <w:p>
@@ -698,33 +952,132 @@
       </w:tr>
       <w:tr>
         <w:trPr>
-          <w:gridAfter w:val="1"/>
-          <w:wAfter w:w="16" w:type="dxa"/>
+          <w:trHeight w:val="959"/>
         </w:trPr>
         <w:tc>
           <w:tcPr>
-            <w:tcW w:w="8280" w:type="dxa"/>
-            <w:gridSpan w:val="3"/>
-            <w:tcBorders>
-              <w:left w:val="nil"/>
-              <w:bottom w:val="nil"/>
-            </w:tcBorders>
-          </w:tcPr>
-          <w:p>
-            <w:pPr>
-              <w:outlineLvl w:val="1"/>
-              <w:rPr>
-                <w:rFonts w:ascii="Kalpurush" w:eastAsia="Times New Roman" w:hAnsi="Kalpurush" w:cs="Kalpurush"/>
-                <w:color w:val="000000"/>
-                <w:sz w:val="20"/>
-                <w:szCs w:val="20"/>
-              </w:rPr>
-            </w:pPr>
-          </w:p>
-        </w:tc>
-        <w:tc>
-          <w:tcPr>
-            <w:tcW w:w="2083" w:type="dxa"/>
+            <w:tcW w:w="354" w:type="dxa"/>
+            <w:shd w:val="clear" w:color="auto" w:fill="F2F2F2" w:themeFill="background1" w:themeFillShade="F2"/>
+          </w:tcPr>
+          <w:p>
+            <w:pPr>
+              <w:spacing w:line="276" w:lineRule="auto"/>
+              <w:jc w:val="center"/>
+              <w:outlineLvl w:val="1"/>
+              <w:rPr>
+                <w:rFonts w:ascii="Kalpurush" w:eastAsia="Times New Roman" w:hAnsi="Kalpurush" w:cs="Kalpurush"/>
+                <w:b/>
+                <w:bCs/>
+                <w:color w:val="000000"/>
+                <w:sz w:val="20"/>
+                <w:szCs w:val="20"/>
+                <w:cs/>
+              </w:rPr>
+            </w:pPr>
+            <w:r>
+              <w:rPr>
+                <w:rFonts w:ascii="Kalpurush" w:eastAsia="Times New Roman" w:hAnsi="Kalpurush" w:cs="Kalpurush"/>
+                <w:b/>
+                <w:bCs/>
+                <w:color w:val="000000"/>
+                <w:sz w:val="20"/>
+                <w:szCs w:val="20"/>
+                <w:cs/>
+              </w:rPr>
+              <w:t>৪</w:t>
+            </w:r>
+          </w:p>
+        </w:tc>
+        <w:tc>
+          <w:tcPr>
+            <w:tcW w:w="2214" w:type="dxa"/>
+            <w:shd w:val="clear" w:color="auto" w:fill="F2F2F2" w:themeFill="background1" w:themeFillShade="F2"/>
+          </w:tcPr>
+          <w:p>
+            <w:pPr>
+              <w:outlineLvl w:val="1"/>
+              <w:rPr>
+                <w:rFonts w:ascii="Kalpurush" w:eastAsia="Times New Roman" w:hAnsi="Kalpurush" w:cs="Kalpurush"/>
+                <w:color w:val="000000"/>
+                <w:sz w:val="20"/>
+                <w:szCs w:val="20"/>
+              </w:rPr>
+            </w:pPr>
+            <w:r>
+              <w:rPr>
+                <w:rFonts w:ascii="Kalpurush" w:eastAsia="Times New Roman" w:hAnsi="Kalpurush" w:cs="Kalpurush"/>
+                <w:color w:val="000000"/>
+                <w:sz w:val="20"/>
+                <w:szCs w:val="20"/>
+                <w:cs/>
+              </w:rPr>
+              <w:t>স্বামী বা স্ত্রীর নাম (প্রযোজ্য ক্ষেত্রে)</w:t>
+            </w:r>
+          </w:p>
+        </w:tc>
+        <w:tc>
+          <w:tcPr>
+            <w:tcW w:w="7988" w:type="dxa"/>
+          </w:tcPr>
+          <w:p>
+            <w:pPr>
+              <w:spacing w:line="276" w:lineRule="auto"/>
+              <w:outlineLvl w:val="1"/>
+              <w:rPr>
+                <w:rFonts w:ascii="Kalpurush" w:eastAsia="Times New Roman" w:hAnsi="Kalpurush" w:cs="Kalpurush"/>
+                <w:color w:val="000000"/>
+                <w:sz w:val="20"/>
+                <w:szCs w:val="20"/>
+              </w:rPr>
+            </w:pPr>
+            <w:r>
+              <w:rPr>
+                <w:rFonts w:ascii="Kalpurush" w:eastAsia="Times New Roman" w:hAnsi="Kalpurush" w:cs="Kalpurush"/>
+                <w:color w:val="000000"/>
+                <w:sz w:val="20"/>
+                <w:szCs w:val="20"/>
+              </w:rPr>
+              <w:t>: {</w:t>
+            </w:r>
+            <w:proofErr w:type="spellStart"/>
+            <w:r>
+              <w:rPr>
+                <w:rFonts w:ascii="Kalpurush" w:hAnsi="Kalpurush" w:cs="Kalpurush"/>
+                <w:color w:val="000000"/>
+                <w:sz w:val="20"/>
+                <w:szCs w:val="20"/>
+                <w:highlight w:val="white"/>
+                <w:lang w:bidi="ar-SA"/>
+              </w:rPr>
+              <w:t>SpouseName</w:t>
+            </w:r>
+            <w:proofErr w:type="spellEnd"/>
+            <w:r>
+              <w:rPr>
+                <w:rFonts w:ascii="Kalpurush" w:eastAsia="Times New Roman" w:hAnsi="Kalpurush" w:cs="Kalpurush"/>
+                <w:color w:val="000000"/>
+                <w:sz w:val="20"/>
+                <w:szCs w:val="20"/>
+              </w:rPr>
+              <w:t>}</w:t>
+            </w:r>
+          </w:p>
+          <w:p>
+            <w:pPr>
+              <w:spacing w:line="276" w:lineRule="auto"/>
+              <w:outlineLvl w:val="1"/>
+              <w:rPr>
+                <w:rFonts w:ascii="Kalpurush" w:eastAsia="Times New Roman" w:hAnsi="Kalpurush" w:cs="Kalpurush"/>
+                <w:color w:val="000000"/>
+                <w:sz w:val="20"/>
+                <w:szCs w:val="20"/>
+              </w:rPr>
+            </w:pPr>
+          </w:p>
+        </w:tc>
+        <w:tc>
+          <w:tcPr>
+            <w:tcW w:w="3352" w:type="dxa"/>
             <w:vMerge/>
           </w:tcPr>
           <w:p>
@@ -757,47 +1110,23 @@
           <w:lang w:bidi="ar-SA"/>
         </w:rPr>
       </w:pPr>
-      <w:r>
-        <w:rPr>
-          <w:rFonts w:ascii="Kalpurush" w:eastAsia="Times New Roman" w:hAnsi="Kalpurush" w:cs="Kalpurush"/>
-          <w:color w:val="000000"/>
-          <w:sz w:val="20"/>
-          <w:szCs w:val="20"/>
-          <w:lang w:bidi="ar-SA"/>
-        </w:rPr>
-        <w:tab/>
-      </w:r>
-    </w:p>
-    <w:p>
-      <w:pPr>
-        <w:shd w:val="clear" w:color="auto" w:fill="FFFFFF"/>
-        <w:spacing w:after="0" w:line="240" w:lineRule="auto"/>
-        <w:outlineLvl w:val="1"/>
-        <w:rPr>
-          <w:rFonts w:ascii="Kalpurush" w:eastAsia="Times New Roman" w:hAnsi="Kalpurush" w:cs="Kalpurush"/>
-          <w:color w:val="000000"/>
-          <w:sz w:val="20"/>
-          <w:szCs w:val="20"/>
-          <w:lang w:bidi="ar-SA"/>
-        </w:rPr>
-      </w:pPr>
     </w:p>
     <w:tbl>
       <w:tblPr>
         <w:tblStyle w:val="TableGrid"/>
-        <w:tblW w:w="10327" w:type="dxa"/>
-        <w:tblInd w:w="108" w:type="dxa"/>
+        <w:tblpPr w:leftFromText="180" w:rightFromText="180" w:vertAnchor="text" w:horzAnchor="page" w:tblpX="448" w:tblpY="148"/>
+        <w:tblW w:w="13968" w:type="dxa"/>
         <w:tblLook w:val="04A0" w:firstRow="1" w:lastRow="0" w:firstColumn="1" w:lastColumn="0" w:noHBand="0" w:noVBand="1"/>
       </w:tblPr>
       <w:tblGrid>
-        <w:gridCol w:w="382"/>
-        <w:gridCol w:w="1741"/>
-        <w:gridCol w:w="8204"/>
+        <w:gridCol w:w="334"/>
+        <w:gridCol w:w="1747"/>
+        <w:gridCol w:w="11887"/>
       </w:tblGrid>
       <w:tr>
         <w:tc>
           <w:tcPr>
-            <w:tcW w:w="295" w:type="dxa"/>
+            <w:tcW w:w="317" w:type="dxa"/>
             <w:shd w:val="clear" w:color="auto" w:fill="F2F2F2" w:themeFill="background1" w:themeFillShade="F2"/>
           </w:tcPr>
           <w:p>
@@ -825,7 +1154,7 @@
         </w:tc>
         <w:tc>
           <w:tcPr>
-            <w:tcW w:w="1752" w:type="dxa"/>
+            <w:tcW w:w="1749" w:type="dxa"/>
             <w:shd w:val="clear" w:color="auto" w:fill="F2F2F2" w:themeFill="background1" w:themeFillShade="F2"/>
           </w:tcPr>
           <w:p>
@@ -853,38 +1182,28 @@
         </w:tc>
         <w:tc>
           <w:tcPr>
-            <w:tcW w:w="8280" w:type="dxa"/>
-          </w:tcPr>
-          <w:p>
-            <w:pPr>
-              <w:outlineLvl w:val="1"/>
-              <w:rPr>
-                <w:rFonts w:ascii="Kalpurush" w:eastAsia="Times New Roman" w:hAnsi="Kalpurush" w:cs="Kalpurush"/>
-                <w:color w:val="000000"/>
-                <w:sz w:val="20"/>
-                <w:szCs w:val="20"/>
-                <w:cs/>
-              </w:rPr>
-            </w:pPr>
-            <w:r>
-              <w:rPr>
-                <w:rFonts w:ascii="Kalpurush" w:eastAsia="Times New Roman" w:hAnsi="Kalpurush" w:cs="Kalpurush"/>
-                <w:color w:val="000000"/>
-                <w:sz w:val="20"/>
-                <w:szCs w:val="20"/>
-                <w:lang w:bidi="ar-SA"/>
-              </w:rPr>
-              <w:t>:</w:t>
-            </w:r>
-            <w:r>
-              <w:rPr>
-                <w:rFonts w:ascii="Kalpurush" w:eastAsia="Times New Roman" w:hAnsi="Kalpurush" w:cs="Kalpurush"/>
-                <w:color w:val="000000"/>
-                <w:sz w:val="20"/>
-                <w:szCs w:val="20"/>
-                <w:lang w:bidi="ar-SA"/>
-              </w:rPr>
-              <w:t xml:space="preserve"> </w:t>
+            <w:tcW w:w="11902" w:type="dxa"/>
+          </w:tcPr>
+          <w:p>
+            <w:pPr>
+              <w:outlineLvl w:val="1"/>
+              <w:rPr>
+                <w:rFonts w:ascii="Kalpurush" w:eastAsia="Times New Roman" w:hAnsi="Kalpurush" w:cs="Kalpurush"/>
+                <w:color w:val="000000"/>
+                <w:sz w:val="20"/>
+                <w:szCs w:val="20"/>
+                <w:cs/>
+              </w:rPr>
+            </w:pPr>
+            <w:r>
+              <w:rPr>
+                <w:rFonts w:ascii="Kalpurush" w:eastAsia="Times New Roman" w:hAnsi="Kalpurush" w:cs="Kalpurush"/>
+                <w:color w:val="000000"/>
+                <w:sz w:val="20"/>
+                <w:szCs w:val="20"/>
+                <w:lang w:bidi="ar-SA"/>
+              </w:rPr>
+              <w:t xml:space="preserve">: </w:t>
             </w:r>
             <w:r>
               <w:rPr>
@@ -920,7 +1239,7 @@
       <w:tr>
         <w:tc>
           <w:tcPr>
-            <w:tcW w:w="295" w:type="dxa"/>
+            <w:tcW w:w="317" w:type="dxa"/>
             <w:shd w:val="clear" w:color="auto" w:fill="F2F2F2" w:themeFill="background1" w:themeFillShade="F2"/>
           </w:tcPr>
           <w:p>
@@ -947,7 +1266,7 @@
         </w:tc>
         <w:tc>
           <w:tcPr>
-            <w:tcW w:w="1752" w:type="dxa"/>
+            <w:tcW w:w="1749" w:type="dxa"/>
             <w:shd w:val="clear" w:color="auto" w:fill="F2F2F2" w:themeFill="background1" w:themeFillShade="F2"/>
           </w:tcPr>
           <w:p>
@@ -975,38 +1294,28 @@
         </w:tc>
         <w:tc>
           <w:tcPr>
-            <w:tcW w:w="8280" w:type="dxa"/>
-          </w:tcPr>
-          <w:p>
-            <w:pPr>
-              <w:outlineLvl w:val="1"/>
-              <w:rPr>
-                <w:rFonts w:ascii="Kalpurush" w:eastAsia="Times New Roman" w:hAnsi="Kalpurush" w:cs="Kalpurush"/>
-                <w:color w:val="000000"/>
-                <w:sz w:val="20"/>
-                <w:szCs w:val="20"/>
-                <w:cs/>
-              </w:rPr>
-            </w:pPr>
-            <w:r>
-              <w:rPr>
-                <w:rFonts w:ascii="Kalpurush" w:eastAsia="Times New Roman" w:hAnsi="Kalpurush" w:cs="Kalpurush"/>
-                <w:color w:val="000000"/>
-                <w:sz w:val="20"/>
-                <w:szCs w:val="20"/>
-                <w:lang w:bidi="ar-SA"/>
-              </w:rPr>
-              <w:t>:</w:t>
-            </w:r>
-            <w:r>
-              <w:rPr>
-                <w:rFonts w:ascii="Kalpurush" w:eastAsia="Times New Roman" w:hAnsi="Kalpurush" w:cs="Kalpurush"/>
-                <w:color w:val="000000"/>
-                <w:sz w:val="20"/>
-                <w:szCs w:val="20"/>
-                <w:lang w:bidi="ar-SA"/>
-              </w:rPr>
-              <w:t xml:space="preserve"> </w:t>
+            <w:tcW w:w="11902" w:type="dxa"/>
+          </w:tcPr>
+          <w:p>
+            <w:pPr>
+              <w:outlineLvl w:val="1"/>
+              <w:rPr>
+                <w:rFonts w:ascii="Kalpurush" w:eastAsia="Times New Roman" w:hAnsi="Kalpurush" w:cs="Kalpurush"/>
+                <w:color w:val="000000"/>
+                <w:sz w:val="20"/>
+                <w:szCs w:val="20"/>
+                <w:cs/>
+              </w:rPr>
+            </w:pPr>
+            <w:r>
+              <w:rPr>
+                <w:rFonts w:ascii="Kalpurush" w:eastAsia="Times New Roman" w:hAnsi="Kalpurush" w:cs="Kalpurush"/>
+                <w:color w:val="000000"/>
+                <w:sz w:val="20"/>
+                <w:szCs w:val="20"/>
+                <w:lang w:bidi="ar-SA"/>
+              </w:rPr>
+              <w:t xml:space="preserve">: </w:t>
             </w:r>
             <w:r>
               <w:rPr>
@@ -1053,6 +1362,20 @@
           <w:lang w:bidi="ar-SA"/>
         </w:rPr>
       </w:pPr>
+    </w:p>
+    <w:p>
+      <w:pPr>
+        <w:shd w:val="clear" w:color="auto" w:fill="FFFFFF"/>
+        <w:spacing w:after="0" w:line="240" w:lineRule="auto"/>
+        <w:outlineLvl w:val="1"/>
+        <w:rPr>
+          <w:rFonts w:ascii="Kalpurush" w:eastAsia="Times New Roman" w:hAnsi="Kalpurush" w:cs="Kalpurush"/>
+          <w:color w:val="000000"/>
+          <w:sz w:val="20"/>
+          <w:szCs w:val="20"/>
+          <w:lang w:bidi="ar-SA"/>
+        </w:rPr>
+      </w:pPr>
       <w:r>
         <w:rPr>
           <w:rFonts w:ascii="Kalpurush" w:eastAsia="Times New Roman" w:hAnsi="Kalpurush" w:cs="Kalpurush"/>
@@ -1117,27 +1440,28 @@
     <w:tbl>
       <w:tblPr>
         <w:tblStyle w:val="TableGrid"/>
-        <w:tblW w:w="10327" w:type="dxa"/>
-        <w:tblInd w:w="108" w:type="dxa"/>
+        <w:tblW w:w="13983" w:type="dxa"/>
+        <w:tblInd w:w="435" w:type="dxa"/>
         <w:tblLayout w:type="fixed"/>
         <w:tblLook w:val="04A0" w:firstRow="1" w:lastRow="0" w:firstColumn="1" w:lastColumn="0" w:noHBand="0" w:noVBand="1"/>
       </w:tblPr>
       <w:tblGrid>
-        <w:gridCol w:w="462"/>
-        <w:gridCol w:w="3678"/>
-        <w:gridCol w:w="990"/>
-        <w:gridCol w:w="667"/>
-        <w:gridCol w:w="773"/>
-        <w:gridCol w:w="630"/>
-        <w:gridCol w:w="38"/>
-        <w:gridCol w:w="412"/>
-        <w:gridCol w:w="1530"/>
-        <w:gridCol w:w="1147"/>
+        <w:gridCol w:w="458"/>
+        <w:gridCol w:w="2804"/>
+        <w:gridCol w:w="1798"/>
+        <w:gridCol w:w="54"/>
+        <w:gridCol w:w="485"/>
+        <w:gridCol w:w="538"/>
+        <w:gridCol w:w="826"/>
+        <w:gridCol w:w="7020"/>
       </w:tblGrid>
       <w:tr>
-        <w:tc>
-          <w:tcPr>
-            <w:tcW w:w="462" w:type="dxa"/>
+        <w:trPr>
+          <w:trHeight w:val="263"/>
+        </w:trPr>
+        <w:tc>
+          <w:tcPr>
+            <w:tcW w:w="458" w:type="dxa"/>
             <w:shd w:val="clear" w:color="auto" w:fill="F2F2F2" w:themeFill="background1" w:themeFillShade="F2"/>
           </w:tcPr>
           <w:p>
@@ -1165,7 +1489,7 @@
         </w:tc>
         <w:tc>
           <w:tcPr>
-            <w:tcW w:w="3678" w:type="dxa"/>
+            <w:tcW w:w="2804" w:type="dxa"/>
             <w:shd w:val="clear" w:color="auto" w:fill="F2F2F2" w:themeFill="background1" w:themeFillShade="F2"/>
           </w:tcPr>
           <w:p>
@@ -1193,8 +1517,7 @@
         </w:tc>
         <w:tc>
           <w:tcPr>
-            <w:tcW w:w="2430" w:type="dxa"/>
-            <w:gridSpan w:val="3"/>
+            <w:tcW w:w="1798" w:type="dxa"/>
           </w:tcPr>
           <w:p>
             <w:pPr>
@@ -1221,7 +1544,7 @@
         </w:tc>
         <w:tc>
           <w:tcPr>
-            <w:tcW w:w="1080" w:type="dxa"/>
+            <w:tcW w:w="1077" w:type="dxa"/>
             <w:gridSpan w:val="3"/>
             <w:shd w:val="clear" w:color="auto" w:fill="F2F2F2" w:themeFill="background1" w:themeFillShade="F2"/>
           </w:tcPr>
@@ -1260,48 +1583,28 @@
         </w:tc>
         <w:tc>
           <w:tcPr>
-            <w:tcW w:w="1530" w:type="dxa"/>
-          </w:tcPr>
-          <w:p>
-            <w:pPr>
-              <w:outlineLvl w:val="1"/>
-              <w:rPr>
-                <w:rFonts w:ascii="Kalpurush" w:eastAsia="Times New Roman" w:hAnsi="Kalpurush" w:cs="Kalpurush"/>
-                <w:color w:val="000000"/>
-                <w:sz w:val="20"/>
-                <w:szCs w:val="20"/>
-                <w:cs/>
-              </w:rPr>
-            </w:pPr>
-            <w:r>
-              <w:rPr>
-                <w:rFonts w:ascii="Kalpurush" w:eastAsia="Times New Roman" w:hAnsi="Kalpurush" w:cs="Kalpurush"/>
-                <w:color w:val="000000"/>
-                <w:sz w:val="20"/>
-                <w:szCs w:val="20"/>
-                <w:cs/>
-              </w:rPr>
-              <w:t>:</w:t>
-            </w:r>
-            <w:r>
-              <w:rPr>
-                <w:rFonts w:ascii="Kalpurush" w:eastAsia="Times New Roman" w:hAnsi="Kalpurush" w:cs="Kalpurush"/>
-                <w:color w:val="000000"/>
-                <w:sz w:val="20"/>
-                <w:szCs w:val="20"/>
-                <w:cs/>
-              </w:rPr>
-              <w:t xml:space="preserve"> </w:t>
-            </w:r>
-            <w:r>
-              <w:rPr>
-                <w:rFonts w:ascii="Kalpurush" w:eastAsia="Times New Roman" w:hAnsi="Kalpurush" w:cs="Kalpurush"/>
-                <w:color w:val="000000"/>
-                <w:sz w:val="20"/>
-                <w:szCs w:val="20"/>
-                <w:cs/>
-              </w:rPr>
-              <w:t>{</w:t>
+            <w:tcW w:w="826" w:type="dxa"/>
+          </w:tcPr>
+          <w:p>
+            <w:pPr>
+              <w:outlineLvl w:val="1"/>
+              <w:rPr>
+                <w:rFonts w:ascii="Kalpurush" w:eastAsia="Times New Roman" w:hAnsi="Kalpurush" w:cs="Kalpurush"/>
+                <w:color w:val="000000"/>
+                <w:sz w:val="20"/>
+                <w:szCs w:val="20"/>
+                <w:cs/>
+              </w:rPr>
+            </w:pPr>
+            <w:r>
+              <w:rPr>
+                <w:rFonts w:ascii="Kalpurush" w:eastAsia="Times New Roman" w:hAnsi="Kalpurush" w:cs="Kalpurush"/>
+                <w:color w:val="000000"/>
+                <w:sz w:val="20"/>
+                <w:szCs w:val="20"/>
+                <w:cs/>
+              </w:rPr>
+              <w:t>: {</w:t>
             </w:r>
             <w:r>
               <w:rPr>
@@ -1326,7 +1629,7 @@
         </w:tc>
         <w:tc>
           <w:tcPr>
-            <w:tcW w:w="1147" w:type="dxa"/>
+            <w:tcW w:w="7020" w:type="dxa"/>
           </w:tcPr>
           <w:p>
             <w:pPr>
@@ -1350,956 +1653,963 @@
               <w:t>বছর</w:t>
             </w:r>
             <w:proofErr w:type="spellEnd"/>
-          </w:p>
-        </w:tc>
-      </w:tr>
-      <w:tr>
-        <w:tc>
-          <w:tcPr>
-            <w:tcW w:w="462" w:type="dxa"/>
-            <w:shd w:val="clear" w:color="auto" w:fill="F2F2F2" w:themeFill="background1" w:themeFillShade="F2"/>
-          </w:tcPr>
-          <w:p>
-            <w:pPr>
-              <w:outlineLvl w:val="1"/>
-              <w:rPr>
-                <w:rFonts w:ascii="Kalpurush" w:eastAsia="Times New Roman" w:hAnsi="Kalpurush" w:cs="Kalpurush"/>
-                <w:color w:val="000000"/>
-                <w:sz w:val="20"/>
-                <w:szCs w:val="20"/>
-              </w:rPr>
-            </w:pPr>
-            <w:r>
-              <w:rPr>
-                <w:rFonts w:ascii="Kalpurush" w:eastAsia="Times New Roman" w:hAnsi="Kalpurush" w:cs="Kalpurush"/>
-                <w:color w:val="000000"/>
-                <w:sz w:val="20"/>
-                <w:szCs w:val="20"/>
-                <w:cs/>
-              </w:rPr>
-              <w:t>৮</w:t>
-            </w:r>
-          </w:p>
-        </w:tc>
-        <w:tc>
-          <w:tcPr>
-            <w:tcW w:w="3678" w:type="dxa"/>
-            <w:shd w:val="clear" w:color="auto" w:fill="F2F2F2" w:themeFill="background1" w:themeFillShade="F2"/>
-          </w:tcPr>
-          <w:p>
-            <w:pPr>
-              <w:outlineLvl w:val="1"/>
-              <w:rPr>
-                <w:rFonts w:ascii="Kalpurush" w:eastAsia="Times New Roman" w:hAnsi="Kalpurush" w:cs="Kalpurush"/>
-                <w:color w:val="000000"/>
-                <w:sz w:val="20"/>
-                <w:szCs w:val="20"/>
-                <w:lang w:bidi="ar-SA"/>
-              </w:rPr>
-            </w:pPr>
-            <w:r>
-              <w:rPr>
-                <w:rFonts w:ascii="Kalpurush" w:eastAsia="Times New Roman" w:hAnsi="Kalpurush" w:cs="Kalpurush"/>
-                <w:color w:val="000000"/>
-                <w:sz w:val="20"/>
-                <w:szCs w:val="20"/>
-                <w:cs/>
-              </w:rPr>
-              <w:t>জাতীয় পরিচয়পত্র নং (যদি থাকে)</w:t>
-            </w:r>
-          </w:p>
-        </w:tc>
-        <w:tc>
-          <w:tcPr>
-            <w:tcW w:w="6187" w:type="dxa"/>
-            <w:gridSpan w:val="8"/>
-          </w:tcPr>
-          <w:p>
-            <w:pPr>
-              <w:outlineLvl w:val="1"/>
-              <w:rPr>
-                <w:rFonts w:ascii="Kalpurush" w:eastAsia="Times New Roman" w:hAnsi="Kalpurush" w:cs="Kalpurush"/>
-                <w:color w:val="000000"/>
-                <w:sz w:val="20"/>
-                <w:szCs w:val="20"/>
-                <w:lang w:bidi="ar-SA"/>
-              </w:rPr>
-            </w:pPr>
-            <w:r>
-              <w:rPr>
-                <w:rFonts w:ascii="Kalpurush" w:eastAsia="Times New Roman" w:hAnsi="Kalpurush" w:cs="Kalpurush"/>
-                <w:color w:val="000000"/>
-                <w:sz w:val="20"/>
-                <w:szCs w:val="20"/>
-                <w:lang w:bidi="ar-SA"/>
-              </w:rPr>
-              <w:t>:</w:t>
-            </w:r>
-            <w:r>
-              <w:rPr>
-                <w:rFonts w:ascii="Kalpurush" w:eastAsia="Times New Roman" w:hAnsi="Kalpurush" w:cs="Kalpurush"/>
-                <w:color w:val="000000"/>
-                <w:sz w:val="20"/>
-                <w:szCs w:val="20"/>
-                <w:lang w:bidi="ar-SA"/>
-              </w:rPr>
-              <w:t xml:space="preserve"> </w:t>
-            </w:r>
-            <w:r>
-              <w:rPr>
-                <w:rFonts w:ascii="Kalpurush" w:eastAsia="Times New Roman" w:hAnsi="Kalpurush" w:cs="Kalpurush"/>
-                <w:color w:val="000000"/>
-                <w:sz w:val="20"/>
-                <w:szCs w:val="20"/>
-                <w:lang w:bidi="ar-SA"/>
-              </w:rPr>
-              <w:t>{</w:t>
-            </w:r>
-            <w:proofErr w:type="spellStart"/>
-            <w:r>
-              <w:rPr>
-                <w:rFonts w:ascii="Kalpurush" w:hAnsi="Kalpurush" w:cs="Kalpurush"/>
-                <w:color w:val="800000"/>
-                <w:sz w:val="20"/>
-                <w:szCs w:val="20"/>
-                <w:lang w:bidi="ar-SA"/>
-              </w:rPr>
-              <w:t>NationalID</w:t>
-            </w:r>
-            <w:proofErr w:type="spellEnd"/>
-            <w:r>
-              <w:rPr>
-                <w:rFonts w:ascii="Kalpurush" w:eastAsia="Times New Roman" w:hAnsi="Kalpurush" w:cs="Kalpurush"/>
-                <w:color w:val="000000"/>
-                <w:sz w:val="20"/>
-                <w:szCs w:val="20"/>
-                <w:lang w:bidi="ar-SA"/>
-              </w:rPr>
-              <w:t>}</w:t>
-            </w:r>
-          </w:p>
-        </w:tc>
-      </w:tr>
-      <w:tr>
-        <w:tc>
-          <w:tcPr>
-            <w:tcW w:w="462" w:type="dxa"/>
-            <w:shd w:val="clear" w:color="auto" w:fill="F2F2F2" w:themeFill="background1" w:themeFillShade="F2"/>
-          </w:tcPr>
-          <w:p>
-            <w:pPr>
-              <w:outlineLvl w:val="1"/>
-              <w:rPr>
-                <w:rFonts w:ascii="Kalpurush" w:eastAsia="Times New Roman" w:hAnsi="Kalpurush" w:cs="Kalpurush"/>
-                <w:color w:val="000000"/>
-                <w:sz w:val="20"/>
-                <w:szCs w:val="20"/>
-              </w:rPr>
-            </w:pPr>
-            <w:r>
-              <w:rPr>
-                <w:rFonts w:ascii="Kalpurush" w:eastAsia="Times New Roman" w:hAnsi="Kalpurush" w:cs="Kalpurush"/>
-                <w:color w:val="000000"/>
-                <w:sz w:val="20"/>
-                <w:szCs w:val="20"/>
-                <w:cs/>
-              </w:rPr>
-              <w:t>৯</w:t>
-            </w:r>
-          </w:p>
-        </w:tc>
-        <w:tc>
-          <w:tcPr>
-            <w:tcW w:w="3678" w:type="dxa"/>
-            <w:shd w:val="clear" w:color="auto" w:fill="F2F2F2" w:themeFill="background1" w:themeFillShade="F2"/>
-          </w:tcPr>
-          <w:p>
-            <w:pPr>
-              <w:outlineLvl w:val="1"/>
-              <w:rPr>
-                <w:rFonts w:ascii="Kalpurush" w:eastAsia="Times New Roman" w:hAnsi="Kalpurush" w:cs="Kalpurush"/>
-                <w:color w:val="000000"/>
-                <w:sz w:val="20"/>
-                <w:szCs w:val="20"/>
-                <w:lang w:bidi="ar-SA"/>
-              </w:rPr>
-            </w:pPr>
-            <w:r>
-              <w:rPr>
-                <w:rFonts w:ascii="Kalpurush" w:eastAsia="Times New Roman" w:hAnsi="Kalpurush" w:cs="Kalpurush"/>
-                <w:color w:val="000000"/>
-                <w:sz w:val="20"/>
-                <w:szCs w:val="20"/>
-                <w:cs/>
-              </w:rPr>
-              <w:t>শিক্ষাগত যোগ্যতাঃ</w:t>
-            </w:r>
-          </w:p>
-        </w:tc>
-        <w:tc>
-          <w:tcPr>
-            <w:tcW w:w="6187" w:type="dxa"/>
-            <w:gridSpan w:val="8"/>
-          </w:tcPr>
-          <w:p>
-            <w:pPr>
-              <w:outlineLvl w:val="1"/>
-              <w:rPr>
-                <w:rFonts w:ascii="Kalpurush" w:eastAsia="Times New Roman" w:hAnsi="Kalpurush" w:cs="Kalpurush"/>
-                <w:color w:val="000000"/>
-                <w:sz w:val="20"/>
-                <w:szCs w:val="20"/>
-                <w:cs/>
-              </w:rPr>
-            </w:pPr>
-            <w:r>
-              <w:rPr>
-                <w:rFonts w:ascii="Kalpurush" w:eastAsia="Times New Roman" w:hAnsi="Kalpurush" w:cs="Kalpurush"/>
-                <w:color w:val="000000"/>
-                <w:sz w:val="20"/>
-                <w:szCs w:val="20"/>
-                <w:lang w:bidi="ar-SA"/>
-              </w:rPr>
-              <w:t>:</w:t>
-            </w:r>
-            <w:r>
-              <w:rPr>
-                <w:rFonts w:ascii="Kalpurush" w:eastAsia="Times New Roman" w:hAnsi="Kalpurush" w:cs="Kalpurush"/>
-                <w:color w:val="000000"/>
-                <w:sz w:val="20"/>
-                <w:szCs w:val="20"/>
-                <w:lang w:bidi="ar-SA"/>
-              </w:rPr>
-              <w:t xml:space="preserve"> </w:t>
-            </w:r>
-            <w:r>
-              <w:rPr>
-                <w:rFonts w:ascii="Kalpurush" w:eastAsia="Times New Roman" w:hAnsi="Kalpurush" w:cs="Kalpurush"/>
-                <w:color w:val="000000"/>
-                <w:sz w:val="20"/>
-                <w:szCs w:val="20"/>
-                <w:cs/>
-              </w:rPr>
-              <w:t>{</w:t>
-            </w:r>
-            <w:proofErr w:type="spellStart"/>
-            <w:r>
-              <w:rPr>
-                <w:rFonts w:ascii="Kalpurush" w:eastAsia="Times New Roman" w:hAnsi="Kalpurush" w:cs="Kalpurush"/>
-                <w:color w:val="000000"/>
-                <w:sz w:val="20"/>
-                <w:szCs w:val="20"/>
-              </w:rPr>
-              <w:t>EducationalBackground</w:t>
-            </w:r>
-            <w:proofErr w:type="spellEnd"/>
-            <w:r>
-              <w:rPr>
-                <w:rFonts w:ascii="Kalpurush" w:eastAsia="Times New Roman" w:hAnsi="Kalpurush" w:cs="Kalpurush"/>
-                <w:color w:val="000000"/>
-                <w:sz w:val="20"/>
-                <w:szCs w:val="20"/>
-                <w:cs/>
-              </w:rPr>
-              <w:t>}</w:t>
-            </w:r>
-          </w:p>
-        </w:tc>
-      </w:tr>
-      <w:tr>
-        <w:tc>
-          <w:tcPr>
-            <w:tcW w:w="462" w:type="dxa"/>
-            <w:shd w:val="clear" w:color="auto" w:fill="F2F2F2" w:themeFill="background1" w:themeFillShade="F2"/>
-          </w:tcPr>
-          <w:p>
-            <w:pPr>
-              <w:outlineLvl w:val="1"/>
-              <w:rPr>
-                <w:rFonts w:ascii="Kalpurush" w:eastAsia="Times New Roman" w:hAnsi="Kalpurush" w:cs="Kalpurush"/>
-                <w:color w:val="000000"/>
-                <w:sz w:val="20"/>
-                <w:szCs w:val="20"/>
-              </w:rPr>
-            </w:pPr>
-            <w:r>
-              <w:rPr>
-                <w:rFonts w:ascii="Kalpurush" w:eastAsia="Times New Roman" w:hAnsi="Kalpurush" w:cs="Kalpurush"/>
-                <w:color w:val="000000"/>
-                <w:sz w:val="20"/>
-                <w:szCs w:val="20"/>
-                <w:cs/>
-              </w:rPr>
-              <w:t>১০</w:t>
-            </w:r>
-          </w:p>
-        </w:tc>
-        <w:tc>
-          <w:tcPr>
-            <w:tcW w:w="3678" w:type="dxa"/>
-            <w:shd w:val="clear" w:color="auto" w:fill="F2F2F2" w:themeFill="background1" w:themeFillShade="F2"/>
-          </w:tcPr>
-          <w:p>
-            <w:pPr>
-              <w:outlineLvl w:val="1"/>
-              <w:rPr>
-                <w:rFonts w:ascii="Kalpurush" w:eastAsia="Times New Roman" w:hAnsi="Kalpurush" w:cs="Kalpurush"/>
-                <w:color w:val="000000"/>
-                <w:sz w:val="20"/>
-                <w:szCs w:val="20"/>
-                <w:lang w:bidi="ar-SA"/>
-              </w:rPr>
-            </w:pPr>
-            <w:r>
-              <w:rPr>
-                <w:rFonts w:ascii="Kalpurush" w:eastAsia="Times New Roman" w:hAnsi="Kalpurush" w:cs="Kalpurush"/>
-                <w:color w:val="000000"/>
-                <w:sz w:val="20"/>
-                <w:szCs w:val="20"/>
-                <w:cs/>
-              </w:rPr>
-              <w:t>প্রশিক্ষণ বা বিশেষ দক্ষতা (যদি থাকে)</w:t>
-            </w:r>
-          </w:p>
-        </w:tc>
-        <w:tc>
-          <w:tcPr>
-            <w:tcW w:w="6187" w:type="dxa"/>
-            <w:gridSpan w:val="8"/>
-          </w:tcPr>
-          <w:p>
-            <w:pPr>
-              <w:outlineLvl w:val="1"/>
-              <w:rPr>
-                <w:rFonts w:ascii="Kalpurush" w:eastAsia="Times New Roman" w:hAnsi="Kalpurush" w:cs="Kalpurush"/>
-                <w:color w:val="000000"/>
-                <w:sz w:val="20"/>
-                <w:szCs w:val="20"/>
-                <w:cs/>
-              </w:rPr>
-            </w:pPr>
-            <w:r>
-              <w:rPr>
-                <w:rFonts w:ascii="Kalpurush" w:eastAsia="Times New Roman" w:hAnsi="Kalpurush" w:cs="Kalpurush"/>
-                <w:color w:val="000000"/>
-                <w:sz w:val="20"/>
-                <w:szCs w:val="20"/>
-                <w:lang w:bidi="ar-SA"/>
-              </w:rPr>
-              <w:t>:</w:t>
-            </w:r>
-          </w:p>
-        </w:tc>
-      </w:tr>
-      <w:tr>
-        <w:tc>
-          <w:tcPr>
-            <w:tcW w:w="462" w:type="dxa"/>
-            <w:shd w:val="clear" w:color="auto" w:fill="F2F2F2" w:themeFill="background1" w:themeFillShade="F2"/>
-          </w:tcPr>
-          <w:p>
-            <w:pPr>
-              <w:outlineLvl w:val="1"/>
-              <w:rPr>
-                <w:rFonts w:ascii="Kalpurush" w:eastAsia="Times New Roman" w:hAnsi="Kalpurush" w:cs="Kalpurush"/>
-                <w:color w:val="000000"/>
-                <w:sz w:val="20"/>
-                <w:szCs w:val="20"/>
-              </w:rPr>
-            </w:pPr>
-            <w:r>
-              <w:rPr>
-                <w:rFonts w:ascii="Kalpurush" w:eastAsia="Times New Roman" w:hAnsi="Kalpurush" w:cs="Kalpurush"/>
-                <w:color w:val="000000"/>
-                <w:sz w:val="20"/>
-                <w:szCs w:val="20"/>
-                <w:cs/>
-              </w:rPr>
-              <w:t>১১</w:t>
-            </w:r>
-          </w:p>
-        </w:tc>
-        <w:tc>
-          <w:tcPr>
-            <w:tcW w:w="3678" w:type="dxa"/>
-            <w:shd w:val="clear" w:color="auto" w:fill="F2F2F2" w:themeFill="background1" w:themeFillShade="F2"/>
-          </w:tcPr>
-          <w:p>
-            <w:pPr>
-              <w:outlineLvl w:val="1"/>
-              <w:rPr>
-                <w:rFonts w:ascii="Kalpurush" w:eastAsia="Times New Roman" w:hAnsi="Kalpurush" w:cs="Kalpurush"/>
-                <w:color w:val="000000"/>
-                <w:sz w:val="20"/>
-                <w:szCs w:val="20"/>
-                <w:lang w:bidi="ar-SA"/>
-              </w:rPr>
-            </w:pPr>
-            <w:r>
-              <w:rPr>
-                <w:rFonts w:ascii="Kalpurush" w:eastAsia="Times New Roman" w:hAnsi="Kalpurush" w:cs="Kalpurush"/>
-                <w:color w:val="000000"/>
-                <w:sz w:val="20"/>
-                <w:szCs w:val="20"/>
-                <w:cs/>
-              </w:rPr>
-              <w:t>উচ্চতাঃ</w:t>
-            </w:r>
-          </w:p>
-        </w:tc>
-        <w:tc>
-          <w:tcPr>
-            <w:tcW w:w="990" w:type="dxa"/>
-            <w:vAlign w:val="center"/>
-          </w:tcPr>
-          <w:p>
-            <w:pPr>
-              <w:outlineLvl w:val="1"/>
-              <w:rPr>
-                <w:rFonts w:ascii="Kalpurush" w:eastAsia="Times New Roman" w:hAnsi="Kalpurush" w:cs="Kalpurush"/>
-                <w:color w:val="000000"/>
-                <w:sz w:val="20"/>
-                <w:szCs w:val="20"/>
-                <w:lang w:bidi="ar-SA"/>
-              </w:rPr>
-            </w:pPr>
-            <w:r>
-              <w:rPr>
-                <w:rFonts w:ascii="Kalpurush" w:eastAsia="Times New Roman" w:hAnsi="Kalpurush" w:cs="Kalpurush"/>
-                <w:color w:val="000000"/>
-                <w:sz w:val="20"/>
-                <w:szCs w:val="20"/>
-                <w:lang w:bidi="ar-SA"/>
-              </w:rPr>
-              <w:t>:</w:t>
-            </w:r>
-            <w:r>
-              <w:rPr>
-                <w:rFonts w:ascii="Kalpurush" w:eastAsia="Times New Roman" w:hAnsi="Kalpurush" w:cs="Kalpurush"/>
-                <w:color w:val="000000"/>
-                <w:sz w:val="20"/>
-                <w:szCs w:val="20"/>
-                <w:lang w:bidi="ar-SA"/>
-              </w:rPr>
-              <w:t xml:space="preserve"> </w:t>
-            </w:r>
-            <w:r>
-              <w:rPr>
-                <w:rFonts w:ascii="Kalpurush" w:eastAsia="Times New Roman" w:hAnsi="Kalpurush" w:cs="Kalpurush"/>
-                <w:color w:val="000000"/>
-                <w:sz w:val="20"/>
-                <w:szCs w:val="20"/>
-                <w:lang w:bidi="ar-SA"/>
-              </w:rPr>
-              <w:t>{</w:t>
-            </w:r>
-            <w:proofErr w:type="spellStart"/>
-            <w:r>
-              <w:rPr>
-                <w:rFonts w:ascii="Kalpurush" w:hAnsi="Kalpurush" w:cs="Kalpurush"/>
-                <w:color w:val="000000"/>
-                <w:sz w:val="20"/>
-                <w:szCs w:val="20"/>
-                <w:highlight w:val="white"/>
-                <w:lang w:bidi="ar-SA"/>
-              </w:rPr>
-              <w:t>HightFt</w:t>
-            </w:r>
-            <w:proofErr w:type="spellEnd"/>
-            <w:r>
-              <w:rPr>
-                <w:rFonts w:ascii="Kalpurush" w:eastAsia="Times New Roman" w:hAnsi="Kalpurush" w:cs="Kalpurush"/>
-                <w:color w:val="000000"/>
-                <w:sz w:val="20"/>
-                <w:szCs w:val="20"/>
-                <w:lang w:bidi="ar-SA"/>
-              </w:rPr>
-              <w:t>}</w:t>
-            </w:r>
-          </w:p>
-        </w:tc>
-        <w:tc>
-          <w:tcPr>
-            <w:tcW w:w="667" w:type="dxa"/>
-            <w:vAlign w:val="center"/>
-          </w:tcPr>
-          <w:p>
-            <w:pPr>
-              <w:outlineLvl w:val="1"/>
-              <w:rPr>
-                <w:rFonts w:ascii="Kalpurush" w:eastAsia="Times New Roman" w:hAnsi="Kalpurush" w:cs="Kalpurush"/>
-                <w:color w:val="000000"/>
-                <w:sz w:val="20"/>
-                <w:szCs w:val="20"/>
-                <w:lang w:bidi="ar-SA"/>
-              </w:rPr>
-            </w:pPr>
-            <w:proofErr w:type="spellStart"/>
-            <w:r>
-              <w:rPr>
-                <w:rFonts w:ascii="Kalpurush" w:eastAsia="Times New Roman" w:hAnsi="Kalpurush" w:cs="Kalpurush"/>
-                <w:color w:val="000000"/>
-                <w:sz w:val="20"/>
-                <w:szCs w:val="20"/>
-              </w:rPr>
-              <w:t>ফুট</w:t>
-            </w:r>
-            <w:proofErr w:type="spellEnd"/>
-          </w:p>
-        </w:tc>
-        <w:tc>
-          <w:tcPr>
-            <w:tcW w:w="1403" w:type="dxa"/>
-            <w:gridSpan w:val="2"/>
-            <w:vAlign w:val="center"/>
-          </w:tcPr>
-          <w:p>
-            <w:pPr>
-              <w:outlineLvl w:val="1"/>
-              <w:rPr>
-                <w:rFonts w:ascii="Kalpurush" w:eastAsia="Times New Roman" w:hAnsi="Kalpurush" w:cs="Kalpurush"/>
-                <w:color w:val="000000"/>
-                <w:sz w:val="20"/>
-                <w:szCs w:val="20"/>
-                <w:lang w:bidi="ar-SA"/>
-              </w:rPr>
-            </w:pPr>
-            <w:r>
-              <w:rPr>
-                <w:rFonts w:ascii="Kalpurush" w:eastAsia="Times New Roman" w:hAnsi="Kalpurush" w:cs="Kalpurush"/>
-                <w:color w:val="000000"/>
-                <w:sz w:val="20"/>
-                <w:szCs w:val="20"/>
-                <w:lang w:bidi="ar-SA"/>
-              </w:rPr>
-              <w:t>{</w:t>
-            </w:r>
-            <w:proofErr w:type="spellStart"/>
-            <w:r>
-              <w:rPr>
-                <w:rFonts w:ascii="Kalpurush" w:hAnsi="Kalpurush" w:cs="Kalpurush"/>
-                <w:color w:val="000000"/>
-                <w:sz w:val="20"/>
-                <w:szCs w:val="20"/>
-                <w:highlight w:val="white"/>
-                <w:lang w:bidi="ar-SA"/>
-              </w:rPr>
-              <w:t>Hight</w:t>
-            </w:r>
-            <w:r>
-              <w:rPr>
-                <w:rFonts w:ascii="Kalpurush" w:hAnsi="Kalpurush" w:cs="Kalpurush"/>
-                <w:color w:val="000000"/>
-                <w:sz w:val="20"/>
-                <w:szCs w:val="20"/>
-                <w:lang w:bidi="ar-SA"/>
-              </w:rPr>
-              <w:t>Inc</w:t>
-            </w:r>
-            <w:proofErr w:type="spellEnd"/>
-            <w:r>
-              <w:rPr>
-                <w:rFonts w:ascii="Kalpurush" w:eastAsia="Times New Roman" w:hAnsi="Kalpurush" w:cs="Kalpurush"/>
-                <w:color w:val="000000"/>
-                <w:sz w:val="20"/>
-                <w:szCs w:val="20"/>
-                <w:lang w:bidi="ar-SA"/>
-              </w:rPr>
-              <w:t>}</w:t>
-            </w:r>
-          </w:p>
-        </w:tc>
-        <w:tc>
-          <w:tcPr>
-            <w:tcW w:w="3127" w:type="dxa"/>
-            <w:gridSpan w:val="4"/>
-            <w:vAlign w:val="center"/>
-          </w:tcPr>
-          <w:p>
-            <w:pPr>
-              <w:outlineLvl w:val="1"/>
-              <w:rPr>
-                <w:rFonts w:ascii="Kalpurush" w:eastAsia="Times New Roman" w:hAnsi="Kalpurush" w:cs="Kalpurush"/>
-                <w:color w:val="000000"/>
-                <w:sz w:val="20"/>
-                <w:szCs w:val="20"/>
-                <w:lang w:bidi="ar-SA"/>
-              </w:rPr>
-            </w:pPr>
-            <w:r>
-              <w:rPr>
-                <w:rFonts w:ascii="Kalpurush" w:eastAsia="Times New Roman" w:hAnsi="Kalpurush" w:cs="Kalpurush"/>
-                <w:color w:val="000000"/>
-                <w:sz w:val="20"/>
-                <w:szCs w:val="20"/>
-                <w:cs/>
-              </w:rPr>
-              <w:t>ইঞ্চি</w:t>
-            </w:r>
-          </w:p>
-        </w:tc>
-      </w:tr>
-      <w:tr>
-        <w:tc>
-          <w:tcPr>
-            <w:tcW w:w="462" w:type="dxa"/>
-            <w:shd w:val="clear" w:color="auto" w:fill="F2F2F2" w:themeFill="background1" w:themeFillShade="F2"/>
-          </w:tcPr>
-          <w:p>
-            <w:pPr>
-              <w:outlineLvl w:val="1"/>
-              <w:rPr>
-                <w:rFonts w:ascii="Kalpurush" w:eastAsia="Times New Roman" w:hAnsi="Kalpurush" w:cs="Kalpurush"/>
-                <w:color w:val="000000"/>
-                <w:sz w:val="20"/>
-                <w:szCs w:val="20"/>
-              </w:rPr>
-            </w:pPr>
-            <w:r>
-              <w:rPr>
-                <w:rFonts w:ascii="Kalpurush" w:eastAsia="Times New Roman" w:hAnsi="Kalpurush" w:cs="Kalpurush"/>
-                <w:color w:val="000000"/>
-                <w:sz w:val="20"/>
-                <w:szCs w:val="20"/>
-                <w:cs/>
-              </w:rPr>
-              <w:t>১২</w:t>
-            </w:r>
-          </w:p>
-        </w:tc>
-        <w:tc>
-          <w:tcPr>
-            <w:tcW w:w="3678" w:type="dxa"/>
-            <w:shd w:val="clear" w:color="auto" w:fill="F2F2F2" w:themeFill="background1" w:themeFillShade="F2"/>
-          </w:tcPr>
-          <w:p>
-            <w:pPr>
-              <w:outlineLvl w:val="1"/>
-              <w:rPr>
-                <w:rFonts w:ascii="Kalpurush" w:eastAsia="Times New Roman" w:hAnsi="Kalpurush" w:cs="Kalpurush"/>
-                <w:color w:val="000000"/>
-                <w:sz w:val="20"/>
-                <w:szCs w:val="20"/>
-                <w:lang w:bidi="ar-SA"/>
-              </w:rPr>
-            </w:pPr>
-            <w:r>
-              <w:rPr>
-                <w:rFonts w:ascii="Kalpurush" w:eastAsia="Times New Roman" w:hAnsi="Kalpurush" w:cs="Kalpurush"/>
-                <w:color w:val="000000"/>
-                <w:sz w:val="20"/>
-                <w:szCs w:val="20"/>
-                <w:cs/>
-              </w:rPr>
-              <w:t>রক্তের গ্রুপ (যদি জানা থাকে)</w:t>
-            </w:r>
-          </w:p>
-        </w:tc>
-        <w:tc>
-          <w:tcPr>
-            <w:tcW w:w="6187" w:type="dxa"/>
-            <w:gridSpan w:val="8"/>
-          </w:tcPr>
-          <w:p>
-            <w:pPr>
-              <w:outlineLvl w:val="1"/>
-              <w:rPr>
-                <w:rFonts w:ascii="Kalpurush" w:eastAsia="Times New Roman" w:hAnsi="Kalpurush" w:cs="Kalpurush"/>
-                <w:color w:val="000000"/>
-                <w:sz w:val="20"/>
-                <w:szCs w:val="20"/>
-                <w:lang w:bidi="ar-SA"/>
-              </w:rPr>
-            </w:pPr>
-            <w:r>
-              <w:rPr>
-                <w:rFonts w:ascii="Kalpurush" w:eastAsia="Times New Roman" w:hAnsi="Kalpurush" w:cs="Kalpurush"/>
-                <w:color w:val="000000"/>
-                <w:sz w:val="20"/>
-                <w:szCs w:val="20"/>
-              </w:rPr>
-              <w:t>:</w:t>
-            </w:r>
-            <w:r>
-              <w:rPr>
-                <w:rFonts w:ascii="Kalpurush" w:eastAsia="Times New Roman" w:hAnsi="Kalpurush" w:cs="Kalpurush"/>
-                <w:color w:val="000000"/>
-                <w:sz w:val="20"/>
-                <w:szCs w:val="20"/>
-              </w:rPr>
-              <w:t xml:space="preserve"> </w:t>
-            </w:r>
-            <w:r>
-              <w:rPr>
-                <w:rFonts w:ascii="Kalpurush" w:eastAsia="Times New Roman" w:hAnsi="Kalpurush" w:cs="Kalpurush"/>
-                <w:color w:val="000000"/>
-                <w:sz w:val="20"/>
-                <w:szCs w:val="20"/>
-              </w:rPr>
-              <w:t>{</w:t>
-            </w:r>
-            <w:proofErr w:type="spellStart"/>
-            <w:r>
-              <w:rPr>
-                <w:rFonts w:ascii="Kalpurush" w:eastAsia="Times New Roman" w:hAnsi="Kalpurush" w:cs="Kalpurush"/>
-                <w:color w:val="000000"/>
-                <w:sz w:val="20"/>
-                <w:szCs w:val="20"/>
-              </w:rPr>
-              <w:t>BloodGroup</w:t>
-            </w:r>
-            <w:proofErr w:type="spellEnd"/>
-            <w:r>
-              <w:rPr>
-                <w:rFonts w:ascii="Kalpurush" w:eastAsia="Times New Roman" w:hAnsi="Kalpurush" w:cs="Kalpurush"/>
-                <w:color w:val="000000"/>
-                <w:sz w:val="20"/>
-                <w:szCs w:val="20"/>
-              </w:rPr>
-              <w:t>}</w:t>
-            </w:r>
-          </w:p>
-        </w:tc>
-      </w:tr>
-      <w:tr>
-        <w:tc>
-          <w:tcPr>
-            <w:tcW w:w="462" w:type="dxa"/>
-            <w:shd w:val="clear" w:color="auto" w:fill="F2F2F2" w:themeFill="background1" w:themeFillShade="F2"/>
-          </w:tcPr>
-          <w:p>
-            <w:pPr>
-              <w:outlineLvl w:val="1"/>
-              <w:rPr>
-                <w:rFonts w:ascii="Kalpurush" w:eastAsia="Times New Roman" w:hAnsi="Kalpurush" w:cs="Kalpurush"/>
-                <w:color w:val="000000"/>
-                <w:sz w:val="20"/>
-                <w:szCs w:val="20"/>
-              </w:rPr>
-            </w:pPr>
-            <w:r>
-              <w:rPr>
-                <w:rFonts w:ascii="Kalpurush" w:eastAsia="Times New Roman" w:hAnsi="Kalpurush" w:cs="Kalpurush"/>
-                <w:color w:val="000000"/>
-                <w:sz w:val="20"/>
-                <w:szCs w:val="20"/>
-                <w:cs/>
-              </w:rPr>
-              <w:t>১৩</w:t>
-            </w:r>
-          </w:p>
-        </w:tc>
-        <w:tc>
-          <w:tcPr>
-            <w:tcW w:w="3678" w:type="dxa"/>
-            <w:shd w:val="clear" w:color="auto" w:fill="F2F2F2" w:themeFill="background1" w:themeFillShade="F2"/>
-          </w:tcPr>
-          <w:p>
-            <w:pPr>
-              <w:outlineLvl w:val="1"/>
-              <w:rPr>
-                <w:rFonts w:ascii="Kalpurush" w:eastAsia="Times New Roman" w:hAnsi="Kalpurush" w:cs="Kalpurush"/>
-                <w:color w:val="000000"/>
-                <w:sz w:val="20"/>
-                <w:szCs w:val="20"/>
-                <w:lang w:bidi="ar-SA"/>
-              </w:rPr>
-            </w:pPr>
-            <w:r>
-              <w:rPr>
-                <w:rFonts w:ascii="Kalpurush" w:eastAsia="Times New Roman" w:hAnsi="Kalpurush" w:cs="Kalpurush"/>
-                <w:color w:val="000000"/>
-                <w:sz w:val="20"/>
-                <w:szCs w:val="20"/>
-                <w:cs/>
-              </w:rPr>
-              <w:t>সনাক্ত করণ চিহ্ন (যদি থাকে)</w:t>
-            </w:r>
-          </w:p>
-        </w:tc>
-        <w:tc>
-          <w:tcPr>
-            <w:tcW w:w="6187" w:type="dxa"/>
-            <w:gridSpan w:val="8"/>
-          </w:tcPr>
-          <w:p>
-            <w:pPr>
-              <w:outlineLvl w:val="1"/>
-              <w:rPr>
-                <w:rFonts w:ascii="Kalpurush" w:eastAsia="Times New Roman" w:hAnsi="Kalpurush" w:cs="Kalpurush"/>
-                <w:color w:val="000000"/>
-                <w:sz w:val="20"/>
-                <w:szCs w:val="20"/>
-              </w:rPr>
-            </w:pPr>
-            <w:r>
-              <w:rPr>
-                <w:rFonts w:ascii="Kalpurush" w:eastAsia="Times New Roman" w:hAnsi="Kalpurush" w:cs="Kalpurush"/>
-                <w:color w:val="000000"/>
-                <w:sz w:val="20"/>
-                <w:szCs w:val="20"/>
-              </w:rPr>
-              <w:t>:</w:t>
-            </w:r>
-            <w:r>
-              <w:rPr>
-                <w:rFonts w:ascii="Kalpurush" w:eastAsia="Times New Roman" w:hAnsi="Kalpurush" w:cs="Kalpurush"/>
-                <w:color w:val="000000"/>
-                <w:sz w:val="20"/>
-                <w:szCs w:val="20"/>
-              </w:rPr>
-              <w:t xml:space="preserve"> </w:t>
-            </w:r>
-            <w:r>
-              <w:rPr>
-                <w:rFonts w:ascii="Kalpurush" w:eastAsia="Times New Roman" w:hAnsi="Kalpurush" w:cs="Kalpurush"/>
-                <w:color w:val="000000"/>
-                <w:sz w:val="20"/>
-                <w:szCs w:val="20"/>
-                <w:cs/>
-              </w:rPr>
-              <w:t>{</w:t>
-            </w:r>
-            <w:proofErr w:type="spellStart"/>
-            <w:r>
-              <w:rPr>
-                <w:rFonts w:ascii="Kalpurush" w:hAnsi="Kalpurush" w:cs="Kalpurush"/>
-                <w:color w:val="000000"/>
-                <w:sz w:val="20"/>
-                <w:szCs w:val="20"/>
-                <w:highlight w:val="white"/>
-                <w:lang w:bidi="ar-SA"/>
-              </w:rPr>
-              <w:t>IdentificationMark</w:t>
-            </w:r>
-            <w:proofErr w:type="spellEnd"/>
-            <w:r>
-              <w:rPr>
-                <w:rFonts w:ascii="Kalpurush" w:eastAsia="Times New Roman" w:hAnsi="Kalpurush" w:cs="Kalpurush"/>
-                <w:color w:val="000000"/>
-                <w:sz w:val="20"/>
-                <w:szCs w:val="20"/>
-                <w:cs/>
-              </w:rPr>
-              <w:t>}</w:t>
-            </w:r>
-          </w:p>
-        </w:tc>
-      </w:tr>
-      <w:tr>
-        <w:tc>
-          <w:tcPr>
-            <w:tcW w:w="462" w:type="dxa"/>
-            <w:shd w:val="clear" w:color="auto" w:fill="F2F2F2" w:themeFill="background1" w:themeFillShade="F2"/>
-          </w:tcPr>
-          <w:p>
-            <w:pPr>
-              <w:outlineLvl w:val="1"/>
-              <w:rPr>
-                <w:rFonts w:ascii="Kalpurush" w:eastAsia="Times New Roman" w:hAnsi="Kalpurush" w:cs="Kalpurush"/>
-                <w:color w:val="000000"/>
-                <w:sz w:val="20"/>
-                <w:szCs w:val="20"/>
-              </w:rPr>
-            </w:pPr>
-            <w:r>
-              <w:rPr>
-                <w:rFonts w:ascii="Kalpurush" w:eastAsia="Times New Roman" w:hAnsi="Kalpurush" w:cs="Kalpurush"/>
-                <w:color w:val="000000"/>
-                <w:sz w:val="20"/>
-                <w:szCs w:val="20"/>
-                <w:cs/>
-              </w:rPr>
-              <w:t>১৪</w:t>
-            </w:r>
-          </w:p>
-        </w:tc>
-        <w:tc>
-          <w:tcPr>
-            <w:tcW w:w="3678" w:type="dxa"/>
-            <w:shd w:val="clear" w:color="auto" w:fill="F2F2F2" w:themeFill="background1" w:themeFillShade="F2"/>
-          </w:tcPr>
-          <w:p>
-            <w:pPr>
-              <w:outlineLvl w:val="1"/>
-              <w:rPr>
-                <w:rFonts w:ascii="Kalpurush" w:eastAsia="Times New Roman" w:hAnsi="Kalpurush" w:cs="Kalpurush"/>
-                <w:color w:val="000000"/>
-                <w:sz w:val="20"/>
-                <w:szCs w:val="20"/>
-                <w:lang w:bidi="ar-SA"/>
-              </w:rPr>
-            </w:pPr>
-            <w:r>
-              <w:rPr>
-                <w:rFonts w:ascii="Kalpurush" w:eastAsia="Times New Roman" w:hAnsi="Kalpurush" w:cs="Kalpurush"/>
-                <w:color w:val="000000"/>
-                <w:sz w:val="20"/>
-                <w:szCs w:val="20"/>
-                <w:cs/>
-              </w:rPr>
-              <w:t>সার্ভিস বহি খোলার তারিখঃ</w:t>
-            </w:r>
-          </w:p>
-        </w:tc>
-        <w:tc>
-          <w:tcPr>
-            <w:tcW w:w="6187" w:type="dxa"/>
-            <w:gridSpan w:val="8"/>
-          </w:tcPr>
-          <w:p>
-            <w:pPr>
-              <w:outlineLvl w:val="1"/>
-              <w:rPr>
-                <w:rFonts w:ascii="Kalpurush" w:eastAsia="Times New Roman" w:hAnsi="Kalpurush" w:cs="Kalpurush"/>
-                <w:color w:val="000000"/>
-                <w:sz w:val="20"/>
-                <w:szCs w:val="20"/>
-                <w:lang w:bidi="ar-SA"/>
-              </w:rPr>
-            </w:pPr>
-            <w:r>
-              <w:rPr>
-                <w:rFonts w:ascii="Kalpurush" w:eastAsia="Times New Roman" w:hAnsi="Kalpurush" w:cs="Kalpurush"/>
-                <w:color w:val="000000"/>
-                <w:sz w:val="20"/>
-                <w:szCs w:val="20"/>
-                <w:lang w:bidi="ar-SA"/>
-              </w:rPr>
-              <w:t>: {</w:t>
-            </w:r>
-            <w:r>
-              <w:rPr>
-                <w:rFonts w:ascii="Kalpurush" w:hAnsi="Kalpurush" w:cs="Kalpurush"/>
-                <w:color w:val="800000"/>
-                <w:sz w:val="20"/>
-                <w:szCs w:val="20"/>
-                <w:lang w:bidi="ar-SA"/>
-              </w:rPr>
-              <w:t>DOJ</w:t>
-            </w:r>
-            <w:r>
-              <w:rPr>
-                <w:rFonts w:ascii="Kalpurush" w:eastAsia="Times New Roman" w:hAnsi="Kalpurush" w:cs="Kalpurush"/>
-                <w:color w:val="000000"/>
-                <w:sz w:val="20"/>
-                <w:szCs w:val="20"/>
-                <w:lang w:bidi="ar-SA"/>
-              </w:rPr>
-              <w:t>}</w:t>
-            </w:r>
           </w:p>
         </w:tc>
       </w:tr>
       <w:tr>
         <w:trPr>
-          <w:gridAfter w:val="3"/>
-          <w:wAfter w:w="3089" w:type="dxa"/>
-          <w:trHeight w:val="409"/>
+          <w:trHeight w:val="263"/>
         </w:trPr>
         <w:tc>
           <w:tcPr>
-            <w:tcW w:w="462" w:type="dxa"/>
+            <w:tcW w:w="458" w:type="dxa"/>
+            <w:shd w:val="clear" w:color="auto" w:fill="F2F2F2" w:themeFill="background1" w:themeFillShade="F2"/>
+          </w:tcPr>
+          <w:p>
+            <w:pPr>
+              <w:outlineLvl w:val="1"/>
+              <w:rPr>
+                <w:rFonts w:ascii="Kalpurush" w:eastAsia="Times New Roman" w:hAnsi="Kalpurush" w:cs="Kalpurush"/>
+                <w:color w:val="000000"/>
+                <w:sz w:val="20"/>
+                <w:szCs w:val="20"/>
+              </w:rPr>
+            </w:pPr>
+            <w:r>
+              <w:rPr>
+                <w:rFonts w:ascii="Kalpurush" w:eastAsia="Times New Roman" w:hAnsi="Kalpurush" w:cs="Kalpurush"/>
+                <w:color w:val="000000"/>
+                <w:sz w:val="20"/>
+                <w:szCs w:val="20"/>
+                <w:cs/>
+              </w:rPr>
+              <w:t>৮</w:t>
+            </w:r>
+          </w:p>
+        </w:tc>
+        <w:tc>
+          <w:tcPr>
+            <w:tcW w:w="2804" w:type="dxa"/>
+            <w:shd w:val="clear" w:color="auto" w:fill="F2F2F2" w:themeFill="background1" w:themeFillShade="F2"/>
+          </w:tcPr>
+          <w:p>
+            <w:pPr>
+              <w:outlineLvl w:val="1"/>
+              <w:rPr>
+                <w:rFonts w:ascii="Kalpurush" w:eastAsia="Times New Roman" w:hAnsi="Kalpurush" w:cs="Kalpurush"/>
+                <w:color w:val="000000"/>
+                <w:sz w:val="20"/>
+                <w:szCs w:val="20"/>
+                <w:lang w:bidi="ar-SA"/>
+              </w:rPr>
+            </w:pPr>
+            <w:r>
+              <w:rPr>
+                <w:rFonts w:ascii="Kalpurush" w:eastAsia="Times New Roman" w:hAnsi="Kalpurush" w:cs="Kalpurush"/>
+                <w:color w:val="000000"/>
+                <w:sz w:val="20"/>
+                <w:szCs w:val="20"/>
+                <w:cs/>
+              </w:rPr>
+              <w:t>জাতীয় পরিচয়পত্র নং (যদি থাকে)</w:t>
+            </w:r>
+          </w:p>
+        </w:tc>
+        <w:tc>
+          <w:tcPr>
+            <w:tcW w:w="10721" w:type="dxa"/>
+            <w:gridSpan w:val="6"/>
+          </w:tcPr>
+          <w:p>
+            <w:pPr>
+              <w:outlineLvl w:val="1"/>
+              <w:rPr>
+                <w:rFonts w:ascii="Kalpurush" w:eastAsia="Times New Roman" w:hAnsi="Kalpurush" w:cs="Kalpurush"/>
+                <w:color w:val="000000"/>
+                <w:sz w:val="20"/>
+                <w:szCs w:val="20"/>
+                <w:lang w:bidi="ar-SA"/>
+              </w:rPr>
+            </w:pPr>
+            <w:r>
+              <w:rPr>
+                <w:rFonts w:ascii="Kalpurush" w:eastAsia="Times New Roman" w:hAnsi="Kalpurush" w:cs="Kalpurush"/>
+                <w:color w:val="000000"/>
+                <w:sz w:val="20"/>
+                <w:szCs w:val="20"/>
+                <w:lang w:bidi="ar-SA"/>
+              </w:rPr>
+              <w:t>:</w:t>
+            </w:r>
+            <w:r>
+              <w:rPr>
+                <w:rFonts w:ascii="Kalpurush" w:eastAsia="Times New Roman" w:hAnsi="Kalpurush" w:cs="Kalpurush"/>
+                <w:color w:val="000000"/>
+                <w:sz w:val="20"/>
+                <w:szCs w:val="20"/>
+                <w:lang w:bidi="ar-SA"/>
+              </w:rPr>
+              <w:t xml:space="preserve"> </w:t>
+            </w:r>
+            <w:r>
+              <w:rPr>
+                <w:rFonts w:ascii="Kalpurush" w:eastAsia="Times New Roman" w:hAnsi="Kalpurush" w:cs="Kalpurush"/>
+                <w:color w:val="000000"/>
+                <w:sz w:val="20"/>
+                <w:szCs w:val="20"/>
+                <w:lang w:bidi="ar-SA"/>
+              </w:rPr>
+              <w:t>{</w:t>
+            </w:r>
+            <w:proofErr w:type="spellStart"/>
+            <w:r>
+              <w:rPr>
+                <w:rFonts w:ascii="Kalpurush" w:hAnsi="Kalpurush" w:cs="Kalpurush"/>
+                <w:color w:val="800000"/>
+                <w:sz w:val="20"/>
+                <w:szCs w:val="20"/>
+                <w:lang w:bidi="ar-SA"/>
+              </w:rPr>
+              <w:t>NationalID</w:t>
+            </w:r>
+            <w:proofErr w:type="spellEnd"/>
+            <w:r>
+              <w:rPr>
+                <w:rFonts w:ascii="Kalpurush" w:eastAsia="Times New Roman" w:hAnsi="Kalpurush" w:cs="Kalpurush"/>
+                <w:color w:val="000000"/>
+                <w:sz w:val="20"/>
+                <w:szCs w:val="20"/>
+                <w:lang w:bidi="ar-SA"/>
+              </w:rPr>
+              <w:t>}</w:t>
+            </w:r>
+          </w:p>
+        </w:tc>
+      </w:tr>
+      <w:tr>
+        <w:trPr>
+          <w:trHeight w:val="263"/>
+        </w:trPr>
+        <w:tc>
+          <w:tcPr>
+            <w:tcW w:w="458" w:type="dxa"/>
+            <w:shd w:val="clear" w:color="auto" w:fill="F2F2F2" w:themeFill="background1" w:themeFillShade="F2"/>
+          </w:tcPr>
+          <w:p>
+            <w:pPr>
+              <w:outlineLvl w:val="1"/>
+              <w:rPr>
+                <w:rFonts w:ascii="Kalpurush" w:eastAsia="Times New Roman" w:hAnsi="Kalpurush" w:cs="Kalpurush"/>
+                <w:color w:val="000000"/>
+                <w:sz w:val="20"/>
+                <w:szCs w:val="20"/>
+              </w:rPr>
+            </w:pPr>
+            <w:r>
+              <w:rPr>
+                <w:rFonts w:ascii="Kalpurush" w:eastAsia="Times New Roman" w:hAnsi="Kalpurush" w:cs="Kalpurush"/>
+                <w:color w:val="000000"/>
+                <w:sz w:val="20"/>
+                <w:szCs w:val="20"/>
+                <w:cs/>
+              </w:rPr>
+              <w:t>৯</w:t>
+            </w:r>
+          </w:p>
+        </w:tc>
+        <w:tc>
+          <w:tcPr>
+            <w:tcW w:w="2804" w:type="dxa"/>
+            <w:shd w:val="clear" w:color="auto" w:fill="F2F2F2" w:themeFill="background1" w:themeFillShade="F2"/>
+          </w:tcPr>
+          <w:p>
+            <w:pPr>
+              <w:outlineLvl w:val="1"/>
+              <w:rPr>
+                <w:rFonts w:ascii="Kalpurush" w:eastAsia="Times New Roman" w:hAnsi="Kalpurush" w:cs="Kalpurush"/>
+                <w:color w:val="000000"/>
+                <w:sz w:val="20"/>
+                <w:szCs w:val="20"/>
+                <w:lang w:bidi="ar-SA"/>
+              </w:rPr>
+            </w:pPr>
+            <w:r>
+              <w:rPr>
+                <w:rFonts w:ascii="Kalpurush" w:eastAsia="Times New Roman" w:hAnsi="Kalpurush" w:cs="Kalpurush"/>
+                <w:color w:val="000000"/>
+                <w:sz w:val="20"/>
+                <w:szCs w:val="20"/>
+                <w:cs/>
+              </w:rPr>
+              <w:t>শিক্ষাগত যোগ্যতাঃ</w:t>
+            </w:r>
+          </w:p>
+        </w:tc>
+        <w:tc>
+          <w:tcPr>
+            <w:tcW w:w="10721" w:type="dxa"/>
+            <w:gridSpan w:val="6"/>
+          </w:tcPr>
+          <w:p>
+            <w:pPr>
+              <w:outlineLvl w:val="1"/>
+              <w:rPr>
+                <w:rFonts w:ascii="Kalpurush" w:eastAsia="Times New Roman" w:hAnsi="Kalpurush" w:cs="Kalpurush"/>
+                <w:color w:val="000000"/>
+                <w:sz w:val="20"/>
+                <w:szCs w:val="20"/>
+                <w:cs/>
+              </w:rPr>
+            </w:pPr>
+            <w:r>
+              <w:rPr>
+                <w:rFonts w:ascii="Kalpurush" w:eastAsia="Times New Roman" w:hAnsi="Kalpurush" w:cs="Kalpurush"/>
+                <w:color w:val="000000"/>
+                <w:sz w:val="20"/>
+                <w:szCs w:val="20"/>
+                <w:lang w:bidi="ar-SA"/>
+              </w:rPr>
+              <w:t>:</w:t>
+            </w:r>
+            <w:r>
+              <w:rPr>
+                <w:rFonts w:ascii="Kalpurush" w:eastAsia="Times New Roman" w:hAnsi="Kalpurush" w:cs="Kalpurush"/>
+                <w:color w:val="000000"/>
+                <w:sz w:val="20"/>
+                <w:szCs w:val="20"/>
+                <w:lang w:bidi="ar-SA"/>
+              </w:rPr>
+              <w:t xml:space="preserve"> </w:t>
+            </w:r>
+            <w:r>
+              <w:rPr>
+                <w:rFonts w:ascii="Kalpurush" w:eastAsia="Times New Roman" w:hAnsi="Kalpurush" w:cs="Kalpurush"/>
+                <w:color w:val="000000"/>
+                <w:sz w:val="20"/>
+                <w:szCs w:val="20"/>
+                <w:cs/>
+              </w:rPr>
+              <w:t>{</w:t>
+            </w:r>
+            <w:proofErr w:type="spellStart"/>
+            <w:r>
+              <w:rPr>
+                <w:rFonts w:ascii="Kalpurush" w:eastAsia="Times New Roman" w:hAnsi="Kalpurush" w:cs="Kalpurush"/>
+                <w:color w:val="000000"/>
+                <w:sz w:val="20"/>
+                <w:szCs w:val="20"/>
+              </w:rPr>
+              <w:t>EducationalBackground</w:t>
+            </w:r>
+            <w:proofErr w:type="spellEnd"/>
+            <w:r>
+              <w:rPr>
+                <w:rFonts w:ascii="Kalpurush" w:eastAsia="Times New Roman" w:hAnsi="Kalpurush" w:cs="Kalpurush"/>
+                <w:color w:val="000000"/>
+                <w:sz w:val="20"/>
+                <w:szCs w:val="20"/>
+                <w:cs/>
+              </w:rPr>
+              <w:t>}</w:t>
+            </w:r>
+          </w:p>
+        </w:tc>
+      </w:tr>
+      <w:tr>
+        <w:trPr>
+          <w:trHeight w:val="263"/>
+        </w:trPr>
+        <w:tc>
+          <w:tcPr>
+            <w:tcW w:w="458" w:type="dxa"/>
+            <w:shd w:val="clear" w:color="auto" w:fill="F2F2F2" w:themeFill="background1" w:themeFillShade="F2"/>
+          </w:tcPr>
+          <w:p>
+            <w:pPr>
+              <w:outlineLvl w:val="1"/>
+              <w:rPr>
+                <w:rFonts w:ascii="Kalpurush" w:eastAsia="Times New Roman" w:hAnsi="Kalpurush" w:cs="Kalpurush"/>
+                <w:color w:val="000000"/>
+                <w:sz w:val="20"/>
+                <w:szCs w:val="20"/>
+              </w:rPr>
+            </w:pPr>
+            <w:r>
+              <w:rPr>
+                <w:rFonts w:ascii="Kalpurush" w:eastAsia="Times New Roman" w:hAnsi="Kalpurush" w:cs="Kalpurush"/>
+                <w:color w:val="000000"/>
+                <w:sz w:val="20"/>
+                <w:szCs w:val="20"/>
+                <w:cs/>
+              </w:rPr>
+              <w:t>১০</w:t>
+            </w:r>
+          </w:p>
+        </w:tc>
+        <w:tc>
+          <w:tcPr>
+            <w:tcW w:w="2804" w:type="dxa"/>
+            <w:shd w:val="clear" w:color="auto" w:fill="F2F2F2" w:themeFill="background1" w:themeFillShade="F2"/>
+          </w:tcPr>
+          <w:p>
+            <w:pPr>
+              <w:outlineLvl w:val="1"/>
+              <w:rPr>
+                <w:rFonts w:ascii="Kalpurush" w:eastAsia="Times New Roman" w:hAnsi="Kalpurush" w:cs="Kalpurush"/>
+                <w:color w:val="000000"/>
+                <w:sz w:val="20"/>
+                <w:szCs w:val="20"/>
+                <w:lang w:bidi="ar-SA"/>
+              </w:rPr>
+            </w:pPr>
+            <w:r>
+              <w:rPr>
+                <w:rFonts w:ascii="Kalpurush" w:eastAsia="Times New Roman" w:hAnsi="Kalpurush" w:cs="Kalpurush"/>
+                <w:color w:val="000000"/>
+                <w:sz w:val="20"/>
+                <w:szCs w:val="20"/>
+                <w:cs/>
+              </w:rPr>
+              <w:t>প্রশিক্ষণ বা বিশেষ দক্ষতা (যদি থাকে)</w:t>
+            </w:r>
+          </w:p>
+        </w:tc>
+        <w:tc>
+          <w:tcPr>
+            <w:tcW w:w="10721" w:type="dxa"/>
+            <w:gridSpan w:val="6"/>
+          </w:tcPr>
+          <w:p>
+            <w:pPr>
+              <w:outlineLvl w:val="1"/>
+              <w:rPr>
+                <w:rFonts w:ascii="Kalpurush" w:eastAsia="Times New Roman" w:hAnsi="Kalpurush" w:cs="Kalpurush"/>
+                <w:color w:val="000000"/>
+                <w:sz w:val="20"/>
+                <w:szCs w:val="20"/>
+                <w:cs/>
+              </w:rPr>
+            </w:pPr>
+            <w:r>
+              <w:rPr>
+                <w:rFonts w:ascii="Kalpurush" w:eastAsia="Times New Roman" w:hAnsi="Kalpurush" w:cs="Kalpurush"/>
+                <w:color w:val="000000"/>
+                <w:sz w:val="20"/>
+                <w:szCs w:val="20"/>
+                <w:lang w:bidi="ar-SA"/>
+              </w:rPr>
+              <w:t>:</w:t>
+            </w:r>
+          </w:p>
+        </w:tc>
+      </w:tr>
+      <w:tr>
+        <w:trPr>
+          <w:trHeight w:val="263"/>
+        </w:trPr>
+        <w:tc>
+          <w:tcPr>
+            <w:tcW w:w="458" w:type="dxa"/>
+            <w:shd w:val="clear" w:color="auto" w:fill="F2F2F2" w:themeFill="background1" w:themeFillShade="F2"/>
+          </w:tcPr>
+          <w:p>
+            <w:pPr>
+              <w:outlineLvl w:val="1"/>
+              <w:rPr>
+                <w:rFonts w:ascii="Kalpurush" w:eastAsia="Times New Roman" w:hAnsi="Kalpurush" w:cs="Kalpurush"/>
+                <w:color w:val="000000"/>
+                <w:sz w:val="20"/>
+                <w:szCs w:val="20"/>
+              </w:rPr>
+            </w:pPr>
+            <w:r>
+              <w:rPr>
+                <w:rFonts w:ascii="Kalpurush" w:eastAsia="Times New Roman" w:hAnsi="Kalpurush" w:cs="Kalpurush"/>
+                <w:color w:val="000000"/>
+                <w:sz w:val="20"/>
+                <w:szCs w:val="20"/>
+                <w:cs/>
+              </w:rPr>
+              <w:t>১১</w:t>
+            </w:r>
+          </w:p>
+        </w:tc>
+        <w:tc>
+          <w:tcPr>
+            <w:tcW w:w="2804" w:type="dxa"/>
+            <w:shd w:val="clear" w:color="auto" w:fill="F2F2F2" w:themeFill="background1" w:themeFillShade="F2"/>
+          </w:tcPr>
+          <w:p>
+            <w:pPr>
+              <w:outlineLvl w:val="1"/>
+              <w:rPr>
+                <w:rFonts w:ascii="Kalpurush" w:eastAsia="Times New Roman" w:hAnsi="Kalpurush" w:cs="Kalpurush"/>
+                <w:color w:val="000000"/>
+                <w:sz w:val="20"/>
+                <w:szCs w:val="20"/>
+                <w:lang w:bidi="ar-SA"/>
+              </w:rPr>
+            </w:pPr>
+            <w:r>
+              <w:rPr>
+                <w:rFonts w:ascii="Kalpurush" w:eastAsia="Times New Roman" w:hAnsi="Kalpurush" w:cs="Kalpurush"/>
+                <w:color w:val="000000"/>
+                <w:sz w:val="20"/>
+                <w:szCs w:val="20"/>
+                <w:cs/>
+              </w:rPr>
+              <w:t>উচ্চতাঃ</w:t>
+            </w:r>
+          </w:p>
+        </w:tc>
+        <w:tc>
+          <w:tcPr>
+            <w:tcW w:w="1852" w:type="dxa"/>
+            <w:gridSpan w:val="2"/>
+            <w:vAlign w:val="center"/>
+          </w:tcPr>
+          <w:p>
+            <w:pPr>
+              <w:outlineLvl w:val="1"/>
+              <w:rPr>
+                <w:rFonts w:ascii="Kalpurush" w:eastAsia="Times New Roman" w:hAnsi="Kalpurush" w:cs="Kalpurush"/>
+                <w:color w:val="000000"/>
+                <w:sz w:val="20"/>
+                <w:szCs w:val="20"/>
+                <w:lang w:bidi="ar-SA"/>
+              </w:rPr>
+            </w:pPr>
+            <w:r>
+              <w:rPr>
+                <w:rFonts w:ascii="Kalpurush" w:eastAsia="Times New Roman" w:hAnsi="Kalpurush" w:cs="Kalpurush"/>
+                <w:color w:val="000000"/>
+                <w:sz w:val="20"/>
+                <w:szCs w:val="20"/>
+                <w:lang w:bidi="ar-SA"/>
+              </w:rPr>
+              <w:t>: {</w:t>
+            </w:r>
+            <w:r>
+              <w:rPr>
+                <w:rFonts w:ascii="Kalpurush" w:hAnsi="Kalpurush" w:cs="Kalpurush"/>
+                <w:color w:val="000000"/>
+                <w:sz w:val="20"/>
+                <w:szCs w:val="20"/>
+                <w:highlight w:val="white"/>
+                <w:lang w:bidi="ar-SA"/>
+              </w:rPr>
+              <w:t>HightFt</w:t>
+            </w:r>
+            <w:r>
+              <w:rPr>
+                <w:rFonts w:ascii="Kalpurush" w:eastAsia="Times New Roman" w:hAnsi="Kalpurush" w:cs="Kalpurush"/>
+                <w:color w:val="000000"/>
+                <w:sz w:val="20"/>
+                <w:szCs w:val="20"/>
+                <w:lang w:bidi="ar-SA"/>
+              </w:rPr>
+              <w:t>}</w:t>
+            </w:r>
+          </w:p>
+        </w:tc>
+        <w:tc>
+          <w:tcPr>
+            <w:tcW w:w="485" w:type="dxa"/>
+            <w:vAlign w:val="center"/>
+          </w:tcPr>
+          <w:p>
+            <w:pPr>
+              <w:outlineLvl w:val="1"/>
+              <w:rPr>
+                <w:rFonts w:ascii="Kalpurush" w:eastAsia="Times New Roman" w:hAnsi="Kalpurush" w:cs="Kalpurush"/>
+                <w:color w:val="000000"/>
+                <w:sz w:val="20"/>
+                <w:szCs w:val="20"/>
+                <w:lang w:bidi="ar-SA"/>
+              </w:rPr>
+            </w:pPr>
+            <w:proofErr w:type="spellStart"/>
+            <w:r>
+              <w:rPr>
+                <w:rFonts w:ascii="Kalpurush" w:eastAsia="Times New Roman" w:hAnsi="Kalpurush" w:cs="Kalpurush"/>
+                <w:color w:val="000000"/>
+                <w:sz w:val="20"/>
+                <w:szCs w:val="20"/>
+              </w:rPr>
+              <w:t>ফুট</w:t>
+            </w:r>
+            <w:proofErr w:type="spellEnd"/>
+          </w:p>
+        </w:tc>
+        <w:tc>
+          <w:tcPr>
+            <w:tcW w:w="1364" w:type="dxa"/>
+            <w:gridSpan w:val="2"/>
+            <w:vAlign w:val="center"/>
+          </w:tcPr>
+          <w:p>
+            <w:pPr>
+              <w:outlineLvl w:val="1"/>
+              <w:rPr>
+                <w:rFonts w:ascii="Kalpurush" w:eastAsia="Times New Roman" w:hAnsi="Kalpurush" w:cs="Kalpurush"/>
+                <w:color w:val="000000"/>
+                <w:sz w:val="20"/>
+                <w:szCs w:val="20"/>
+                <w:lang w:bidi="ar-SA"/>
+              </w:rPr>
+            </w:pPr>
+            <w:r>
+              <w:rPr>
+                <w:rFonts w:ascii="Kalpurush" w:eastAsia="Times New Roman" w:hAnsi="Kalpurush" w:cs="Kalpurush"/>
+                <w:color w:val="000000"/>
+                <w:sz w:val="20"/>
+                <w:szCs w:val="20"/>
+                <w:lang w:bidi="ar-SA"/>
+              </w:rPr>
+              <w:t>{</w:t>
+            </w:r>
+            <w:proofErr w:type="spellStart"/>
+            <w:r>
+              <w:rPr>
+                <w:rFonts w:ascii="Kalpurush" w:hAnsi="Kalpurush" w:cs="Kalpurush"/>
+                <w:color w:val="000000"/>
+                <w:sz w:val="20"/>
+                <w:szCs w:val="20"/>
+                <w:highlight w:val="white"/>
+                <w:lang w:bidi="ar-SA"/>
+              </w:rPr>
+              <w:t>Hight</w:t>
+            </w:r>
+            <w:r>
+              <w:rPr>
+                <w:rFonts w:ascii="Kalpurush" w:hAnsi="Kalpurush" w:cs="Kalpurush"/>
+                <w:color w:val="000000"/>
+                <w:sz w:val="20"/>
+                <w:szCs w:val="20"/>
+                <w:lang w:bidi="ar-SA"/>
+              </w:rPr>
+              <w:t>Inc</w:t>
+            </w:r>
+            <w:proofErr w:type="spellEnd"/>
+            <w:r>
+              <w:rPr>
+                <w:rFonts w:ascii="Kalpurush" w:eastAsia="Times New Roman" w:hAnsi="Kalpurush" w:cs="Kalpurush"/>
+                <w:color w:val="000000"/>
+                <w:sz w:val="20"/>
+                <w:szCs w:val="20"/>
+                <w:lang w:bidi="ar-SA"/>
+              </w:rPr>
+              <w:t>}</w:t>
+            </w:r>
+            <w:r>
+              <w:rPr>
+                <w:rFonts w:ascii="Kalpurush" w:eastAsia="Times New Roman" w:hAnsi="Kalpurush" w:cs="Kalpurush"/>
+                <w:color w:val="000000"/>
+                <w:sz w:val="20"/>
+                <w:szCs w:val="20"/>
+                <w:cs/>
+              </w:rPr>
+              <w:t xml:space="preserve"> </w:t>
+            </w:r>
+          </w:p>
+        </w:tc>
+        <w:tc>
+          <w:tcPr>
+            <w:tcW w:w="7020" w:type="dxa"/>
+            <w:vAlign w:val="center"/>
+          </w:tcPr>
+          <w:p>
+            <w:pPr>
+              <w:outlineLvl w:val="1"/>
+              <w:rPr>
+                <w:rFonts w:ascii="Kalpurush" w:eastAsia="Times New Roman" w:hAnsi="Kalpurush" w:cs="Kalpurush"/>
+                <w:color w:val="000000"/>
+                <w:sz w:val="20"/>
+                <w:szCs w:val="20"/>
+                <w:lang w:bidi="ar-SA"/>
+              </w:rPr>
+            </w:pPr>
+            <w:r>
+              <w:rPr>
+                <w:rFonts w:ascii="Kalpurush" w:eastAsia="Times New Roman" w:hAnsi="Kalpurush" w:cs="Kalpurush"/>
+                <w:color w:val="000000"/>
+                <w:sz w:val="20"/>
+                <w:szCs w:val="20"/>
+                <w:cs/>
+              </w:rPr>
+              <w:t>ইঞ্চি</w:t>
+            </w:r>
+          </w:p>
+        </w:tc>
+      </w:tr>
+      <w:tr>
+        <w:trPr>
+          <w:trHeight w:val="263"/>
+        </w:trPr>
+        <w:tc>
+          <w:tcPr>
+            <w:tcW w:w="458" w:type="dxa"/>
+            <w:shd w:val="clear" w:color="auto" w:fill="F2F2F2" w:themeFill="background1" w:themeFillShade="F2"/>
+          </w:tcPr>
+          <w:p>
+            <w:pPr>
+              <w:outlineLvl w:val="1"/>
+              <w:rPr>
+                <w:rFonts w:ascii="Kalpurush" w:eastAsia="Times New Roman" w:hAnsi="Kalpurush" w:cs="Kalpurush"/>
+                <w:color w:val="000000"/>
+                <w:sz w:val="20"/>
+                <w:szCs w:val="20"/>
+              </w:rPr>
+            </w:pPr>
+            <w:r>
+              <w:rPr>
+                <w:rFonts w:ascii="Kalpurush" w:eastAsia="Times New Roman" w:hAnsi="Kalpurush" w:cs="Kalpurush"/>
+                <w:color w:val="000000"/>
+                <w:sz w:val="20"/>
+                <w:szCs w:val="20"/>
+                <w:cs/>
+              </w:rPr>
+              <w:t>১২</w:t>
+            </w:r>
+          </w:p>
+        </w:tc>
+        <w:tc>
+          <w:tcPr>
+            <w:tcW w:w="2804" w:type="dxa"/>
+            <w:shd w:val="clear" w:color="auto" w:fill="F2F2F2" w:themeFill="background1" w:themeFillShade="F2"/>
+          </w:tcPr>
+          <w:p>
+            <w:pPr>
+              <w:outlineLvl w:val="1"/>
+              <w:rPr>
+                <w:rFonts w:ascii="Kalpurush" w:eastAsia="Times New Roman" w:hAnsi="Kalpurush" w:cs="Kalpurush"/>
+                <w:color w:val="000000"/>
+                <w:sz w:val="20"/>
+                <w:szCs w:val="20"/>
+                <w:lang w:bidi="ar-SA"/>
+              </w:rPr>
+            </w:pPr>
+            <w:r>
+              <w:rPr>
+                <w:rFonts w:ascii="Kalpurush" w:eastAsia="Times New Roman" w:hAnsi="Kalpurush" w:cs="Kalpurush"/>
+                <w:color w:val="000000"/>
+                <w:sz w:val="20"/>
+                <w:szCs w:val="20"/>
+                <w:cs/>
+              </w:rPr>
+              <w:t>রক্তের গ্রুপ (যদি জানা থাকে)</w:t>
+            </w:r>
+          </w:p>
+        </w:tc>
+        <w:tc>
+          <w:tcPr>
+            <w:tcW w:w="10721" w:type="dxa"/>
+            <w:gridSpan w:val="6"/>
+          </w:tcPr>
+          <w:p>
+            <w:pPr>
+              <w:outlineLvl w:val="1"/>
+              <w:rPr>
+                <w:rFonts w:ascii="Kalpurush" w:eastAsia="Times New Roman" w:hAnsi="Kalpurush" w:cs="Kalpurush"/>
+                <w:color w:val="000000"/>
+                <w:sz w:val="20"/>
+                <w:szCs w:val="20"/>
+                <w:lang w:bidi="ar-SA"/>
+              </w:rPr>
+            </w:pPr>
+            <w:r>
+              <w:rPr>
+                <w:rFonts w:ascii="Kalpurush" w:eastAsia="Times New Roman" w:hAnsi="Kalpurush" w:cs="Kalpurush"/>
+                <w:color w:val="000000"/>
+                <w:sz w:val="20"/>
+                <w:szCs w:val="20"/>
+              </w:rPr>
+              <w:t>:</w:t>
+            </w:r>
+            <w:r>
+              <w:rPr>
+                <w:rFonts w:ascii="Kalpurush" w:eastAsia="Times New Roman" w:hAnsi="Kalpurush" w:cs="Kalpurush"/>
+                <w:color w:val="000000"/>
+                <w:sz w:val="20"/>
+                <w:szCs w:val="20"/>
+              </w:rPr>
+              <w:t xml:space="preserve"> </w:t>
+            </w:r>
+            <w:r>
+              <w:rPr>
+                <w:rFonts w:ascii="Kalpurush" w:eastAsia="Times New Roman" w:hAnsi="Kalpurush" w:cs="Kalpurush"/>
+                <w:color w:val="000000"/>
+                <w:sz w:val="20"/>
+                <w:szCs w:val="20"/>
+              </w:rPr>
+              <w:t>{</w:t>
+            </w:r>
+            <w:proofErr w:type="spellStart"/>
+            <w:r>
+              <w:rPr>
+                <w:rFonts w:ascii="Kalpurush" w:eastAsia="Times New Roman" w:hAnsi="Kalpurush" w:cs="Kalpurush"/>
+                <w:color w:val="000000"/>
+                <w:sz w:val="20"/>
+                <w:szCs w:val="20"/>
+              </w:rPr>
+              <w:t>BloodGroup</w:t>
+            </w:r>
+            <w:proofErr w:type="spellEnd"/>
+            <w:r>
+              <w:rPr>
+                <w:rFonts w:ascii="Kalpurush" w:eastAsia="Times New Roman" w:hAnsi="Kalpurush" w:cs="Kalpurush"/>
+                <w:color w:val="000000"/>
+                <w:sz w:val="20"/>
+                <w:szCs w:val="20"/>
+              </w:rPr>
+              <w:t>}</w:t>
+            </w:r>
+          </w:p>
+        </w:tc>
+      </w:tr>
+      <w:tr>
+        <w:trPr>
+          <w:trHeight w:val="248"/>
+        </w:trPr>
+        <w:tc>
+          <w:tcPr>
+            <w:tcW w:w="458" w:type="dxa"/>
+            <w:shd w:val="clear" w:color="auto" w:fill="F2F2F2" w:themeFill="background1" w:themeFillShade="F2"/>
+          </w:tcPr>
+          <w:p>
+            <w:pPr>
+              <w:outlineLvl w:val="1"/>
+              <w:rPr>
+                <w:rFonts w:ascii="Kalpurush" w:eastAsia="Times New Roman" w:hAnsi="Kalpurush" w:cs="Kalpurush"/>
+                <w:color w:val="000000"/>
+                <w:sz w:val="20"/>
+                <w:szCs w:val="20"/>
+              </w:rPr>
+            </w:pPr>
+            <w:r>
+              <w:rPr>
+                <w:rFonts w:ascii="Kalpurush" w:eastAsia="Times New Roman" w:hAnsi="Kalpurush" w:cs="Kalpurush"/>
+                <w:color w:val="000000"/>
+                <w:sz w:val="20"/>
+                <w:szCs w:val="20"/>
+                <w:cs/>
+              </w:rPr>
+              <w:t>১৩</w:t>
+            </w:r>
+          </w:p>
+        </w:tc>
+        <w:tc>
+          <w:tcPr>
+            <w:tcW w:w="2804" w:type="dxa"/>
+            <w:shd w:val="clear" w:color="auto" w:fill="F2F2F2" w:themeFill="background1" w:themeFillShade="F2"/>
+          </w:tcPr>
+          <w:p>
+            <w:pPr>
+              <w:outlineLvl w:val="1"/>
+              <w:rPr>
+                <w:rFonts w:ascii="Kalpurush" w:eastAsia="Times New Roman" w:hAnsi="Kalpurush" w:cs="Kalpurush"/>
+                <w:color w:val="000000"/>
+                <w:sz w:val="20"/>
+                <w:szCs w:val="20"/>
+                <w:lang w:bidi="ar-SA"/>
+              </w:rPr>
+            </w:pPr>
+            <w:r>
+              <w:rPr>
+                <w:rFonts w:ascii="Kalpurush" w:eastAsia="Times New Roman" w:hAnsi="Kalpurush" w:cs="Kalpurush"/>
+                <w:color w:val="000000"/>
+                <w:sz w:val="20"/>
+                <w:szCs w:val="20"/>
+                <w:cs/>
+              </w:rPr>
+              <w:t>সনাক্ত করণ চিহ্ন (যদি থাকে)</w:t>
+            </w:r>
+          </w:p>
+        </w:tc>
+        <w:tc>
+          <w:tcPr>
+            <w:tcW w:w="10721" w:type="dxa"/>
+            <w:gridSpan w:val="6"/>
+          </w:tcPr>
+          <w:p>
+            <w:pPr>
+              <w:outlineLvl w:val="1"/>
+              <w:rPr>
+                <w:rFonts w:ascii="Kalpurush" w:eastAsia="Times New Roman" w:hAnsi="Kalpurush" w:cs="Kalpurush"/>
+                <w:color w:val="000000"/>
+                <w:sz w:val="20"/>
+                <w:szCs w:val="20"/>
+              </w:rPr>
+            </w:pPr>
+            <w:r>
+              <w:rPr>
+                <w:rFonts w:ascii="Kalpurush" w:eastAsia="Times New Roman" w:hAnsi="Kalpurush" w:cs="Kalpurush"/>
+                <w:color w:val="000000"/>
+                <w:sz w:val="20"/>
+                <w:szCs w:val="20"/>
+              </w:rPr>
+              <w:t>:</w:t>
+            </w:r>
+            <w:r>
+              <w:rPr>
+                <w:rFonts w:ascii="Kalpurush" w:eastAsia="Times New Roman" w:hAnsi="Kalpurush" w:cs="Kalpurush"/>
+                <w:color w:val="000000"/>
+                <w:sz w:val="20"/>
+                <w:szCs w:val="20"/>
+              </w:rPr>
+              <w:t xml:space="preserve"> </w:t>
+            </w:r>
+            <w:r>
+              <w:rPr>
+                <w:rFonts w:ascii="Kalpurush" w:eastAsia="Times New Roman" w:hAnsi="Kalpurush" w:cs="Kalpurush"/>
+                <w:color w:val="000000"/>
+                <w:sz w:val="20"/>
+                <w:szCs w:val="20"/>
+                <w:cs/>
+              </w:rPr>
+              <w:t>{</w:t>
+            </w:r>
+            <w:proofErr w:type="spellStart"/>
+            <w:r>
+              <w:rPr>
+                <w:rFonts w:ascii="Kalpurush" w:hAnsi="Kalpurush" w:cs="Kalpurush"/>
+                <w:color w:val="000000"/>
+                <w:sz w:val="20"/>
+                <w:szCs w:val="20"/>
+                <w:highlight w:val="white"/>
+                <w:lang w:bidi="ar-SA"/>
+              </w:rPr>
+              <w:t>IdentificationMark</w:t>
+            </w:r>
+            <w:proofErr w:type="spellEnd"/>
+            <w:r>
+              <w:rPr>
+                <w:rFonts w:ascii="Kalpurush" w:eastAsia="Times New Roman" w:hAnsi="Kalpurush" w:cs="Kalpurush"/>
+                <w:color w:val="000000"/>
+                <w:sz w:val="20"/>
+                <w:szCs w:val="20"/>
+                <w:cs/>
+              </w:rPr>
+              <w:t>}</w:t>
+            </w:r>
+          </w:p>
+        </w:tc>
+      </w:tr>
+      <w:tr>
+        <w:trPr>
+          <w:trHeight w:val="263"/>
+        </w:trPr>
+        <w:tc>
+          <w:tcPr>
+            <w:tcW w:w="458" w:type="dxa"/>
+            <w:shd w:val="clear" w:color="auto" w:fill="F2F2F2" w:themeFill="background1" w:themeFillShade="F2"/>
+          </w:tcPr>
+          <w:p>
+            <w:pPr>
+              <w:outlineLvl w:val="1"/>
+              <w:rPr>
+                <w:rFonts w:ascii="Kalpurush" w:eastAsia="Times New Roman" w:hAnsi="Kalpurush" w:cs="Kalpurush"/>
+                <w:color w:val="000000"/>
+                <w:sz w:val="20"/>
+                <w:szCs w:val="20"/>
+              </w:rPr>
+            </w:pPr>
+            <w:r>
+              <w:rPr>
+                <w:rFonts w:ascii="Kalpurush" w:eastAsia="Times New Roman" w:hAnsi="Kalpurush" w:cs="Kalpurush"/>
+                <w:color w:val="000000"/>
+                <w:sz w:val="20"/>
+                <w:szCs w:val="20"/>
+                <w:cs/>
+              </w:rPr>
+              <w:t>১৪</w:t>
+            </w:r>
+          </w:p>
+        </w:tc>
+        <w:tc>
+          <w:tcPr>
+            <w:tcW w:w="2804" w:type="dxa"/>
+            <w:shd w:val="clear" w:color="auto" w:fill="F2F2F2" w:themeFill="background1" w:themeFillShade="F2"/>
+          </w:tcPr>
+          <w:p>
+            <w:pPr>
+              <w:outlineLvl w:val="1"/>
+              <w:rPr>
+                <w:rFonts w:ascii="Kalpurush" w:eastAsia="Times New Roman" w:hAnsi="Kalpurush" w:cs="Kalpurush"/>
+                <w:color w:val="000000"/>
+                <w:sz w:val="20"/>
+                <w:szCs w:val="20"/>
+                <w:lang w:bidi="ar-SA"/>
+              </w:rPr>
+            </w:pPr>
+            <w:r>
+              <w:rPr>
+                <w:rFonts w:ascii="Kalpurush" w:eastAsia="Times New Roman" w:hAnsi="Kalpurush" w:cs="Kalpurush"/>
+                <w:color w:val="000000"/>
+                <w:sz w:val="20"/>
+                <w:szCs w:val="20"/>
+                <w:cs/>
+              </w:rPr>
+              <w:t>সার্ভিস বহি খোলার তারিখঃ</w:t>
+            </w:r>
+          </w:p>
+        </w:tc>
+        <w:tc>
+          <w:tcPr>
+            <w:tcW w:w="10721" w:type="dxa"/>
+            <w:gridSpan w:val="6"/>
+          </w:tcPr>
+          <w:p>
+            <w:pPr>
+              <w:outlineLvl w:val="1"/>
+              <w:rPr>
+                <w:rFonts w:ascii="Kalpurush" w:eastAsia="Times New Roman" w:hAnsi="Kalpurush" w:cs="Kalpurush"/>
+                <w:color w:val="000000"/>
+                <w:sz w:val="20"/>
+                <w:szCs w:val="20"/>
+                <w:lang w:bidi="ar-SA"/>
+              </w:rPr>
+            </w:pPr>
+            <w:r>
+              <w:rPr>
+                <w:rFonts w:ascii="Kalpurush" w:eastAsia="Times New Roman" w:hAnsi="Kalpurush" w:cs="Kalpurush"/>
+                <w:color w:val="000000"/>
+                <w:sz w:val="20"/>
+                <w:szCs w:val="20"/>
+                <w:lang w:bidi="ar-SA"/>
+              </w:rPr>
+              <w:t>: {</w:t>
+            </w:r>
+            <w:r>
+              <w:rPr>
+                <w:rFonts w:ascii="Kalpurush" w:hAnsi="Kalpurush" w:cs="Kalpurush"/>
+                <w:color w:val="800000"/>
+                <w:sz w:val="20"/>
+                <w:szCs w:val="20"/>
+                <w:lang w:bidi="ar-SA"/>
+              </w:rPr>
+              <w:t>DOJ</w:t>
+            </w:r>
+            <w:r>
+              <w:rPr>
+                <w:rFonts w:ascii="Kalpurush" w:eastAsia="Times New Roman" w:hAnsi="Kalpurush" w:cs="Kalpurush"/>
+                <w:color w:val="000000"/>
+                <w:sz w:val="20"/>
+                <w:szCs w:val="20"/>
+                <w:lang w:bidi="ar-SA"/>
+              </w:rPr>
+              <w:t>}</w:t>
+            </w:r>
+          </w:p>
+        </w:tc>
+      </w:tr>
+      <w:tr>
+        <w:trPr>
+          <w:trHeight w:val="422"/>
+        </w:trPr>
+        <w:tc>
+          <w:tcPr>
+            <w:tcW w:w="458" w:type="dxa"/>
             <w:vMerge w:val="restart"/>
             <w:shd w:val="clear" w:color="auto" w:fill="F2F2F2" w:themeFill="background1" w:themeFillShade="F2"/>
             <w:vAlign w:val="center"/>
@@ -2329,7 +2639,7 @@
         </w:tc>
         <w:tc>
           <w:tcPr>
-            <w:tcW w:w="3678" w:type="dxa"/>
+            <w:tcW w:w="2804" w:type="dxa"/>
             <w:vMerge w:val="restart"/>
             <w:shd w:val="clear" w:color="auto" w:fill="F2F2F2" w:themeFill="background1" w:themeFillShade="F2"/>
             <w:vAlign w:val="center"/>
@@ -2359,8 +2669,8 @@
         </w:tc>
         <w:tc>
           <w:tcPr>
-            <w:tcW w:w="3098" w:type="dxa"/>
-            <w:gridSpan w:val="5"/>
+            <w:tcW w:w="10721" w:type="dxa"/>
+            <w:gridSpan w:val="6"/>
             <w:vMerge w:val="restart"/>
             <w:vAlign w:val="center"/>
           </w:tcPr>
@@ -2438,13 +2748,11 @@
       </w:tr>
       <w:tr>
         <w:trPr>
-          <w:gridAfter w:val="3"/>
-          <w:wAfter w:w="3089" w:type="dxa"/>
-          <w:trHeight w:val="409"/>
+          <w:trHeight w:val="422"/>
         </w:trPr>
         <w:tc>
           <w:tcPr>
-            <w:tcW w:w="462" w:type="dxa"/>
+            <w:tcW w:w="458" w:type="dxa"/>
             <w:vMerge/>
             <w:shd w:val="clear" w:color="auto" w:fill="F2F2F2" w:themeFill="background1" w:themeFillShade="F2"/>
           </w:tcPr>
@@ -2463,7 +2771,7 @@
         </w:tc>
         <w:tc>
           <w:tcPr>
-            <w:tcW w:w="3678" w:type="dxa"/>
+            <w:tcW w:w="2804" w:type="dxa"/>
             <w:vMerge/>
             <w:shd w:val="clear" w:color="auto" w:fill="F2F2F2" w:themeFill="background1" w:themeFillShade="F2"/>
           </w:tcPr>
@@ -2482,8 +2790,8 @@
         </w:tc>
         <w:tc>
           <w:tcPr>
-            <w:tcW w:w="3098" w:type="dxa"/>
-            <w:gridSpan w:val="5"/>
+            <w:tcW w:w="10721" w:type="dxa"/>
+            <w:gridSpan w:val="6"/>
             <w:vMerge/>
           </w:tcPr>
           <w:p>
@@ -2502,13 +2810,11 @@
       </w:tr>
       <w:tr>
         <w:trPr>
-          <w:gridAfter w:val="3"/>
-          <w:wAfter w:w="3089" w:type="dxa"/>
-          <w:trHeight w:val="409"/>
+          <w:trHeight w:val="422"/>
         </w:trPr>
         <w:tc>
           <w:tcPr>
-            <w:tcW w:w="462" w:type="dxa"/>
+            <w:tcW w:w="458" w:type="dxa"/>
             <w:vMerge/>
             <w:shd w:val="clear" w:color="auto" w:fill="F2F2F2" w:themeFill="background1" w:themeFillShade="F2"/>
           </w:tcPr>
@@ -2527,7 +2833,7 @@
         </w:tc>
         <w:tc>
           <w:tcPr>
-            <w:tcW w:w="3678" w:type="dxa"/>
+            <w:tcW w:w="2804" w:type="dxa"/>
             <w:vMerge/>
             <w:shd w:val="clear" w:color="auto" w:fill="F2F2F2" w:themeFill="background1" w:themeFillShade="F2"/>
           </w:tcPr>
@@ -2546,8 +2852,8 @@
         </w:tc>
         <w:tc>
           <w:tcPr>
-            <w:tcW w:w="3098" w:type="dxa"/>
-            <w:gridSpan w:val="5"/>
+            <w:tcW w:w="10721" w:type="dxa"/>
+            <w:gridSpan w:val="6"/>
             <w:vMerge/>
           </w:tcPr>
           <w:p>
@@ -2582,13 +2888,13 @@
     <w:tbl>
       <w:tblPr>
         <w:tblStyle w:val="TableGrid"/>
-        <w:tblW w:w="10327" w:type="dxa"/>
-        <w:tblInd w:w="108" w:type="dxa"/>
+        <w:tblpPr w:leftFromText="180" w:rightFromText="180" w:vertAnchor="text" w:horzAnchor="margin" w:tblpXSpec="center" w:tblpY="127"/>
+        <w:tblW w:w="13953" w:type="dxa"/>
         <w:tblLook w:val="04A0" w:firstRow="1" w:lastRow="0" w:firstColumn="1" w:lastColumn="0" w:noHBand="0" w:noVBand="1"/>
       </w:tblPr>
       <w:tblGrid>
         <w:gridCol w:w="4927"/>
-        <w:gridCol w:w="5400"/>
+        <w:gridCol w:w="9026"/>
       </w:tblGrid>
       <w:tr>
         <w:trPr>
@@ -2659,7 +2965,7 @@
         </w:tc>
         <w:tc>
           <w:tcPr>
-            <w:tcW w:w="5400" w:type="dxa"/>
+            <w:tcW w:w="9026" w:type="dxa"/>
           </w:tcPr>
           <w:p>
             <w:pPr>
@@ -2753,7 +3059,7 @@
         </w:tc>
         <w:tc>
           <w:tcPr>
-            <w:tcW w:w="5400" w:type="dxa"/>
+            <w:tcW w:w="9026" w:type="dxa"/>
             <w:shd w:val="clear" w:color="auto" w:fill="F2F2F2" w:themeFill="background1" w:themeFillShade="F2"/>
           </w:tcPr>
           <w:p>
@@ -2795,6 +3101,16 @@
           <w:szCs w:val="20"/>
         </w:rPr>
       </w:pPr>
+      <w:r>
+        <w:rPr>
+          <w:rFonts w:ascii="Kalpurush" w:eastAsia="Times New Roman" w:hAnsi="Kalpurush" w:cs="Kalpurush"/>
+          <w:color w:val="000000"/>
+          <w:sz w:val="20"/>
+          <w:szCs w:val="20"/>
+          <w:cs/>
+        </w:rPr>
+        <w:t xml:space="preserve"> </w:t>
+      </w:r>
       <w:r>
         <w:rPr>
           <w:rFonts w:ascii="Kalpurush" w:eastAsia="Times New Roman" w:hAnsi="Kalpurush" w:cs="Kalpurush"/>
@@ -2893,29 +3209,153 @@
           <w:tab w:val="center" w:pos="5400"/>
         </w:tabs>
         <w:spacing w:after="0" w:line="240" w:lineRule="auto"/>
-        <w:jc w:val="center"/>
         <w:outlineLvl w:val="1"/>
         <w:rPr>
           <w:rFonts w:ascii="Kalpurush" w:eastAsia="Times New Roman" w:hAnsi="Kalpurush" w:cs="Kalpurush"/>
+          <w:b/>
+          <w:bCs/>
+          <w:color w:val="000000"/>
+          <w:sz w:val="24"/>
+          <w:szCs w:val="24"/>
+          <w:u w:val="single"/>
+          <w:lang w:bidi="ar-SA"/>
+        </w:rPr>
+      </w:pPr>
+      <w:r>
+        <w:rPr>
+          <w:rFonts w:ascii="Kalpurush" w:eastAsia="Times New Roman" w:hAnsi="Kalpurush" w:cs="Kalpurush"/>
+          <w:b/>
+          <w:bCs/>
           <w:color w:val="000000"/>
           <w:sz w:val="24"/>
           <w:szCs w:val="24"/>
           <w:lang w:bidi="ar-SA"/>
         </w:rPr>
-      </w:pPr>
+        <w:br/>
+      </w:r>
+      <w:proofErr w:type="spellStart"/>
       <w:r>
         <w:rPr>
           <w:rFonts w:ascii="Kalpurush" w:eastAsia="Times New Roman" w:hAnsi="Kalpurush" w:cs="Kalpurush"/>
+          <w:bCs/>
+          <w:color w:val="000000"/>
+          <w:sz w:val="28"/>
+        </w:rPr>
+        <w:t>ফরম</w:t>
+      </w:r>
+      <w:proofErr w:type="spellEnd"/>
+      <w:r>
+        <w:rPr>
+          <w:rFonts w:ascii="Kalpurush" w:eastAsia="Times New Roman" w:hAnsi="Kalpurush" w:cs="Kalpurush"/>
+          <w:bCs/>
+          <w:color w:val="000000"/>
+          <w:sz w:val="28"/>
+        </w:rPr>
+        <w:t xml:space="preserve"> </w:t>
+      </w:r>
+      <w:proofErr w:type="spellStart"/>
+      <w:r>
+        <w:rPr>
+          <w:rFonts w:ascii="Kalpurush" w:eastAsia="Times New Roman" w:hAnsi="Kalpurush" w:cs="Kalpurush"/>
+          <w:bCs/>
+          <w:color w:val="000000"/>
+          <w:sz w:val="28"/>
+        </w:rPr>
+        <w:t>নং</w:t>
+      </w:r>
+      <w:proofErr w:type="spellEnd"/>
+      <w:r>
+        <w:rPr>
+          <w:rFonts w:ascii="Kalpurush" w:eastAsia="Times New Roman" w:hAnsi="Kalpurush" w:cs="Kalpurush"/>
+          <w:bCs/>
+          <w:color w:val="000000"/>
+          <w:sz w:val="28"/>
+        </w:rPr>
+        <w:t>- ৭(খ</w:t>
+      </w:r>
+      <w:r>
+        <w:rPr>
+          <w:rFonts w:ascii="Kalpurush" w:eastAsia="Times New Roman" w:hAnsi="Kalpurush" w:cs="Kalpurush"/>
+          <w:bCs/>
+          <w:color w:val="000000"/>
+          <w:sz w:val="28"/>
+        </w:rPr>
+        <w:t>)</w:t>
+      </w:r>
+      <w:r>
+        <w:rPr>
+          <w:rFonts w:ascii="Kalpurush" w:eastAsia="Times New Roman" w:hAnsi="Kalpurush" w:cs="Kalpurush"/>
+          <w:bCs/>
+          <w:color w:val="000000"/>
+          <w:sz w:val="28"/>
+        </w:rPr>
+        <w:tab/>
+      </w:r>
+      <w:r>
+        <w:rPr>
+          <w:rFonts w:ascii="Kalpurush" w:eastAsia="Times New Roman" w:hAnsi="Kalpurush" w:cs="Kalpurush"/>
+          <w:bCs/>
+          <w:color w:val="000000"/>
+          <w:sz w:val="28"/>
+        </w:rPr>
+        <w:tab/>
+      </w:r>
+      <w:r>
+        <w:rPr>
+          <w:rFonts w:ascii="Kalpurush" w:eastAsia="Times New Roman" w:hAnsi="Kalpurush" w:cs="Kalpurush"/>
+          <w:bCs/>
+          <w:color w:val="000000"/>
+          <w:sz w:val="28"/>
+        </w:rPr>
+        <w:tab/>
+      </w:r>
+      <w:r>
+        <w:rPr>
+          <w:rFonts w:ascii="Kalpurush" w:eastAsia="Times New Roman" w:hAnsi="Kalpurush" w:cs="Kalpurush"/>
+          <w:bCs/>
+          <w:color w:val="000000"/>
+          <w:sz w:val="28"/>
+        </w:rPr>
+        <w:tab/>
+      </w:r>
+      <w:r>
+        <w:rPr>
+          <w:rFonts w:ascii="Kalpurush" w:eastAsia="Times New Roman" w:hAnsi="Kalpurush" w:cs="Kalpurush"/>
+          <w:bCs/>
+          <w:color w:val="000000"/>
+          <w:sz w:val="28"/>
+        </w:rPr>
+        <w:tab/>
+      </w:r>
+      <w:r>
+        <w:rPr>
+          <w:rFonts w:ascii="Kalpurush" w:eastAsia="Times New Roman" w:hAnsi="Kalpurush" w:cs="Kalpurush"/>
+          <w:b/>
+          <w:bCs/>
           <w:color w:val="000000"/>
           <w:sz w:val="24"/>
           <w:szCs w:val="24"/>
           <w:lang w:bidi="ar-SA"/>
         </w:rPr>
+        <w:t xml:space="preserve"> </w:t>
+      </w:r>
+      <w:r>
+        <w:rPr>
+          <w:rFonts w:ascii="Kalpurush" w:eastAsia="Times New Roman" w:hAnsi="Kalpurush" w:cs="Kalpurush"/>
+          <w:b/>
+          <w:bCs/>
+          <w:color w:val="000000"/>
+          <w:sz w:val="24"/>
+          <w:szCs w:val="24"/>
+          <w:lang w:bidi="ar-SA"/>
+        </w:rPr>
         <w:t>(</w:t>
       </w:r>
       <w:r>
         <w:rPr>
           <w:rFonts w:ascii="Kalpurush" w:eastAsia="Times New Roman" w:hAnsi="Kalpurush" w:cs="Kalpurush"/>
+          <w:b/>
+          <w:bCs/>
           <w:color w:val="000000"/>
           <w:sz w:val="24"/>
           <w:szCs w:val="24"/>
@@ -2937,7 +3377,7 @@
           <w:color w:val="000000"/>
           <w:sz w:val="20"/>
           <w:szCs w:val="20"/>
-          <w:lang w:bidi="ar-SA"/>
+          <w:highlight w:val="lightGray"/>
         </w:rPr>
       </w:pPr>
       <w:r>
@@ -2956,6 +3396,7 @@
           <w:color w:val="000000"/>
           <w:sz w:val="24"/>
           <w:szCs w:val="24"/>
+          <w:u w:val="single"/>
           <w:cs/>
         </w:rPr>
         <w:t>মালিক</w:t>
@@ -2966,6 +3407,7 @@
           <w:color w:val="000000"/>
           <w:sz w:val="24"/>
           <w:szCs w:val="24"/>
+          <w:u w:val="single"/>
           <w:cs/>
         </w:rPr>
         <w:t xml:space="preserve"> ও </w:t>
@@ -2976,6 +3418,7 @@
           <w:color w:val="000000"/>
           <w:sz w:val="24"/>
           <w:szCs w:val="24"/>
+          <w:u w:val="single"/>
           <w:cs/>
         </w:rPr>
         <w:t xml:space="preserve">ব্যবস্থাপনা কর্তৃপক্ষের </w:t>
@@ -2986,6 +3429,7 @@
           <w:color w:val="000000"/>
           <w:sz w:val="24"/>
           <w:szCs w:val="24"/>
+          <w:u w:val="single"/>
           <w:cs/>
         </w:rPr>
         <w:t>তথ্যসমূহ</w:t>
@@ -2996,6 +3440,7 @@
           <w:color w:val="000000"/>
           <w:sz w:val="20"/>
           <w:szCs w:val="20"/>
+          <w:highlight w:val="lightGray"/>
           <w:cs/>
         </w:rPr>
         <w:tab/>
@@ -3005,17 +3450,22 @@
       <w:tblPr>
         <w:tblStyle w:val="TableGrid"/>
         <w:tblW w:w="0" w:type="auto"/>
-        <w:tblInd w:w="108" w:type="dxa"/>
+        <w:tblInd w:w="435" w:type="dxa"/>
         <w:tblLook w:val="04A0" w:firstRow="1" w:lastRow="0" w:firstColumn="1" w:lastColumn="0" w:noHBand="0" w:noVBand="1"/>
       </w:tblPr>
       <w:tblGrid>
-        <w:gridCol w:w="5071"/>
-        <w:gridCol w:w="5279"/>
+        <w:gridCol w:w="3363"/>
+        <w:gridCol w:w="2970"/>
+        <w:gridCol w:w="1440"/>
+        <w:gridCol w:w="1530"/>
+        <w:gridCol w:w="1648"/>
+        <w:gridCol w:w="1710"/>
+        <w:gridCol w:w="1708"/>
       </w:tblGrid>
       <w:tr>
         <w:tc>
           <w:tcPr>
-            <w:tcW w:w="5071" w:type="dxa"/>
+            <w:tcW w:w="3363" w:type="dxa"/>
             <w:shd w:val="clear" w:color="auto" w:fill="D9D9D9" w:themeFill="background1" w:themeFillShade="D9"/>
           </w:tcPr>
           <w:p>
@@ -3046,7 +3496,7 @@
         </w:tc>
         <w:tc>
           <w:tcPr>
-            <w:tcW w:w="5279" w:type="dxa"/>
+            <w:tcW w:w="2970" w:type="dxa"/>
             <w:shd w:val="clear" w:color="auto" w:fill="D9D9D9" w:themeFill="background1" w:themeFillShade="D9"/>
           </w:tcPr>
           <w:p>
@@ -3077,11 +3527,458 @@
             </w:r>
           </w:p>
         </w:tc>
+        <w:tc>
+          <w:tcPr>
+            <w:tcW w:w="1440" w:type="dxa"/>
+            <w:shd w:val="clear" w:color="auto" w:fill="D9D9D9" w:themeFill="background1" w:themeFillShade="D9"/>
+          </w:tcPr>
+          <w:p>
+            <w:pPr>
+              <w:jc w:val="center"/>
+              <w:outlineLvl w:val="1"/>
+              <w:rPr>
+                <w:rFonts w:ascii="Kalpurush" w:eastAsia="Times New Roman" w:hAnsi="Kalpurush" w:cs="Kalpurush"/>
+                <w:color w:val="000000"/>
+                <w:sz w:val="20"/>
+                <w:szCs w:val="20"/>
+                <w:highlight w:val="lightGray"/>
+                <w:rtl/>
+                <w:cs/>
+                <w:lang w:bidi="ar-SA"/>
+              </w:rPr>
+            </w:pPr>
+            <w:proofErr w:type="spellStart"/>
+            <w:r>
+              <w:rPr>
+                <w:rFonts w:ascii="Kalpurush" w:eastAsia="Times New Roman" w:hAnsi="Kalpurush" w:cs="Kalpurush"/>
+                <w:color w:val="000000"/>
+                <w:sz w:val="20"/>
+                <w:szCs w:val="20"/>
+                <w:highlight w:val="lightGray"/>
+              </w:rPr>
+              <w:t>যোগদানের</w:t>
+            </w:r>
+            <w:proofErr w:type="spellEnd"/>
+            <w:r>
+              <w:rPr>
+                <w:rFonts w:ascii="Kalpurush" w:eastAsia="Times New Roman" w:hAnsi="Kalpurush" w:cs="Kalpurush"/>
+                <w:color w:val="000000"/>
+                <w:sz w:val="20"/>
+                <w:szCs w:val="20"/>
+                <w:highlight w:val="lightGray"/>
+              </w:rPr>
+              <w:t xml:space="preserve"> </w:t>
+            </w:r>
+            <w:proofErr w:type="spellStart"/>
+            <w:r>
+              <w:rPr>
+                <w:rFonts w:ascii="Kalpurush" w:eastAsia="Times New Roman" w:hAnsi="Kalpurush" w:cs="Kalpurush"/>
+                <w:color w:val="000000"/>
+                <w:sz w:val="20"/>
+                <w:szCs w:val="20"/>
+                <w:highlight w:val="lightGray"/>
+              </w:rPr>
+              <w:t>তারিখ</w:t>
+            </w:r>
+            <w:proofErr w:type="spellEnd"/>
+          </w:p>
+        </w:tc>
+        <w:tc>
+          <w:tcPr>
+            <w:tcW w:w="1530" w:type="dxa"/>
+            <w:shd w:val="clear" w:color="auto" w:fill="D9D9D9" w:themeFill="background1" w:themeFillShade="D9"/>
+          </w:tcPr>
+          <w:p>
+            <w:pPr>
+              <w:jc w:val="center"/>
+              <w:outlineLvl w:val="1"/>
+              <w:rPr>
+                <w:rFonts w:ascii="Kalpurush" w:eastAsia="Times New Roman" w:hAnsi="Kalpurush" w:cs="Kalpurush"/>
+                <w:color w:val="000000"/>
+                <w:sz w:val="20"/>
+                <w:szCs w:val="20"/>
+                <w:highlight w:val="lightGray"/>
+              </w:rPr>
+            </w:pPr>
+            <w:proofErr w:type="spellStart"/>
+            <w:r>
+              <w:rPr>
+                <w:rFonts w:ascii="Kalpurush" w:eastAsia="Times New Roman" w:hAnsi="Kalpurush" w:cs="Kalpurush"/>
+                <w:color w:val="000000"/>
+                <w:sz w:val="20"/>
+                <w:szCs w:val="20"/>
+                <w:highlight w:val="lightGray"/>
+              </w:rPr>
+              <w:t>চাকুরী</w:t>
+            </w:r>
+            <w:proofErr w:type="spellEnd"/>
+            <w:r>
+              <w:rPr>
+                <w:rFonts w:ascii="Kalpurush" w:eastAsia="Times New Roman" w:hAnsi="Kalpurush" w:cs="Kalpurush"/>
+                <w:color w:val="000000"/>
+                <w:sz w:val="20"/>
+                <w:szCs w:val="20"/>
+                <w:highlight w:val="lightGray"/>
+              </w:rPr>
+              <w:t xml:space="preserve"> </w:t>
+            </w:r>
+            <w:proofErr w:type="spellStart"/>
+            <w:r>
+              <w:rPr>
+                <w:rFonts w:ascii="Kalpurush" w:eastAsia="Times New Roman" w:hAnsi="Kalpurush" w:cs="Kalpurush"/>
+                <w:color w:val="000000"/>
+                <w:sz w:val="20"/>
+                <w:szCs w:val="20"/>
+                <w:highlight w:val="lightGray"/>
+              </w:rPr>
+              <w:t>ত্যাগ</w:t>
+            </w:r>
+            <w:proofErr w:type="spellEnd"/>
+            <w:r>
+              <w:rPr>
+                <w:rFonts w:ascii="Kalpurush" w:eastAsia="Times New Roman" w:hAnsi="Kalpurush" w:cs="Kalpurush"/>
+                <w:color w:val="000000"/>
+                <w:sz w:val="20"/>
+                <w:szCs w:val="20"/>
+                <w:highlight w:val="lightGray"/>
+              </w:rPr>
+              <w:t>/</w:t>
+            </w:r>
+          </w:p>
+          <w:p>
+            <w:pPr>
+              <w:jc w:val="center"/>
+              <w:outlineLvl w:val="1"/>
+              <w:rPr>
+                <w:rFonts w:ascii="Kalpurush" w:eastAsia="Times New Roman" w:hAnsi="Kalpurush" w:cs="Kalpurush"/>
+                <w:color w:val="000000"/>
+                <w:sz w:val="20"/>
+                <w:szCs w:val="20"/>
+                <w:highlight w:val="lightGray"/>
+                <w:rtl/>
+                <w:cs/>
+                <w:lang w:bidi="ar-SA"/>
+              </w:rPr>
+            </w:pPr>
+            <w:proofErr w:type="spellStart"/>
+            <w:r>
+              <w:rPr>
+                <w:rFonts w:ascii="Kalpurush" w:eastAsia="Times New Roman" w:hAnsi="Kalpurush" w:cs="Kalpurush"/>
+                <w:color w:val="000000"/>
+                <w:sz w:val="20"/>
+                <w:szCs w:val="20"/>
+                <w:highlight w:val="lightGray"/>
+              </w:rPr>
+              <w:t>অবসানের</w:t>
+            </w:r>
+            <w:proofErr w:type="spellEnd"/>
+            <w:r>
+              <w:rPr>
+                <w:rFonts w:ascii="Kalpurush" w:eastAsia="Times New Roman" w:hAnsi="Kalpurush" w:cs="Kalpurush"/>
+                <w:color w:val="000000"/>
+                <w:sz w:val="20"/>
+                <w:szCs w:val="20"/>
+                <w:highlight w:val="lightGray"/>
+              </w:rPr>
+              <w:t xml:space="preserve"> </w:t>
+            </w:r>
+            <w:proofErr w:type="spellStart"/>
+            <w:r>
+              <w:rPr>
+                <w:rFonts w:ascii="Kalpurush" w:eastAsia="Times New Roman" w:hAnsi="Kalpurush" w:cs="Kalpurush"/>
+                <w:color w:val="000000"/>
+                <w:sz w:val="20"/>
+                <w:szCs w:val="20"/>
+                <w:highlight w:val="lightGray"/>
+              </w:rPr>
+              <w:t>তারিখ</w:t>
+            </w:r>
+            <w:proofErr w:type="spellEnd"/>
+          </w:p>
+        </w:tc>
+        <w:tc>
+          <w:tcPr>
+            <w:tcW w:w="1620" w:type="dxa"/>
+            <w:shd w:val="clear" w:color="auto" w:fill="D9D9D9" w:themeFill="background1" w:themeFillShade="D9"/>
+          </w:tcPr>
+          <w:p>
+            <w:pPr>
+              <w:jc w:val="center"/>
+              <w:outlineLvl w:val="1"/>
+              <w:rPr>
+                <w:rFonts w:ascii="Kalpurush" w:eastAsia="Times New Roman" w:hAnsi="Kalpurush" w:cs="Kalpurush"/>
+                <w:color w:val="000000"/>
+                <w:sz w:val="20"/>
+                <w:szCs w:val="20"/>
+                <w:highlight w:val="lightGray"/>
+                <w:rtl/>
+                <w:cs/>
+                <w:lang w:bidi="ar-SA"/>
+              </w:rPr>
+            </w:pPr>
+            <w:proofErr w:type="spellStart"/>
+            <w:r>
+              <w:rPr>
+                <w:rFonts w:ascii="Kalpurush" w:eastAsia="Times New Roman" w:hAnsi="Kalpurush" w:cs="Kalpurush"/>
+                <w:color w:val="000000"/>
+                <w:sz w:val="20"/>
+                <w:szCs w:val="20"/>
+                <w:highlight w:val="lightGray"/>
+              </w:rPr>
+              <w:t>ত্যাগ</w:t>
+            </w:r>
+            <w:proofErr w:type="spellEnd"/>
+            <w:r>
+              <w:rPr>
+                <w:rFonts w:ascii="Kalpurush" w:eastAsia="Times New Roman" w:hAnsi="Kalpurush" w:cs="Kalpurush"/>
+                <w:color w:val="000000"/>
+                <w:sz w:val="20"/>
+                <w:szCs w:val="20"/>
+                <w:highlight w:val="lightGray"/>
+              </w:rPr>
+              <w:t>/</w:t>
+            </w:r>
+            <w:proofErr w:type="spellStart"/>
+            <w:r>
+              <w:rPr>
+                <w:rFonts w:ascii="Kalpurush" w:eastAsia="Times New Roman" w:hAnsi="Kalpurush" w:cs="Kalpurush"/>
+                <w:color w:val="000000"/>
+                <w:sz w:val="20"/>
+                <w:szCs w:val="20"/>
+                <w:highlight w:val="lightGray"/>
+              </w:rPr>
+              <w:t>অবসানের</w:t>
+            </w:r>
+            <w:proofErr w:type="spellEnd"/>
+            <w:r>
+              <w:rPr>
+                <w:rFonts w:ascii="Kalpurush" w:eastAsia="Times New Roman" w:hAnsi="Kalpurush" w:cs="Kalpurush"/>
+                <w:color w:val="000000"/>
+                <w:sz w:val="20"/>
+                <w:szCs w:val="20"/>
+                <w:highlight w:val="lightGray"/>
+              </w:rPr>
+              <w:t xml:space="preserve"> </w:t>
+            </w:r>
+            <w:proofErr w:type="spellStart"/>
+            <w:r>
+              <w:rPr>
+                <w:rFonts w:ascii="Kalpurush" w:eastAsia="Times New Roman" w:hAnsi="Kalpurush" w:cs="Kalpurush"/>
+                <w:color w:val="000000"/>
+                <w:sz w:val="20"/>
+                <w:szCs w:val="20"/>
+                <w:highlight w:val="lightGray"/>
+              </w:rPr>
+              <w:t>ধরণ</w:t>
+            </w:r>
+            <w:proofErr w:type="spellEnd"/>
+            <w:r>
+              <w:rPr>
+                <w:rFonts w:ascii="Kalpurush" w:eastAsia="Times New Roman" w:hAnsi="Kalpurush" w:cs="Kalpurush"/>
+                <w:color w:val="000000"/>
+                <w:sz w:val="20"/>
+                <w:szCs w:val="20"/>
+                <w:highlight w:val="lightGray"/>
+              </w:rPr>
+              <w:t>/</w:t>
+            </w:r>
+            <w:proofErr w:type="spellStart"/>
+            <w:r>
+              <w:rPr>
+                <w:rFonts w:ascii="Kalpurush" w:eastAsia="Times New Roman" w:hAnsi="Kalpurush" w:cs="Kalpurush"/>
+                <w:color w:val="000000"/>
+                <w:sz w:val="20"/>
+                <w:szCs w:val="20"/>
+                <w:highlight w:val="lightGray"/>
+              </w:rPr>
+              <w:t>কারণ</w:t>
+            </w:r>
+            <w:proofErr w:type="spellEnd"/>
+          </w:p>
+        </w:tc>
+        <w:tc>
+          <w:tcPr>
+            <w:tcW w:w="1710" w:type="dxa"/>
+            <w:shd w:val="clear" w:color="auto" w:fill="D9D9D9" w:themeFill="background1" w:themeFillShade="D9"/>
+          </w:tcPr>
+          <w:p>
+            <w:pPr>
+              <w:jc w:val="center"/>
+              <w:outlineLvl w:val="1"/>
+              <w:rPr>
+                <w:rFonts w:ascii="Kalpurush" w:eastAsia="Times New Roman" w:hAnsi="Kalpurush" w:cs="Kalpurush"/>
+                <w:color w:val="000000"/>
+                <w:sz w:val="20"/>
+                <w:szCs w:val="20"/>
+                <w:highlight w:val="lightGray"/>
+                <w:rtl/>
+                <w:cs/>
+                <w:lang w:bidi="ar-SA"/>
+              </w:rPr>
+            </w:pPr>
+            <w:proofErr w:type="spellStart"/>
+            <w:r>
+              <w:rPr>
+                <w:rFonts w:ascii="Kalpurush" w:eastAsia="Times New Roman" w:hAnsi="Kalpurush" w:cs="Kalpurush"/>
+                <w:color w:val="000000"/>
+                <w:sz w:val="20"/>
+                <w:szCs w:val="20"/>
+                <w:highlight w:val="lightGray"/>
+              </w:rPr>
+              <w:t>মালিক</w:t>
+            </w:r>
+            <w:proofErr w:type="spellEnd"/>
+            <w:r>
+              <w:rPr>
+                <w:rFonts w:ascii="Kalpurush" w:eastAsia="Times New Roman" w:hAnsi="Kalpurush" w:cs="Kalpurush"/>
+                <w:color w:val="000000"/>
+                <w:sz w:val="20"/>
+                <w:szCs w:val="20"/>
+                <w:highlight w:val="lightGray"/>
+              </w:rPr>
+              <w:t>/</w:t>
+            </w:r>
+            <w:proofErr w:type="spellStart"/>
+            <w:r>
+              <w:rPr>
+                <w:rFonts w:ascii="Kalpurush" w:eastAsia="Times New Roman" w:hAnsi="Kalpurush" w:cs="Kalpurush"/>
+                <w:color w:val="000000"/>
+                <w:sz w:val="20"/>
+                <w:szCs w:val="20"/>
+                <w:highlight w:val="lightGray"/>
+              </w:rPr>
+              <w:t>প্রাধিকারপ্রাপ্ত</w:t>
+            </w:r>
+            <w:proofErr w:type="spellEnd"/>
+            <w:r>
+              <w:rPr>
+                <w:rFonts w:ascii="Kalpurush" w:eastAsia="Times New Roman" w:hAnsi="Kalpurush" w:cs="Kalpurush"/>
+                <w:color w:val="000000"/>
+                <w:sz w:val="20"/>
+                <w:szCs w:val="20"/>
+                <w:highlight w:val="lightGray"/>
+              </w:rPr>
+              <w:t xml:space="preserve"> </w:t>
+            </w:r>
+            <w:proofErr w:type="spellStart"/>
+            <w:r>
+              <w:rPr>
+                <w:rFonts w:ascii="Kalpurush" w:eastAsia="Times New Roman" w:hAnsi="Kalpurush" w:cs="Kalpurush"/>
+                <w:color w:val="000000"/>
+                <w:sz w:val="20"/>
+                <w:szCs w:val="20"/>
+                <w:highlight w:val="lightGray"/>
+              </w:rPr>
+              <w:t>ব্যক্তির</w:t>
+            </w:r>
+            <w:proofErr w:type="spellEnd"/>
+            <w:r>
+              <w:rPr>
+                <w:rFonts w:ascii="Kalpurush" w:eastAsia="Times New Roman" w:hAnsi="Kalpurush" w:cs="Kalpurush"/>
+                <w:color w:val="000000"/>
+                <w:sz w:val="20"/>
+                <w:szCs w:val="20"/>
+                <w:highlight w:val="lightGray"/>
+              </w:rPr>
+              <w:t xml:space="preserve"> </w:t>
+            </w:r>
+            <w:proofErr w:type="spellStart"/>
+            <w:r>
+              <w:rPr>
+                <w:rFonts w:ascii="Kalpurush" w:eastAsia="Times New Roman" w:hAnsi="Kalpurush" w:cs="Kalpurush"/>
+                <w:color w:val="000000"/>
+                <w:sz w:val="20"/>
+                <w:szCs w:val="20"/>
+                <w:highlight w:val="lightGray"/>
+              </w:rPr>
+              <w:t>স্বাক্ষর</w:t>
+            </w:r>
+            <w:proofErr w:type="spellEnd"/>
+          </w:p>
+        </w:tc>
+        <w:tc>
+          <w:tcPr>
+            <w:tcW w:w="1708" w:type="dxa"/>
+            <w:shd w:val="clear" w:color="auto" w:fill="D9D9D9" w:themeFill="background1" w:themeFillShade="D9"/>
+          </w:tcPr>
+          <w:p>
+            <w:pPr>
+              <w:jc w:val="center"/>
+              <w:outlineLvl w:val="1"/>
+              <w:rPr>
+                <w:rFonts w:ascii="Kalpurush" w:eastAsia="Times New Roman" w:hAnsi="Kalpurush" w:cs="Kalpurush"/>
+                <w:color w:val="000000"/>
+                <w:sz w:val="20"/>
+                <w:szCs w:val="20"/>
+                <w:highlight w:val="lightGray"/>
+                <w:rtl/>
+                <w:cs/>
+                <w:lang w:bidi="ar-SA"/>
+              </w:rPr>
+            </w:pPr>
+            <w:proofErr w:type="spellStart"/>
+            <w:r>
+              <w:rPr>
+                <w:rFonts w:ascii="Kalpurush" w:eastAsia="Times New Roman" w:hAnsi="Kalpurush" w:cs="Kalpurush"/>
+                <w:color w:val="000000"/>
+                <w:sz w:val="20"/>
+                <w:szCs w:val="20"/>
+                <w:highlight w:val="lightGray"/>
+              </w:rPr>
+              <w:t>শ্রমিকের</w:t>
+            </w:r>
+            <w:proofErr w:type="spellEnd"/>
+            <w:r>
+              <w:rPr>
+                <w:rFonts w:ascii="Kalpurush" w:eastAsia="Times New Roman" w:hAnsi="Kalpurush" w:cs="Kalpurush"/>
+                <w:color w:val="000000"/>
+                <w:sz w:val="20"/>
+                <w:szCs w:val="20"/>
+                <w:highlight w:val="lightGray"/>
+              </w:rPr>
+              <w:t xml:space="preserve"> </w:t>
+            </w:r>
+            <w:proofErr w:type="spellStart"/>
+            <w:r>
+              <w:rPr>
+                <w:rFonts w:ascii="Kalpurush" w:eastAsia="Times New Roman" w:hAnsi="Kalpurush" w:cs="Kalpurush"/>
+                <w:color w:val="000000"/>
+                <w:sz w:val="20"/>
+                <w:szCs w:val="20"/>
+                <w:highlight w:val="lightGray"/>
+              </w:rPr>
+              <w:t>স্বাক্ষর</w:t>
+            </w:r>
+            <w:proofErr w:type="spellEnd"/>
+            <w:r>
+              <w:rPr>
+                <w:rFonts w:ascii="Kalpurush" w:eastAsia="Times New Roman" w:hAnsi="Kalpurush" w:cs="Kalpurush"/>
+                <w:color w:val="000000"/>
+                <w:sz w:val="20"/>
+                <w:szCs w:val="20"/>
+                <w:highlight w:val="lightGray"/>
+              </w:rPr>
+              <w:t>/</w:t>
+            </w:r>
+            <w:proofErr w:type="spellStart"/>
+            <w:r>
+              <w:rPr>
+                <w:rFonts w:ascii="Kalpurush" w:eastAsia="Times New Roman" w:hAnsi="Kalpurush" w:cs="Kalpurush"/>
+                <w:color w:val="000000"/>
+                <w:sz w:val="20"/>
+                <w:szCs w:val="20"/>
+                <w:highlight w:val="lightGray"/>
+              </w:rPr>
+              <w:t>টিপসহি</w:t>
+            </w:r>
+            <w:proofErr w:type="spellEnd"/>
+          </w:p>
+        </w:tc>
       </w:tr>
       <w:tr>
         <w:tc>
           <w:tcPr>
-            <w:tcW w:w="5071" w:type="dxa"/>
+            <w:tcW w:w="3363" w:type="dxa"/>
           </w:tcPr>
           <w:p>
             <w:pPr>
@@ -3108,7 +4005,7 @@
         </w:tc>
         <w:tc>
           <w:tcPr>
-            <w:tcW w:w="5279" w:type="dxa"/>
+            <w:tcW w:w="2970" w:type="dxa"/>
           </w:tcPr>
           <w:p>
             <w:pPr>
@@ -3130,6 +4027,141 @@
                 <w:cs/>
               </w:rPr>
               <w:t>(২)</w:t>
+            </w:r>
+          </w:p>
+        </w:tc>
+        <w:tc>
+          <w:tcPr>
+            <w:tcW w:w="1440" w:type="dxa"/>
+          </w:tcPr>
+          <w:p>
+            <w:pPr>
+              <w:jc w:val="center"/>
+              <w:outlineLvl w:val="1"/>
+              <w:rPr>
+                <w:rFonts w:ascii="Kalpurush" w:eastAsia="Times New Roman" w:hAnsi="Kalpurush" w:cs="Kalpurush"/>
+                <w:color w:val="000000"/>
+                <w:sz w:val="20"/>
+                <w:szCs w:val="20"/>
+              </w:rPr>
+            </w:pPr>
+            <w:r>
+              <w:rPr>
+                <w:rFonts w:ascii="Kalpurush" w:eastAsia="Times New Roman" w:hAnsi="Kalpurush" w:cs="Kalpurush"/>
+                <w:color w:val="000000"/>
+                <w:sz w:val="20"/>
+                <w:szCs w:val="20"/>
+                <w:cs/>
+              </w:rPr>
+              <w:t>(৩)</w:t>
+            </w:r>
+          </w:p>
+        </w:tc>
+        <w:tc>
+          <w:tcPr>
+            <w:tcW w:w="1530" w:type="dxa"/>
+          </w:tcPr>
+          <w:p>
+            <w:pPr>
+              <w:jc w:val="center"/>
+              <w:outlineLvl w:val="1"/>
+              <w:rPr>
+                <w:rFonts w:ascii="Kalpurush" w:eastAsia="Times New Roman" w:hAnsi="Kalpurush" w:cs="Kalpurush"/>
+                <w:color w:val="000000"/>
+                <w:sz w:val="20"/>
+                <w:szCs w:val="20"/>
+              </w:rPr>
+            </w:pPr>
+            <w:r>
+              <w:rPr>
+                <w:rFonts w:ascii="Kalpurush" w:eastAsia="Times New Roman" w:hAnsi="Kalpurush" w:cs="Kalpurush"/>
+                <w:color w:val="000000"/>
+                <w:sz w:val="20"/>
+                <w:szCs w:val="20"/>
+                <w:cs/>
+              </w:rPr>
+              <w:t>(৪)</w:t>
+            </w:r>
+          </w:p>
+        </w:tc>
+        <w:tc>
+          <w:tcPr>
+            <w:tcW w:w="1620" w:type="dxa"/>
+          </w:tcPr>
+          <w:p>
+            <w:pPr>
+              <w:jc w:val="center"/>
+              <w:outlineLvl w:val="1"/>
+              <w:rPr>
+                <w:rFonts w:ascii="Kalpurush" w:eastAsia="Times New Roman" w:hAnsi="Kalpurush" w:cs="Kalpurush"/>
+                <w:color w:val="000000"/>
+                <w:sz w:val="20"/>
+                <w:szCs w:val="20"/>
+              </w:rPr>
+            </w:pPr>
+            <w:r>
+              <w:rPr>
+                <w:rFonts w:ascii="Kalpurush" w:eastAsia="Times New Roman" w:hAnsi="Kalpurush" w:cs="Kalpurush"/>
+                <w:color w:val="000000"/>
+                <w:sz w:val="20"/>
+                <w:szCs w:val="20"/>
+                <w:cs/>
+              </w:rPr>
+              <w:t>(৫)</w:t>
+            </w:r>
+          </w:p>
+        </w:tc>
+        <w:tc>
+          <w:tcPr>
+            <w:tcW w:w="1710" w:type="dxa"/>
+          </w:tcPr>
+          <w:p>
+            <w:pPr>
+              <w:jc w:val="center"/>
+              <w:outlineLvl w:val="1"/>
+              <w:rPr>
+                <w:rFonts w:ascii="Kalpurush" w:eastAsia="Times New Roman" w:hAnsi="Kalpurush" w:cs="Kalpurush"/>
+                <w:color w:val="000000"/>
+                <w:sz w:val="20"/>
+                <w:szCs w:val="20"/>
+              </w:rPr>
+            </w:pPr>
+            <w:r>
+              <w:rPr>
+                <w:rFonts w:ascii="Kalpurush" w:eastAsia="Times New Roman" w:hAnsi="Kalpurush" w:cs="Kalpurush"/>
+                <w:color w:val="000000"/>
+                <w:sz w:val="20"/>
+                <w:szCs w:val="20"/>
+                <w:cs/>
+              </w:rPr>
+              <w:t>(৬)</w:t>
+            </w:r>
+          </w:p>
+        </w:tc>
+        <w:tc>
+          <w:tcPr>
+            <w:tcW w:w="1708" w:type="dxa"/>
+          </w:tcPr>
+          <w:p>
+            <w:pPr>
+              <w:jc w:val="center"/>
+              <w:outlineLvl w:val="1"/>
+              <w:rPr>
+                <w:rFonts w:ascii="Kalpurush" w:eastAsia="Times New Roman" w:hAnsi="Kalpurush" w:cs="Kalpurush"/>
+                <w:color w:val="000000"/>
+                <w:sz w:val="20"/>
+                <w:szCs w:val="20"/>
+              </w:rPr>
+            </w:pPr>
+            <w:r>
+              <w:rPr>
+                <w:rFonts w:ascii="Kalpurush" w:eastAsia="Times New Roman" w:hAnsi="Kalpurush" w:cs="Kalpurush"/>
+                <w:color w:val="000000"/>
+                <w:sz w:val="20"/>
+                <w:szCs w:val="20"/>
+                <w:cs/>
+              </w:rPr>
+              <w:t>(৭)</w:t>
             </w:r>
           </w:p>
         </w:tc>
@@ -3140,7 +4172,7 @@
         </w:trPr>
         <w:tc>
           <w:tcPr>
-            <w:tcW w:w="5071" w:type="dxa"/>
+            <w:tcW w:w="3363" w:type="dxa"/>
           </w:tcPr>
           <w:p>
             <w:pPr>
@@ -3167,7 +4199,6 @@
                 <w:shd w:val="clear" w:color="auto" w:fill="FFFFFF"/>
                 <w:cs/>
               </w:rPr>
-              <w:lastRenderedPageBreak/>
               <w:t>বেসিক এ্যাপারেলস লিমিটেড</w:t>
             </w:r>
           </w:p>
@@ -3207,7 +4238,7 @@
                 <w:szCs w:val="24"/>
               </w:rPr>
             </w:pPr>
-            <w:bookmarkStart w:id="0" w:name="_Hlk36380401"/>
+            <w:bookmarkStart w:id="1" w:name="_Hlk36380401"/>
             <w:r>
               <w:rPr>
                 <w:rFonts w:ascii="Kalpurush" w:hAnsi="Kalpurush" w:cs="Kalpurush"/>
@@ -3252,7 +4283,7 @@
               </w:rPr>
               <w:t xml:space="preserve"> </w:t>
             </w:r>
-            <w:bookmarkEnd w:id="0"/>
+            <w:bookmarkEnd w:id="1"/>
             <w:r>
               <w:rPr>
                 <w:rFonts w:ascii="Kalpurush" w:hAnsi="Kalpurush" w:cs="Kalpurush"/>
@@ -3267,7 +4298,7 @@
         </w:tc>
         <w:tc>
           <w:tcPr>
-            <w:tcW w:w="5279" w:type="dxa"/>
+            <w:tcW w:w="2970" w:type="dxa"/>
           </w:tcPr>
           <w:p>
             <w:pPr>
@@ -3332,37 +4363,183 @@
             <w:proofErr w:type="spellEnd"/>
           </w:p>
         </w:tc>
-      </w:tr>
-      <w:tr>
-        <w:tc>
-          <w:tcPr>
-            <w:tcW w:w="5071" w:type="dxa"/>
-          </w:tcPr>
-          <w:p>
-            <w:pPr>
-              <w:spacing w:line="600" w:lineRule="auto"/>
-              <w:outlineLvl w:val="1"/>
-              <w:rPr>
-                <w:rFonts w:ascii="Kalpurush" w:eastAsia="Times New Roman" w:hAnsi="Kalpurush" w:cs="Kalpurush"/>
-                <w:color w:val="000000"/>
-                <w:sz w:val="20"/>
-                <w:szCs w:val="20"/>
-                <w:lang w:bidi="ar-SA"/>
-              </w:rPr>
-            </w:pPr>
-          </w:p>
-        </w:tc>
-        <w:tc>
-          <w:tcPr>
-            <w:tcW w:w="5279" w:type="dxa"/>
-          </w:tcPr>
-          <w:p>
-            <w:pPr>
-              <w:spacing w:line="600" w:lineRule="auto"/>
-              <w:outlineLvl w:val="1"/>
-              <w:rPr>
-                <w:rFonts w:ascii="Kalpurush" w:eastAsia="Times New Roman" w:hAnsi="Kalpurush" w:cs="Kalpurush"/>
-                <w:color w:val="000000"/>
+        <w:tc>
+          <w:tcPr>
+            <w:tcW w:w="1440" w:type="dxa"/>
+          </w:tcPr>
+          <w:p>
+            <w:pPr>
+              <w:jc w:val="center"/>
+              <w:outlineLvl w:val="1"/>
+              <w:rPr>
+                <w:rFonts w:ascii="Kalpurush" w:eastAsia="Times New Roman" w:hAnsi="Kalpurush" w:cs="Kalpurush"/>
+                <w:szCs w:val="22"/>
+              </w:rPr>
+            </w:pPr>
+            <w:r>
+              <w:rPr>
+                <w:rFonts w:ascii="Kalpurush" w:eastAsia="Times New Roman" w:hAnsi="Kalpurush" w:cs="Kalpurush"/>
+                <w:color w:val="000000"/>
+                <w:sz w:val="20"/>
+                <w:szCs w:val="20"/>
+              </w:rPr>
+              <w:t>{</w:t>
+            </w:r>
+            <w:r>
+              <w:rPr>
+                <w:rFonts w:ascii="Kalpurush" w:hAnsi="Kalpurush" w:cs="Kalpurush"/>
+                <w:color w:val="000000"/>
+                <w:sz w:val="20"/>
+                <w:szCs w:val="20"/>
+                <w:lang w:bidi="ar-SA"/>
+              </w:rPr>
+              <w:t>DOJ</w:t>
+            </w:r>
+            <w:r>
+              <w:rPr>
+                <w:rFonts w:ascii="Kalpurush" w:eastAsia="Times New Roman" w:hAnsi="Kalpurush" w:cs="Kalpurush"/>
+                <w:color w:val="000000"/>
+                <w:sz w:val="20"/>
+                <w:szCs w:val="20"/>
+              </w:rPr>
+              <w:t>}</w:t>
+            </w:r>
+          </w:p>
+          <w:p>
+            <w:pPr>
+              <w:jc w:val="center"/>
+              <w:outlineLvl w:val="1"/>
+              <w:rPr>
+                <w:rFonts w:ascii="Kalpurush" w:eastAsia="Times New Roman" w:hAnsi="Kalpurush" w:cs="Kalpurush"/>
+                <w:color w:val="000000" w:themeColor="text1"/>
+                <w:sz w:val="20"/>
+                <w:szCs w:val="20"/>
+                <w:lang w:bidi="ar-SA"/>
+              </w:rPr>
+            </w:pPr>
+          </w:p>
+        </w:tc>
+        <w:tc>
+          <w:tcPr>
+            <w:tcW w:w="1530" w:type="dxa"/>
+          </w:tcPr>
+          <w:p>
+            <w:pPr>
+              <w:jc w:val="center"/>
+              <w:outlineLvl w:val="1"/>
+              <w:rPr>
+                <w:rFonts w:ascii="Kalpurush" w:eastAsia="Times New Roman" w:hAnsi="Kalpurush" w:cs="Kalpurush"/>
+                <w:color w:val="000000" w:themeColor="text1"/>
+                <w:sz w:val="20"/>
+                <w:szCs w:val="20"/>
+                <w:lang w:bidi="ar-SA"/>
+              </w:rPr>
+            </w:pPr>
+            <w:r>
+              <w:rPr>
+                <w:rFonts w:ascii="Kalpurush" w:eastAsia="Times New Roman" w:hAnsi="Kalpurush" w:cs="Kalpurush"/>
+                <w:color w:val="000000"/>
+                <w:sz w:val="20"/>
+                <w:szCs w:val="20"/>
+              </w:rPr>
+              <w:t>{</w:t>
+            </w:r>
+            <w:r>
+              <w:rPr>
+                <w:rFonts w:ascii="Kalpurush" w:eastAsia="Times New Roman" w:hAnsi="Kalpurush" w:cs="Kalpurush"/>
+                <w:color w:val="000000"/>
+                <w:sz w:val="20"/>
+                <w:szCs w:val="20"/>
+              </w:rPr>
+              <w:t>DOS</w:t>
+            </w:r>
+            <w:r>
+              <w:rPr>
+                <w:rFonts w:ascii="Kalpurush" w:eastAsia="Times New Roman" w:hAnsi="Kalpurush" w:cs="Kalpurush"/>
+                <w:color w:val="000000"/>
+                <w:sz w:val="20"/>
+                <w:szCs w:val="20"/>
+              </w:rPr>
+              <w:t>}</w:t>
+            </w:r>
+          </w:p>
+        </w:tc>
+        <w:tc>
+          <w:tcPr>
+            <w:tcW w:w="1620" w:type="dxa"/>
+          </w:tcPr>
+          <w:p>
+            <w:pPr>
+              <w:jc w:val="center"/>
+              <w:outlineLvl w:val="1"/>
+              <w:rPr>
+                <w:rFonts w:ascii="Kalpurush" w:eastAsia="Times New Roman" w:hAnsi="Kalpurush" w:cs="Kalpurush"/>
+                <w:color w:val="000000" w:themeColor="text1"/>
+                <w:sz w:val="20"/>
+                <w:szCs w:val="20"/>
+                <w:lang w:bidi="ar-SA"/>
+              </w:rPr>
+            </w:pPr>
+            <w:r>
+              <w:rPr>
+                <w:rFonts w:ascii="Kalpurush" w:eastAsia="Times New Roman" w:hAnsi="Kalpurush" w:cs="Kalpurush"/>
+                <w:color w:val="000000"/>
+                <w:sz w:val="20"/>
+                <w:szCs w:val="20"/>
+              </w:rPr>
+              <w:t>{</w:t>
+            </w:r>
+            <w:proofErr w:type="spellStart"/>
+            <w:r>
+              <w:rPr>
+                <w:rFonts w:ascii="Kalpurush" w:eastAsia="Times New Roman" w:hAnsi="Kalpurush" w:cs="Kalpurush"/>
+                <w:color w:val="000000"/>
+                <w:sz w:val="20"/>
+                <w:szCs w:val="20"/>
+              </w:rPr>
+              <w:t>SeparationType</w:t>
+            </w:r>
+            <w:proofErr w:type="spellEnd"/>
+            <w:r>
+              <w:rPr>
+                <w:rFonts w:ascii="Kalpurush" w:eastAsia="Times New Roman" w:hAnsi="Kalpurush" w:cs="Kalpurush"/>
+                <w:color w:val="000000"/>
+                <w:sz w:val="20"/>
+                <w:szCs w:val="20"/>
+              </w:rPr>
+              <w:t>}</w:t>
+            </w:r>
+          </w:p>
+        </w:tc>
+        <w:tc>
+          <w:tcPr>
+            <w:tcW w:w="1710" w:type="dxa"/>
+          </w:tcPr>
+          <w:p>
+            <w:pPr>
+              <w:jc w:val="center"/>
+              <w:outlineLvl w:val="1"/>
+              <w:rPr>
+                <w:rFonts w:ascii="Kalpurush" w:eastAsia="Times New Roman" w:hAnsi="Kalpurush" w:cs="Kalpurush"/>
+                <w:color w:val="000000" w:themeColor="text1"/>
+                <w:sz w:val="20"/>
+                <w:szCs w:val="20"/>
+                <w:lang w:bidi="ar-SA"/>
+              </w:rPr>
+            </w:pPr>
+          </w:p>
+        </w:tc>
+        <w:tc>
+          <w:tcPr>
+            <w:tcW w:w="1708" w:type="dxa"/>
+          </w:tcPr>
+          <w:p>
+            <w:pPr>
+              <w:jc w:val="center"/>
+              <w:outlineLvl w:val="1"/>
+              <w:rPr>
+                <w:rFonts w:ascii="Kalpurush" w:eastAsia="Times New Roman" w:hAnsi="Kalpurush" w:cs="Kalpurush"/>
+                <w:color w:val="000000" w:themeColor="text1"/>
                 <w:sz w:val="20"/>
                 <w:szCs w:val="20"/>
                 <w:lang w:bidi="ar-SA"/>
@@ -3383,6 +4560,1947 @@
           <w:sz w:val="20"/>
           <w:szCs w:val="20"/>
           <w:cs/>
+        </w:rPr>
+      </w:pPr>
+      <w:proofErr w:type="spellStart"/>
+      <w:r>
+        <w:rPr>
+          <w:rFonts w:ascii="Kalpurush" w:eastAsia="Times New Roman" w:hAnsi="Kalpurush" w:cs="Kalpurush"/>
+          <w:bCs/>
+          <w:color w:val="000000"/>
+          <w:sz w:val="28"/>
+        </w:rPr>
+        <w:t>ফরম</w:t>
+      </w:r>
+      <w:proofErr w:type="spellEnd"/>
+      <w:r>
+        <w:rPr>
+          <w:rFonts w:ascii="Kalpurush" w:eastAsia="Times New Roman" w:hAnsi="Kalpurush" w:cs="Kalpurush"/>
+          <w:bCs/>
+          <w:color w:val="000000"/>
+          <w:sz w:val="28"/>
+        </w:rPr>
+        <w:t xml:space="preserve"> </w:t>
+      </w:r>
+      <w:proofErr w:type="spellStart"/>
+      <w:r>
+        <w:rPr>
+          <w:rFonts w:ascii="Kalpurush" w:eastAsia="Times New Roman" w:hAnsi="Kalpurush" w:cs="Kalpurush"/>
+          <w:bCs/>
+          <w:color w:val="000000"/>
+          <w:sz w:val="28"/>
+        </w:rPr>
+        <w:t>নং</w:t>
+      </w:r>
+      <w:proofErr w:type="spellEnd"/>
+      <w:r>
+        <w:rPr>
+          <w:rFonts w:ascii="Kalpurush" w:eastAsia="Times New Roman" w:hAnsi="Kalpurush" w:cs="Kalpurush"/>
+          <w:bCs/>
+          <w:color w:val="000000"/>
+          <w:sz w:val="28"/>
+        </w:rPr>
+        <w:t>- ৭(গ)</w:t>
+      </w:r>
+    </w:p>
+    <w:p>
+      <w:pPr>
+        <w:tabs>
+          <w:tab w:val="left" w:pos="3975"/>
+          <w:tab w:val="center" w:pos="5400"/>
+        </w:tabs>
+        <w:spacing w:after="0" w:line="240" w:lineRule="auto"/>
+        <w:jc w:val="center"/>
+        <w:outlineLvl w:val="1"/>
+        <w:rPr>
+          <w:rFonts w:ascii="Kalpurush" w:eastAsia="Times New Roman" w:hAnsi="Kalpurush" w:cs="Kalpurush"/>
+          <w:b/>
+          <w:bCs/>
+          <w:color w:val="000000"/>
+          <w:sz w:val="30"/>
+          <w:szCs w:val="30"/>
+        </w:rPr>
+      </w:pPr>
+      <w:r>
+        <w:rPr>
+          <w:rFonts w:ascii="Kalpurush" w:eastAsia="Times New Roman" w:hAnsi="Kalpurush" w:cs="Kalpurush"/>
+          <w:b/>
+          <w:bCs/>
+          <w:color w:val="000000"/>
+          <w:sz w:val="30"/>
+          <w:szCs w:val="30"/>
+        </w:rPr>
+        <w:t>(</w:t>
+      </w:r>
+      <w:r>
+        <w:rPr>
+          <w:rFonts w:ascii="Kalpurush" w:eastAsia="Times New Roman" w:hAnsi="Kalpurush" w:cs="Kalpurush"/>
+          <w:b/>
+          <w:bCs/>
+          <w:color w:val="000000"/>
+          <w:sz w:val="30"/>
+          <w:szCs w:val="30"/>
+          <w:cs/>
+        </w:rPr>
+        <w:t>গ) তৃতীয় ভাগ</w:t>
+      </w:r>
+    </w:p>
+    <w:p>
+      <w:pPr>
+        <w:spacing w:line="240" w:lineRule="auto"/>
+        <w:jc w:val="center"/>
+        <w:outlineLvl w:val="1"/>
+        <w:rPr>
+          <w:rFonts w:ascii="Kalpurush" w:eastAsia="Times New Roman" w:hAnsi="Kalpurush" w:cs="Kalpurush"/>
+          <w:b/>
+          <w:bCs/>
+          <w:color w:val="000000"/>
+          <w:sz w:val="24"/>
+          <w:szCs w:val="24"/>
+          <w:u w:val="single"/>
+          <w:lang w:bidi="ar-SA"/>
+        </w:rPr>
+      </w:pPr>
+      <w:r>
+        <w:rPr>
+          <w:rFonts w:ascii="Kalpurush" w:eastAsia="Times New Roman" w:hAnsi="Kalpurush" w:cs="Kalpurush"/>
+          <w:b/>
+          <w:bCs/>
+          <w:color w:val="000000"/>
+          <w:sz w:val="24"/>
+          <w:szCs w:val="24"/>
+          <w:u w:val="single"/>
+          <w:shd w:val="clear" w:color="auto" w:fill="D9D9D9" w:themeFill="background1" w:themeFillShade="D9"/>
+          <w:cs/>
+        </w:rPr>
+        <w:t>সার্ভিস রেকর্ড ও মজুরি এবং ভাতা সংক্রান্ত তথ্যসমূহ</w:t>
+      </w:r>
+    </w:p>
+    <w:tbl>
+      <w:tblPr>
+        <w:tblStyle w:val="TableGrid"/>
+        <w:tblW w:w="0" w:type="auto"/>
+        <w:tblInd w:w="450" w:type="dxa"/>
+        <w:tblLayout w:type="fixed"/>
+        <w:tblLook w:val="04A0" w:firstRow="1" w:lastRow="0" w:firstColumn="1" w:lastColumn="0" w:noHBand="0" w:noVBand="1"/>
+      </w:tblPr>
+      <w:tblGrid>
+        <w:gridCol w:w="1368"/>
+        <w:gridCol w:w="1620"/>
+        <w:gridCol w:w="1170"/>
+        <w:gridCol w:w="1170"/>
+        <w:gridCol w:w="1080"/>
+        <w:gridCol w:w="1170"/>
+        <w:gridCol w:w="810"/>
+        <w:gridCol w:w="810"/>
+        <w:gridCol w:w="990"/>
+        <w:gridCol w:w="900"/>
+        <w:gridCol w:w="1440"/>
+        <w:gridCol w:w="1620"/>
+      </w:tblGrid>
+      <w:tr>
+        <w:tc>
+          <w:tcPr>
+            <w:tcW w:w="1368" w:type="dxa"/>
+            <w:vMerge w:val="restart"/>
+            <w:shd w:val="clear" w:color="auto" w:fill="D9D9D9" w:themeFill="background1" w:themeFillShade="D9"/>
+            <w:vAlign w:val="center"/>
+          </w:tcPr>
+          <w:p>
+            <w:pPr>
+              <w:jc w:val="center"/>
+              <w:outlineLvl w:val="1"/>
+              <w:rPr>
+                <w:rFonts w:ascii="Kalpurush" w:eastAsia="Times New Roman" w:hAnsi="Kalpurush" w:cs="Kalpurush"/>
+                <w:color w:val="000000"/>
+                <w:sz w:val="20"/>
+                <w:szCs w:val="20"/>
+                <w:cs/>
+              </w:rPr>
+            </w:pPr>
+            <w:r>
+              <w:rPr>
+                <w:rFonts w:ascii="Kalpurush" w:eastAsia="Times New Roman" w:hAnsi="Kalpurush" w:cs="Kalpurush"/>
+                <w:color w:val="000000"/>
+                <w:sz w:val="20"/>
+                <w:szCs w:val="20"/>
+                <w:cs/>
+              </w:rPr>
+              <w:t>বর্তমা</w:t>
+            </w:r>
+            <w:r>
+              <w:rPr>
+                <w:rFonts w:ascii="Kalpurush" w:eastAsia="Times New Roman" w:hAnsi="Kalpurush" w:cs="Kalpurush"/>
+                <w:color w:val="000000"/>
+                <w:sz w:val="20"/>
+                <w:szCs w:val="20"/>
+                <w:cs/>
+              </w:rPr>
+              <w:t>ন</w:t>
+            </w:r>
+            <w:r>
+              <w:rPr>
+                <w:rFonts w:ascii="Kalpurush" w:eastAsia="Times New Roman" w:hAnsi="Kalpurush" w:cs="Kalpurush"/>
+                <w:color w:val="000000"/>
+                <w:sz w:val="20"/>
+                <w:szCs w:val="20"/>
+                <w:cs/>
+              </w:rPr>
+              <w:t xml:space="preserve"> পদে চাকরি আরম্ভের তারিখ</w:t>
+            </w:r>
+          </w:p>
+        </w:tc>
+        <w:tc>
+          <w:tcPr>
+            <w:tcW w:w="1620" w:type="dxa"/>
+            <w:vMerge w:val="restart"/>
+            <w:shd w:val="clear" w:color="auto" w:fill="D9D9D9" w:themeFill="background1" w:themeFillShade="D9"/>
+            <w:vAlign w:val="center"/>
+          </w:tcPr>
+          <w:p>
+            <w:pPr>
+              <w:jc w:val="center"/>
+              <w:outlineLvl w:val="1"/>
+              <w:rPr>
+                <w:rFonts w:ascii="Kalpurush" w:eastAsia="Times New Roman" w:hAnsi="Kalpurush" w:cs="Kalpurush"/>
+                <w:color w:val="000000"/>
+                <w:sz w:val="20"/>
+                <w:szCs w:val="20"/>
+                <w:lang w:bidi="ar-SA"/>
+              </w:rPr>
+            </w:pPr>
+            <w:r>
+              <w:rPr>
+                <w:rFonts w:ascii="Kalpurush" w:eastAsia="Times New Roman" w:hAnsi="Kalpurush" w:cs="Kalpurush"/>
+                <w:color w:val="000000"/>
+                <w:sz w:val="20"/>
+                <w:szCs w:val="20"/>
+                <w:cs/>
+              </w:rPr>
+              <w:t>চাকরির পদ ও কার্ড নং</w:t>
+            </w:r>
+          </w:p>
+        </w:tc>
+        <w:tc>
+          <w:tcPr>
+            <w:tcW w:w="11160" w:type="dxa"/>
+            <w:gridSpan w:val="10"/>
+            <w:shd w:val="clear" w:color="auto" w:fill="D9D9D9" w:themeFill="background1" w:themeFillShade="D9"/>
+          </w:tcPr>
+          <w:p>
+            <w:pPr>
+              <w:jc w:val="center"/>
+              <w:outlineLvl w:val="1"/>
+              <w:rPr>
+                <w:rFonts w:ascii="Kalpurush" w:eastAsia="Times New Roman" w:hAnsi="Kalpurush" w:cs="Kalpurush"/>
+                <w:color w:val="000000"/>
+                <w:sz w:val="20"/>
+                <w:szCs w:val="20"/>
+                <w:lang w:bidi="ar-SA"/>
+              </w:rPr>
+            </w:pPr>
+            <w:r>
+              <w:rPr>
+                <w:rFonts w:ascii="Kalpurush" w:eastAsia="Times New Roman" w:hAnsi="Kalpurush" w:cs="Kalpurush"/>
+                <w:color w:val="000000"/>
+                <w:sz w:val="20"/>
+                <w:szCs w:val="20"/>
+                <w:cs/>
+              </w:rPr>
+              <w:t>মাসিক মজুরির হার</w:t>
+            </w:r>
+          </w:p>
+        </w:tc>
+      </w:tr>
+      <w:tr>
+        <w:tc>
+          <w:tcPr>
+            <w:tcW w:w="1368" w:type="dxa"/>
+            <w:vMerge/>
+            <w:shd w:val="clear" w:color="auto" w:fill="D9D9D9" w:themeFill="background1" w:themeFillShade="D9"/>
+          </w:tcPr>
+          <w:p>
+            <w:pPr>
+              <w:outlineLvl w:val="1"/>
+              <w:rPr>
+                <w:rFonts w:ascii="Kalpurush" w:eastAsia="Times New Roman" w:hAnsi="Kalpurush" w:cs="Kalpurush"/>
+                <w:color w:val="000000"/>
+                <w:sz w:val="20"/>
+                <w:szCs w:val="20"/>
+                <w:lang w:bidi="ar-SA"/>
+              </w:rPr>
+            </w:pPr>
+          </w:p>
+        </w:tc>
+        <w:tc>
+          <w:tcPr>
+            <w:tcW w:w="1620" w:type="dxa"/>
+            <w:vMerge/>
+            <w:shd w:val="clear" w:color="auto" w:fill="D9D9D9" w:themeFill="background1" w:themeFillShade="D9"/>
+          </w:tcPr>
+          <w:p>
+            <w:pPr>
+              <w:outlineLvl w:val="1"/>
+              <w:rPr>
+                <w:rFonts w:ascii="Kalpurush" w:eastAsia="Times New Roman" w:hAnsi="Kalpurush" w:cs="Kalpurush"/>
+                <w:color w:val="000000"/>
+                <w:sz w:val="20"/>
+                <w:szCs w:val="20"/>
+                <w:lang w:bidi="ar-SA"/>
+              </w:rPr>
+            </w:pPr>
+          </w:p>
+        </w:tc>
+        <w:tc>
+          <w:tcPr>
+            <w:tcW w:w="1170" w:type="dxa"/>
+            <w:shd w:val="clear" w:color="auto" w:fill="D9D9D9" w:themeFill="background1" w:themeFillShade="D9"/>
+          </w:tcPr>
+          <w:p>
+            <w:pPr>
+              <w:jc w:val="center"/>
+              <w:outlineLvl w:val="1"/>
+              <w:rPr>
+                <w:rFonts w:ascii="Kalpurush" w:eastAsia="Times New Roman" w:hAnsi="Kalpurush" w:cs="Kalpurush"/>
+                <w:color w:val="000000"/>
+                <w:sz w:val="20"/>
+                <w:szCs w:val="20"/>
+                <w:lang w:bidi="ar-SA"/>
+              </w:rPr>
+            </w:pPr>
+            <w:r>
+              <w:rPr>
+                <w:rFonts w:ascii="Kalpurush" w:eastAsia="Times New Roman" w:hAnsi="Kalpurush" w:cs="Kalpurush"/>
+                <w:color w:val="000000"/>
+                <w:sz w:val="20"/>
+                <w:szCs w:val="20"/>
+                <w:cs/>
+              </w:rPr>
+              <w:t>মূল মজুরি</w:t>
+            </w:r>
+          </w:p>
+        </w:tc>
+        <w:tc>
+          <w:tcPr>
+            <w:tcW w:w="1170" w:type="dxa"/>
+            <w:shd w:val="clear" w:color="auto" w:fill="D9D9D9" w:themeFill="background1" w:themeFillShade="D9"/>
+          </w:tcPr>
+          <w:p>
+            <w:pPr>
+              <w:jc w:val="center"/>
+              <w:outlineLvl w:val="1"/>
+              <w:rPr>
+                <w:rFonts w:ascii="Kalpurush" w:eastAsia="Times New Roman" w:hAnsi="Kalpurush" w:cs="Kalpurush"/>
+                <w:color w:val="000000"/>
+                <w:sz w:val="20"/>
+                <w:szCs w:val="20"/>
+                <w:lang w:bidi="ar-SA"/>
+              </w:rPr>
+            </w:pPr>
+            <w:r>
+              <w:rPr>
+                <w:rFonts w:ascii="Kalpurush" w:eastAsia="Times New Roman" w:hAnsi="Kalpurush" w:cs="Kalpurush"/>
+                <w:color w:val="000000"/>
+                <w:sz w:val="20"/>
+                <w:szCs w:val="20"/>
+                <w:cs/>
+              </w:rPr>
+              <w:t>বাড়ী ভাড়া ভাতা</w:t>
+            </w:r>
+          </w:p>
+        </w:tc>
+        <w:tc>
+          <w:tcPr>
+            <w:tcW w:w="1080" w:type="dxa"/>
+            <w:shd w:val="clear" w:color="auto" w:fill="D9D9D9" w:themeFill="background1" w:themeFillShade="D9"/>
+          </w:tcPr>
+          <w:p>
+            <w:pPr>
+              <w:jc w:val="center"/>
+              <w:outlineLvl w:val="1"/>
+              <w:rPr>
+                <w:rFonts w:ascii="Kalpurush" w:eastAsia="Times New Roman" w:hAnsi="Kalpurush" w:cs="Kalpurush"/>
+                <w:color w:val="000000"/>
+                <w:sz w:val="20"/>
+                <w:szCs w:val="20"/>
+                <w:lang w:bidi="ar-SA"/>
+              </w:rPr>
+            </w:pPr>
+            <w:proofErr w:type="spellStart"/>
+            <w:r>
+              <w:rPr>
+                <w:rFonts w:ascii="Kalpurush" w:eastAsia="Times New Roman" w:hAnsi="Kalpurush" w:cs="Kalpurush"/>
+                <w:color w:val="000000"/>
+                <w:sz w:val="20"/>
+                <w:szCs w:val="20"/>
+              </w:rPr>
+              <w:t>চিকিৎসা</w:t>
+            </w:r>
+            <w:proofErr w:type="spellEnd"/>
+            <w:r>
+              <w:rPr>
+                <w:rFonts w:ascii="Kalpurush" w:eastAsia="Times New Roman" w:hAnsi="Kalpurush" w:cs="Kalpurush"/>
+                <w:color w:val="000000"/>
+                <w:sz w:val="20"/>
+                <w:szCs w:val="20"/>
+              </w:rPr>
+              <w:t xml:space="preserve"> </w:t>
+            </w:r>
+            <w:proofErr w:type="spellStart"/>
+            <w:r>
+              <w:rPr>
+                <w:rFonts w:ascii="Kalpurush" w:eastAsia="Times New Roman" w:hAnsi="Kalpurush" w:cs="Kalpurush"/>
+                <w:color w:val="000000"/>
+                <w:sz w:val="20"/>
+                <w:szCs w:val="20"/>
+              </w:rPr>
+              <w:t>ভাতা</w:t>
+            </w:r>
+            <w:proofErr w:type="spellEnd"/>
+          </w:p>
+        </w:tc>
+        <w:tc>
+          <w:tcPr>
+            <w:tcW w:w="1170" w:type="dxa"/>
+            <w:shd w:val="clear" w:color="auto" w:fill="D9D9D9" w:themeFill="background1" w:themeFillShade="D9"/>
+          </w:tcPr>
+          <w:p>
+            <w:pPr>
+              <w:jc w:val="center"/>
+              <w:outlineLvl w:val="1"/>
+              <w:rPr>
+                <w:rFonts w:ascii="Kalpurush" w:eastAsia="Times New Roman" w:hAnsi="Kalpurush" w:cs="Kalpurush"/>
+                <w:color w:val="000000"/>
+                <w:sz w:val="20"/>
+                <w:szCs w:val="20"/>
+                <w:lang w:bidi="ar-SA"/>
+              </w:rPr>
+            </w:pPr>
+            <w:proofErr w:type="spellStart"/>
+            <w:r>
+              <w:rPr>
+                <w:rFonts w:ascii="Kalpurush" w:eastAsia="Times New Roman" w:hAnsi="Kalpurush" w:cs="Kalpurush"/>
+                <w:color w:val="000000"/>
+                <w:sz w:val="20"/>
+                <w:szCs w:val="20"/>
+                <w:lang w:bidi="ar-SA"/>
+              </w:rPr>
+              <w:t>বোনাস</w:t>
+            </w:r>
+            <w:proofErr w:type="spellEnd"/>
+            <w:r>
+              <w:rPr>
+                <w:rFonts w:ascii="Kalpurush" w:eastAsia="Times New Roman" w:hAnsi="Kalpurush" w:cs="Kalpurush"/>
+                <w:color w:val="000000"/>
+                <w:sz w:val="20"/>
+                <w:szCs w:val="20"/>
+                <w:lang w:bidi="ar-SA"/>
+              </w:rPr>
+              <w:t xml:space="preserve"> (</w:t>
+            </w:r>
+            <w:proofErr w:type="spellStart"/>
+            <w:r>
+              <w:rPr>
+                <w:rFonts w:ascii="Kalpurush" w:eastAsia="Times New Roman" w:hAnsi="Kalpurush" w:cs="Kalpurush"/>
+                <w:color w:val="000000"/>
+                <w:sz w:val="20"/>
+                <w:szCs w:val="20"/>
+                <w:lang w:bidi="ar-SA"/>
+              </w:rPr>
+              <w:t>যদি</w:t>
+            </w:r>
+            <w:proofErr w:type="spellEnd"/>
+            <w:r>
+              <w:rPr>
+                <w:rFonts w:ascii="Kalpurush" w:eastAsia="Times New Roman" w:hAnsi="Kalpurush" w:cs="Kalpurush"/>
+                <w:color w:val="000000"/>
+                <w:sz w:val="20"/>
+                <w:szCs w:val="20"/>
+                <w:lang w:bidi="ar-SA"/>
+              </w:rPr>
+              <w:t xml:space="preserve"> </w:t>
+            </w:r>
+            <w:proofErr w:type="spellStart"/>
+            <w:r>
+              <w:rPr>
+                <w:rFonts w:ascii="Kalpurush" w:eastAsia="Times New Roman" w:hAnsi="Kalpurush" w:cs="Kalpurush"/>
+                <w:color w:val="000000"/>
+                <w:sz w:val="20"/>
+                <w:szCs w:val="20"/>
+                <w:lang w:bidi="ar-SA"/>
+              </w:rPr>
+              <w:t>থাকে</w:t>
+            </w:r>
+            <w:proofErr w:type="spellEnd"/>
+            <w:r>
+              <w:rPr>
+                <w:rFonts w:ascii="Kalpurush" w:eastAsia="Times New Roman" w:hAnsi="Kalpurush" w:cs="Kalpurush"/>
+                <w:color w:val="000000"/>
+                <w:sz w:val="20"/>
+                <w:szCs w:val="20"/>
+                <w:lang w:bidi="ar-SA"/>
+              </w:rPr>
+              <w:t>)</w:t>
+            </w:r>
+          </w:p>
+        </w:tc>
+        <w:tc>
+          <w:tcPr>
+            <w:tcW w:w="810" w:type="dxa"/>
+            <w:shd w:val="clear" w:color="auto" w:fill="D9D9D9" w:themeFill="background1" w:themeFillShade="D9"/>
+          </w:tcPr>
+          <w:p>
+            <w:pPr>
+              <w:jc w:val="center"/>
+              <w:outlineLvl w:val="1"/>
+              <w:rPr>
+                <w:rFonts w:ascii="Kalpurush" w:eastAsia="Times New Roman" w:hAnsi="Kalpurush" w:cs="Kalpurush"/>
+                <w:color w:val="000000"/>
+                <w:sz w:val="20"/>
+                <w:szCs w:val="20"/>
+                <w:lang w:bidi="ar-SA"/>
+              </w:rPr>
+            </w:pPr>
+            <w:proofErr w:type="spellStart"/>
+            <w:r>
+              <w:rPr>
+                <w:rFonts w:ascii="Kalpurush" w:eastAsia="Times New Roman" w:hAnsi="Kalpurush" w:cs="Kalpurush"/>
+                <w:color w:val="000000"/>
+                <w:sz w:val="20"/>
+                <w:szCs w:val="20"/>
+                <w:lang w:bidi="ar-SA"/>
+              </w:rPr>
+              <w:t>অন্যান্য</w:t>
+            </w:r>
+            <w:proofErr w:type="spellEnd"/>
+            <w:r>
+              <w:rPr>
+                <w:rFonts w:ascii="Kalpurush" w:eastAsia="Times New Roman" w:hAnsi="Kalpurush" w:cs="Kalpurush"/>
+                <w:color w:val="000000"/>
+                <w:sz w:val="20"/>
+                <w:szCs w:val="20"/>
+                <w:lang w:bidi="ar-SA"/>
+              </w:rPr>
+              <w:t xml:space="preserve"> </w:t>
+            </w:r>
+            <w:proofErr w:type="spellStart"/>
+            <w:r>
+              <w:rPr>
+                <w:rFonts w:ascii="Kalpurush" w:eastAsia="Times New Roman" w:hAnsi="Kalpurush" w:cs="Kalpurush"/>
+                <w:color w:val="000000"/>
+                <w:sz w:val="20"/>
+                <w:szCs w:val="20"/>
+                <w:lang w:bidi="ar-SA"/>
+              </w:rPr>
+              <w:t>ভাতা</w:t>
+            </w:r>
+            <w:proofErr w:type="spellEnd"/>
+          </w:p>
+        </w:tc>
+        <w:tc>
+          <w:tcPr>
+            <w:tcW w:w="810" w:type="dxa"/>
+            <w:shd w:val="clear" w:color="auto" w:fill="D9D9D9" w:themeFill="background1" w:themeFillShade="D9"/>
+          </w:tcPr>
+          <w:p>
+            <w:pPr>
+              <w:jc w:val="center"/>
+              <w:outlineLvl w:val="1"/>
+              <w:rPr>
+                <w:rFonts w:ascii="Kalpurush" w:eastAsia="Times New Roman" w:hAnsi="Kalpurush" w:cs="Kalpurush"/>
+                <w:color w:val="000000"/>
+                <w:sz w:val="20"/>
+                <w:szCs w:val="20"/>
+                <w:lang w:bidi="ar-SA"/>
+              </w:rPr>
+            </w:pPr>
+            <w:proofErr w:type="spellStart"/>
+            <w:r>
+              <w:rPr>
+                <w:rFonts w:ascii="Kalpurush" w:eastAsia="Times New Roman" w:hAnsi="Kalpurush" w:cs="Kalpurush"/>
+                <w:color w:val="000000"/>
+                <w:sz w:val="20"/>
+                <w:szCs w:val="20"/>
+                <w:lang w:bidi="ar-SA"/>
+              </w:rPr>
+              <w:t>মোট</w:t>
+            </w:r>
+            <w:proofErr w:type="spellEnd"/>
+          </w:p>
+        </w:tc>
+        <w:tc>
+          <w:tcPr>
+            <w:tcW w:w="990" w:type="dxa"/>
+            <w:shd w:val="clear" w:color="auto" w:fill="D9D9D9" w:themeFill="background1" w:themeFillShade="D9"/>
+          </w:tcPr>
+          <w:p>
+            <w:pPr>
+              <w:jc w:val="center"/>
+              <w:outlineLvl w:val="1"/>
+              <w:rPr>
+                <w:rFonts w:ascii="Kalpurush" w:eastAsia="Times New Roman" w:hAnsi="Kalpurush" w:cs="Kalpurush"/>
+                <w:color w:val="000000"/>
+                <w:sz w:val="20"/>
+                <w:szCs w:val="20"/>
+                <w:lang w:bidi="ar-SA"/>
+              </w:rPr>
+            </w:pPr>
+            <w:proofErr w:type="spellStart"/>
+            <w:r>
+              <w:rPr>
+                <w:rFonts w:ascii="Kalpurush" w:eastAsia="Times New Roman" w:hAnsi="Kalpurush" w:cs="Kalpurush"/>
+                <w:color w:val="000000"/>
+                <w:sz w:val="20"/>
+                <w:szCs w:val="20"/>
+                <w:lang w:bidi="ar-SA"/>
+              </w:rPr>
+              <w:t>শ্রমিকের</w:t>
+            </w:r>
+            <w:proofErr w:type="spellEnd"/>
+            <w:r>
+              <w:rPr>
+                <w:rFonts w:ascii="Kalpurush" w:eastAsia="Times New Roman" w:hAnsi="Kalpurush" w:cs="Kalpurush"/>
+                <w:color w:val="000000"/>
+                <w:sz w:val="20"/>
+                <w:szCs w:val="20"/>
+                <w:lang w:bidi="ar-SA"/>
+              </w:rPr>
+              <w:t xml:space="preserve"> </w:t>
+            </w:r>
+            <w:proofErr w:type="spellStart"/>
+            <w:r>
+              <w:rPr>
+                <w:rFonts w:ascii="Kalpurush" w:eastAsia="Times New Roman" w:hAnsi="Kalpurush" w:cs="Kalpurush"/>
+                <w:color w:val="000000"/>
+                <w:sz w:val="20"/>
+                <w:szCs w:val="20"/>
+                <w:lang w:bidi="ar-SA"/>
+              </w:rPr>
+              <w:t>দেয়</w:t>
+            </w:r>
+            <w:proofErr w:type="spellEnd"/>
+            <w:r>
+              <w:rPr>
+                <w:rFonts w:ascii="Kalpurush" w:eastAsia="Times New Roman" w:hAnsi="Kalpurush" w:cs="Kalpurush"/>
+                <w:color w:val="000000"/>
+                <w:sz w:val="20"/>
+                <w:szCs w:val="20"/>
+                <w:lang w:bidi="ar-SA"/>
+              </w:rPr>
+              <w:t xml:space="preserve"> </w:t>
+            </w:r>
+            <w:proofErr w:type="spellStart"/>
+            <w:r>
+              <w:rPr>
+                <w:rFonts w:ascii="Kalpurush" w:eastAsia="Times New Roman" w:hAnsi="Kalpurush" w:cs="Kalpurush"/>
+                <w:color w:val="000000"/>
+                <w:sz w:val="20"/>
+                <w:szCs w:val="20"/>
+                <w:lang w:bidi="ar-SA"/>
+              </w:rPr>
+              <w:t>চাঁদা</w:t>
+            </w:r>
+            <w:proofErr w:type="spellEnd"/>
+          </w:p>
+        </w:tc>
+        <w:tc>
+          <w:tcPr>
+            <w:tcW w:w="900" w:type="dxa"/>
+            <w:shd w:val="clear" w:color="auto" w:fill="D9D9D9" w:themeFill="background1" w:themeFillShade="D9"/>
+          </w:tcPr>
+          <w:p>
+            <w:pPr>
+              <w:jc w:val="center"/>
+              <w:outlineLvl w:val="1"/>
+              <w:rPr>
+                <w:rFonts w:ascii="Kalpurush" w:eastAsia="Times New Roman" w:hAnsi="Kalpurush" w:cs="Kalpurush"/>
+                <w:color w:val="000000"/>
+                <w:sz w:val="20"/>
+                <w:szCs w:val="20"/>
+                <w:lang w:bidi="ar-SA"/>
+              </w:rPr>
+            </w:pPr>
+            <w:proofErr w:type="spellStart"/>
+            <w:r>
+              <w:rPr>
+                <w:rFonts w:ascii="Kalpurush" w:eastAsia="Times New Roman" w:hAnsi="Kalpurush" w:cs="Kalpurush"/>
+                <w:color w:val="000000"/>
+                <w:sz w:val="20"/>
+                <w:szCs w:val="20"/>
+                <w:lang w:bidi="ar-SA"/>
+              </w:rPr>
+              <w:t>মালিকের</w:t>
+            </w:r>
+            <w:proofErr w:type="spellEnd"/>
+            <w:r>
+              <w:rPr>
+                <w:rFonts w:ascii="Kalpurush" w:eastAsia="Times New Roman" w:hAnsi="Kalpurush" w:cs="Kalpurush"/>
+                <w:color w:val="000000"/>
+                <w:sz w:val="20"/>
+                <w:szCs w:val="20"/>
+                <w:lang w:bidi="ar-SA"/>
+              </w:rPr>
+              <w:t xml:space="preserve"> </w:t>
+            </w:r>
+            <w:proofErr w:type="spellStart"/>
+            <w:r>
+              <w:rPr>
+                <w:rFonts w:ascii="Kalpurush" w:eastAsia="Times New Roman" w:hAnsi="Kalpurush" w:cs="Kalpurush"/>
+                <w:color w:val="000000"/>
+                <w:sz w:val="20"/>
+                <w:szCs w:val="20"/>
+                <w:lang w:bidi="ar-SA"/>
+              </w:rPr>
+              <w:t>দেয়</w:t>
+            </w:r>
+            <w:proofErr w:type="spellEnd"/>
+            <w:r>
+              <w:rPr>
+                <w:rFonts w:ascii="Kalpurush" w:eastAsia="Times New Roman" w:hAnsi="Kalpurush" w:cs="Kalpurush"/>
+                <w:color w:val="000000"/>
+                <w:sz w:val="20"/>
+                <w:szCs w:val="20"/>
+                <w:lang w:bidi="ar-SA"/>
+              </w:rPr>
+              <w:t xml:space="preserve"> </w:t>
+            </w:r>
+            <w:proofErr w:type="spellStart"/>
+            <w:r>
+              <w:rPr>
+                <w:rFonts w:ascii="Kalpurush" w:eastAsia="Times New Roman" w:hAnsi="Kalpurush" w:cs="Kalpurush"/>
+                <w:color w:val="000000"/>
+                <w:sz w:val="20"/>
+                <w:szCs w:val="20"/>
+                <w:lang w:bidi="ar-SA"/>
+              </w:rPr>
+              <w:t>চাঁদা</w:t>
+            </w:r>
+            <w:proofErr w:type="spellEnd"/>
+          </w:p>
+        </w:tc>
+        <w:tc>
+          <w:tcPr>
+            <w:tcW w:w="1440" w:type="dxa"/>
+            <w:shd w:val="clear" w:color="auto" w:fill="D9D9D9" w:themeFill="background1" w:themeFillShade="D9"/>
+          </w:tcPr>
+          <w:p>
+            <w:pPr>
+              <w:jc w:val="center"/>
+              <w:outlineLvl w:val="1"/>
+              <w:rPr>
+                <w:rFonts w:ascii="Kalpurush" w:eastAsia="Times New Roman" w:hAnsi="Kalpurush" w:cs="Kalpurush"/>
+                <w:color w:val="000000"/>
+                <w:sz w:val="20"/>
+                <w:szCs w:val="20"/>
+                <w:lang w:bidi="ar-SA"/>
+              </w:rPr>
+            </w:pPr>
+            <w:proofErr w:type="spellStart"/>
+            <w:r>
+              <w:rPr>
+                <w:rFonts w:ascii="Kalpurush" w:eastAsia="Times New Roman" w:hAnsi="Kalpurush" w:cs="Kalpurush"/>
+                <w:color w:val="000000"/>
+                <w:sz w:val="20"/>
+                <w:szCs w:val="20"/>
+                <w:lang w:bidi="ar-SA"/>
+              </w:rPr>
+              <w:t>মালিক</w:t>
+            </w:r>
+            <w:proofErr w:type="spellEnd"/>
+            <w:r>
+              <w:rPr>
+                <w:rFonts w:ascii="Kalpurush" w:eastAsia="Times New Roman" w:hAnsi="Kalpurush" w:cs="Kalpurush"/>
+                <w:color w:val="000000"/>
+                <w:sz w:val="20"/>
+                <w:szCs w:val="20"/>
+                <w:lang w:bidi="ar-SA"/>
+              </w:rPr>
+              <w:t>/</w:t>
+            </w:r>
+            <w:proofErr w:type="spellStart"/>
+            <w:r>
+              <w:rPr>
+                <w:rFonts w:ascii="Kalpurush" w:eastAsia="Times New Roman" w:hAnsi="Kalpurush" w:cs="Kalpurush"/>
+                <w:color w:val="000000"/>
+                <w:sz w:val="20"/>
+                <w:szCs w:val="20"/>
+                <w:lang w:bidi="ar-SA"/>
+              </w:rPr>
+              <w:t>প্রাধিকারপ্রাপ্ত</w:t>
+            </w:r>
+            <w:proofErr w:type="spellEnd"/>
+            <w:r>
+              <w:rPr>
+                <w:rFonts w:ascii="Kalpurush" w:eastAsia="Times New Roman" w:hAnsi="Kalpurush" w:cs="Kalpurush"/>
+                <w:color w:val="000000"/>
+                <w:sz w:val="20"/>
+                <w:szCs w:val="20"/>
+                <w:lang w:bidi="ar-SA"/>
+              </w:rPr>
+              <w:t xml:space="preserve"> </w:t>
+            </w:r>
+            <w:proofErr w:type="spellStart"/>
+            <w:r>
+              <w:rPr>
+                <w:rFonts w:ascii="Kalpurush" w:eastAsia="Times New Roman" w:hAnsi="Kalpurush" w:cs="Kalpurush"/>
+                <w:color w:val="000000"/>
+                <w:sz w:val="20"/>
+                <w:szCs w:val="20"/>
+                <w:lang w:bidi="ar-SA"/>
+              </w:rPr>
+              <w:t>ব্যক্তির</w:t>
+            </w:r>
+            <w:proofErr w:type="spellEnd"/>
+            <w:r>
+              <w:rPr>
+                <w:rFonts w:ascii="Kalpurush" w:eastAsia="Times New Roman" w:hAnsi="Kalpurush" w:cs="Kalpurush"/>
+                <w:color w:val="000000"/>
+                <w:sz w:val="20"/>
+                <w:szCs w:val="20"/>
+                <w:lang w:bidi="ar-SA"/>
+              </w:rPr>
+              <w:t xml:space="preserve"> </w:t>
+            </w:r>
+            <w:proofErr w:type="spellStart"/>
+            <w:r>
+              <w:rPr>
+                <w:rFonts w:ascii="Kalpurush" w:eastAsia="Times New Roman" w:hAnsi="Kalpurush" w:cs="Kalpurush"/>
+                <w:color w:val="000000"/>
+                <w:sz w:val="20"/>
+                <w:szCs w:val="20"/>
+                <w:lang w:bidi="ar-SA"/>
+              </w:rPr>
+              <w:t>স্বাক্ষর</w:t>
+            </w:r>
+            <w:proofErr w:type="spellEnd"/>
+          </w:p>
+        </w:tc>
+        <w:tc>
+          <w:tcPr>
+            <w:tcW w:w="1620" w:type="dxa"/>
+            <w:shd w:val="clear" w:color="auto" w:fill="D9D9D9" w:themeFill="background1" w:themeFillShade="D9"/>
+          </w:tcPr>
+          <w:p>
+            <w:pPr>
+              <w:jc w:val="center"/>
+              <w:outlineLvl w:val="1"/>
+              <w:rPr>
+                <w:rFonts w:ascii="Kalpurush" w:eastAsia="Times New Roman" w:hAnsi="Kalpurush" w:cs="Kalpurush"/>
+                <w:color w:val="000000"/>
+                <w:sz w:val="20"/>
+                <w:szCs w:val="20"/>
+                <w:lang w:bidi="ar-SA"/>
+              </w:rPr>
+            </w:pPr>
+            <w:proofErr w:type="spellStart"/>
+            <w:r>
+              <w:rPr>
+                <w:rFonts w:ascii="Kalpurush" w:eastAsia="Times New Roman" w:hAnsi="Kalpurush" w:cs="Kalpurush"/>
+                <w:color w:val="000000"/>
+                <w:sz w:val="20"/>
+                <w:szCs w:val="20"/>
+                <w:lang w:bidi="ar-SA"/>
+              </w:rPr>
+              <w:t>শ্রমিকের</w:t>
+            </w:r>
+            <w:proofErr w:type="spellEnd"/>
+            <w:r>
+              <w:rPr>
+                <w:rFonts w:ascii="Kalpurush" w:eastAsia="Times New Roman" w:hAnsi="Kalpurush" w:cs="Kalpurush"/>
+                <w:color w:val="000000"/>
+                <w:sz w:val="20"/>
+                <w:szCs w:val="20"/>
+                <w:lang w:bidi="ar-SA"/>
+              </w:rPr>
+              <w:t xml:space="preserve"> </w:t>
+            </w:r>
+            <w:proofErr w:type="spellStart"/>
+            <w:r>
+              <w:rPr>
+                <w:rFonts w:ascii="Kalpurush" w:eastAsia="Times New Roman" w:hAnsi="Kalpurush" w:cs="Kalpurush"/>
+                <w:color w:val="000000"/>
+                <w:sz w:val="20"/>
+                <w:szCs w:val="20"/>
+                <w:lang w:bidi="ar-SA"/>
+              </w:rPr>
+              <w:t>স্বাক্ষর</w:t>
+            </w:r>
+            <w:proofErr w:type="spellEnd"/>
+            <w:r>
+              <w:rPr>
+                <w:rFonts w:ascii="Kalpurush" w:eastAsia="Times New Roman" w:hAnsi="Kalpurush" w:cs="Kalpurush"/>
+                <w:color w:val="000000"/>
+                <w:sz w:val="20"/>
+                <w:szCs w:val="20"/>
+                <w:lang w:bidi="ar-SA"/>
+              </w:rPr>
+              <w:t>/</w:t>
+            </w:r>
+          </w:p>
+          <w:p>
+            <w:pPr>
+              <w:jc w:val="center"/>
+              <w:outlineLvl w:val="1"/>
+              <w:rPr>
+                <w:rFonts w:ascii="Kalpurush" w:eastAsia="Times New Roman" w:hAnsi="Kalpurush" w:cs="Kalpurush"/>
+                <w:color w:val="000000"/>
+                <w:sz w:val="20"/>
+                <w:szCs w:val="20"/>
+                <w:lang w:bidi="ar-SA"/>
+              </w:rPr>
+            </w:pPr>
+            <w:proofErr w:type="spellStart"/>
+            <w:r>
+              <w:rPr>
+                <w:rFonts w:ascii="Kalpurush" w:eastAsia="Times New Roman" w:hAnsi="Kalpurush" w:cs="Kalpurush"/>
+                <w:color w:val="000000"/>
+                <w:sz w:val="20"/>
+                <w:szCs w:val="20"/>
+                <w:lang w:bidi="ar-SA"/>
+              </w:rPr>
+              <w:t>টিপসহি</w:t>
+            </w:r>
+            <w:proofErr w:type="spellEnd"/>
+          </w:p>
+        </w:tc>
+      </w:tr>
+      <w:tr>
+        <w:tc>
+          <w:tcPr>
+            <w:tcW w:w="1368" w:type="dxa"/>
+            <w:vMerge/>
+            <w:shd w:val="clear" w:color="auto" w:fill="D9D9D9" w:themeFill="background1" w:themeFillShade="D9"/>
+          </w:tcPr>
+          <w:p>
+            <w:pPr>
+              <w:outlineLvl w:val="1"/>
+              <w:rPr>
+                <w:rFonts w:ascii="Kalpurush" w:eastAsia="Times New Roman" w:hAnsi="Kalpurush" w:cs="Kalpurush"/>
+                <w:color w:val="000000"/>
+                <w:sz w:val="20"/>
+                <w:szCs w:val="20"/>
+                <w:lang w:bidi="ar-SA"/>
+              </w:rPr>
+            </w:pPr>
+          </w:p>
+        </w:tc>
+        <w:tc>
+          <w:tcPr>
+            <w:tcW w:w="1620" w:type="dxa"/>
+            <w:vMerge/>
+            <w:shd w:val="clear" w:color="auto" w:fill="D9D9D9" w:themeFill="background1" w:themeFillShade="D9"/>
+          </w:tcPr>
+          <w:p>
+            <w:pPr>
+              <w:outlineLvl w:val="1"/>
+              <w:rPr>
+                <w:rFonts w:ascii="Kalpurush" w:eastAsia="Times New Roman" w:hAnsi="Kalpurush" w:cs="Kalpurush"/>
+                <w:color w:val="000000"/>
+                <w:sz w:val="20"/>
+                <w:szCs w:val="20"/>
+                <w:lang w:bidi="ar-SA"/>
+              </w:rPr>
+            </w:pPr>
+          </w:p>
+        </w:tc>
+        <w:tc>
+          <w:tcPr>
+            <w:tcW w:w="1170" w:type="dxa"/>
+            <w:shd w:val="clear" w:color="auto" w:fill="D9D9D9" w:themeFill="background1" w:themeFillShade="D9"/>
+          </w:tcPr>
+          <w:p>
+            <w:pPr>
+              <w:jc w:val="center"/>
+              <w:outlineLvl w:val="1"/>
+              <w:rPr>
+                <w:rFonts w:ascii="Kalpurush" w:eastAsia="Times New Roman" w:hAnsi="Kalpurush" w:cs="Kalpurush"/>
+                <w:color w:val="000000"/>
+                <w:sz w:val="20"/>
+                <w:szCs w:val="20"/>
+                <w:lang w:bidi="ar-SA"/>
+              </w:rPr>
+            </w:pPr>
+            <w:r>
+              <w:rPr>
+                <w:rFonts w:ascii="Kalpurush" w:eastAsia="Times New Roman" w:hAnsi="Kalpurush" w:cs="Kalpurush"/>
+                <w:color w:val="000000"/>
+                <w:sz w:val="20"/>
+                <w:szCs w:val="20"/>
+                <w:cs/>
+              </w:rPr>
+              <w:t>টাকা</w:t>
+            </w:r>
+          </w:p>
+        </w:tc>
+        <w:tc>
+          <w:tcPr>
+            <w:tcW w:w="1170" w:type="dxa"/>
+            <w:shd w:val="clear" w:color="auto" w:fill="D9D9D9" w:themeFill="background1" w:themeFillShade="D9"/>
+          </w:tcPr>
+          <w:p>
+            <w:pPr>
+              <w:jc w:val="center"/>
+              <w:outlineLvl w:val="1"/>
+              <w:rPr>
+                <w:rFonts w:ascii="Kalpurush" w:eastAsia="Times New Roman" w:hAnsi="Kalpurush" w:cs="Kalpurush"/>
+                <w:color w:val="000000"/>
+                <w:sz w:val="20"/>
+                <w:szCs w:val="20"/>
+                <w:lang w:bidi="ar-SA"/>
+              </w:rPr>
+            </w:pPr>
+            <w:r>
+              <w:rPr>
+                <w:rFonts w:ascii="Kalpurush" w:eastAsia="Times New Roman" w:hAnsi="Kalpurush" w:cs="Kalpurush"/>
+                <w:color w:val="000000"/>
+                <w:sz w:val="20"/>
+                <w:szCs w:val="20"/>
+                <w:cs/>
+              </w:rPr>
+              <w:t>টাকা</w:t>
+            </w:r>
+          </w:p>
+        </w:tc>
+        <w:tc>
+          <w:tcPr>
+            <w:tcW w:w="1080" w:type="dxa"/>
+            <w:shd w:val="clear" w:color="auto" w:fill="D9D9D9" w:themeFill="background1" w:themeFillShade="D9"/>
+          </w:tcPr>
+          <w:p>
+            <w:pPr>
+              <w:jc w:val="center"/>
+              <w:outlineLvl w:val="1"/>
+              <w:rPr>
+                <w:rFonts w:ascii="Kalpurush" w:eastAsia="Times New Roman" w:hAnsi="Kalpurush" w:cs="Kalpurush"/>
+                <w:color w:val="000000"/>
+                <w:sz w:val="20"/>
+                <w:szCs w:val="20"/>
+                <w:lang w:bidi="ar-SA"/>
+              </w:rPr>
+            </w:pPr>
+            <w:r>
+              <w:rPr>
+                <w:rFonts w:ascii="Kalpurush" w:eastAsia="Times New Roman" w:hAnsi="Kalpurush" w:cs="Kalpurush"/>
+                <w:color w:val="000000"/>
+                <w:sz w:val="20"/>
+                <w:szCs w:val="20"/>
+                <w:cs/>
+              </w:rPr>
+              <w:t>টাকা</w:t>
+            </w:r>
+          </w:p>
+        </w:tc>
+        <w:tc>
+          <w:tcPr>
+            <w:tcW w:w="1170" w:type="dxa"/>
+            <w:shd w:val="clear" w:color="auto" w:fill="D9D9D9" w:themeFill="background1" w:themeFillShade="D9"/>
+          </w:tcPr>
+          <w:p>
+            <w:pPr>
+              <w:jc w:val="center"/>
+              <w:outlineLvl w:val="1"/>
+              <w:rPr>
+                <w:rFonts w:ascii="Kalpurush" w:eastAsia="Times New Roman" w:hAnsi="Kalpurush" w:cs="Kalpurush"/>
+                <w:color w:val="000000"/>
+                <w:sz w:val="20"/>
+                <w:szCs w:val="20"/>
+                <w:lang w:bidi="ar-SA"/>
+              </w:rPr>
+            </w:pPr>
+            <w:r>
+              <w:rPr>
+                <w:rFonts w:ascii="Kalpurush" w:eastAsia="Times New Roman" w:hAnsi="Kalpurush" w:cs="Kalpurush"/>
+                <w:color w:val="000000"/>
+                <w:sz w:val="20"/>
+                <w:szCs w:val="20"/>
+                <w:cs/>
+              </w:rPr>
+              <w:t>টাকা</w:t>
+            </w:r>
+          </w:p>
+        </w:tc>
+        <w:tc>
+          <w:tcPr>
+            <w:tcW w:w="810" w:type="dxa"/>
+            <w:shd w:val="clear" w:color="auto" w:fill="D9D9D9" w:themeFill="background1" w:themeFillShade="D9"/>
+          </w:tcPr>
+          <w:p>
+            <w:pPr>
+              <w:jc w:val="center"/>
+              <w:outlineLvl w:val="1"/>
+              <w:rPr>
+                <w:rFonts w:ascii="Kalpurush" w:eastAsia="Times New Roman" w:hAnsi="Kalpurush" w:cs="Kalpurush"/>
+                <w:color w:val="000000"/>
+                <w:sz w:val="20"/>
+                <w:szCs w:val="20"/>
+                <w:lang w:bidi="ar-SA"/>
+              </w:rPr>
+            </w:pPr>
+          </w:p>
+        </w:tc>
+        <w:tc>
+          <w:tcPr>
+            <w:tcW w:w="810" w:type="dxa"/>
+            <w:shd w:val="clear" w:color="auto" w:fill="D9D9D9" w:themeFill="background1" w:themeFillShade="D9"/>
+          </w:tcPr>
+          <w:p>
+            <w:pPr>
+              <w:jc w:val="center"/>
+              <w:outlineLvl w:val="1"/>
+              <w:rPr>
+                <w:rFonts w:ascii="Kalpurush" w:eastAsia="Times New Roman" w:hAnsi="Kalpurush" w:cs="Kalpurush"/>
+                <w:color w:val="000000"/>
+                <w:sz w:val="20"/>
+                <w:szCs w:val="20"/>
+                <w:lang w:bidi="ar-SA"/>
+              </w:rPr>
+            </w:pPr>
+            <w:proofErr w:type="spellStart"/>
+            <w:r>
+              <w:rPr>
+                <w:rFonts w:ascii="Kalpurush" w:eastAsia="Times New Roman" w:hAnsi="Kalpurush" w:cs="Kalpurush"/>
+                <w:color w:val="000000"/>
+                <w:sz w:val="20"/>
+                <w:szCs w:val="20"/>
+              </w:rPr>
+              <w:t>টাকা</w:t>
+            </w:r>
+            <w:proofErr w:type="spellEnd"/>
+          </w:p>
+        </w:tc>
+        <w:tc>
+          <w:tcPr>
+            <w:tcW w:w="990" w:type="dxa"/>
+            <w:shd w:val="clear" w:color="auto" w:fill="D9D9D9" w:themeFill="background1" w:themeFillShade="D9"/>
+          </w:tcPr>
+          <w:p>
+            <w:pPr>
+              <w:jc w:val="center"/>
+              <w:outlineLvl w:val="1"/>
+              <w:rPr>
+                <w:rFonts w:ascii="Kalpurush" w:eastAsia="Times New Roman" w:hAnsi="Kalpurush" w:cs="Kalpurush"/>
+                <w:color w:val="000000"/>
+                <w:sz w:val="20"/>
+                <w:szCs w:val="20"/>
+                <w:lang w:bidi="ar-SA"/>
+              </w:rPr>
+            </w:pPr>
+            <w:proofErr w:type="spellStart"/>
+            <w:r>
+              <w:rPr>
+                <w:rFonts w:ascii="Kalpurush" w:eastAsia="Times New Roman" w:hAnsi="Kalpurush" w:cs="Kalpurush"/>
+                <w:color w:val="000000"/>
+                <w:sz w:val="20"/>
+                <w:szCs w:val="20"/>
+              </w:rPr>
+              <w:t>টাকা</w:t>
+            </w:r>
+            <w:proofErr w:type="spellEnd"/>
+          </w:p>
+        </w:tc>
+        <w:tc>
+          <w:tcPr>
+            <w:tcW w:w="900" w:type="dxa"/>
+            <w:shd w:val="clear" w:color="auto" w:fill="D9D9D9" w:themeFill="background1" w:themeFillShade="D9"/>
+          </w:tcPr>
+          <w:p>
+            <w:pPr>
+              <w:jc w:val="center"/>
+              <w:outlineLvl w:val="1"/>
+              <w:rPr>
+                <w:rFonts w:ascii="Kalpurush" w:eastAsia="Times New Roman" w:hAnsi="Kalpurush" w:cs="Kalpurush"/>
+                <w:color w:val="000000"/>
+                <w:sz w:val="20"/>
+                <w:szCs w:val="20"/>
+                <w:lang w:bidi="ar-SA"/>
+              </w:rPr>
+            </w:pPr>
+            <w:proofErr w:type="spellStart"/>
+            <w:r>
+              <w:rPr>
+                <w:rFonts w:ascii="Kalpurush" w:eastAsia="Times New Roman" w:hAnsi="Kalpurush" w:cs="Kalpurush"/>
+                <w:color w:val="000000"/>
+                <w:sz w:val="20"/>
+                <w:szCs w:val="20"/>
+              </w:rPr>
+              <w:t>টাকা</w:t>
+            </w:r>
+            <w:proofErr w:type="spellEnd"/>
+            <w:r>
+              <w:rPr>
+                <w:rFonts w:ascii="Kalpurush" w:eastAsia="Times New Roman" w:hAnsi="Kalpurush" w:cs="Kalpurush"/>
+                <w:color w:val="000000"/>
+                <w:sz w:val="20"/>
+                <w:szCs w:val="20"/>
+              </w:rPr>
+              <w:t xml:space="preserve"> </w:t>
+            </w:r>
+          </w:p>
+        </w:tc>
+        <w:tc>
+          <w:tcPr>
+            <w:tcW w:w="1440" w:type="dxa"/>
+            <w:shd w:val="clear" w:color="auto" w:fill="D9D9D9" w:themeFill="background1" w:themeFillShade="D9"/>
+          </w:tcPr>
+          <w:p>
+            <w:pPr>
+              <w:jc w:val="center"/>
+              <w:outlineLvl w:val="1"/>
+              <w:rPr>
+                <w:rFonts w:ascii="Kalpurush" w:eastAsia="Times New Roman" w:hAnsi="Kalpurush" w:cs="Kalpurush"/>
+                <w:color w:val="000000"/>
+                <w:sz w:val="20"/>
+                <w:szCs w:val="20"/>
+                <w:lang w:bidi="ar-SA"/>
+              </w:rPr>
+            </w:pPr>
+          </w:p>
+        </w:tc>
+        <w:tc>
+          <w:tcPr>
+            <w:tcW w:w="1620" w:type="dxa"/>
+            <w:shd w:val="clear" w:color="auto" w:fill="D9D9D9" w:themeFill="background1" w:themeFillShade="D9"/>
+          </w:tcPr>
+          <w:p>
+            <w:pPr>
+              <w:jc w:val="center"/>
+              <w:outlineLvl w:val="1"/>
+              <w:rPr>
+                <w:rFonts w:ascii="Kalpurush" w:eastAsia="Times New Roman" w:hAnsi="Kalpurush" w:cs="Kalpurush"/>
+                <w:color w:val="000000"/>
+                <w:sz w:val="20"/>
+                <w:szCs w:val="20"/>
+                <w:lang w:bidi="ar-SA"/>
+              </w:rPr>
+            </w:pPr>
+          </w:p>
+        </w:tc>
+      </w:tr>
+      <w:tr>
+        <w:trPr>
+          <w:trHeight w:val="287"/>
+        </w:trPr>
+        <w:tc>
+          <w:tcPr>
+            <w:tcW w:w="1368" w:type="dxa"/>
+          </w:tcPr>
+          <w:p>
+            <w:pPr>
+              <w:jc w:val="center"/>
+              <w:outlineLvl w:val="1"/>
+              <w:rPr>
+                <w:rFonts w:ascii="Kalpurush" w:eastAsia="Times New Roman" w:hAnsi="Kalpurush" w:cs="Kalpurush"/>
+                <w:color w:val="000000"/>
+                <w:sz w:val="20"/>
+                <w:szCs w:val="20"/>
+                <w:lang w:bidi="ar-SA"/>
+              </w:rPr>
+            </w:pPr>
+            <w:r>
+              <w:rPr>
+                <w:rFonts w:ascii="Kalpurush" w:eastAsia="Times New Roman" w:hAnsi="Kalpurush" w:cs="Kalpurush"/>
+                <w:color w:val="000000"/>
+                <w:sz w:val="20"/>
+                <w:szCs w:val="20"/>
+                <w:lang w:bidi="ar-SA"/>
+              </w:rPr>
+              <w:lastRenderedPageBreak/>
+              <w:t>(</w:t>
+            </w:r>
+            <w:r>
+              <w:rPr>
+                <w:rFonts w:ascii="Kalpurush" w:eastAsia="Times New Roman" w:hAnsi="Kalpurush" w:cs="Kalpurush"/>
+                <w:color w:val="000000"/>
+                <w:sz w:val="20"/>
+                <w:szCs w:val="20"/>
+                <w:cs/>
+              </w:rPr>
+              <w:t>১)</w:t>
+            </w:r>
+          </w:p>
+        </w:tc>
+        <w:tc>
+          <w:tcPr>
+            <w:tcW w:w="1620" w:type="dxa"/>
+          </w:tcPr>
+          <w:p>
+            <w:pPr>
+              <w:jc w:val="center"/>
+              <w:outlineLvl w:val="1"/>
+              <w:rPr>
+                <w:rFonts w:ascii="Kalpurush" w:eastAsia="Times New Roman" w:hAnsi="Kalpurush" w:cs="Kalpurush"/>
+                <w:color w:val="000000"/>
+                <w:sz w:val="20"/>
+                <w:szCs w:val="20"/>
+                <w:lang w:bidi="ar-SA"/>
+              </w:rPr>
+            </w:pPr>
+            <w:r>
+              <w:rPr>
+                <w:rFonts w:ascii="Kalpurush" w:eastAsia="Times New Roman" w:hAnsi="Kalpurush" w:cs="Kalpurush"/>
+                <w:color w:val="000000"/>
+                <w:sz w:val="20"/>
+                <w:szCs w:val="20"/>
+                <w:cs/>
+              </w:rPr>
+              <w:t>(২)</w:t>
+            </w:r>
+          </w:p>
+        </w:tc>
+        <w:tc>
+          <w:tcPr>
+            <w:tcW w:w="1170" w:type="dxa"/>
+          </w:tcPr>
+          <w:p>
+            <w:pPr>
+              <w:jc w:val="center"/>
+              <w:outlineLvl w:val="1"/>
+              <w:rPr>
+                <w:rFonts w:ascii="Kalpurush" w:eastAsia="Times New Roman" w:hAnsi="Kalpurush" w:cs="Kalpurush"/>
+                <w:color w:val="000000"/>
+                <w:sz w:val="20"/>
+                <w:szCs w:val="20"/>
+                <w:lang w:bidi="ar-SA"/>
+              </w:rPr>
+            </w:pPr>
+            <w:r>
+              <w:rPr>
+                <w:rFonts w:ascii="Kalpurush" w:eastAsia="Times New Roman" w:hAnsi="Kalpurush" w:cs="Kalpurush"/>
+                <w:color w:val="000000"/>
+                <w:sz w:val="20"/>
+                <w:szCs w:val="20"/>
+                <w:cs/>
+              </w:rPr>
+              <w:t>(৩)</w:t>
+            </w:r>
+          </w:p>
+        </w:tc>
+        <w:tc>
+          <w:tcPr>
+            <w:tcW w:w="1170" w:type="dxa"/>
+          </w:tcPr>
+          <w:p>
+            <w:pPr>
+              <w:jc w:val="center"/>
+              <w:outlineLvl w:val="1"/>
+              <w:rPr>
+                <w:rFonts w:ascii="Kalpurush" w:eastAsia="Times New Roman" w:hAnsi="Kalpurush" w:cs="Kalpurush"/>
+                <w:color w:val="000000"/>
+                <w:sz w:val="20"/>
+                <w:szCs w:val="20"/>
+                <w:lang w:bidi="ar-SA"/>
+              </w:rPr>
+            </w:pPr>
+            <w:r>
+              <w:rPr>
+                <w:rFonts w:ascii="Kalpurush" w:eastAsia="Times New Roman" w:hAnsi="Kalpurush" w:cs="Kalpurush"/>
+                <w:color w:val="000000"/>
+                <w:sz w:val="20"/>
+                <w:szCs w:val="20"/>
+                <w:cs/>
+              </w:rPr>
+              <w:t>(৪)</w:t>
+            </w:r>
+          </w:p>
+        </w:tc>
+        <w:tc>
+          <w:tcPr>
+            <w:tcW w:w="1080" w:type="dxa"/>
+          </w:tcPr>
+          <w:p>
+            <w:pPr>
+              <w:jc w:val="center"/>
+              <w:outlineLvl w:val="1"/>
+              <w:rPr>
+                <w:rFonts w:ascii="Kalpurush" w:eastAsia="Times New Roman" w:hAnsi="Kalpurush" w:cs="Kalpurush"/>
+                <w:color w:val="000000"/>
+                <w:sz w:val="20"/>
+                <w:szCs w:val="20"/>
+                <w:lang w:bidi="ar-SA"/>
+              </w:rPr>
+            </w:pPr>
+            <w:r>
+              <w:rPr>
+                <w:rFonts w:ascii="Kalpurush" w:eastAsia="Times New Roman" w:hAnsi="Kalpurush" w:cs="Kalpurush"/>
+                <w:color w:val="000000"/>
+                <w:sz w:val="20"/>
+                <w:szCs w:val="20"/>
+                <w:cs/>
+              </w:rPr>
+              <w:t>(৫)</w:t>
+            </w:r>
+          </w:p>
+        </w:tc>
+        <w:tc>
+          <w:tcPr>
+            <w:tcW w:w="1170" w:type="dxa"/>
+          </w:tcPr>
+          <w:p>
+            <w:pPr>
+              <w:jc w:val="center"/>
+              <w:outlineLvl w:val="1"/>
+              <w:rPr>
+                <w:rFonts w:ascii="Kalpurush" w:eastAsia="Times New Roman" w:hAnsi="Kalpurush" w:cs="Kalpurush"/>
+                <w:color w:val="000000"/>
+                <w:sz w:val="20"/>
+                <w:szCs w:val="20"/>
+              </w:rPr>
+            </w:pPr>
+            <w:r>
+              <w:rPr>
+                <w:rFonts w:ascii="Kalpurush" w:eastAsia="Times New Roman" w:hAnsi="Kalpurush" w:cs="Kalpurush"/>
+                <w:color w:val="000000"/>
+                <w:sz w:val="20"/>
+                <w:szCs w:val="20"/>
+                <w:cs/>
+              </w:rPr>
+              <w:t>(৬)</w:t>
+            </w:r>
+          </w:p>
+        </w:tc>
+        <w:tc>
+          <w:tcPr>
+            <w:tcW w:w="810" w:type="dxa"/>
+          </w:tcPr>
+          <w:p>
+            <w:pPr>
+              <w:jc w:val="center"/>
+              <w:outlineLvl w:val="1"/>
+              <w:rPr>
+                <w:rFonts w:ascii="Kalpurush" w:eastAsia="Times New Roman" w:hAnsi="Kalpurush" w:cs="Kalpurush"/>
+                <w:color w:val="000000"/>
+                <w:sz w:val="20"/>
+                <w:szCs w:val="20"/>
+              </w:rPr>
+            </w:pPr>
+            <w:r>
+              <w:rPr>
+                <w:rFonts w:ascii="Kalpurush" w:eastAsia="Times New Roman" w:hAnsi="Kalpurush" w:cs="Kalpurush"/>
+                <w:color w:val="000000"/>
+                <w:sz w:val="20"/>
+                <w:szCs w:val="20"/>
+                <w:cs/>
+              </w:rPr>
+              <w:t>(৭)</w:t>
+            </w:r>
+          </w:p>
+        </w:tc>
+        <w:tc>
+          <w:tcPr>
+            <w:tcW w:w="810" w:type="dxa"/>
+          </w:tcPr>
+          <w:p>
+            <w:pPr>
+              <w:jc w:val="center"/>
+              <w:outlineLvl w:val="1"/>
+              <w:rPr>
+                <w:rFonts w:ascii="Kalpurush" w:eastAsia="Times New Roman" w:hAnsi="Kalpurush" w:cs="Kalpurush"/>
+                <w:color w:val="000000"/>
+                <w:sz w:val="20"/>
+                <w:szCs w:val="20"/>
+              </w:rPr>
+            </w:pPr>
+            <w:r>
+              <w:rPr>
+                <w:rFonts w:ascii="Kalpurush" w:eastAsia="Times New Roman" w:hAnsi="Kalpurush" w:cs="Kalpurush"/>
+                <w:color w:val="000000"/>
+                <w:sz w:val="20"/>
+                <w:szCs w:val="20"/>
+                <w:cs/>
+              </w:rPr>
+              <w:t>(৮)</w:t>
+            </w:r>
+          </w:p>
+        </w:tc>
+        <w:tc>
+          <w:tcPr>
+            <w:tcW w:w="990" w:type="dxa"/>
+          </w:tcPr>
+          <w:p>
+            <w:pPr>
+              <w:jc w:val="center"/>
+              <w:outlineLvl w:val="1"/>
+              <w:rPr>
+                <w:rFonts w:ascii="Kalpurush" w:eastAsia="Times New Roman" w:hAnsi="Kalpurush" w:cs="Kalpurush"/>
+                <w:color w:val="000000"/>
+                <w:sz w:val="20"/>
+                <w:szCs w:val="20"/>
+              </w:rPr>
+            </w:pPr>
+            <w:r>
+              <w:rPr>
+                <w:rFonts w:ascii="Kalpurush" w:eastAsia="Times New Roman" w:hAnsi="Kalpurush" w:cs="Kalpurush"/>
+                <w:color w:val="000000"/>
+                <w:sz w:val="20"/>
+                <w:szCs w:val="20"/>
+              </w:rPr>
+              <w:t>(৯)</w:t>
+            </w:r>
+          </w:p>
+        </w:tc>
+        <w:tc>
+          <w:tcPr>
+            <w:tcW w:w="900" w:type="dxa"/>
+          </w:tcPr>
+          <w:p>
+            <w:pPr>
+              <w:jc w:val="center"/>
+              <w:outlineLvl w:val="1"/>
+              <w:rPr>
+                <w:rFonts w:ascii="Kalpurush" w:eastAsia="Times New Roman" w:hAnsi="Kalpurush" w:cs="Kalpurush"/>
+                <w:color w:val="000000"/>
+                <w:sz w:val="20"/>
+                <w:szCs w:val="20"/>
+              </w:rPr>
+            </w:pPr>
+            <w:r>
+              <w:rPr>
+                <w:rFonts w:ascii="Kalpurush" w:eastAsia="Times New Roman" w:hAnsi="Kalpurush" w:cs="Kalpurush"/>
+                <w:color w:val="000000"/>
+                <w:sz w:val="20"/>
+                <w:szCs w:val="20"/>
+              </w:rPr>
+              <w:t>(১০)</w:t>
+            </w:r>
+          </w:p>
+        </w:tc>
+        <w:tc>
+          <w:tcPr>
+            <w:tcW w:w="1440" w:type="dxa"/>
+          </w:tcPr>
+          <w:p>
+            <w:pPr>
+              <w:jc w:val="center"/>
+              <w:outlineLvl w:val="1"/>
+              <w:rPr>
+                <w:rFonts w:ascii="Kalpurush" w:eastAsia="Times New Roman" w:hAnsi="Kalpurush" w:cs="Kalpurush"/>
+                <w:color w:val="000000"/>
+                <w:sz w:val="20"/>
+                <w:szCs w:val="20"/>
+              </w:rPr>
+            </w:pPr>
+            <w:r>
+              <w:rPr>
+                <w:rFonts w:ascii="Kalpurush" w:eastAsia="Times New Roman" w:hAnsi="Kalpurush" w:cs="Kalpurush"/>
+                <w:color w:val="000000"/>
+                <w:sz w:val="20"/>
+                <w:szCs w:val="20"/>
+              </w:rPr>
+              <w:t>(১১)</w:t>
+            </w:r>
+          </w:p>
+        </w:tc>
+        <w:tc>
+          <w:tcPr>
+            <w:tcW w:w="1620" w:type="dxa"/>
+          </w:tcPr>
+          <w:p>
+            <w:pPr>
+              <w:jc w:val="center"/>
+              <w:outlineLvl w:val="1"/>
+              <w:rPr>
+                <w:rFonts w:ascii="Kalpurush" w:eastAsia="Times New Roman" w:hAnsi="Kalpurush" w:cs="Kalpurush"/>
+                <w:color w:val="000000"/>
+                <w:sz w:val="20"/>
+                <w:szCs w:val="20"/>
+              </w:rPr>
+            </w:pPr>
+            <w:r>
+              <w:rPr>
+                <w:rFonts w:ascii="Kalpurush" w:eastAsia="Times New Roman" w:hAnsi="Kalpurush" w:cs="Kalpurush"/>
+                <w:color w:val="000000"/>
+                <w:sz w:val="20"/>
+                <w:szCs w:val="20"/>
+              </w:rPr>
+              <w:t>(১২)</w:t>
+            </w:r>
+          </w:p>
+        </w:tc>
+      </w:tr>
+      <w:tr>
+        <w:trPr>
+          <w:trHeight w:val="287"/>
+        </w:trPr>
+        <w:tc>
+          <w:tcPr>
+            <w:tcW w:w="1368" w:type="dxa"/>
+          </w:tcPr>
+          <w:p>
+            <w:pPr>
+              <w:jc w:val="center"/>
+              <w:outlineLvl w:val="1"/>
+              <w:rPr>
+                <w:rFonts w:ascii="Kalpurush" w:eastAsia="Times New Roman" w:hAnsi="Kalpurush" w:cs="Kalpurush"/>
+                <w:color w:val="000000"/>
+                <w:sz w:val="20"/>
+                <w:szCs w:val="20"/>
+                <w:lang w:bidi="ar-SA"/>
+              </w:rPr>
+            </w:pPr>
+            <w:r>
+              <w:rPr>
+                <w:rFonts w:ascii="Kalpurush" w:eastAsia="Times New Roman" w:hAnsi="Kalpurush" w:cs="Kalpurush"/>
+                <w:color w:val="000000"/>
+                <w:sz w:val="20"/>
+                <w:szCs w:val="20"/>
+                <w:lang w:bidi="ar-SA"/>
+              </w:rPr>
+              <w:t>{</w:t>
+            </w:r>
+            <w:proofErr w:type="spellStart"/>
+            <w:r>
+              <w:rPr>
+                <w:rFonts w:ascii="Kalpurush" w:eastAsia="Times New Roman" w:hAnsi="Kalpurush" w:cs="Kalpurush"/>
+                <w:color w:val="000000"/>
+                <w:sz w:val="20"/>
+                <w:szCs w:val="20"/>
+                <w:lang w:bidi="ar-SA"/>
+              </w:rPr>
+              <w:t>EffectiveDate</w:t>
+            </w:r>
+            <w:proofErr w:type="spellEnd"/>
+            <w:r>
+              <w:rPr>
+                <w:rFonts w:ascii="Kalpurush" w:eastAsia="Times New Roman" w:hAnsi="Kalpurush" w:cs="Kalpurush"/>
+                <w:color w:val="000000"/>
+                <w:sz w:val="20"/>
+                <w:szCs w:val="20"/>
+                <w:lang w:bidi="ar-SA"/>
+              </w:rPr>
+              <w:t>}</w:t>
+            </w:r>
+          </w:p>
+        </w:tc>
+        <w:tc>
+          <w:tcPr>
+            <w:tcW w:w="1620" w:type="dxa"/>
+          </w:tcPr>
+          <w:p>
+            <w:pPr>
+              <w:jc w:val="center"/>
+              <w:outlineLvl w:val="1"/>
+              <w:rPr>
+                <w:rFonts w:ascii="Kalpurush" w:eastAsia="Times New Roman" w:hAnsi="Kalpurush" w:cs="Kalpurush"/>
+                <w:color w:val="000000"/>
+                <w:sz w:val="20"/>
+                <w:szCs w:val="20"/>
+                <w:cs/>
+              </w:rPr>
+            </w:pPr>
+            <w:r>
+              <w:rPr>
+                <w:rFonts w:ascii="Kalpurush" w:eastAsia="Times New Roman" w:hAnsi="Kalpurush" w:cs="Kalpurush"/>
+                <w:color w:val="000000"/>
+                <w:sz w:val="20"/>
+                <w:szCs w:val="20"/>
+              </w:rPr>
+              <w:t>{</w:t>
+            </w:r>
+            <w:proofErr w:type="spellStart"/>
+            <w:r>
+              <w:rPr>
+                <w:rFonts w:ascii="Kalpurush" w:eastAsia="Times New Roman" w:hAnsi="Kalpurush" w:cs="Kalpurush"/>
+                <w:color w:val="000000"/>
+                <w:sz w:val="20"/>
+                <w:szCs w:val="20"/>
+              </w:rPr>
+              <w:t>DesignationName</w:t>
+            </w:r>
+            <w:proofErr w:type="spellEnd"/>
+            <w:r>
+              <w:rPr>
+                <w:rFonts w:ascii="Kalpurush" w:eastAsia="Times New Roman" w:hAnsi="Kalpurush" w:cs="Kalpurush"/>
+                <w:color w:val="000000"/>
+                <w:sz w:val="20"/>
+                <w:szCs w:val="20"/>
+              </w:rPr>
+              <w:t>}</w:t>
+            </w:r>
+          </w:p>
+        </w:tc>
+        <w:tc>
+          <w:tcPr>
+            <w:tcW w:w="1170" w:type="dxa"/>
+          </w:tcPr>
+          <w:p>
+            <w:pPr>
+              <w:jc w:val="center"/>
+              <w:outlineLvl w:val="1"/>
+              <w:rPr>
+                <w:rFonts w:ascii="Kalpurush" w:eastAsia="Times New Roman" w:hAnsi="Kalpurush" w:cs="Kalpurush"/>
+                <w:color w:val="000000"/>
+                <w:sz w:val="20"/>
+                <w:szCs w:val="20"/>
+                <w:cs/>
+              </w:rPr>
+            </w:pPr>
+            <w:r>
+              <w:rPr>
+                <w:rFonts w:ascii="Kalpurush" w:eastAsia="Times New Roman" w:hAnsi="Kalpurush" w:cs="Kalpurush"/>
+                <w:color w:val="000000"/>
+                <w:sz w:val="20"/>
+                <w:szCs w:val="20"/>
+              </w:rPr>
+              <w:t>{</w:t>
+            </w:r>
+            <w:r>
+              <w:rPr>
+                <w:rFonts w:ascii="Kalpurush" w:eastAsia="Times New Roman" w:hAnsi="Kalpurush" w:cs="Kalpurush"/>
+                <w:color w:val="000000"/>
+                <w:sz w:val="20"/>
+                <w:szCs w:val="20"/>
+              </w:rPr>
+              <w:t>B</w:t>
+            </w:r>
+            <w:r>
+              <w:rPr>
+                <w:rFonts w:ascii="Kalpurush" w:eastAsia="Times New Roman" w:hAnsi="Kalpurush" w:cs="Kalpurush"/>
+                <w:color w:val="000000"/>
+                <w:sz w:val="20"/>
+                <w:szCs w:val="20"/>
+              </w:rPr>
+              <w:t>asic}</w:t>
+            </w:r>
+          </w:p>
+        </w:tc>
+        <w:tc>
+          <w:tcPr>
+            <w:tcW w:w="1170" w:type="dxa"/>
+          </w:tcPr>
+          <w:p>
+            <w:pPr>
+              <w:jc w:val="center"/>
+              <w:outlineLvl w:val="1"/>
+              <w:rPr>
+                <w:rFonts w:ascii="Kalpurush" w:eastAsia="Times New Roman" w:hAnsi="Kalpurush" w:cs="Kalpurush"/>
+                <w:color w:val="000000"/>
+                <w:sz w:val="20"/>
+                <w:szCs w:val="20"/>
+                <w:cs/>
+              </w:rPr>
+            </w:pPr>
+            <w:r>
+              <w:rPr>
+                <w:rFonts w:ascii="Kalpurush" w:eastAsia="Times New Roman" w:hAnsi="Kalpurush" w:cs="Kalpurush"/>
+                <w:color w:val="000000"/>
+                <w:sz w:val="20"/>
+                <w:szCs w:val="20"/>
+              </w:rPr>
+              <w:t>{HR</w:t>
+            </w:r>
+            <w:r>
+              <w:rPr>
+                <w:rFonts w:ascii="Kalpurush" w:eastAsia="Times New Roman" w:hAnsi="Kalpurush" w:cs="Kalpurush"/>
+                <w:color w:val="000000"/>
+                <w:sz w:val="20"/>
+                <w:szCs w:val="20"/>
+              </w:rPr>
+              <w:t>A</w:t>
+            </w:r>
+            <w:r>
+              <w:rPr>
+                <w:rFonts w:ascii="Kalpurush" w:eastAsia="Times New Roman" w:hAnsi="Kalpurush" w:cs="Kalpurush"/>
+                <w:color w:val="000000"/>
+                <w:sz w:val="20"/>
+                <w:szCs w:val="20"/>
+              </w:rPr>
+              <w:t>}</w:t>
+            </w:r>
+          </w:p>
+        </w:tc>
+        <w:tc>
+          <w:tcPr>
+            <w:tcW w:w="1080" w:type="dxa"/>
+          </w:tcPr>
+          <w:p>
+            <w:pPr>
+              <w:jc w:val="center"/>
+              <w:outlineLvl w:val="1"/>
+              <w:rPr>
+                <w:rFonts w:ascii="Kalpurush" w:eastAsia="Times New Roman" w:hAnsi="Kalpurush" w:cs="Kalpurush"/>
+                <w:color w:val="000000"/>
+                <w:sz w:val="20"/>
+                <w:szCs w:val="20"/>
+                <w:cs/>
+              </w:rPr>
+            </w:pPr>
+            <w:r>
+              <w:rPr>
+                <w:rFonts w:ascii="Kalpurush" w:eastAsia="Times New Roman" w:hAnsi="Kalpurush" w:cs="Kalpurush"/>
+                <w:color w:val="000000"/>
+                <w:sz w:val="20"/>
+                <w:szCs w:val="20"/>
+              </w:rPr>
+              <w:t>{Medical}</w:t>
+            </w:r>
+          </w:p>
+        </w:tc>
+        <w:tc>
+          <w:tcPr>
+            <w:tcW w:w="1170" w:type="dxa"/>
+          </w:tcPr>
+          <w:p>
+            <w:pPr>
+              <w:jc w:val="center"/>
+              <w:outlineLvl w:val="1"/>
+              <w:rPr>
+                <w:rFonts w:ascii="Kalpurush" w:eastAsia="Times New Roman" w:hAnsi="Kalpurush" w:cs="Kalpurush"/>
+                <w:color w:val="000000"/>
+                <w:sz w:val="20"/>
+                <w:szCs w:val="20"/>
+                <w:cs/>
+              </w:rPr>
+            </w:pPr>
+            <w:r>
+              <w:rPr>
+                <w:rFonts w:ascii="Kalpurush" w:eastAsia="Times New Roman" w:hAnsi="Kalpurush" w:cs="Kalpurush"/>
+                <w:color w:val="000000"/>
+                <w:sz w:val="20"/>
+                <w:szCs w:val="20"/>
+              </w:rPr>
+              <w:t>{Bonus}</w:t>
+            </w:r>
+          </w:p>
+        </w:tc>
+        <w:tc>
+          <w:tcPr>
+            <w:tcW w:w="810" w:type="dxa"/>
+          </w:tcPr>
+          <w:p>
+            <w:pPr>
+              <w:jc w:val="center"/>
+              <w:outlineLvl w:val="1"/>
+              <w:rPr>
+                <w:rFonts w:ascii="Kalpurush" w:eastAsia="Times New Roman" w:hAnsi="Kalpurush" w:cs="Kalpurush"/>
+                <w:color w:val="000000"/>
+                <w:sz w:val="20"/>
+                <w:szCs w:val="20"/>
+                <w:cs/>
+              </w:rPr>
+            </w:pPr>
+            <w:r>
+              <w:rPr>
+                <w:rFonts w:ascii="Kalpurush" w:eastAsia="Times New Roman" w:hAnsi="Kalpurush" w:cs="Kalpurush"/>
+                <w:color w:val="000000"/>
+                <w:sz w:val="20"/>
+                <w:szCs w:val="20"/>
+              </w:rPr>
+              <w:t>{Other}</w:t>
+            </w:r>
+          </w:p>
+        </w:tc>
+        <w:tc>
+          <w:tcPr>
+            <w:tcW w:w="810" w:type="dxa"/>
+          </w:tcPr>
+          <w:p>
+            <w:pPr>
+              <w:jc w:val="center"/>
+              <w:outlineLvl w:val="1"/>
+              <w:rPr>
+                <w:rFonts w:ascii="Kalpurush" w:eastAsia="Times New Roman" w:hAnsi="Kalpurush" w:cs="Kalpurush"/>
+                <w:color w:val="000000"/>
+                <w:sz w:val="20"/>
+                <w:szCs w:val="20"/>
+                <w:cs/>
+              </w:rPr>
+            </w:pPr>
+            <w:r>
+              <w:rPr>
+                <w:rFonts w:ascii="Kalpurush" w:eastAsia="Times New Roman" w:hAnsi="Kalpurush" w:cs="Kalpurush"/>
+                <w:color w:val="000000"/>
+                <w:sz w:val="20"/>
+                <w:szCs w:val="20"/>
+              </w:rPr>
+              <w:t>{Gross}</w:t>
+            </w:r>
+          </w:p>
+        </w:tc>
+        <w:tc>
+          <w:tcPr>
+            <w:tcW w:w="990" w:type="dxa"/>
+          </w:tcPr>
+          <w:p>
+            <w:pPr>
+              <w:jc w:val="center"/>
+              <w:outlineLvl w:val="1"/>
+              <w:rPr>
+                <w:rFonts w:ascii="Kalpurush" w:eastAsia="Times New Roman" w:hAnsi="Kalpurush" w:cs="Kalpurush"/>
+                <w:color w:val="000000"/>
+                <w:sz w:val="20"/>
+                <w:szCs w:val="20"/>
+                <w:cs/>
+              </w:rPr>
+            </w:pPr>
+          </w:p>
+        </w:tc>
+        <w:tc>
+          <w:tcPr>
+            <w:tcW w:w="900" w:type="dxa"/>
+          </w:tcPr>
+          <w:p>
+            <w:pPr>
+              <w:jc w:val="center"/>
+              <w:outlineLvl w:val="1"/>
+              <w:rPr>
+                <w:rFonts w:ascii="Kalpurush" w:eastAsia="Times New Roman" w:hAnsi="Kalpurush" w:cs="Kalpurush"/>
+                <w:color w:val="000000"/>
+                <w:sz w:val="20"/>
+                <w:szCs w:val="20"/>
+                <w:cs/>
+              </w:rPr>
+            </w:pPr>
+          </w:p>
+        </w:tc>
+        <w:tc>
+          <w:tcPr>
+            <w:tcW w:w="1440" w:type="dxa"/>
+          </w:tcPr>
+          <w:p>
+            <w:pPr>
+              <w:jc w:val="center"/>
+              <w:outlineLvl w:val="1"/>
+              <w:rPr>
+                <w:rFonts w:ascii="Kalpurush" w:eastAsia="Times New Roman" w:hAnsi="Kalpurush" w:cs="Kalpurush"/>
+                <w:color w:val="000000"/>
+                <w:sz w:val="20"/>
+                <w:szCs w:val="20"/>
+                <w:cs/>
+              </w:rPr>
+            </w:pPr>
+          </w:p>
+        </w:tc>
+        <w:tc>
+          <w:tcPr>
+            <w:tcW w:w="1620" w:type="dxa"/>
+          </w:tcPr>
+          <w:p>
+            <w:pPr>
+              <w:jc w:val="center"/>
+              <w:outlineLvl w:val="1"/>
+              <w:rPr>
+                <w:rFonts w:ascii="Kalpurush" w:eastAsia="Times New Roman" w:hAnsi="Kalpurush" w:cs="Kalpurush"/>
+                <w:color w:val="000000"/>
+                <w:sz w:val="20"/>
+                <w:szCs w:val="20"/>
+                <w:cs/>
+              </w:rPr>
+            </w:pPr>
+          </w:p>
+        </w:tc>
+      </w:tr>
+    </w:tbl>
+    <w:p>
+      <w:pPr>
+        <w:shd w:val="clear" w:color="auto" w:fill="FFFFFF"/>
+        <w:spacing w:after="0" w:line="240" w:lineRule="auto"/>
+        <w:jc w:val="center"/>
+        <w:outlineLvl w:val="1"/>
+        <w:rPr>
+          <w:rFonts w:ascii="Kalpurush" w:eastAsia="Times New Roman" w:hAnsi="Kalpurush" w:cs="Kalpurush"/>
+          <w:color w:val="000000"/>
+          <w:sz w:val="20"/>
+          <w:szCs w:val="20"/>
         </w:rPr>
       </w:pPr>
     </w:p>
@@ -3394,961 +6512,6 @@
         <w:outlineLvl w:val="1"/>
         <w:rPr>
           <w:rFonts w:ascii="Kalpurush" w:eastAsia="Times New Roman" w:hAnsi="Kalpurush" w:cs="Kalpurush"/>
-          <w:b/>
-          <w:bCs/>
-          <w:color w:val="000000"/>
-          <w:sz w:val="20"/>
-          <w:szCs w:val="20"/>
-          <w:lang w:bidi="ar-SA"/>
-        </w:rPr>
-      </w:pPr>
-      <w:r>
-        <w:rPr>
-          <w:rFonts w:ascii="Kalpurush" w:eastAsia="Times New Roman" w:hAnsi="Kalpurush" w:cs="Kalpurush"/>
-          <w:b/>
-          <w:bCs/>
-          <w:color w:val="000000"/>
-          <w:sz w:val="20"/>
-          <w:szCs w:val="20"/>
-          <w:lang w:bidi="ar-SA"/>
-        </w:rPr>
-        <w:t>(</w:t>
-      </w:r>
-      <w:r>
-        <w:rPr>
-          <w:rFonts w:ascii="Kalpurush" w:eastAsia="Times New Roman" w:hAnsi="Kalpurush" w:cs="Kalpurush"/>
-          <w:b/>
-          <w:bCs/>
-          <w:color w:val="000000"/>
-          <w:sz w:val="20"/>
-          <w:szCs w:val="20"/>
-          <w:cs/>
-        </w:rPr>
-        <w:t>গ) তৃতীয় ভাগ</w:t>
-      </w:r>
-    </w:p>
-    <w:p>
-      <w:pPr>
-        <w:spacing w:line="240" w:lineRule="auto"/>
-        <w:jc w:val="center"/>
-        <w:outlineLvl w:val="1"/>
-        <w:rPr>
-          <w:rFonts w:ascii="Kalpurush" w:eastAsia="Times New Roman" w:hAnsi="Kalpurush" w:cs="Kalpurush"/>
-          <w:color w:val="000000"/>
-          <w:sz w:val="20"/>
-          <w:szCs w:val="20"/>
-          <w:lang w:bidi="ar-SA"/>
-        </w:rPr>
-      </w:pPr>
-      <w:r>
-        <w:rPr>
-          <w:rFonts w:ascii="Kalpurush" w:eastAsia="Times New Roman" w:hAnsi="Kalpurush" w:cs="Kalpurush"/>
-          <w:color w:val="000000"/>
-          <w:sz w:val="20"/>
-          <w:szCs w:val="20"/>
-          <w:shd w:val="clear" w:color="auto" w:fill="D9D9D9" w:themeFill="background1" w:themeFillShade="D9"/>
-          <w:cs/>
-        </w:rPr>
-        <w:t>সার্ভিস রেকর্ড ও মজুরি এবং ভাতা সংক্রান্ত তথ্যসমূহ</w:t>
-      </w:r>
-    </w:p>
-    <w:tbl>
-      <w:tblPr>
-        <w:tblStyle w:val="TableGrid"/>
-        <w:tblW w:w="0" w:type="auto"/>
-        <w:tblInd w:w="108" w:type="dxa"/>
-        <w:tblLayout w:type="fixed"/>
-        <w:tblLook w:val="04A0" w:firstRow="1" w:lastRow="0" w:firstColumn="1" w:lastColumn="0" w:noHBand="0" w:noVBand="1"/>
-      </w:tblPr>
-      <w:tblGrid>
-        <w:gridCol w:w="2520"/>
-        <w:gridCol w:w="2970"/>
-        <w:gridCol w:w="1620"/>
-        <w:gridCol w:w="1392"/>
-        <w:gridCol w:w="1186"/>
-        <w:gridCol w:w="788"/>
-      </w:tblGrid>
-      <w:tr>
-        <w:tc>
-          <w:tcPr>
-            <w:tcW w:w="2520" w:type="dxa"/>
-            <w:vMerge w:val="restart"/>
-            <w:shd w:val="clear" w:color="auto" w:fill="D9D9D9" w:themeFill="background1" w:themeFillShade="D9"/>
-            <w:vAlign w:val="center"/>
-          </w:tcPr>
-          <w:p>
-            <w:pPr>
-              <w:jc w:val="center"/>
-              <w:outlineLvl w:val="1"/>
-              <w:rPr>
-                <w:rFonts w:ascii="Kalpurush" w:eastAsia="Times New Roman" w:hAnsi="Kalpurush" w:cs="Kalpurush"/>
-                <w:color w:val="000000"/>
-                <w:sz w:val="20"/>
-                <w:szCs w:val="20"/>
-                <w:cs/>
-              </w:rPr>
-            </w:pPr>
-            <w:r>
-              <w:rPr>
-                <w:rFonts w:ascii="Kalpurush" w:eastAsia="Times New Roman" w:hAnsi="Kalpurush" w:cs="Kalpurush"/>
-                <w:color w:val="000000"/>
-                <w:sz w:val="20"/>
-                <w:szCs w:val="20"/>
-                <w:cs/>
-              </w:rPr>
-              <w:t>বর্তমা</w:t>
-            </w:r>
-            <w:r>
-              <w:rPr>
-                <w:rFonts w:ascii="Kalpurush" w:eastAsia="Times New Roman" w:hAnsi="Kalpurush" w:cs="Kalpurush"/>
-                <w:color w:val="000000"/>
-                <w:sz w:val="20"/>
-                <w:szCs w:val="20"/>
-                <w:cs/>
-              </w:rPr>
-              <w:t>ন</w:t>
-            </w:r>
-            <w:r>
-              <w:rPr>
-                <w:rFonts w:ascii="Kalpurush" w:eastAsia="Times New Roman" w:hAnsi="Kalpurush" w:cs="Kalpurush"/>
-                <w:color w:val="000000"/>
-                <w:sz w:val="20"/>
-                <w:szCs w:val="20"/>
-                <w:cs/>
-              </w:rPr>
-              <w:t xml:space="preserve"> পদে চাকরি আরম্ভের তারিখ</w:t>
-            </w:r>
-          </w:p>
-        </w:tc>
-        <w:tc>
-          <w:tcPr>
-            <w:tcW w:w="2970" w:type="dxa"/>
-            <w:vMerge w:val="restart"/>
-            <w:shd w:val="clear" w:color="auto" w:fill="D9D9D9" w:themeFill="background1" w:themeFillShade="D9"/>
-            <w:vAlign w:val="center"/>
-          </w:tcPr>
-          <w:p>
-            <w:pPr>
-              <w:jc w:val="center"/>
-              <w:outlineLvl w:val="1"/>
-              <w:rPr>
-                <w:rFonts w:ascii="Kalpurush" w:eastAsia="Times New Roman" w:hAnsi="Kalpurush" w:cs="Kalpurush"/>
-                <w:color w:val="000000"/>
-                <w:sz w:val="20"/>
-                <w:szCs w:val="20"/>
-                <w:lang w:bidi="ar-SA"/>
-              </w:rPr>
-            </w:pPr>
-            <w:r>
-              <w:rPr>
-                <w:rFonts w:ascii="Kalpurush" w:eastAsia="Times New Roman" w:hAnsi="Kalpurush" w:cs="Kalpurush"/>
-                <w:color w:val="000000"/>
-                <w:sz w:val="20"/>
-                <w:szCs w:val="20"/>
-                <w:cs/>
-              </w:rPr>
-              <w:t>চাকরির পদ ও কার্ড নং</w:t>
-            </w:r>
-          </w:p>
-        </w:tc>
-        <w:tc>
-          <w:tcPr>
-            <w:tcW w:w="4986" w:type="dxa"/>
-            <w:gridSpan w:val="4"/>
-            <w:shd w:val="clear" w:color="auto" w:fill="D9D9D9" w:themeFill="background1" w:themeFillShade="D9"/>
-          </w:tcPr>
-          <w:p>
-            <w:pPr>
-              <w:jc w:val="center"/>
-              <w:outlineLvl w:val="1"/>
-              <w:rPr>
-                <w:rFonts w:ascii="Kalpurush" w:eastAsia="Times New Roman" w:hAnsi="Kalpurush" w:cs="Kalpurush"/>
-                <w:color w:val="000000"/>
-                <w:sz w:val="20"/>
-                <w:szCs w:val="20"/>
-                <w:lang w:bidi="ar-SA"/>
-              </w:rPr>
-            </w:pPr>
-            <w:r>
-              <w:rPr>
-                <w:rFonts w:ascii="Kalpurush" w:eastAsia="Times New Roman" w:hAnsi="Kalpurush" w:cs="Kalpurush"/>
-                <w:color w:val="000000"/>
-                <w:sz w:val="20"/>
-                <w:szCs w:val="20"/>
-                <w:cs/>
-              </w:rPr>
-              <w:t>মাসিক মজুরির হার</w:t>
-            </w:r>
-          </w:p>
-        </w:tc>
-      </w:tr>
-      <w:tr>
-        <w:tc>
-          <w:tcPr>
-            <w:tcW w:w="2520" w:type="dxa"/>
-            <w:vMerge/>
-            <w:shd w:val="clear" w:color="auto" w:fill="D9D9D9" w:themeFill="background1" w:themeFillShade="D9"/>
-          </w:tcPr>
-          <w:p>
-            <w:pPr>
-              <w:outlineLvl w:val="1"/>
-              <w:rPr>
-                <w:rFonts w:ascii="Kalpurush" w:eastAsia="Times New Roman" w:hAnsi="Kalpurush" w:cs="Kalpurush"/>
-                <w:color w:val="000000"/>
-                <w:sz w:val="20"/>
-                <w:szCs w:val="20"/>
-                <w:lang w:bidi="ar-SA"/>
-              </w:rPr>
-            </w:pPr>
-          </w:p>
-        </w:tc>
-        <w:tc>
-          <w:tcPr>
-            <w:tcW w:w="2970" w:type="dxa"/>
-            <w:vMerge/>
-            <w:shd w:val="clear" w:color="auto" w:fill="D9D9D9" w:themeFill="background1" w:themeFillShade="D9"/>
-          </w:tcPr>
-          <w:p>
-            <w:pPr>
-              <w:outlineLvl w:val="1"/>
-              <w:rPr>
-                <w:rFonts w:ascii="Kalpurush" w:eastAsia="Times New Roman" w:hAnsi="Kalpurush" w:cs="Kalpurush"/>
-                <w:color w:val="000000"/>
-                <w:sz w:val="20"/>
-                <w:szCs w:val="20"/>
-                <w:lang w:bidi="ar-SA"/>
-              </w:rPr>
-            </w:pPr>
-          </w:p>
-        </w:tc>
-        <w:tc>
-          <w:tcPr>
-            <w:tcW w:w="1620" w:type="dxa"/>
-            <w:shd w:val="clear" w:color="auto" w:fill="D9D9D9" w:themeFill="background1" w:themeFillShade="D9"/>
-          </w:tcPr>
-          <w:p>
-            <w:pPr>
-              <w:jc w:val="center"/>
-              <w:outlineLvl w:val="1"/>
-              <w:rPr>
-                <w:rFonts w:ascii="Kalpurush" w:eastAsia="Times New Roman" w:hAnsi="Kalpurush" w:cs="Kalpurush"/>
-                <w:color w:val="000000"/>
-                <w:sz w:val="20"/>
-                <w:szCs w:val="20"/>
-                <w:lang w:bidi="ar-SA"/>
-              </w:rPr>
-            </w:pPr>
-            <w:r>
-              <w:rPr>
-                <w:rFonts w:ascii="Kalpurush" w:eastAsia="Times New Roman" w:hAnsi="Kalpurush" w:cs="Kalpurush"/>
-                <w:color w:val="000000"/>
-                <w:sz w:val="20"/>
-                <w:szCs w:val="20"/>
-                <w:cs/>
-              </w:rPr>
-              <w:t>মূল মজুরি</w:t>
-            </w:r>
-          </w:p>
-        </w:tc>
-        <w:tc>
-          <w:tcPr>
-            <w:tcW w:w="1392" w:type="dxa"/>
-            <w:shd w:val="clear" w:color="auto" w:fill="D9D9D9" w:themeFill="background1" w:themeFillShade="D9"/>
-          </w:tcPr>
-          <w:p>
-            <w:pPr>
-              <w:jc w:val="center"/>
-              <w:outlineLvl w:val="1"/>
-              <w:rPr>
-                <w:rFonts w:ascii="Kalpurush" w:eastAsia="Times New Roman" w:hAnsi="Kalpurush" w:cs="Kalpurush"/>
-                <w:color w:val="000000"/>
-                <w:sz w:val="20"/>
-                <w:szCs w:val="20"/>
-                <w:lang w:bidi="ar-SA"/>
-              </w:rPr>
-            </w:pPr>
-            <w:r>
-              <w:rPr>
-                <w:rFonts w:ascii="Kalpurush" w:eastAsia="Times New Roman" w:hAnsi="Kalpurush" w:cs="Kalpurush"/>
-                <w:color w:val="000000"/>
-                <w:sz w:val="20"/>
-                <w:szCs w:val="20"/>
-                <w:cs/>
-              </w:rPr>
-              <w:t>বাড়ী ভাড়া ভাতা</w:t>
-            </w:r>
-          </w:p>
-        </w:tc>
-        <w:tc>
-          <w:tcPr>
-            <w:tcW w:w="1186" w:type="dxa"/>
-            <w:shd w:val="clear" w:color="auto" w:fill="D9D9D9" w:themeFill="background1" w:themeFillShade="D9"/>
-          </w:tcPr>
-          <w:p>
-            <w:pPr>
-              <w:jc w:val="center"/>
-              <w:outlineLvl w:val="1"/>
-              <w:rPr>
-                <w:rFonts w:ascii="Kalpurush" w:eastAsia="Times New Roman" w:hAnsi="Kalpurush" w:cs="Kalpurush"/>
-                <w:color w:val="000000"/>
-                <w:sz w:val="20"/>
-                <w:szCs w:val="20"/>
-                <w:lang w:bidi="ar-SA"/>
-              </w:rPr>
-            </w:pPr>
-            <w:r>
-              <w:rPr>
-                <w:rFonts w:ascii="Kalpurush" w:eastAsia="Times New Roman" w:hAnsi="Kalpurush" w:cs="Kalpurush"/>
-                <w:color w:val="000000"/>
-                <w:sz w:val="20"/>
-                <w:szCs w:val="20"/>
-                <w:cs/>
-              </w:rPr>
-              <w:t>অন্যান্য ভাতা</w:t>
-            </w:r>
-          </w:p>
-        </w:tc>
-        <w:tc>
-          <w:tcPr>
-            <w:tcW w:w="788" w:type="dxa"/>
-            <w:shd w:val="clear" w:color="auto" w:fill="D9D9D9" w:themeFill="background1" w:themeFillShade="D9"/>
-          </w:tcPr>
-          <w:p>
-            <w:pPr>
-              <w:jc w:val="center"/>
-              <w:outlineLvl w:val="1"/>
-              <w:rPr>
-                <w:rFonts w:ascii="Kalpurush" w:eastAsia="Times New Roman" w:hAnsi="Kalpurush" w:cs="Kalpurush"/>
-                <w:color w:val="000000"/>
-                <w:sz w:val="20"/>
-                <w:szCs w:val="20"/>
-                <w:lang w:bidi="ar-SA"/>
-              </w:rPr>
-            </w:pPr>
-            <w:r>
-              <w:rPr>
-                <w:rFonts w:ascii="Kalpurush" w:eastAsia="Times New Roman" w:hAnsi="Kalpurush" w:cs="Kalpurush"/>
-                <w:color w:val="000000"/>
-                <w:sz w:val="20"/>
-                <w:szCs w:val="20"/>
-                <w:cs/>
-              </w:rPr>
-              <w:t>বোনাস</w:t>
-            </w:r>
-          </w:p>
-        </w:tc>
-      </w:tr>
-      <w:tr>
-        <w:tc>
-          <w:tcPr>
-            <w:tcW w:w="2520" w:type="dxa"/>
-            <w:vMerge/>
-            <w:shd w:val="clear" w:color="auto" w:fill="D9D9D9" w:themeFill="background1" w:themeFillShade="D9"/>
-          </w:tcPr>
-          <w:p>
-            <w:pPr>
-              <w:outlineLvl w:val="1"/>
-              <w:rPr>
-                <w:rFonts w:ascii="Kalpurush" w:eastAsia="Times New Roman" w:hAnsi="Kalpurush" w:cs="Kalpurush"/>
-                <w:color w:val="000000"/>
-                <w:sz w:val="20"/>
-                <w:szCs w:val="20"/>
-                <w:lang w:bidi="ar-SA"/>
-              </w:rPr>
-            </w:pPr>
-          </w:p>
-        </w:tc>
-        <w:tc>
-          <w:tcPr>
-            <w:tcW w:w="2970" w:type="dxa"/>
-            <w:vMerge/>
-            <w:shd w:val="clear" w:color="auto" w:fill="D9D9D9" w:themeFill="background1" w:themeFillShade="D9"/>
-          </w:tcPr>
-          <w:p>
-            <w:pPr>
-              <w:outlineLvl w:val="1"/>
-              <w:rPr>
-                <w:rFonts w:ascii="Kalpurush" w:eastAsia="Times New Roman" w:hAnsi="Kalpurush" w:cs="Kalpurush"/>
-                <w:color w:val="000000"/>
-                <w:sz w:val="20"/>
-                <w:szCs w:val="20"/>
-                <w:lang w:bidi="ar-SA"/>
-              </w:rPr>
-            </w:pPr>
-          </w:p>
-        </w:tc>
-        <w:tc>
-          <w:tcPr>
-            <w:tcW w:w="1620" w:type="dxa"/>
-            <w:shd w:val="clear" w:color="auto" w:fill="D9D9D9" w:themeFill="background1" w:themeFillShade="D9"/>
-          </w:tcPr>
-          <w:p>
-            <w:pPr>
-              <w:jc w:val="center"/>
-              <w:outlineLvl w:val="1"/>
-              <w:rPr>
-                <w:rFonts w:ascii="Kalpurush" w:eastAsia="Times New Roman" w:hAnsi="Kalpurush" w:cs="Kalpurush"/>
-                <w:color w:val="000000"/>
-                <w:sz w:val="20"/>
-                <w:szCs w:val="20"/>
-                <w:lang w:bidi="ar-SA"/>
-              </w:rPr>
-            </w:pPr>
-            <w:r>
-              <w:rPr>
-                <w:rFonts w:ascii="Kalpurush" w:eastAsia="Times New Roman" w:hAnsi="Kalpurush" w:cs="Kalpurush"/>
-                <w:color w:val="000000"/>
-                <w:sz w:val="20"/>
-                <w:szCs w:val="20"/>
-                <w:cs/>
-              </w:rPr>
-              <w:t>টাকা</w:t>
-            </w:r>
-          </w:p>
-        </w:tc>
-        <w:tc>
-          <w:tcPr>
-            <w:tcW w:w="1392" w:type="dxa"/>
-            <w:shd w:val="clear" w:color="auto" w:fill="D9D9D9" w:themeFill="background1" w:themeFillShade="D9"/>
-          </w:tcPr>
-          <w:p>
-            <w:pPr>
-              <w:jc w:val="center"/>
-              <w:outlineLvl w:val="1"/>
-              <w:rPr>
-                <w:rFonts w:ascii="Kalpurush" w:eastAsia="Times New Roman" w:hAnsi="Kalpurush" w:cs="Kalpurush"/>
-                <w:color w:val="000000"/>
-                <w:sz w:val="20"/>
-                <w:szCs w:val="20"/>
-                <w:lang w:bidi="ar-SA"/>
-              </w:rPr>
-            </w:pPr>
-            <w:r>
-              <w:rPr>
-                <w:rFonts w:ascii="Kalpurush" w:eastAsia="Times New Roman" w:hAnsi="Kalpurush" w:cs="Kalpurush"/>
-                <w:color w:val="000000"/>
-                <w:sz w:val="20"/>
-                <w:szCs w:val="20"/>
-                <w:cs/>
-              </w:rPr>
-              <w:t>টাকা</w:t>
-            </w:r>
-          </w:p>
-        </w:tc>
-        <w:tc>
-          <w:tcPr>
-            <w:tcW w:w="1186" w:type="dxa"/>
-            <w:shd w:val="clear" w:color="auto" w:fill="D9D9D9" w:themeFill="background1" w:themeFillShade="D9"/>
-          </w:tcPr>
-          <w:p>
-            <w:pPr>
-              <w:jc w:val="center"/>
-              <w:outlineLvl w:val="1"/>
-              <w:rPr>
-                <w:rFonts w:ascii="Kalpurush" w:eastAsia="Times New Roman" w:hAnsi="Kalpurush" w:cs="Kalpurush"/>
-                <w:color w:val="000000"/>
-                <w:sz w:val="20"/>
-                <w:szCs w:val="20"/>
-                <w:lang w:bidi="ar-SA"/>
-              </w:rPr>
-            </w:pPr>
-            <w:r>
-              <w:rPr>
-                <w:rFonts w:ascii="Kalpurush" w:eastAsia="Times New Roman" w:hAnsi="Kalpurush" w:cs="Kalpurush"/>
-                <w:color w:val="000000"/>
-                <w:sz w:val="20"/>
-                <w:szCs w:val="20"/>
-                <w:cs/>
-              </w:rPr>
-              <w:t>টাকা</w:t>
-            </w:r>
-          </w:p>
-        </w:tc>
-        <w:tc>
-          <w:tcPr>
-            <w:tcW w:w="788" w:type="dxa"/>
-            <w:shd w:val="clear" w:color="auto" w:fill="D9D9D9" w:themeFill="background1" w:themeFillShade="D9"/>
-          </w:tcPr>
-          <w:p>
-            <w:pPr>
-              <w:jc w:val="center"/>
-              <w:outlineLvl w:val="1"/>
-              <w:rPr>
-                <w:rFonts w:ascii="Kalpurush" w:eastAsia="Times New Roman" w:hAnsi="Kalpurush" w:cs="Kalpurush"/>
-                <w:color w:val="000000"/>
-                <w:sz w:val="20"/>
-                <w:szCs w:val="20"/>
-                <w:lang w:bidi="ar-SA"/>
-              </w:rPr>
-            </w:pPr>
-            <w:r>
-              <w:rPr>
-                <w:rFonts w:ascii="Kalpurush" w:eastAsia="Times New Roman" w:hAnsi="Kalpurush" w:cs="Kalpurush"/>
-                <w:color w:val="000000"/>
-                <w:sz w:val="20"/>
-                <w:szCs w:val="20"/>
-                <w:cs/>
-              </w:rPr>
-              <w:t>টাকা</w:t>
-            </w:r>
-          </w:p>
-        </w:tc>
-      </w:tr>
-      <w:tr>
-        <w:trPr>
-          <w:trHeight w:val="287"/>
-        </w:trPr>
-        <w:tc>
-          <w:tcPr>
-            <w:tcW w:w="2520" w:type="dxa"/>
-          </w:tcPr>
-          <w:p>
-            <w:pPr>
-              <w:jc w:val="center"/>
-              <w:outlineLvl w:val="1"/>
-              <w:rPr>
-                <w:rFonts w:ascii="Kalpurush" w:eastAsia="Times New Roman" w:hAnsi="Kalpurush" w:cs="Kalpurush"/>
-                <w:color w:val="000000"/>
-                <w:sz w:val="20"/>
-                <w:szCs w:val="20"/>
-                <w:lang w:bidi="ar-SA"/>
-              </w:rPr>
-            </w:pPr>
-            <w:r>
-              <w:rPr>
-                <w:rFonts w:ascii="Kalpurush" w:eastAsia="Times New Roman" w:hAnsi="Kalpurush" w:cs="Kalpurush"/>
-                <w:color w:val="000000"/>
-                <w:sz w:val="20"/>
-                <w:szCs w:val="20"/>
-                <w:lang w:bidi="ar-SA"/>
-              </w:rPr>
-              <w:t>(</w:t>
-            </w:r>
-            <w:r>
-              <w:rPr>
-                <w:rFonts w:ascii="Kalpurush" w:eastAsia="Times New Roman" w:hAnsi="Kalpurush" w:cs="Kalpurush"/>
-                <w:color w:val="000000"/>
-                <w:sz w:val="20"/>
-                <w:szCs w:val="20"/>
-                <w:cs/>
-              </w:rPr>
-              <w:t>১)</w:t>
-            </w:r>
-          </w:p>
-        </w:tc>
-        <w:tc>
-          <w:tcPr>
-            <w:tcW w:w="2970" w:type="dxa"/>
-          </w:tcPr>
-          <w:p>
-            <w:pPr>
-              <w:jc w:val="center"/>
-              <w:outlineLvl w:val="1"/>
-              <w:rPr>
-                <w:rFonts w:ascii="Kalpurush" w:eastAsia="Times New Roman" w:hAnsi="Kalpurush" w:cs="Kalpurush"/>
-                <w:color w:val="000000"/>
-                <w:sz w:val="20"/>
-                <w:szCs w:val="20"/>
-                <w:lang w:bidi="ar-SA"/>
-              </w:rPr>
-            </w:pPr>
-            <w:r>
-              <w:rPr>
-                <w:rFonts w:ascii="Kalpurush" w:eastAsia="Times New Roman" w:hAnsi="Kalpurush" w:cs="Kalpurush"/>
-                <w:color w:val="000000"/>
-                <w:sz w:val="20"/>
-                <w:szCs w:val="20"/>
-                <w:cs/>
-              </w:rPr>
-              <w:t>(২)</w:t>
-            </w:r>
-          </w:p>
-        </w:tc>
-        <w:tc>
-          <w:tcPr>
-            <w:tcW w:w="1620" w:type="dxa"/>
-          </w:tcPr>
-          <w:p>
-            <w:pPr>
-              <w:jc w:val="center"/>
-              <w:outlineLvl w:val="1"/>
-              <w:rPr>
-                <w:rFonts w:ascii="Kalpurush" w:eastAsia="Times New Roman" w:hAnsi="Kalpurush" w:cs="Kalpurush"/>
-                <w:color w:val="000000"/>
-                <w:sz w:val="20"/>
-                <w:szCs w:val="20"/>
-                <w:lang w:bidi="ar-SA"/>
-              </w:rPr>
-            </w:pPr>
-            <w:r>
-              <w:rPr>
-                <w:rFonts w:ascii="Kalpurush" w:eastAsia="Times New Roman" w:hAnsi="Kalpurush" w:cs="Kalpurush"/>
-                <w:color w:val="000000"/>
-                <w:sz w:val="20"/>
-                <w:szCs w:val="20"/>
-                <w:cs/>
-              </w:rPr>
-              <w:t>(৩)</w:t>
-            </w:r>
-          </w:p>
-        </w:tc>
-        <w:tc>
-          <w:tcPr>
-            <w:tcW w:w="1392" w:type="dxa"/>
-          </w:tcPr>
-          <w:p>
-            <w:pPr>
-              <w:jc w:val="center"/>
-              <w:outlineLvl w:val="1"/>
-              <w:rPr>
-                <w:rFonts w:ascii="Kalpurush" w:eastAsia="Times New Roman" w:hAnsi="Kalpurush" w:cs="Kalpurush"/>
-                <w:color w:val="000000"/>
-                <w:sz w:val="20"/>
-                <w:szCs w:val="20"/>
-                <w:lang w:bidi="ar-SA"/>
-              </w:rPr>
-            </w:pPr>
-            <w:r>
-              <w:rPr>
-                <w:rFonts w:ascii="Kalpurush" w:eastAsia="Times New Roman" w:hAnsi="Kalpurush" w:cs="Kalpurush"/>
-                <w:color w:val="000000"/>
-                <w:sz w:val="20"/>
-                <w:szCs w:val="20"/>
-                <w:cs/>
-              </w:rPr>
-              <w:t>(৪)</w:t>
-            </w:r>
-          </w:p>
-        </w:tc>
-        <w:tc>
-          <w:tcPr>
-            <w:tcW w:w="1186" w:type="dxa"/>
-          </w:tcPr>
-          <w:p>
-            <w:pPr>
-              <w:jc w:val="center"/>
-              <w:outlineLvl w:val="1"/>
-              <w:rPr>
-                <w:rFonts w:ascii="Kalpurush" w:eastAsia="Times New Roman" w:hAnsi="Kalpurush" w:cs="Kalpurush"/>
-                <w:color w:val="000000"/>
-                <w:sz w:val="20"/>
-                <w:szCs w:val="20"/>
-                <w:lang w:bidi="ar-SA"/>
-              </w:rPr>
-            </w:pPr>
-            <w:r>
-              <w:rPr>
-                <w:rFonts w:ascii="Kalpurush" w:eastAsia="Times New Roman" w:hAnsi="Kalpurush" w:cs="Kalpurush"/>
-                <w:color w:val="000000"/>
-                <w:sz w:val="20"/>
-                <w:szCs w:val="20"/>
-                <w:cs/>
-              </w:rPr>
-              <w:t>(৫)</w:t>
-            </w:r>
-          </w:p>
-        </w:tc>
-        <w:tc>
-          <w:tcPr>
-            <w:tcW w:w="788" w:type="dxa"/>
-          </w:tcPr>
-          <w:p>
-            <w:pPr>
-              <w:jc w:val="center"/>
-              <w:outlineLvl w:val="1"/>
-              <w:rPr>
-                <w:rFonts w:ascii="Kalpurush" w:eastAsia="Times New Roman" w:hAnsi="Kalpurush" w:cs="Kalpurush"/>
-                <w:color w:val="000000"/>
-                <w:sz w:val="20"/>
-                <w:szCs w:val="20"/>
-              </w:rPr>
-            </w:pPr>
-            <w:r>
-              <w:rPr>
-                <w:rFonts w:ascii="Kalpurush" w:eastAsia="Times New Roman" w:hAnsi="Kalpurush" w:cs="Kalpurush"/>
-                <w:color w:val="000000"/>
-                <w:sz w:val="20"/>
-                <w:szCs w:val="20"/>
-                <w:cs/>
-              </w:rPr>
-              <w:t>(৬)</w:t>
-            </w:r>
-          </w:p>
-        </w:tc>
-      </w:tr>
-      <w:tr>
-        <w:trPr>
-          <w:trHeight w:val="287"/>
-        </w:trPr>
-        <w:tc>
-          <w:tcPr>
-            <w:tcW w:w="2520" w:type="dxa"/>
-          </w:tcPr>
-          <w:p>
-            <w:pPr>
-              <w:jc w:val="center"/>
-              <w:outlineLvl w:val="1"/>
-              <w:rPr>
-                <w:rFonts w:ascii="Kalpurush" w:eastAsia="Times New Roman" w:hAnsi="Kalpurush" w:cs="Kalpurush"/>
-                <w:color w:val="000000"/>
-                <w:sz w:val="20"/>
-                <w:szCs w:val="20"/>
-                <w:lang w:bidi="ar-SA"/>
-              </w:rPr>
-            </w:pPr>
-            <w:r>
-              <w:rPr>
-                <w:rFonts w:ascii="Kalpurush" w:eastAsia="Times New Roman" w:hAnsi="Kalpurush" w:cs="Kalpurush"/>
-                <w:color w:val="000000"/>
-                <w:sz w:val="20"/>
-                <w:szCs w:val="20"/>
-                <w:lang w:bidi="ar-SA"/>
-              </w:rPr>
-              <w:t>{</w:t>
-            </w:r>
-            <w:proofErr w:type="spellStart"/>
-            <w:r>
-              <w:rPr>
-                <w:rFonts w:ascii="Kalpurush" w:eastAsia="Times New Roman" w:hAnsi="Kalpurush" w:cs="Kalpurush"/>
-                <w:color w:val="000000"/>
-                <w:sz w:val="20"/>
-                <w:szCs w:val="20"/>
-                <w:lang w:bidi="ar-SA"/>
-              </w:rPr>
-              <w:t>EffectiveDate</w:t>
-            </w:r>
-            <w:proofErr w:type="spellEnd"/>
-            <w:r>
-              <w:rPr>
-                <w:rFonts w:ascii="Kalpurush" w:eastAsia="Times New Roman" w:hAnsi="Kalpurush" w:cs="Kalpurush"/>
-                <w:color w:val="000000"/>
-                <w:sz w:val="20"/>
-                <w:szCs w:val="20"/>
-                <w:lang w:bidi="ar-SA"/>
-              </w:rPr>
-              <w:t>}</w:t>
-            </w:r>
-          </w:p>
-        </w:tc>
-        <w:tc>
-          <w:tcPr>
-            <w:tcW w:w="2970" w:type="dxa"/>
-          </w:tcPr>
-          <w:p>
-            <w:pPr>
-              <w:jc w:val="center"/>
-              <w:outlineLvl w:val="1"/>
-              <w:rPr>
-                <w:rFonts w:ascii="Kalpurush" w:eastAsia="Times New Roman" w:hAnsi="Kalpurush" w:cs="Kalpurush"/>
-                <w:color w:val="000000"/>
-                <w:sz w:val="20"/>
-                <w:szCs w:val="20"/>
-                <w:cs/>
-              </w:rPr>
-            </w:pPr>
-            <w:r>
-              <w:rPr>
-                <w:rFonts w:ascii="Kalpurush" w:eastAsia="Times New Roman" w:hAnsi="Kalpurush" w:cs="Kalpurush"/>
-                <w:color w:val="000000"/>
-                <w:sz w:val="20"/>
-                <w:szCs w:val="20"/>
-              </w:rPr>
-              <w:t>{</w:t>
-            </w:r>
-            <w:proofErr w:type="spellStart"/>
-            <w:r>
-              <w:rPr>
-                <w:rFonts w:ascii="Kalpurush" w:eastAsia="Times New Roman" w:hAnsi="Kalpurush" w:cs="Kalpurush"/>
-                <w:color w:val="000000"/>
-                <w:sz w:val="20"/>
-                <w:szCs w:val="20"/>
-              </w:rPr>
-              <w:t>DesignationName</w:t>
-            </w:r>
-            <w:proofErr w:type="spellEnd"/>
-            <w:r>
-              <w:rPr>
-                <w:rFonts w:ascii="Kalpurush" w:eastAsia="Times New Roman" w:hAnsi="Kalpurush" w:cs="Kalpurush"/>
-                <w:color w:val="000000"/>
-                <w:sz w:val="20"/>
-                <w:szCs w:val="20"/>
-              </w:rPr>
-              <w:t>}</w:t>
-            </w:r>
-          </w:p>
-        </w:tc>
-        <w:tc>
-          <w:tcPr>
-            <w:tcW w:w="1620" w:type="dxa"/>
-          </w:tcPr>
-          <w:p>
-            <w:pPr>
-              <w:jc w:val="center"/>
-              <w:outlineLvl w:val="1"/>
-              <w:rPr>
-                <w:rFonts w:ascii="Kalpurush" w:eastAsia="Times New Roman" w:hAnsi="Kalpurush" w:cs="Kalpurush"/>
-                <w:color w:val="000000"/>
-                <w:sz w:val="20"/>
-                <w:szCs w:val="20"/>
-                <w:cs/>
-              </w:rPr>
-            </w:pPr>
-            <w:r>
-              <w:rPr>
-                <w:rFonts w:ascii="Kalpurush" w:eastAsia="Times New Roman" w:hAnsi="Kalpurush" w:cs="Kalpurush"/>
-                <w:color w:val="000000"/>
-                <w:sz w:val="20"/>
-                <w:szCs w:val="20"/>
-              </w:rPr>
-              <w:t>{</w:t>
-            </w:r>
-            <w:r>
-              <w:rPr>
-                <w:rFonts w:ascii="Kalpurush" w:eastAsia="Times New Roman" w:hAnsi="Kalpurush" w:cs="Kalpurush"/>
-                <w:color w:val="000000"/>
-                <w:sz w:val="20"/>
-                <w:szCs w:val="20"/>
-              </w:rPr>
-              <w:t>B</w:t>
-            </w:r>
-            <w:r>
-              <w:rPr>
-                <w:rFonts w:ascii="Kalpurush" w:eastAsia="Times New Roman" w:hAnsi="Kalpurush" w:cs="Kalpurush"/>
-                <w:color w:val="000000"/>
-                <w:sz w:val="20"/>
-                <w:szCs w:val="20"/>
-              </w:rPr>
-              <w:t>asic}</w:t>
-            </w:r>
-          </w:p>
-        </w:tc>
-        <w:tc>
-          <w:tcPr>
-            <w:tcW w:w="1392" w:type="dxa"/>
-          </w:tcPr>
-          <w:p>
-            <w:pPr>
-              <w:jc w:val="center"/>
-              <w:outlineLvl w:val="1"/>
-              <w:rPr>
-                <w:rFonts w:ascii="Kalpurush" w:eastAsia="Times New Roman" w:hAnsi="Kalpurush" w:cs="Kalpurush"/>
-                <w:color w:val="000000"/>
-                <w:sz w:val="20"/>
-                <w:szCs w:val="20"/>
-                <w:cs/>
-              </w:rPr>
-            </w:pPr>
-            <w:r>
-              <w:rPr>
-                <w:rFonts w:ascii="Kalpurush" w:eastAsia="Times New Roman" w:hAnsi="Kalpurush" w:cs="Kalpurush"/>
-                <w:color w:val="000000"/>
-                <w:sz w:val="20"/>
-                <w:szCs w:val="20"/>
-              </w:rPr>
-              <w:t>{</w:t>
-            </w:r>
-            <w:r>
-              <w:rPr>
-                <w:rFonts w:ascii="Kalpurush" w:eastAsia="Times New Roman" w:hAnsi="Kalpurush" w:cs="Kalpurush"/>
-                <w:color w:val="000000"/>
-                <w:sz w:val="20"/>
-                <w:szCs w:val="20"/>
-              </w:rPr>
-              <w:t>HR</w:t>
-            </w:r>
-            <w:r>
-              <w:rPr>
-                <w:rFonts w:ascii="Kalpurush" w:eastAsia="Times New Roman" w:hAnsi="Kalpurush" w:cs="Kalpurush"/>
-                <w:color w:val="000000"/>
-                <w:sz w:val="20"/>
-                <w:szCs w:val="20"/>
-              </w:rPr>
-              <w:t>A</w:t>
-            </w:r>
-            <w:r>
-              <w:rPr>
-                <w:rFonts w:ascii="Kalpurush" w:eastAsia="Times New Roman" w:hAnsi="Kalpurush" w:cs="Kalpurush"/>
-                <w:color w:val="000000"/>
-                <w:sz w:val="20"/>
-                <w:szCs w:val="20"/>
-              </w:rPr>
-              <w:t>}</w:t>
-            </w:r>
-          </w:p>
-        </w:tc>
-        <w:tc>
-          <w:tcPr>
-            <w:tcW w:w="1186" w:type="dxa"/>
-          </w:tcPr>
-          <w:p>
-            <w:pPr>
-              <w:jc w:val="center"/>
-              <w:outlineLvl w:val="1"/>
-              <w:rPr>
-                <w:rFonts w:ascii="Kalpurush" w:eastAsia="Times New Roman" w:hAnsi="Kalpurush" w:cs="Kalpurush"/>
-                <w:color w:val="000000"/>
-                <w:sz w:val="20"/>
-                <w:szCs w:val="20"/>
-                <w:cs/>
-              </w:rPr>
-            </w:pPr>
-            <w:r>
-              <w:rPr>
-                <w:rFonts w:ascii="Kalpurush" w:eastAsia="Times New Roman" w:hAnsi="Kalpurush" w:cs="Kalpurush"/>
-                <w:color w:val="000000"/>
-                <w:sz w:val="20"/>
-                <w:szCs w:val="20"/>
-              </w:rPr>
-              <w:t>{</w:t>
-            </w:r>
-            <w:r>
-              <w:rPr>
-                <w:rFonts w:ascii="Kalpurush" w:eastAsia="Times New Roman" w:hAnsi="Kalpurush" w:cs="Kalpurush"/>
-                <w:color w:val="000000"/>
-                <w:sz w:val="20"/>
-                <w:szCs w:val="20"/>
-              </w:rPr>
-              <w:t>Gross</w:t>
-            </w:r>
-            <w:r>
-              <w:rPr>
-                <w:rFonts w:ascii="Kalpurush" w:eastAsia="Times New Roman" w:hAnsi="Kalpurush" w:cs="Kalpurush"/>
-                <w:color w:val="000000"/>
-                <w:sz w:val="20"/>
-                <w:szCs w:val="20"/>
-              </w:rPr>
-              <w:t>}</w:t>
-            </w:r>
-          </w:p>
-        </w:tc>
-        <w:tc>
-          <w:tcPr>
-            <w:tcW w:w="788" w:type="dxa"/>
-          </w:tcPr>
-          <w:p>
-            <w:pPr>
-              <w:jc w:val="center"/>
-              <w:outlineLvl w:val="1"/>
-              <w:rPr>
-                <w:rFonts w:ascii="Kalpurush" w:eastAsia="Times New Roman" w:hAnsi="Kalpurush" w:cs="Kalpurush"/>
-                <w:color w:val="000000"/>
-                <w:sz w:val="20"/>
-                <w:szCs w:val="20"/>
-                <w:cs/>
-              </w:rPr>
-            </w:pPr>
-          </w:p>
-        </w:tc>
-      </w:tr>
-    </w:tbl>
-    <w:p>
-      <w:pPr>
-        <w:shd w:val="clear" w:color="auto" w:fill="FFFFFF"/>
-        <w:spacing w:after="0" w:line="240" w:lineRule="auto"/>
-        <w:jc w:val="center"/>
-        <w:outlineLvl w:val="1"/>
-        <w:rPr>
-          <w:rFonts w:ascii="Kalpurush" w:eastAsia="Times New Roman" w:hAnsi="Kalpurush" w:cs="Kalpurush"/>
           <w:color w:val="000000"/>
           <w:sz w:val="20"/>
           <w:szCs w:val="20"/>
@@ -4380,6 +6543,7 @@
           <w:color w:val="000000"/>
           <w:sz w:val="20"/>
           <w:szCs w:val="20"/>
+          <w:cs/>
         </w:rPr>
       </w:pPr>
     </w:p>
@@ -4387,22 +6551,6 @@
       <w:pPr>
         <w:shd w:val="clear" w:color="auto" w:fill="FFFFFF"/>
         <w:spacing w:after="0" w:line="240" w:lineRule="auto"/>
-        <w:jc w:val="center"/>
-        <w:outlineLvl w:val="1"/>
-        <w:rPr>
-          <w:rFonts w:ascii="Kalpurush" w:eastAsia="Times New Roman" w:hAnsi="Kalpurush" w:cs="Kalpurush"/>
-          <w:color w:val="000000"/>
-          <w:sz w:val="20"/>
-          <w:szCs w:val="20"/>
-          <w:cs/>
-        </w:rPr>
-      </w:pPr>
-    </w:p>
-    <w:p>
-      <w:pPr>
-        <w:shd w:val="clear" w:color="auto" w:fill="FFFFFF"/>
-        <w:spacing w:after="0" w:line="240" w:lineRule="auto"/>
-        <w:jc w:val="center"/>
         <w:outlineLvl w:val="1"/>
         <w:rPr>
           <w:rFonts w:ascii="Kalpurush" w:eastAsia="Times New Roman" w:hAnsi="Kalpurush" w:cs="Kalpurush"/>
@@ -4412,6 +6560,46 @@
           <w:lang w:bidi="ar-SA"/>
         </w:rPr>
       </w:pPr>
+      <w:proofErr w:type="spellStart"/>
+      <w:r>
+        <w:rPr>
+          <w:rFonts w:ascii="Kalpurush" w:eastAsia="Times New Roman" w:hAnsi="Kalpurush" w:cs="Kalpurush"/>
+          <w:bCs/>
+          <w:color w:val="000000"/>
+          <w:sz w:val="28"/>
+        </w:rPr>
+        <w:t>ফরম</w:t>
+      </w:r>
+      <w:proofErr w:type="spellEnd"/>
+      <w:r>
+        <w:rPr>
+          <w:rFonts w:ascii="Kalpurush" w:eastAsia="Times New Roman" w:hAnsi="Kalpurush" w:cs="Kalpurush"/>
+          <w:bCs/>
+          <w:color w:val="000000"/>
+          <w:sz w:val="28"/>
+        </w:rPr>
+        <w:t xml:space="preserve"> </w:t>
+      </w:r>
+      <w:proofErr w:type="spellStart"/>
+      <w:r>
+        <w:rPr>
+          <w:rFonts w:ascii="Kalpurush" w:eastAsia="Times New Roman" w:hAnsi="Kalpurush" w:cs="Kalpurush"/>
+          <w:bCs/>
+          <w:color w:val="000000"/>
+          <w:sz w:val="28"/>
+        </w:rPr>
+        <w:t>নং</w:t>
+      </w:r>
+      <w:proofErr w:type="spellEnd"/>
+      <w:r>
+        <w:rPr>
+          <w:rFonts w:ascii="Kalpurush" w:eastAsia="Times New Roman" w:hAnsi="Kalpurush" w:cs="Kalpurush"/>
+          <w:bCs/>
+          <w:color w:val="000000"/>
+          <w:sz w:val="28"/>
+        </w:rPr>
+        <w:t>- ৭(ঘ)</w:t>
+      </w:r>
       <w:r>
         <w:rPr>
           <w:rFonts w:ascii="Kalpurush" w:eastAsia="Times New Roman" w:hAnsi="Kalpurush" w:cs="Kalpurush"/>
@@ -4420,24 +6608,107 @@
           <w:szCs w:val="20"/>
           <w:lang w:bidi="ar-SA"/>
         </w:rPr>
+        <w:tab/>
+      </w:r>
+      <w:r>
+        <w:rPr>
+          <w:rFonts w:ascii="Kalpurush" w:eastAsia="Times New Roman" w:hAnsi="Kalpurush" w:cs="Kalpurush"/>
+          <w:color w:val="000000"/>
+          <w:sz w:val="20"/>
+          <w:szCs w:val="20"/>
+          <w:lang w:bidi="ar-SA"/>
+        </w:rPr>
+        <w:tab/>
+      </w:r>
+      <w:r>
+        <w:rPr>
+          <w:rFonts w:ascii="Kalpurush" w:eastAsia="Times New Roman" w:hAnsi="Kalpurush" w:cs="Kalpurush"/>
+          <w:color w:val="000000"/>
+          <w:sz w:val="20"/>
+          <w:szCs w:val="20"/>
+          <w:lang w:bidi="ar-SA"/>
+        </w:rPr>
+        <w:tab/>
+      </w:r>
+      <w:r>
+        <w:rPr>
+          <w:rFonts w:ascii="Kalpurush" w:eastAsia="Times New Roman" w:hAnsi="Kalpurush" w:cs="Kalpurush"/>
+          <w:color w:val="000000"/>
+          <w:sz w:val="20"/>
+          <w:szCs w:val="20"/>
+          <w:lang w:bidi="ar-SA"/>
+        </w:rPr>
+        <w:tab/>
+      </w:r>
+      <w:r>
+        <w:rPr>
+          <w:rFonts w:ascii="Kalpurush" w:eastAsia="Times New Roman" w:hAnsi="Kalpurush" w:cs="Kalpurush"/>
+          <w:color w:val="000000"/>
+          <w:sz w:val="20"/>
+          <w:szCs w:val="20"/>
+          <w:lang w:bidi="ar-SA"/>
+        </w:rPr>
+        <w:tab/>
+      </w:r>
+      <w:r>
+        <w:rPr>
+          <w:rFonts w:ascii="Kalpurush" w:eastAsia="Times New Roman" w:hAnsi="Kalpurush" w:cs="Kalpurush"/>
+          <w:color w:val="000000"/>
+          <w:sz w:val="20"/>
+          <w:szCs w:val="20"/>
+          <w:lang w:bidi="ar-SA"/>
+        </w:rPr>
+        <w:tab/>
+      </w:r>
+      <w:r>
+        <w:rPr>
+          <w:rFonts w:ascii="Kalpurush" w:eastAsia="Times New Roman" w:hAnsi="Kalpurush" w:cs="Kalpurush"/>
+          <w:color w:val="000000"/>
+          <w:sz w:val="20"/>
+          <w:szCs w:val="20"/>
+          <w:lang w:bidi="ar-SA"/>
+        </w:rPr>
+        <w:tab/>
+      </w:r>
+      <w:r>
+        <w:rPr>
+          <w:rFonts w:ascii="Kalpurush" w:eastAsia="Times New Roman" w:hAnsi="Kalpurush" w:cs="Kalpurush"/>
+          <w:color w:val="000000"/>
+          <w:sz w:val="20"/>
+          <w:szCs w:val="20"/>
+          <w:lang w:bidi="ar-SA"/>
+        </w:rPr>
+        <w:tab/>
+      </w:r>
+      <w:r>
+        <w:rPr>
+          <w:rFonts w:ascii="Kalpurush" w:eastAsia="Times New Roman" w:hAnsi="Kalpurush" w:cs="Kalpurush"/>
+          <w:color w:val="000000"/>
+          <w:sz w:val="20"/>
+          <w:szCs w:val="20"/>
+          <w:lang w:bidi="ar-SA"/>
+        </w:rPr>
         <w:t xml:space="preserve"> </w:t>
       </w:r>
       <w:r>
         <w:rPr>
           <w:rFonts w:ascii="Kalpurush" w:eastAsia="Times New Roman" w:hAnsi="Kalpurush" w:cs="Kalpurush"/>
-          <w:color w:val="000000"/>
-          <w:sz w:val="20"/>
-          <w:szCs w:val="20"/>
-          <w:lang w:bidi="ar-SA"/>
+          <w:b/>
+          <w:bCs/>
+          <w:color w:val="000000"/>
+          <w:sz w:val="30"/>
+          <w:szCs w:val="30"/>
         </w:rPr>
         <w:t>(</w:t>
       </w:r>
       <w:r>
         <w:rPr>
           <w:rFonts w:ascii="Kalpurush" w:eastAsia="Times New Roman" w:hAnsi="Kalpurush" w:cs="Kalpurush"/>
-          <w:color w:val="000000"/>
-          <w:sz w:val="20"/>
-          <w:szCs w:val="20"/>
+          <w:b/>
+          <w:bCs/>
+          <w:color w:val="000000"/>
+          <w:sz w:val="30"/>
+          <w:szCs w:val="30"/>
           <w:cs/>
         </w:rPr>
         <w:t>ঘ) চতুর্থ ভাগ</w:t>
@@ -4461,9 +6732,11 @@
         <w:outlineLvl w:val="1"/>
         <w:rPr>
           <w:rFonts w:ascii="Kalpurush" w:eastAsia="Times New Roman" w:hAnsi="Kalpurush" w:cs="Kalpurush"/>
-          <w:color w:val="000000"/>
-          <w:sz w:val="20"/>
-          <w:szCs w:val="20"/>
+          <w:b/>
+          <w:bCs/>
+          <w:color w:val="000000"/>
+          <w:sz w:val="30"/>
+          <w:szCs w:val="30"/>
           <w:u w:val="single"/>
           <w:lang w:bidi="ar-SA"/>
         </w:rPr>
@@ -4471,9 +6744,11 @@
       <w:r>
         <w:rPr>
           <w:rFonts w:ascii="Kalpurush" w:eastAsia="Times New Roman" w:hAnsi="Kalpurush" w:cs="Kalpurush"/>
-          <w:color w:val="000000"/>
-          <w:sz w:val="20"/>
-          <w:szCs w:val="20"/>
+          <w:b/>
+          <w:bCs/>
+          <w:color w:val="000000"/>
+          <w:sz w:val="30"/>
+          <w:szCs w:val="30"/>
           <w:u w:val="single"/>
           <w:cs/>
         </w:rPr>
@@ -4484,24 +6759,24 @@
       <w:tblPr>
         <w:tblStyle w:val="TableGrid"/>
         <w:tblW w:w="0" w:type="auto"/>
-        <w:tblInd w:w="108" w:type="dxa"/>
+        <w:tblInd w:w="450" w:type="dxa"/>
         <w:tblLook w:val="04A0" w:firstRow="1" w:lastRow="0" w:firstColumn="1" w:lastColumn="0" w:noHBand="0" w:noVBand="1"/>
       </w:tblPr>
       <w:tblGrid>
-        <w:gridCol w:w="1046"/>
-        <w:gridCol w:w="922"/>
-        <w:gridCol w:w="921"/>
-        <w:gridCol w:w="1223"/>
-        <w:gridCol w:w="1046"/>
-        <w:gridCol w:w="1046"/>
-        <w:gridCol w:w="1046"/>
-        <w:gridCol w:w="1939"/>
-        <w:gridCol w:w="1622"/>
+        <w:gridCol w:w="1158"/>
+        <w:gridCol w:w="933"/>
+        <w:gridCol w:w="989"/>
+        <w:gridCol w:w="1158"/>
+        <w:gridCol w:w="1158"/>
+        <w:gridCol w:w="1158"/>
+        <w:gridCol w:w="1158"/>
+        <w:gridCol w:w="1923"/>
+        <w:gridCol w:w="5093"/>
       </w:tblGrid>
       <w:tr>
         <w:tc>
           <w:tcPr>
-            <w:tcW w:w="3857" w:type="dxa"/>
+            <w:tcW w:w="3994" w:type="dxa"/>
             <w:gridSpan w:val="4"/>
             <w:shd w:val="clear" w:color="auto" w:fill="D9D9D9" w:themeFill="background1" w:themeFillShade="D9"/>
             <w:vAlign w:val="center"/>
@@ -4532,7 +6807,7 @@
         </w:tc>
         <w:tc>
           <w:tcPr>
-            <w:tcW w:w="2848" w:type="dxa"/>
+            <w:tcW w:w="3138" w:type="dxa"/>
             <w:gridSpan w:val="3"/>
             <w:shd w:val="clear" w:color="auto" w:fill="D9D9D9" w:themeFill="background1" w:themeFillShade="D9"/>
             <w:vAlign w:val="center"/>
@@ -4594,7 +6869,7 @@
         </w:tc>
         <w:tc>
           <w:tcPr>
-            <w:tcW w:w="1622" w:type="dxa"/>
+            <w:tcW w:w="5093" w:type="dxa"/>
             <w:vMerge w:val="restart"/>
             <w:shd w:val="clear" w:color="auto" w:fill="D9D9D9" w:themeFill="background1" w:themeFillShade="D9"/>
             <w:vAlign w:val="center"/>
@@ -4627,7 +6902,7 @@
       <w:tr>
         <w:tc>
           <w:tcPr>
-            <w:tcW w:w="909" w:type="dxa"/>
+            <w:tcW w:w="1046" w:type="dxa"/>
             <w:shd w:val="clear" w:color="auto" w:fill="D9D9D9" w:themeFill="background1" w:themeFillShade="D9"/>
           </w:tcPr>
           <w:p>
@@ -4738,7 +7013,7 @@
         </w:tc>
         <w:tc>
           <w:tcPr>
-            <w:tcW w:w="899" w:type="dxa"/>
+            <w:tcW w:w="1046" w:type="dxa"/>
             <w:shd w:val="clear" w:color="auto" w:fill="D9D9D9" w:themeFill="background1" w:themeFillShade="D9"/>
           </w:tcPr>
           <w:p>
@@ -4777,7 +7052,7 @@
         </w:tc>
         <w:tc>
           <w:tcPr>
-            <w:tcW w:w="935" w:type="dxa"/>
+            <w:tcW w:w="1046" w:type="dxa"/>
             <w:shd w:val="clear" w:color="auto" w:fill="D9D9D9" w:themeFill="background1" w:themeFillShade="D9"/>
           </w:tcPr>
           <w:p>
@@ -4805,7 +7080,7 @@
         </w:tc>
         <w:tc>
           <w:tcPr>
-            <w:tcW w:w="1014" w:type="dxa"/>
+            <w:tcW w:w="1046" w:type="dxa"/>
             <w:shd w:val="clear" w:color="auto" w:fill="D9D9D9" w:themeFill="background1" w:themeFillShade="D9"/>
           </w:tcPr>
           <w:p>
@@ -4852,7 +7127,7 @@
         </w:tc>
         <w:tc>
           <w:tcPr>
-            <w:tcW w:w="1622" w:type="dxa"/>
+            <w:tcW w:w="5093" w:type="dxa"/>
             <w:vMerge/>
             <w:shd w:val="clear" w:color="auto" w:fill="D9D9D9" w:themeFill="background1" w:themeFillShade="D9"/>
           </w:tcPr>
@@ -4873,7 +7148,7 @@
       <w:tr>
         <w:tc>
           <w:tcPr>
-            <w:tcW w:w="909" w:type="dxa"/>
+            <w:tcW w:w="1046" w:type="dxa"/>
             <w:vAlign w:val="center"/>
           </w:tcPr>
           <w:p>
@@ -4999,7 +7274,7 @@
         </w:tc>
         <w:tc>
           <w:tcPr>
-            <w:tcW w:w="899" w:type="dxa"/>
+            <w:tcW w:w="1046" w:type="dxa"/>
             <w:vAlign w:val="center"/>
           </w:tcPr>
           <w:p>
@@ -5028,7 +7303,7 @@
         </w:tc>
         <w:tc>
           <w:tcPr>
-            <w:tcW w:w="935" w:type="dxa"/>
+            <w:tcW w:w="1046" w:type="dxa"/>
             <w:vAlign w:val="center"/>
           </w:tcPr>
           <w:p>
@@ -5057,7 +7332,7 @@
         </w:tc>
         <w:tc>
           <w:tcPr>
-            <w:tcW w:w="1014" w:type="dxa"/>
+            <w:tcW w:w="1046" w:type="dxa"/>
             <w:vAlign w:val="center"/>
           </w:tcPr>
           <w:p>
@@ -5113,7 +7388,7 @@
         </w:tc>
         <w:tc>
           <w:tcPr>
-            <w:tcW w:w="1622" w:type="dxa"/>
+            <w:tcW w:w="5093" w:type="dxa"/>
             <w:vAlign w:val="center"/>
           </w:tcPr>
           <w:p>
@@ -5146,7 +7421,7 @@
         </w:trPr>
         <w:tc>
           <w:tcPr>
-            <w:tcW w:w="909" w:type="dxa"/>
+            <w:tcW w:w="1046" w:type="dxa"/>
           </w:tcPr>
           <w:p>
             <w:pPr>
@@ -5340,7 +7615,7 @@
         </w:tc>
         <w:tc>
           <w:tcPr>
-            <w:tcW w:w="899" w:type="dxa"/>
+            <w:tcW w:w="1046" w:type="dxa"/>
           </w:tcPr>
           <w:p>
             <w:pPr>
@@ -5389,7 +7664,7 @@
         </w:tc>
         <w:tc>
           <w:tcPr>
-            <w:tcW w:w="935" w:type="dxa"/>
+            <w:tcW w:w="1046" w:type="dxa"/>
           </w:tcPr>
           <w:p>
             <w:pPr>
@@ -5438,7 +7713,7 @@
         </w:tc>
         <w:tc>
           <w:tcPr>
-            <w:tcW w:w="1014" w:type="dxa"/>
+            <w:tcW w:w="1046" w:type="dxa"/>
           </w:tcPr>
           <w:p>
             <w:pPr>
@@ -5504,7 +7779,7 @@
         </w:tc>
         <w:tc>
           <w:tcPr>
-            <w:tcW w:w="1622" w:type="dxa"/>
+            <w:tcW w:w="5093" w:type="dxa"/>
           </w:tcPr>
           <w:p>
             <w:pPr>
@@ -5569,7 +7844,6 @@
       <w:pPr>
         <w:shd w:val="clear" w:color="auto" w:fill="FFFFFF"/>
         <w:spacing w:after="0" w:line="240" w:lineRule="auto"/>
-        <w:jc w:val="center"/>
         <w:outlineLvl w:val="1"/>
         <w:rPr>
           <w:rFonts w:ascii="Kalpurush" w:eastAsia="Times New Roman" w:hAnsi="Kalpurush" w:cs="Kalpurush"/>
@@ -5579,6 +7853,46 @@
           <w:lang w:bidi="ar-SA"/>
         </w:rPr>
       </w:pPr>
+      <w:proofErr w:type="spellStart"/>
+      <w:r>
+        <w:rPr>
+          <w:rFonts w:ascii="Kalpurush" w:eastAsia="Times New Roman" w:hAnsi="Kalpurush" w:cs="Kalpurush"/>
+          <w:bCs/>
+          <w:color w:val="000000"/>
+          <w:sz w:val="28"/>
+        </w:rPr>
+        <w:t>ফরম</w:t>
+      </w:r>
+      <w:proofErr w:type="spellEnd"/>
+      <w:r>
+        <w:rPr>
+          <w:rFonts w:ascii="Kalpurush" w:eastAsia="Times New Roman" w:hAnsi="Kalpurush" w:cs="Kalpurush"/>
+          <w:bCs/>
+          <w:color w:val="000000"/>
+          <w:sz w:val="28"/>
+        </w:rPr>
+        <w:t xml:space="preserve"> </w:t>
+      </w:r>
+      <w:proofErr w:type="spellStart"/>
+      <w:r>
+        <w:rPr>
+          <w:rFonts w:ascii="Kalpurush" w:eastAsia="Times New Roman" w:hAnsi="Kalpurush" w:cs="Kalpurush"/>
+          <w:bCs/>
+          <w:color w:val="000000"/>
+          <w:sz w:val="28"/>
+        </w:rPr>
+        <w:t>নং</w:t>
+      </w:r>
+      <w:proofErr w:type="spellEnd"/>
+      <w:r>
+        <w:rPr>
+          <w:rFonts w:ascii="Kalpurush" w:eastAsia="Times New Roman" w:hAnsi="Kalpurush" w:cs="Kalpurush"/>
+          <w:bCs/>
+          <w:color w:val="000000"/>
+          <w:sz w:val="28"/>
+        </w:rPr>
+        <w:t>- ৭(ঙ)</w:t>
+      </w:r>
       <w:r>
         <w:rPr>
           <w:rFonts w:ascii="Kalpurush" w:eastAsia="Times New Roman" w:hAnsi="Kalpurush" w:cs="Kalpurush"/>
@@ -5587,14 +7901,97 @@
           <w:szCs w:val="20"/>
           <w:lang w:bidi="ar-SA"/>
         </w:rPr>
+        <w:t xml:space="preserve"> </w:t>
+      </w:r>
+      <w:r>
+        <w:rPr>
+          <w:rFonts w:ascii="Kalpurush" w:eastAsia="Times New Roman" w:hAnsi="Kalpurush" w:cs="Kalpurush"/>
+          <w:color w:val="000000"/>
+          <w:sz w:val="20"/>
+          <w:szCs w:val="20"/>
+          <w:lang w:bidi="ar-SA"/>
+        </w:rPr>
+        <w:tab/>
+      </w:r>
+      <w:r>
+        <w:rPr>
+          <w:rFonts w:ascii="Kalpurush" w:eastAsia="Times New Roman" w:hAnsi="Kalpurush" w:cs="Kalpurush"/>
+          <w:color w:val="000000"/>
+          <w:sz w:val="20"/>
+          <w:szCs w:val="20"/>
+          <w:lang w:bidi="ar-SA"/>
+        </w:rPr>
+        <w:tab/>
+      </w:r>
+      <w:r>
+        <w:rPr>
+          <w:rFonts w:ascii="Kalpurush" w:eastAsia="Times New Roman" w:hAnsi="Kalpurush" w:cs="Kalpurush"/>
+          <w:color w:val="000000"/>
+          <w:sz w:val="20"/>
+          <w:szCs w:val="20"/>
+          <w:lang w:bidi="ar-SA"/>
+        </w:rPr>
+        <w:tab/>
+      </w:r>
+      <w:r>
+        <w:rPr>
+          <w:rFonts w:ascii="Kalpurush" w:eastAsia="Times New Roman" w:hAnsi="Kalpurush" w:cs="Kalpurush"/>
+          <w:color w:val="000000"/>
+          <w:sz w:val="20"/>
+          <w:szCs w:val="20"/>
+          <w:lang w:bidi="ar-SA"/>
+        </w:rPr>
+        <w:tab/>
+      </w:r>
+      <w:r>
+        <w:rPr>
+          <w:rFonts w:ascii="Kalpurush" w:eastAsia="Times New Roman" w:hAnsi="Kalpurush" w:cs="Kalpurush"/>
+          <w:color w:val="000000"/>
+          <w:sz w:val="20"/>
+          <w:szCs w:val="20"/>
+          <w:lang w:bidi="ar-SA"/>
+        </w:rPr>
+        <w:tab/>
+      </w:r>
+      <w:r>
+        <w:rPr>
+          <w:rFonts w:ascii="Kalpurush" w:eastAsia="Times New Roman" w:hAnsi="Kalpurush" w:cs="Kalpurush"/>
+          <w:color w:val="000000"/>
+          <w:sz w:val="20"/>
+          <w:szCs w:val="20"/>
+          <w:lang w:bidi="ar-SA"/>
+        </w:rPr>
+        <w:tab/>
+      </w:r>
+      <w:r>
+        <w:rPr>
+          <w:rFonts w:ascii="Kalpurush" w:eastAsia="Times New Roman" w:hAnsi="Kalpurush" w:cs="Kalpurush"/>
+          <w:color w:val="000000"/>
+          <w:sz w:val="20"/>
+          <w:szCs w:val="20"/>
+          <w:lang w:bidi="ar-SA"/>
+        </w:rPr>
+        <w:tab/>
+      </w:r>
+      <w:r>
+        <w:rPr>
+          <w:rFonts w:ascii="Kalpurush" w:eastAsia="Times New Roman" w:hAnsi="Kalpurush" w:cs="Kalpurush"/>
+          <w:b/>
+          <w:bCs/>
+          <w:color w:val="000000"/>
+          <w:sz w:val="30"/>
+          <w:szCs w:val="30"/>
+        </w:rPr>
         <w:t>(</w:t>
       </w:r>
       <w:r>
         <w:rPr>
           <w:rFonts w:ascii="Kalpurush" w:eastAsia="Times New Roman" w:hAnsi="Kalpurush" w:cs="Kalpurush"/>
-          <w:color w:val="000000"/>
-          <w:sz w:val="20"/>
-          <w:szCs w:val="20"/>
+          <w:b/>
+          <w:bCs/>
+          <w:color w:val="000000"/>
+          <w:sz w:val="30"/>
+          <w:szCs w:val="30"/>
           <w:cs/>
         </w:rPr>
         <w:t>ঙ)</w:t>
@@ -5602,9 +7999,11 @@
       <w:r>
         <w:rPr>
           <w:rFonts w:ascii="Kalpurush" w:eastAsia="Times New Roman" w:hAnsi="Kalpurush" w:cs="Kalpurush"/>
-          <w:color w:val="000000"/>
-          <w:sz w:val="20"/>
-          <w:szCs w:val="20"/>
+          <w:b/>
+          <w:bCs/>
+          <w:color w:val="000000"/>
+          <w:sz w:val="30"/>
+          <w:szCs w:val="30"/>
           <w:cs/>
         </w:rPr>
         <w:t xml:space="preserve"> </w:t>
@@ -5612,9 +8011,11 @@
       <w:r>
         <w:rPr>
           <w:rFonts w:ascii="Kalpurush" w:eastAsia="Times New Roman" w:hAnsi="Kalpurush" w:cs="Kalpurush"/>
-          <w:color w:val="000000"/>
-          <w:sz w:val="20"/>
-          <w:szCs w:val="20"/>
+          <w:b/>
+          <w:bCs/>
+          <w:color w:val="000000"/>
+          <w:sz w:val="30"/>
+          <w:szCs w:val="30"/>
           <w:cs/>
         </w:rPr>
         <w:t>পঞ্চম ভাগ</w:t>
@@ -5628,34 +8029,52 @@
         <w:outlineLvl w:val="1"/>
         <w:rPr>
           <w:rFonts w:ascii="Kalpurush" w:eastAsia="Times New Roman" w:hAnsi="Kalpurush" w:cs="Kalpurush"/>
-          <w:color w:val="000000"/>
-          <w:sz w:val="20"/>
-          <w:szCs w:val="20"/>
-          <w:lang w:bidi="ar-SA"/>
+          <w:b/>
+          <w:bCs/>
+          <w:color w:val="000000"/>
+          <w:sz w:val="24"/>
+          <w:szCs w:val="24"/>
+          <w:u w:val="single"/>
         </w:rPr>
       </w:pPr>
       <w:r>
         <w:rPr>
           <w:rFonts w:ascii="Kalpurush" w:eastAsia="Times New Roman" w:hAnsi="Kalpurush" w:cs="Kalpurush"/>
-          <w:color w:val="000000"/>
-          <w:sz w:val="20"/>
-          <w:szCs w:val="20"/>
+          <w:b/>
+          <w:bCs/>
+          <w:color w:val="000000"/>
+          <w:sz w:val="24"/>
+          <w:szCs w:val="24"/>
+          <w:u w:val="single"/>
           <w:cs/>
         </w:rPr>
         <w:t>আচরণের রেকর্ড</w:t>
+      </w:r>
+      <w:r>
+        <w:rPr>
+          <w:rFonts w:ascii="Kalpurush" w:eastAsia="Times New Roman" w:hAnsi="Kalpurush" w:cs="Kalpurush"/>
+          <w:b/>
+          <w:bCs/>
+          <w:color w:val="000000"/>
+          <w:sz w:val="24"/>
+          <w:szCs w:val="24"/>
+          <w:u w:val="single"/>
+        </w:rPr>
+        <w:t>:</w:t>
       </w:r>
     </w:p>
     <w:tbl>
       <w:tblPr>
         <w:tblStyle w:val="TableGrid"/>
-        <w:tblW w:w="10447" w:type="dxa"/>
+        <w:tblW w:w="14208" w:type="dxa"/>
+        <w:tblInd w:w="480" w:type="dxa"/>
         <w:tblLook w:val="04A0" w:firstRow="1" w:lastRow="0" w:firstColumn="1" w:lastColumn="0" w:noHBand="0" w:noVBand="1"/>
       </w:tblPr>
       <w:tblGrid>
-        <w:gridCol w:w="1214"/>
-        <w:gridCol w:w="5862"/>
-        <w:gridCol w:w="1939"/>
-        <w:gridCol w:w="1432"/>
+        <w:gridCol w:w="1241"/>
+        <w:gridCol w:w="6139"/>
+        <w:gridCol w:w="1640"/>
+        <w:gridCol w:w="5188"/>
       </w:tblGrid>
       <w:tr>
         <w:tc>
@@ -5747,7 +8166,7 @@
         </w:tc>
         <w:tc>
           <w:tcPr>
-            <w:tcW w:w="1462" w:type="dxa"/>
+            <w:tcW w:w="5223" w:type="dxa"/>
             <w:shd w:val="clear" w:color="auto" w:fill="D9D9D9" w:themeFill="background1" w:themeFillShade="D9"/>
           </w:tcPr>
           <w:p>
@@ -5878,7 +8297,7 @@
         </w:tc>
         <w:tc>
           <w:tcPr>
-            <w:tcW w:w="1462" w:type="dxa"/>
+            <w:tcW w:w="5223" w:type="dxa"/>
             <w:vAlign w:val="center"/>
           </w:tcPr>
           <w:p>
@@ -5942,8 +8361,8 @@
     <w:sectPr>
       <w:headerReference w:type="default" r:id="rId7"/>
       <w:footerReference w:type="default" r:id="rId8"/>
-      <w:pgSz w:w="12240" w:h="15840"/>
-      <w:pgMar w:top="720" w:right="432" w:bottom="0" w:left="1008" w:header="432" w:footer="288" w:gutter="0"/>
+      <w:pgSz w:w="15840" w:h="12240" w:orient="landscape"/>
+      <w:pgMar w:top="1008" w:right="720" w:bottom="432" w:left="0" w:header="432" w:footer="288" w:gutter="0"/>
       <w:cols w:space="720"/>
       <w:docGrid w:linePitch="360"/>
     </w:sectPr>
@@ -5952,7 +8371,7 @@
 </file>
 
 <file path=word/endnotes.xml><?xml version="1.0" encoding="utf-8"?>
-<w:endnotes xmlns:wpc="http://schemas.microsoft.com/office/word/2010/wordprocessingCanvas" xmlns:cx="http://schemas.microsoft.com/office/drawing/2014/chartex" xmlns:cx1="http://schemas.microsoft.com/office/drawing/2015/9/8/chartex" xmlns:cx2="http://schemas.microsoft.com/office/drawing/2015/10/21/chartex" xmlns:cx3="http://schemas.microsoft.com/office/drawing/2016/5/9/chartex" xmlns:cx4="http://schemas.microsoft.com/office/drawing/2016/5/10/chartex" xmlns:cx5="http://schemas.microsoft.com/office/drawing/2016/5/11/chartex" xmlns:cx6="http://schemas.microsoft.com/office/drawing/2016/5/12/chartex" xmlns:cx7="http://schemas.microsoft.com/office/drawing/2016/5/13/chartex" xmlns:cx8="http://schemas.microsoft.com/office/drawing/2016/5/14/chartex" xmlns:mc="http://schemas.openxmlformats.org/markup-compatibility/2006" xmlns:aink="http://schemas.microsoft.com/office/drawing/2016/ink" xmlns:am3d="http://schemas.microsoft.com/office/drawing/2017/model3d" xmlns:o="urn:schemas-microsoft-com:office:office" xmlns:oel="http://schemas.microsoft.com/office/2019/extlst" xmlns:r="http://schemas.openxmlformats.org/officeDocument/2006/relationships" xmlns:m="http://schemas.openxmlformats.org/officeDocument/2006/math" xmlns:v="urn:schemas-microsoft-com:vml" xmlns:wp14="http://schemas.microsoft.com/office/word/2010/wordprocessingDrawing" xmlns:wp="http://schemas.openxmlformats.org/drawingml/2006/wordprocessingDrawing" xmlns:w10="urn:schemas-microsoft-com:office:word" xmlns:w="http://schemas.openxmlformats.org/wordprocessingml/2006/main" xmlns:w14="http://schemas.microsoft.com/office/word/2010/wordml" xmlns:w15="http://schemas.microsoft.com/office/word/2012/wordml" xmlns:w16cex="http://schemas.microsoft.com/office/word/2018/wordml/cex" xmlns:w16cid="http://schemas.microsoft.com/office/word/2016/wordml/cid" xmlns:w16="http://schemas.microsoft.com/office/word/2018/wordml" xmlns:w16sdtdh="http://schemas.microsoft.com/office/word/2020/wordml/sdtdatahash" xmlns:w16se="http://schemas.microsoft.com/office/word/2015/wordml/symex" xmlns:wpg="http://schemas.microsoft.com/office/word/2010/wordprocessingGroup" xmlns:wpi="http://schemas.microsoft.com/office/word/2010/wordprocessingInk" xmlns:wne="http://schemas.microsoft.com/office/word/2006/wordml" xmlns:wps="http://schemas.microsoft.com/office/word/2010/wordprocessingShape" mc:Ignorable="w14 w15 w16se w16cid w16 w16cex w16sdtdh wp14">
+<w:endnotes xmlns:wpc="http://schemas.microsoft.com/office/word/2010/wordprocessingCanvas" xmlns:cx="http://schemas.microsoft.com/office/drawing/2014/chartex" xmlns:cx1="http://schemas.microsoft.com/office/drawing/2015/9/8/chartex" xmlns:cx2="http://schemas.microsoft.com/office/drawing/2015/10/21/chartex" xmlns:cx3="http://schemas.microsoft.com/office/drawing/2016/5/9/chartex" xmlns:cx4="http://schemas.microsoft.com/office/drawing/2016/5/10/chartex" xmlns:cx5="http://schemas.microsoft.com/office/drawing/2016/5/11/chartex" xmlns:cx6="http://schemas.microsoft.com/office/drawing/2016/5/12/chartex" xmlns:cx7="http://schemas.microsoft.com/office/drawing/2016/5/13/chartex" xmlns:cx8="http://schemas.microsoft.com/office/drawing/2016/5/14/chartex" xmlns:mc="http://schemas.openxmlformats.org/markup-compatibility/2006" xmlns:aink="http://schemas.microsoft.com/office/drawing/2016/ink" xmlns:am3d="http://schemas.microsoft.com/office/drawing/2017/model3d" xmlns:o="urn:schemas-microsoft-com:office:office" xmlns:oel="http://schemas.microsoft.com/office/2019/extlst" xmlns:r="http://schemas.openxmlformats.org/officeDocument/2006/relationships" xmlns:m="http://schemas.openxmlformats.org/officeDocument/2006/math" xmlns:v="urn:schemas-microsoft-com:vml" xmlns:wp14="http://schemas.microsoft.com/office/word/2010/wordprocessingDrawing" xmlns:wp="http://schemas.openxmlformats.org/drawingml/2006/wordprocessingDrawing" xmlns:w10="urn:schemas-microsoft-com:office:word" xmlns:w="http://schemas.openxmlformats.org/wordprocessingml/2006/main" xmlns:w14="http://schemas.microsoft.com/office/word/2010/wordml" xmlns:w15="http://schemas.microsoft.com/office/word/2012/wordml" xmlns:w16cex="http://schemas.microsoft.com/office/word/2018/wordml/cex" xmlns:w16cid="http://schemas.microsoft.com/office/word/2016/wordml/cid" xmlns:w16="http://schemas.microsoft.com/office/word/2018/wordml" xmlns:w16du="http://schemas.microsoft.com/office/word/2023/wordml/word16du" xmlns:w16sdtdh="http://schemas.microsoft.com/office/word/2020/wordml/sdtdatahash" xmlns:w16sdtfl="http://schemas.microsoft.com/office/word/2024/wordml/sdtformatlock" xmlns:w16se="http://schemas.microsoft.com/office/word/2015/wordml/symex" xmlns:wpg="http://schemas.microsoft.com/office/word/2010/wordprocessingGroup" xmlns:wpi="http://schemas.microsoft.com/office/word/2010/wordprocessingInk" xmlns:wne="http://schemas.microsoft.com/office/word/2006/wordml" xmlns:wps="http://schemas.microsoft.com/office/word/2010/wordprocessingShape" mc:Ignorable="w14 w15 w16se w16cid w16 w16cex w16sdtdh w16sdtfl w16du wp14">
   <w:endnote w:type="separator" w:id="-1">
     <w:p>
       <w:pPr>
@@ -5977,7 +8396,7 @@
 </file>
 
 <file path=word/footer1.xml><?xml version="1.0" encoding="utf-8"?>
-<w:ftr xmlns:wpc="http://schemas.microsoft.com/office/word/2010/wordprocessingCanvas" xmlns:cx="http://schemas.microsoft.com/office/drawing/2014/chartex" xmlns:cx1="http://schemas.microsoft.com/office/drawing/2015/9/8/chartex" xmlns:cx2="http://schemas.microsoft.com/office/drawing/2015/10/21/chartex" xmlns:cx3="http://schemas.microsoft.com/office/drawing/2016/5/9/chartex" xmlns:cx4="http://schemas.microsoft.com/office/drawing/2016/5/10/chartex" xmlns:cx5="http://schemas.microsoft.com/office/drawing/2016/5/11/chartex" xmlns:cx6="http://schemas.microsoft.com/office/drawing/2016/5/12/chartex" xmlns:cx7="http://schemas.microsoft.com/office/drawing/2016/5/13/chartex" xmlns:cx8="http://schemas.microsoft.com/office/drawing/2016/5/14/chartex" xmlns:mc="http://schemas.openxmlformats.org/markup-compatibility/2006" xmlns:aink="http://schemas.microsoft.com/office/drawing/2016/ink" xmlns:am3d="http://schemas.microsoft.com/office/drawing/2017/model3d" xmlns:o="urn:schemas-microsoft-com:office:office" xmlns:oel="http://schemas.microsoft.com/office/2019/extlst" xmlns:r="http://schemas.openxmlformats.org/officeDocument/2006/relationships" xmlns:m="http://schemas.openxmlformats.org/officeDocument/2006/math" xmlns:v="urn:schemas-microsoft-com:vml" xmlns:wp14="http://schemas.microsoft.com/office/word/2010/wordprocessingDrawing" xmlns:wp="http://schemas.openxmlformats.org/drawingml/2006/wordprocessingDrawing" xmlns:w10="urn:schemas-microsoft-com:office:word" xmlns:w="http://schemas.openxmlformats.org/wordprocessingml/2006/main" xmlns:w14="http://schemas.microsoft.com/office/word/2010/wordml" xmlns:w15="http://schemas.microsoft.com/office/word/2012/wordml" xmlns:w16cex="http://schemas.microsoft.com/office/word/2018/wordml/cex" xmlns:w16cid="http://schemas.microsoft.com/office/word/2016/wordml/cid" xmlns:w16="http://schemas.microsoft.com/office/word/2018/wordml" xmlns:w16sdtdh="http://schemas.microsoft.com/office/word/2020/wordml/sdtdatahash" xmlns:w16se="http://schemas.microsoft.com/office/word/2015/wordml/symex" xmlns:wpg="http://schemas.microsoft.com/office/word/2010/wordprocessingGroup" xmlns:wpi="http://schemas.microsoft.com/office/word/2010/wordprocessingInk" xmlns:wne="http://schemas.microsoft.com/office/word/2006/wordml" xmlns:wps="http://schemas.microsoft.com/office/word/2010/wordprocessingShape" mc:Ignorable="w14 w15 w16se w16cid w16 w16cex w16sdtdh wp14">
+<w:ftr xmlns:wpc="http://schemas.microsoft.com/office/word/2010/wordprocessingCanvas" xmlns:cx="http://schemas.microsoft.com/office/drawing/2014/chartex" xmlns:cx1="http://schemas.microsoft.com/office/drawing/2015/9/8/chartex" xmlns:cx2="http://schemas.microsoft.com/office/drawing/2015/10/21/chartex" xmlns:cx3="http://schemas.microsoft.com/office/drawing/2016/5/9/chartex" xmlns:cx4="http://schemas.microsoft.com/office/drawing/2016/5/10/chartex" xmlns:cx5="http://schemas.microsoft.com/office/drawing/2016/5/11/chartex" xmlns:cx6="http://schemas.microsoft.com/office/drawing/2016/5/12/chartex" xmlns:cx7="http://schemas.microsoft.com/office/drawing/2016/5/13/chartex" xmlns:cx8="http://schemas.microsoft.com/office/drawing/2016/5/14/chartex" xmlns:mc="http://schemas.openxmlformats.org/markup-compatibility/2006" xmlns:aink="http://schemas.microsoft.com/office/drawing/2016/ink" xmlns:am3d="http://schemas.microsoft.com/office/drawing/2017/model3d" xmlns:o="urn:schemas-microsoft-com:office:office" xmlns:oel="http://schemas.microsoft.com/office/2019/extlst" xmlns:r="http://schemas.openxmlformats.org/officeDocument/2006/relationships" xmlns:m="http://schemas.openxmlformats.org/officeDocument/2006/math" xmlns:v="urn:schemas-microsoft-com:vml" xmlns:wp14="http://schemas.microsoft.com/office/word/2010/wordprocessingDrawing" xmlns:wp="http://schemas.openxmlformats.org/drawingml/2006/wordprocessingDrawing" xmlns:w10="urn:schemas-microsoft-com:office:word" xmlns:w="http://schemas.openxmlformats.org/wordprocessingml/2006/main" xmlns:w14="http://schemas.microsoft.com/office/word/2010/wordml" xmlns:w15="http://schemas.microsoft.com/office/word/2012/wordml" xmlns:w16cex="http://schemas.microsoft.com/office/word/2018/wordml/cex" xmlns:w16cid="http://schemas.microsoft.com/office/word/2016/wordml/cid" xmlns:w16="http://schemas.microsoft.com/office/word/2018/wordml" xmlns:w16du="http://schemas.microsoft.com/office/word/2023/wordml/word16du" xmlns:w16sdtdh="http://schemas.microsoft.com/office/word/2020/wordml/sdtdatahash" xmlns:w16sdtfl="http://schemas.microsoft.com/office/word/2024/wordml/sdtformatlock" xmlns:w16se="http://schemas.microsoft.com/office/word/2015/wordml/symex" xmlns:wpg="http://schemas.microsoft.com/office/word/2010/wordprocessingGroup" xmlns:wpi="http://schemas.microsoft.com/office/word/2010/wordprocessingInk" xmlns:wne="http://schemas.microsoft.com/office/word/2006/wordml" xmlns:wps="http://schemas.microsoft.com/office/word/2010/wordprocessingShape" mc:Ignorable="w14 w15 w16se w16cid w16 w16cex w16sdtdh w16sdtfl w16du wp14">
   <w:p>
     <w:pPr>
       <w:spacing w:after="0" w:line="240" w:lineRule="auto"/>
@@ -6060,7 +8479,7 @@
       </w:rPr>
       <w:t xml:space="preserve"> </w:t>
     </w:r>
-    <w:bookmarkStart w:id="3" w:name="_Hlk42014154"/>
+    <w:bookmarkStart w:id="4" w:name="_Hlk42014154"/>
     <w:proofErr w:type="spellStart"/>
     <w:r>
       <w:rPr>
@@ -6079,7 +8498,7 @@
       </w:rPr>
       <w:t xml:space="preserve"> +88 02 44891072</w:t>
     </w:r>
-    <w:bookmarkEnd w:id="3"/>
+    <w:bookmarkEnd w:id="4"/>
     <w:r>
       <w:rPr>
         <w:rFonts w:ascii="Kalpurush" w:hAnsi="Kalpurush" w:cs="Kalpurush"/>
@@ -6244,7 +8663,7 @@
 </file>
 
 <file path=word/footnotes.xml><?xml version="1.0" encoding="utf-8"?>
-<w:footnotes xmlns:wpc="http://schemas.microsoft.com/office/word/2010/wordprocessingCanvas" xmlns:cx="http://schemas.microsoft.com/office/drawing/2014/chartex" xmlns:cx1="http://schemas.microsoft.com/office/drawing/2015/9/8/chartex" xmlns:cx2="http://schemas.microsoft.com/office/drawing/2015/10/21/chartex" xmlns:cx3="http://schemas.microsoft.com/office/drawing/2016/5/9/chartex" xmlns:cx4="http://schemas.microsoft.com/office/drawing/2016/5/10/chartex" xmlns:cx5="http://schemas.microsoft.com/office/drawing/2016/5/11/chartex" xmlns:cx6="http://schemas.microsoft.com/office/drawing/2016/5/12/chartex" xmlns:cx7="http://schemas.microsoft.com/office/drawing/2016/5/13/chartex" xmlns:cx8="http://schemas.microsoft.com/office/drawing/2016/5/14/chartex" xmlns:mc="http://schemas.openxmlformats.org/markup-compatibility/2006" xmlns:aink="http://schemas.microsoft.com/office/drawing/2016/ink" xmlns:am3d="http://schemas.microsoft.com/office/drawing/2017/model3d" xmlns:o="urn:schemas-microsoft-com:office:office" xmlns:oel="http://schemas.microsoft.com/office/2019/extlst" xmlns:r="http://schemas.openxmlformats.org/officeDocument/2006/relationships" xmlns:m="http://schemas.openxmlformats.org/officeDocument/2006/math" xmlns:v="urn:schemas-microsoft-com:vml" xmlns:wp14="http://schemas.microsoft.com/office/word/2010/wordprocessingDrawing" xmlns:wp="http://schemas.openxmlformats.org/drawingml/2006/wordprocessingDrawing" xmlns:w10="urn:schemas-microsoft-com:office:word" xmlns:w="http://schemas.openxmlformats.org/wordprocessingml/2006/main" xmlns:w14="http://schemas.microsoft.com/office/word/2010/wordml" xmlns:w15="http://schemas.microsoft.com/office/word/2012/wordml" xmlns:w16cex="http://schemas.microsoft.com/office/word/2018/wordml/cex" xmlns:w16cid="http://schemas.microsoft.com/office/word/2016/wordml/cid" xmlns:w16="http://schemas.microsoft.com/office/word/2018/wordml" xmlns:w16sdtdh="http://schemas.microsoft.com/office/word/2020/wordml/sdtdatahash" xmlns:w16se="http://schemas.microsoft.com/office/word/2015/wordml/symex" xmlns:wpg="http://schemas.microsoft.com/office/word/2010/wordprocessingGroup" xmlns:wpi="http://schemas.microsoft.com/office/word/2010/wordprocessingInk" xmlns:wne="http://schemas.microsoft.com/office/word/2006/wordml" xmlns:wps="http://schemas.microsoft.com/office/word/2010/wordprocessingShape" mc:Ignorable="w14 w15 w16se w16cid w16 w16cex w16sdtdh wp14">
+<w:footnotes xmlns:wpc="http://schemas.microsoft.com/office/word/2010/wordprocessingCanvas" xmlns:cx="http://schemas.microsoft.com/office/drawing/2014/chartex" xmlns:cx1="http://schemas.microsoft.com/office/drawing/2015/9/8/chartex" xmlns:cx2="http://schemas.microsoft.com/office/drawing/2015/10/21/chartex" xmlns:cx3="http://schemas.microsoft.com/office/drawing/2016/5/9/chartex" xmlns:cx4="http://schemas.microsoft.com/office/drawing/2016/5/10/chartex" xmlns:cx5="http://schemas.microsoft.com/office/drawing/2016/5/11/chartex" xmlns:cx6="http://schemas.microsoft.com/office/drawing/2016/5/12/chartex" xmlns:cx7="http://schemas.microsoft.com/office/drawing/2016/5/13/chartex" xmlns:cx8="http://schemas.microsoft.com/office/drawing/2016/5/14/chartex" xmlns:mc="http://schemas.openxmlformats.org/markup-compatibility/2006" xmlns:aink="http://schemas.microsoft.com/office/drawing/2016/ink" xmlns:am3d="http://schemas.microsoft.com/office/drawing/2017/model3d" xmlns:o="urn:schemas-microsoft-com:office:office" xmlns:oel="http://schemas.microsoft.com/office/2019/extlst" xmlns:r="http://schemas.openxmlformats.org/officeDocument/2006/relationships" xmlns:m="http://schemas.openxmlformats.org/officeDocument/2006/math" xmlns:v="urn:schemas-microsoft-com:vml" xmlns:wp14="http://schemas.microsoft.com/office/word/2010/wordprocessingDrawing" xmlns:wp="http://schemas.openxmlformats.org/drawingml/2006/wordprocessingDrawing" xmlns:w10="urn:schemas-microsoft-com:office:word" xmlns:w="http://schemas.openxmlformats.org/wordprocessingml/2006/main" xmlns:w14="http://schemas.microsoft.com/office/word/2010/wordml" xmlns:w15="http://schemas.microsoft.com/office/word/2012/wordml" xmlns:w16cex="http://schemas.microsoft.com/office/word/2018/wordml/cex" xmlns:w16cid="http://schemas.microsoft.com/office/word/2016/wordml/cid" xmlns:w16="http://schemas.microsoft.com/office/word/2018/wordml" xmlns:w16du="http://schemas.microsoft.com/office/word/2023/wordml/word16du" xmlns:w16sdtdh="http://schemas.microsoft.com/office/word/2020/wordml/sdtdatahash" xmlns:w16sdtfl="http://schemas.microsoft.com/office/word/2024/wordml/sdtformatlock" xmlns:w16se="http://schemas.microsoft.com/office/word/2015/wordml/symex" xmlns:wpg="http://schemas.microsoft.com/office/word/2010/wordprocessingGroup" xmlns:wpi="http://schemas.microsoft.com/office/word/2010/wordprocessingInk" xmlns:wne="http://schemas.microsoft.com/office/word/2006/wordml" xmlns:wps="http://schemas.microsoft.com/office/word/2010/wordprocessingShape" mc:Ignorable="w14 w15 w16se w16cid w16 w16cex w16sdtdh w16sdtfl w16du wp14">
   <w:footnote w:type="separator" w:id="-1">
     <w:p>
       <w:pPr>
@@ -6269,11 +8688,11 @@
 </file>
 
 <file path=word/header1.xml><?xml version="1.0" encoding="utf-8"?>
-<w:hdr xmlns:wpc="http://schemas.microsoft.com/office/word/2010/wordprocessingCanvas" xmlns:cx="http://schemas.microsoft.com/office/drawing/2014/chartex" xmlns:cx1="http://schemas.microsoft.com/office/drawing/2015/9/8/chartex" xmlns:cx2="http://schemas.microsoft.com/office/drawing/2015/10/21/chartex" xmlns:cx3="http://schemas.microsoft.com/office/drawing/2016/5/9/chartex" xmlns:cx4="http://schemas.microsoft.com/office/drawing/2016/5/10/chartex" xmlns:cx5="http://schemas.microsoft.com/office/drawing/2016/5/11/chartex" xmlns:cx6="http://schemas.microsoft.com/office/drawing/2016/5/12/chartex" xmlns:cx7="http://schemas.microsoft.com/office/drawing/2016/5/13/chartex" xmlns:cx8="http://schemas.microsoft.com/office/drawing/2016/5/14/chartex" xmlns:mc="http://schemas.openxmlformats.org/markup-compatibility/2006" xmlns:aink="http://schemas.microsoft.com/office/drawing/2016/ink" xmlns:am3d="http://schemas.microsoft.com/office/drawing/2017/model3d" xmlns:o="urn:schemas-microsoft-com:office:office" xmlns:oel="http://schemas.microsoft.com/office/2019/extlst" xmlns:r="http://schemas.openxmlformats.org/officeDocument/2006/relationships" xmlns:m="http://schemas.openxmlformats.org/officeDocument/2006/math" xmlns:v="urn:schemas-microsoft-com:vml" xmlns:wp14="http://schemas.microsoft.com/office/word/2010/wordprocessingDrawing" xmlns:wp="http://schemas.openxmlformats.org/drawingml/2006/wordprocessingDrawing" xmlns:w10="urn:schemas-microsoft-com:office:word" xmlns:w="http://schemas.openxmlformats.org/wordprocessingml/2006/main" xmlns:w14="http://schemas.microsoft.com/office/word/2010/wordml" xmlns:w15="http://schemas.microsoft.com/office/word/2012/wordml" xmlns:w16cex="http://schemas.microsoft.com/office/word/2018/wordml/cex" xmlns:w16cid="http://schemas.microsoft.com/office/word/2016/wordml/cid" xmlns:w16="http://schemas.microsoft.com/office/word/2018/wordml" xmlns:w16sdtdh="http://schemas.microsoft.com/office/word/2020/wordml/sdtdatahash" xmlns:w16se="http://schemas.microsoft.com/office/word/2015/wordml/symex" xmlns:wpg="http://schemas.microsoft.com/office/word/2010/wordprocessingGroup" xmlns:wpi="http://schemas.microsoft.com/office/word/2010/wordprocessingInk" xmlns:wne="http://schemas.microsoft.com/office/word/2006/wordml" xmlns:wps="http://schemas.microsoft.com/office/word/2010/wordprocessingShape" mc:Ignorable="w14 w15 w16se w16cid w16 w16cex w16sdtdh wp14">
+<w:hdr xmlns:wpc="http://schemas.microsoft.com/office/word/2010/wordprocessingCanvas" xmlns:cx="http://schemas.microsoft.com/office/drawing/2014/chartex" xmlns:cx1="http://schemas.microsoft.com/office/drawing/2015/9/8/chartex" xmlns:cx2="http://schemas.microsoft.com/office/drawing/2015/10/21/chartex" xmlns:cx3="http://schemas.microsoft.com/office/drawing/2016/5/9/chartex" xmlns:cx4="http://schemas.microsoft.com/office/drawing/2016/5/10/chartex" xmlns:cx5="http://schemas.microsoft.com/office/drawing/2016/5/11/chartex" xmlns:cx6="http://schemas.microsoft.com/office/drawing/2016/5/12/chartex" xmlns:cx7="http://schemas.microsoft.com/office/drawing/2016/5/13/chartex" xmlns:cx8="http://schemas.microsoft.com/office/drawing/2016/5/14/chartex" xmlns:mc="http://schemas.openxmlformats.org/markup-compatibility/2006" xmlns:aink="http://schemas.microsoft.com/office/drawing/2016/ink" xmlns:am3d="http://schemas.microsoft.com/office/drawing/2017/model3d" xmlns:o="urn:schemas-microsoft-com:office:office" xmlns:oel="http://schemas.microsoft.com/office/2019/extlst" xmlns:r="http://schemas.openxmlformats.org/officeDocument/2006/relationships" xmlns:m="http://schemas.openxmlformats.org/officeDocument/2006/math" xmlns:v="urn:schemas-microsoft-com:vml" xmlns:wp14="http://schemas.microsoft.com/office/word/2010/wordprocessingDrawing" xmlns:wp="http://schemas.openxmlformats.org/drawingml/2006/wordprocessingDrawing" xmlns:w10="urn:schemas-microsoft-com:office:word" xmlns:w="http://schemas.openxmlformats.org/wordprocessingml/2006/main" xmlns:w14="http://schemas.microsoft.com/office/word/2010/wordml" xmlns:w15="http://schemas.microsoft.com/office/word/2012/wordml" xmlns:w16cex="http://schemas.microsoft.com/office/word/2018/wordml/cex" xmlns:w16cid="http://schemas.microsoft.com/office/word/2016/wordml/cid" xmlns:w16="http://schemas.microsoft.com/office/word/2018/wordml" xmlns:w16du="http://schemas.microsoft.com/office/word/2023/wordml/word16du" xmlns:w16sdtdh="http://schemas.microsoft.com/office/word/2020/wordml/sdtdatahash" xmlns:w16sdtfl="http://schemas.microsoft.com/office/word/2024/wordml/sdtformatlock" xmlns:w16se="http://schemas.microsoft.com/office/word/2015/wordml/symex" xmlns:wpg="http://schemas.microsoft.com/office/word/2010/wordprocessingGroup" xmlns:wpi="http://schemas.microsoft.com/office/word/2010/wordprocessingInk" xmlns:wne="http://schemas.microsoft.com/office/word/2006/wordml" xmlns:wps="http://schemas.microsoft.com/office/word/2010/wordprocessingShape" mc:Ignorable="w14 w15 w16se w16cid w16 w16cex w16sdtdh w16sdtfl w16du wp14">
   <w:p>
     <w:pPr>
       <w:spacing w:after="0" w:line="240" w:lineRule="auto"/>
-      <w:jc w:val="both"/>
+      <w:jc w:val="center"/>
       <w:rPr>
         <w:rFonts w:ascii="Kalpurush" w:hAnsi="Kalpurush" w:cs="Kalpurush"/>
         <w:b/>
@@ -6285,192 +8704,8 @@
         <w:cs/>
       </w:rPr>
     </w:pPr>
-    <w:bookmarkStart w:id="1" w:name="_Hlk36368355"/>
-    <w:bookmarkStart w:id="2" w:name="_Hlk36379663"/>
-    <w:r>
-      <w:rPr>
-        <w:rFonts w:ascii="Kalpurush" w:eastAsia="Times New Roman" w:hAnsi="Kalpurush" w:cs="Kalpurush"/>
-        <w:b/>
-        <w:noProof/>
-        <w:color w:val="000000"/>
-        <w:sz w:val="40"/>
-        <w:szCs w:val="40"/>
-        <w:lang w:bidi="ar-SA"/>
-      </w:rPr>
-      <mc:AlternateContent>
-        <mc:Choice Requires="wps">
-          <w:drawing>
-            <wp:anchor distT="0" distB="0" distL="114300" distR="114300" simplePos="0" relativeHeight="251658240" behindDoc="1" locked="0" layoutInCell="1" allowOverlap="1" wp14:anchorId="0EE6753A" wp14:editId="3A2BF62E">
-              <wp:simplePos x="0" y="0"/>
-              <wp:positionH relativeFrom="column">
-                <wp:posOffset>4674870</wp:posOffset>
-              </wp:positionH>
-              <wp:positionV relativeFrom="paragraph">
-                <wp:posOffset>-7620</wp:posOffset>
-              </wp:positionV>
-              <wp:extent cx="1896110" cy="790575"/>
-              <wp:effectExtent l="0" t="0" r="8890" b="9525"/>
-              <wp:wrapThrough wrapText="bothSides">
-                <wp:wrapPolygon edited="0">
-                  <wp:start x="0" y="0"/>
-                  <wp:lineTo x="0" y="21340"/>
-                  <wp:lineTo x="21484" y="21340"/>
-                  <wp:lineTo x="21484" y="0"/>
-                  <wp:lineTo x="0" y="0"/>
-                </wp:wrapPolygon>
-              </wp:wrapThrough>
-              <wp:docPr id="5" name="Rectangle 5"/>
-              <wp:cNvGraphicFramePr/>
-              <a:graphic xmlns:a="http://schemas.openxmlformats.org/drawingml/2006/main">
-                <a:graphicData uri="http://schemas.microsoft.com/office/word/2010/wordprocessingShape">
-                  <wps:wsp>
-                    <wps:cNvSpPr/>
-                    <wps:spPr>
-                      <a:xfrm>
-                        <a:off x="0" y="0"/>
-                        <a:ext cx="1896110" cy="790575"/>
-                      </a:xfrm>
-                      <a:prstGeom prst="rect">
-                        <a:avLst/>
-                      </a:prstGeom>
-                      <a:solidFill>
-                        <a:sysClr val="window" lastClr="FFFFFF"/>
-                      </a:solidFill>
-                      <a:ln w="25400" cap="flat" cmpd="sng" algn="ctr">
-                        <a:noFill/>
-                        <a:prstDash val="solid"/>
-                      </a:ln>
-                      <a:effectLst/>
-                    </wps:spPr>
-                    <wps:txbx>
-                      <w:txbxContent>
-                        <w:p>
-                          <w:pPr>
-                            <w:spacing w:after="0"/>
-                            <w:jc w:val="center"/>
-                            <w:rPr>
-                              <w:rFonts w:ascii="Kalpurush" w:hAnsi="Kalpurush" w:cs="Kalpurush"/>
-                              <w:b/>
-                              <w:bCs/>
-                              <w:sz w:val="32"/>
-                              <w:szCs w:val="40"/>
-                            </w:rPr>
-                          </w:pPr>
-                          <w:r>
-                            <w:rPr>
-                              <w:rFonts w:ascii="Kalpurush" w:hAnsi="Kalpurush" w:cs="Kalpurush"/>
-                              <w:b/>
-                              <w:bCs/>
-                              <w:sz w:val="32"/>
-                              <w:szCs w:val="40"/>
-                            </w:rPr>
-                            <w:t>Service Book</w:t>
-                          </w:r>
-                        </w:p>
-                        <w:p>
-                          <w:pPr>
-                            <w:spacing w:after="0"/>
-                            <w:jc w:val="center"/>
-                            <w:rPr>
-                              <w:rFonts w:ascii="Kalpurush" w:hAnsi="Kalpurush" w:cs="Kalpurush"/>
-                              <w:b/>
-                              <w:bCs/>
-                              <w:sz w:val="32"/>
-                              <w:szCs w:val="40"/>
-                            </w:rPr>
-                          </w:pPr>
-                          <w:r>
-                            <w:rPr>
-                              <w:rFonts w:ascii="Kalpurush" w:eastAsia="Times New Roman" w:hAnsi="Kalpurush" w:cs="Kalpurush"/>
-                              <w:b/>
-                              <w:color w:val="000000" w:themeColor="text1"/>
-                              <w:sz w:val="32"/>
-                              <w:szCs w:val="40"/>
-                              <w:cs/>
-                            </w:rPr>
-                            <w:t>সার্ভিস বই</w:t>
-                          </w:r>
-                        </w:p>
-                      </w:txbxContent>
-                    </wps:txbx>
-                    <wps:bodyPr rot="0" spcFirstLastPara="0" vertOverflow="overflow" horzOverflow="overflow" vert="horz" wrap="square" lIns="91440" tIns="45720" rIns="91440" bIns="45720" numCol="1" spcCol="0" rtlCol="0" fromWordArt="0" anchor="ctr" anchorCtr="0" forceAA="0" compatLnSpc="1">
-                      <a:prstTxWarp prst="textNoShape">
-                        <a:avLst/>
-                      </a:prstTxWarp>
-                      <a:noAutofit/>
-                    </wps:bodyPr>
-                  </wps:wsp>
-                </a:graphicData>
-              </a:graphic>
-              <wp14:sizeRelH relativeFrom="margin">
-                <wp14:pctWidth>0</wp14:pctWidth>
-              </wp14:sizeRelH>
-              <wp14:sizeRelV relativeFrom="margin">
-                <wp14:pctHeight>0</wp14:pctHeight>
-              </wp14:sizeRelV>
-            </wp:anchor>
-          </w:drawing>
-        </mc:Choice>
-        <mc:Fallback>
-          <w:pict>
-            <v:rect w14:anchorId="0EE6753A" id="Rectangle 5" o:spid="_x0000_s1026" style="position:absolute;left:0;text-align:left;margin-left:368.1pt;margin-top:-.6pt;width:149.3pt;height:62.25pt;z-index:-251658240;visibility:visible;mso-wrap-style:square;mso-width-percent:0;mso-height-percent:0;mso-wrap-distance-left:9pt;mso-wrap-distance-top:0;mso-wrap-distance-right:9pt;mso-wrap-distance-bottom:0;mso-position-horizontal:absolute;mso-position-horizontal-relative:text;mso-position-vertical:absolute;mso-position-vertical-relative:text;mso-width-percent:0;mso-height-percent:0;mso-width-relative:margin;mso-height-relative:margin;v-text-anchor:middle" o:gfxdata="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" fillcolor="window" stroked="f" strokeweight="2pt">
-              <v:textbox>
-                <w:txbxContent>
-                  <w:p>
-                    <w:pPr>
-                      <w:spacing w:after="0"/>
-                      <w:jc w:val="center"/>
-                      <w:rPr>
-                        <w:rFonts w:ascii="Kalpurush" w:hAnsi="Kalpurush" w:cs="Kalpurush"/>
-                        <w:b/>
-                        <w:bCs/>
-                        <w:sz w:val="32"/>
-                        <w:szCs w:val="40"/>
-                      </w:rPr>
-                    </w:pPr>
-                    <w:r>
-                      <w:rPr>
-                        <w:rFonts w:ascii="Kalpurush" w:hAnsi="Kalpurush" w:cs="Kalpurush"/>
-                        <w:b/>
-                        <w:bCs/>
-                        <w:sz w:val="32"/>
-                        <w:szCs w:val="40"/>
-                      </w:rPr>
-                      <w:t>Service Book</w:t>
-                    </w:r>
-                  </w:p>
-                  <w:p>
-                    <w:pPr>
-                      <w:spacing w:after="0"/>
-                      <w:jc w:val="center"/>
-                      <w:rPr>
-                        <w:rFonts w:ascii="Kalpurush" w:hAnsi="Kalpurush" w:cs="Kalpurush"/>
-                        <w:b/>
-                        <w:bCs/>
-                        <w:sz w:val="32"/>
-                        <w:szCs w:val="40"/>
-                      </w:rPr>
-                    </w:pPr>
-                    <w:r>
-                      <w:rPr>
-                        <w:rFonts w:ascii="Kalpurush" w:eastAsia="Times New Roman" w:hAnsi="Kalpurush" w:cs="Kalpurush"/>
-                        <w:b/>
-                        <w:color w:val="000000" w:themeColor="text1"/>
-                        <w:sz w:val="32"/>
-                        <w:szCs w:val="40"/>
-                        <w:cs/>
-                      </w:rPr>
-                      <w:t>সার্ভিস বই</w:t>
-                    </w:r>
-                  </w:p>
-                </w:txbxContent>
-              </v:textbox>
-              <w10:wrap type="through"/>
-            </v:rect>
-          </w:pict>
-        </mc:Fallback>
-      </mc:AlternateContent>
-    </w:r>
+    <w:bookmarkStart w:id="2" w:name="_Hlk36368355"/>
+    <w:bookmarkStart w:id="3" w:name="_Hlk36379663"/>
     <w:r>
       <w:rPr>
         <w:rFonts w:ascii="Kalpurush" w:hAnsi="Kalpurush" w:cs="Kalpurush"/>
@@ -6484,7 +8719,7 @@
       </w:rPr>
       <w:t>বেসিক এ্যাপারেলস লি</w:t>
     </w:r>
-    <w:bookmarkEnd w:id="1"/>
+    <w:bookmarkEnd w:id="2"/>
     <w:r>
       <w:rPr>
         <w:rFonts w:ascii="Kalpurush" w:hAnsi="Kalpurush" w:cs="Kalpurush"/>
@@ -6498,12 +8733,12 @@
       </w:rPr>
       <w:t>মিটেড</w:t>
     </w:r>
-    <w:bookmarkEnd w:id="2"/>
+    <w:bookmarkEnd w:id="3"/>
   </w:p>
   <w:p>
     <w:pPr>
       <w:spacing w:after="0" w:line="240" w:lineRule="auto"/>
-      <w:jc w:val="both"/>
+      <w:jc w:val="center"/>
       <w:rPr>
         <w:rFonts w:ascii="Kalpurush" w:hAnsi="Kalpurush" w:cs="Kalpurush"/>
         <w:b/>
@@ -6561,6 +8796,7 @@
   <w:p>
     <w:pPr>
       <w:pStyle w:val="Header"/>
+      <w:jc w:val="center"/>
       <w:rPr>
         <w:rFonts w:ascii="Kalpurush" w:eastAsia="Times New Roman" w:hAnsi="Kalpurush" w:cs="Kalpurush"/>
         <w:color w:val="000000"/>
@@ -6576,7 +8812,36 @@
         <w:szCs w:val="24"/>
         <w:cs/>
       </w:rPr>
-      <w:t xml:space="preserve">ফরমঃ </w:t>
+      <w:t>ফরম</w:t>
+    </w:r>
+    <w:r>
+      <w:rPr>
+        <w:rFonts w:ascii="Kalpurush" w:eastAsia="Times New Roman" w:hAnsi="Kalpurush" w:cs="Kalpurush"/>
+        <w:color w:val="000000"/>
+        <w:sz w:val="24"/>
+        <w:szCs w:val="24"/>
+      </w:rPr>
+      <w:t xml:space="preserve"> </w:t>
+    </w:r>
+    <w:proofErr w:type="spellStart"/>
+    <w:r>
+      <w:rPr>
+        <w:rFonts w:ascii="Kalpurush" w:eastAsia="Times New Roman" w:hAnsi="Kalpurush" w:cs="Kalpurush"/>
+        <w:color w:val="000000"/>
+        <w:sz w:val="24"/>
+        <w:szCs w:val="24"/>
+      </w:rPr>
+      <w:t>নং</w:t>
+    </w:r>
+    <w:proofErr w:type="spellEnd"/>
+    <w:r>
+      <w:rPr>
+        <w:rFonts w:ascii="Kalpurush" w:eastAsia="Times New Roman" w:hAnsi="Kalpurush" w:cs="Kalpurush"/>
+        <w:color w:val="000000"/>
+        <w:sz w:val="24"/>
+        <w:szCs w:val="24"/>
+      </w:rPr>
+      <w:t>:- [</w:t>
     </w:r>
     <w:r>
       <w:rPr>
@@ -6633,7 +8898,7 @@
 </file>
 
 <file path=word/styles.xml><?xml version="1.0" encoding="utf-8"?>
-<w:styles xmlns:mc="http://schemas.openxmlformats.org/markup-compatibility/2006" xmlns:r="http://schemas.openxmlformats.org/officeDocument/2006/relationships" xmlns:w="http://schemas.openxmlformats.org/wordprocessingml/2006/main" xmlns:w14="http://schemas.microsoft.com/office/word/2010/wordml" xmlns:w15="http://schemas.microsoft.com/office/word/2012/wordml" xmlns:w16cex="http://schemas.microsoft.com/office/word/2018/wordml/cex" xmlns:w16cid="http://schemas.microsoft.com/office/word/2016/wordml/cid" xmlns:w16="http://schemas.microsoft.com/office/word/2018/wordml" xmlns:w16sdtdh="http://schemas.microsoft.com/office/word/2020/wordml/sdtdatahash" xmlns:w16se="http://schemas.microsoft.com/office/word/2015/wordml/symex" mc:Ignorable="w14 w15 w16se w16cid w16 w16cex w16sdtdh">
+<w:styles xmlns:mc="http://schemas.openxmlformats.org/markup-compatibility/2006" xmlns:r="http://schemas.openxmlformats.org/officeDocument/2006/relationships" xmlns:w="http://schemas.openxmlformats.org/wordprocessingml/2006/main" xmlns:w14="http://schemas.microsoft.com/office/word/2010/wordml" xmlns:w15="http://schemas.microsoft.com/office/word/2012/wordml" xmlns:w16cex="http://schemas.microsoft.com/office/word/2018/wordml/cex" xmlns:w16cid="http://schemas.microsoft.com/office/word/2016/wordml/cid" xmlns:w16="http://schemas.microsoft.com/office/word/2018/wordml" xmlns:w16du="http://schemas.microsoft.com/office/word/2023/wordml/word16du" xmlns:w16sdtdh="http://schemas.microsoft.com/office/word/2020/wordml/sdtdatahash" xmlns:w16sdtfl="http://schemas.microsoft.com/office/word/2024/wordml/sdtformatlock" xmlns:w16se="http://schemas.microsoft.com/office/word/2015/wordml/symex" mc:Ignorable="w14 w15 w16se w16cid w16 w16cex w16sdtdh w16sdtfl w16du">
   <w:docDefaults>
     <w:rPrDefault>
       <w:rPr>
